--- a/Data Skew.docx
+++ b/Data Skew.docx
@@ -2963,11 +2963,115 @@
           <w:szCs w:val="48"/>
           <w:lang w:eastAsia="en-IN"/>
         </w:rPr>
-        <w:t xml:space="preserve">🎯 </w:t>
-      </w:r>
-      <w:bookmarkStart w:id="0" w:name="_GoBack"/>
-      <w:bookmarkEnd w:id="0"/>
-      <w:r>
+        <w:t>🎯 Interview Level Answer (Senior)</w:t>
+      </w:r>
+    </w:p>
+    <w:p>
+      <w:pPr>
+        <w:spacing w:before="100" w:beforeAutospacing="1" w:after="100" w:afterAutospacing="1" w:line="240" w:lineRule="auto"/>
+        <w:rPr>
+          <w:rFonts w:ascii="Times New Roman" w:eastAsia="Times New Roman" w:hAnsi="Times New Roman" w:cs="Times New Roman"/>
+          <w:sz w:val="24"/>
+          <w:szCs w:val="24"/>
+          <w:lang w:eastAsia="en-IN"/>
+        </w:rPr>
+      </w:pPr>
+      <w:r>
+        <w:rPr>
+          <w:rFonts w:ascii="Times New Roman" w:eastAsia="Times New Roman" w:hAnsi="Times New Roman" w:cs="Times New Roman"/>
+          <w:sz w:val="24"/>
+          <w:szCs w:val="24"/>
+          <w:lang w:eastAsia="en-IN"/>
+        </w:rPr>
+        <w:t>If interviewer asks:</w:t>
+      </w:r>
+    </w:p>
+    <w:p>
+      <w:pPr>
+        <w:spacing w:beforeAutospacing="1" w:after="100" w:afterAutospacing="1" w:line="240" w:lineRule="auto"/>
+        <w:rPr>
+          <w:rFonts w:ascii="Times New Roman" w:eastAsia="Times New Roman" w:hAnsi="Times New Roman" w:cs="Times New Roman"/>
+          <w:sz w:val="24"/>
+          <w:szCs w:val="24"/>
+          <w:lang w:eastAsia="en-IN"/>
+        </w:rPr>
+      </w:pPr>
+      <w:r>
+        <w:rPr>
+          <w:rFonts w:ascii="Times New Roman" w:eastAsia="Times New Roman" w:hAnsi="Times New Roman" w:cs="Times New Roman"/>
+          <w:sz w:val="24"/>
+          <w:szCs w:val="24"/>
+          <w:lang w:eastAsia="en-IN"/>
+        </w:rPr>
+        <w:t>What is data skew and how do you fix it?</w:t>
+      </w:r>
+    </w:p>
+    <w:p>
+      <w:pPr>
+        <w:spacing w:before="100" w:beforeAutospacing="1" w:after="100" w:afterAutospacing="1" w:line="240" w:lineRule="auto"/>
+        <w:rPr>
+          <w:rFonts w:ascii="Times New Roman" w:eastAsia="Times New Roman" w:hAnsi="Times New Roman" w:cs="Times New Roman"/>
+          <w:sz w:val="24"/>
+          <w:szCs w:val="24"/>
+          <w:lang w:eastAsia="en-IN"/>
+        </w:rPr>
+      </w:pPr>
+      <w:r>
+        <w:rPr>
+          <w:rFonts w:ascii="Times New Roman" w:eastAsia="Times New Roman" w:hAnsi="Times New Roman" w:cs="Times New Roman"/>
+          <w:sz w:val="24"/>
+          <w:szCs w:val="24"/>
+          <w:lang w:eastAsia="en-IN"/>
+        </w:rPr>
+        <w:t>You say:</w:t>
+      </w:r>
+    </w:p>
+    <w:p>
+      <w:pPr>
+        <w:spacing w:beforeAutospacing="1" w:after="100" w:afterAutospacing="1" w:line="240" w:lineRule="auto"/>
+        <w:rPr>
+          <w:rFonts w:ascii="Times New Roman" w:eastAsia="Times New Roman" w:hAnsi="Times New Roman" w:cs="Times New Roman"/>
+          <w:sz w:val="24"/>
+          <w:szCs w:val="24"/>
+          <w:lang w:eastAsia="en-IN"/>
+        </w:rPr>
+      </w:pPr>
+      <w:r>
+        <w:rPr>
+          <w:rFonts w:ascii="Times New Roman" w:eastAsia="Times New Roman" w:hAnsi="Times New Roman" w:cs="Times New Roman"/>
+          <w:sz w:val="24"/>
+          <w:szCs w:val="24"/>
+          <w:lang w:eastAsia="en-IN"/>
+        </w:rPr>
+        <w:t>Data skew occurs when data is unevenly distributed across partitions, causing one executor to process large data while others stay idle. It usually happens during joins or aggregations on skewed keys. I handle it using salting, broadcast join for small tables, increasing shuffle partitions, or enabling adaptive skew join optimization in Spark.</w:t>
+      </w:r>
+    </w:p>
+    <w:p>
+      <w:pPr>
+        <w:spacing w:after="0" w:line="240" w:lineRule="auto"/>
+        <w:rPr>
+          <w:rFonts w:ascii="Times New Roman" w:eastAsia="Times New Roman" w:hAnsi="Times New Roman" w:cs="Times New Roman"/>
+          <w:sz w:val="24"/>
+          <w:szCs w:val="24"/>
+          <w:lang w:eastAsia="en-IN"/>
+        </w:rPr>
+      </w:pPr>
+      <w:r>
+        <w:rPr>
+          <w:rFonts w:ascii="Times New Roman" w:eastAsia="Times New Roman" w:hAnsi="Times New Roman" w:cs="Times New Roman"/>
+          <w:sz w:val="24"/>
+          <w:szCs w:val="24"/>
+          <w:lang w:eastAsia="en-IN"/>
+        </w:rPr>
+        <w:pict>
+          <v:rect id="_x0000_i1036" style="width:0;height:1.5pt" o:hralign="center" o:hrstd="t" o:hr="t" fillcolor="#a0a0a0" stroked="f"/>
+        </w:pict>
+      </w:r>
+    </w:p>
+    <w:p>
+      <w:pPr>
+        <w:spacing w:before="100" w:beforeAutospacing="1" w:after="100" w:afterAutospacing="1" w:line="240" w:lineRule="auto"/>
+        <w:outlineLvl w:val="0"/>
         <w:rPr>
           <w:rFonts w:ascii="Times New Roman" w:eastAsia="Times New Roman" w:hAnsi="Times New Roman" w:cs="Times New Roman"/>
           <w:b/>
@@ -2977,115 +3081,8 @@
           <w:szCs w:val="48"/>
           <w:lang w:eastAsia="en-IN"/>
         </w:rPr>
-        <w:t>Interview Level Answer (Senior)</w:t>
-      </w:r>
-    </w:p>
-    <w:p>
-      <w:pPr>
-        <w:spacing w:before="100" w:beforeAutospacing="1" w:after="100" w:afterAutospacing="1" w:line="240" w:lineRule="auto"/>
-        <w:rPr>
-          <w:rFonts w:ascii="Times New Roman" w:eastAsia="Times New Roman" w:hAnsi="Times New Roman" w:cs="Times New Roman"/>
-          <w:sz w:val="24"/>
-          <w:szCs w:val="24"/>
-          <w:lang w:eastAsia="en-IN"/>
-        </w:rPr>
-      </w:pPr>
-      <w:r>
-        <w:rPr>
-          <w:rFonts w:ascii="Times New Roman" w:eastAsia="Times New Roman" w:hAnsi="Times New Roman" w:cs="Times New Roman"/>
-          <w:sz w:val="24"/>
-          <w:szCs w:val="24"/>
-          <w:lang w:eastAsia="en-IN"/>
-        </w:rPr>
-        <w:t>If interviewer asks:</w:t>
-      </w:r>
-    </w:p>
-    <w:p>
-      <w:pPr>
-        <w:spacing w:beforeAutospacing="1" w:after="100" w:afterAutospacing="1" w:line="240" w:lineRule="auto"/>
-        <w:rPr>
-          <w:rFonts w:ascii="Times New Roman" w:eastAsia="Times New Roman" w:hAnsi="Times New Roman" w:cs="Times New Roman"/>
-          <w:sz w:val="24"/>
-          <w:szCs w:val="24"/>
-          <w:lang w:eastAsia="en-IN"/>
-        </w:rPr>
-      </w:pPr>
-      <w:r>
-        <w:rPr>
-          <w:rFonts w:ascii="Times New Roman" w:eastAsia="Times New Roman" w:hAnsi="Times New Roman" w:cs="Times New Roman"/>
-          <w:sz w:val="24"/>
-          <w:szCs w:val="24"/>
-          <w:lang w:eastAsia="en-IN"/>
-        </w:rPr>
-        <w:t>What is data skew and how do you fix it?</w:t>
-      </w:r>
-    </w:p>
-    <w:p>
-      <w:pPr>
-        <w:spacing w:before="100" w:beforeAutospacing="1" w:after="100" w:afterAutospacing="1" w:line="240" w:lineRule="auto"/>
-        <w:rPr>
-          <w:rFonts w:ascii="Times New Roman" w:eastAsia="Times New Roman" w:hAnsi="Times New Roman" w:cs="Times New Roman"/>
-          <w:sz w:val="24"/>
-          <w:szCs w:val="24"/>
-          <w:lang w:eastAsia="en-IN"/>
-        </w:rPr>
-      </w:pPr>
-      <w:r>
-        <w:rPr>
-          <w:rFonts w:ascii="Times New Roman" w:eastAsia="Times New Roman" w:hAnsi="Times New Roman" w:cs="Times New Roman"/>
-          <w:sz w:val="24"/>
-          <w:szCs w:val="24"/>
-          <w:lang w:eastAsia="en-IN"/>
-        </w:rPr>
-        <w:t>You say:</w:t>
-      </w:r>
-    </w:p>
-    <w:p>
-      <w:pPr>
-        <w:spacing w:beforeAutospacing="1" w:after="100" w:afterAutospacing="1" w:line="240" w:lineRule="auto"/>
-        <w:rPr>
-          <w:rFonts w:ascii="Times New Roman" w:eastAsia="Times New Roman" w:hAnsi="Times New Roman" w:cs="Times New Roman"/>
-          <w:sz w:val="24"/>
-          <w:szCs w:val="24"/>
-          <w:lang w:eastAsia="en-IN"/>
-        </w:rPr>
-      </w:pPr>
-      <w:r>
-        <w:rPr>
-          <w:rFonts w:ascii="Times New Roman" w:eastAsia="Times New Roman" w:hAnsi="Times New Roman" w:cs="Times New Roman"/>
-          <w:sz w:val="24"/>
-          <w:szCs w:val="24"/>
-          <w:lang w:eastAsia="en-IN"/>
-        </w:rPr>
-        <w:t>Data skew occurs when data is unevenly distributed across partitions, causing one executor to process large data while others stay idle. It usually happens during joins or aggregations on skewed keys. I handle it using salting, broadcast join for small tables, increasing shuffle partitions, or enabling adaptive skew join optimization in Spark.</w:t>
-      </w:r>
-    </w:p>
-    <w:p>
-      <w:pPr>
-        <w:spacing w:after="0" w:line="240" w:lineRule="auto"/>
-        <w:rPr>
-          <w:rFonts w:ascii="Times New Roman" w:eastAsia="Times New Roman" w:hAnsi="Times New Roman" w:cs="Times New Roman"/>
-          <w:sz w:val="24"/>
-          <w:szCs w:val="24"/>
-          <w:lang w:eastAsia="en-IN"/>
-        </w:rPr>
-      </w:pPr>
-      <w:r>
-        <w:rPr>
-          <w:rFonts w:ascii="Times New Roman" w:eastAsia="Times New Roman" w:hAnsi="Times New Roman" w:cs="Times New Roman"/>
-          <w:sz w:val="24"/>
-          <w:szCs w:val="24"/>
-          <w:lang w:eastAsia="en-IN"/>
-        </w:rPr>
-        <w:pict>
-          <v:rect id="_x0000_i1036" style="width:0;height:1.5pt" o:hralign="center" o:hrstd="t" o:hr="t" fillcolor="#a0a0a0" stroked="f"/>
-        </w:pict>
-      </w:r>
-    </w:p>
-    <w:p>
-      <w:pPr>
-        <w:spacing w:before="100" w:beforeAutospacing="1" w:after="100" w:afterAutospacing="1" w:line="240" w:lineRule="auto"/>
-        <w:outlineLvl w:val="0"/>
+      </w:pPr>
+      <w:r>
         <w:rPr>
           <w:rFonts w:ascii="Times New Roman" w:eastAsia="Times New Roman" w:hAnsi="Times New Roman" w:cs="Times New Roman"/>
           <w:b/>
@@ -3095,8 +3092,431 @@
           <w:szCs w:val="48"/>
           <w:lang w:eastAsia="en-IN"/>
         </w:rPr>
-      </w:pPr>
-      <w:r>
+        <w:t>💡 Real Databricks Production Tip</w:t>
+      </w:r>
+    </w:p>
+    <w:p>
+      <w:pPr>
+        <w:spacing w:before="100" w:beforeAutospacing="1" w:after="100" w:afterAutospacing="1" w:line="240" w:lineRule="auto"/>
+        <w:rPr>
+          <w:rFonts w:ascii="Times New Roman" w:eastAsia="Times New Roman" w:hAnsi="Times New Roman" w:cs="Times New Roman"/>
+          <w:sz w:val="24"/>
+          <w:szCs w:val="24"/>
+          <w:lang w:eastAsia="en-IN"/>
+        </w:rPr>
+      </w:pPr>
+      <w:r>
+        <w:rPr>
+          <w:rFonts w:ascii="Times New Roman" w:eastAsia="Times New Roman" w:hAnsi="Times New Roman" w:cs="Times New Roman"/>
+          <w:sz w:val="24"/>
+          <w:szCs w:val="24"/>
+          <w:lang w:eastAsia="en-IN"/>
+        </w:rPr>
+        <w:t>Always check:</w:t>
+      </w:r>
+    </w:p>
+    <w:p>
+      <w:pPr>
+        <w:numPr>
+          <w:ilvl w:val="0"/>
+          <w:numId w:val="4"/>
+        </w:numPr>
+        <w:spacing w:before="100" w:beforeAutospacing="1" w:after="100" w:afterAutospacing="1" w:line="240" w:lineRule="auto"/>
+        <w:rPr>
+          <w:rFonts w:ascii="Times New Roman" w:eastAsia="Times New Roman" w:hAnsi="Times New Roman" w:cs="Times New Roman"/>
+          <w:sz w:val="24"/>
+          <w:szCs w:val="24"/>
+          <w:lang w:eastAsia="en-IN"/>
+        </w:rPr>
+      </w:pPr>
+      <w:r>
+        <w:rPr>
+          <w:rFonts w:ascii="Times New Roman" w:eastAsia="Times New Roman" w:hAnsi="Times New Roman" w:cs="Times New Roman"/>
+          <w:sz w:val="24"/>
+          <w:szCs w:val="24"/>
+          <w:lang w:eastAsia="en-IN"/>
+        </w:rPr>
+        <w:t>Skewed key</w:t>
+      </w:r>
+    </w:p>
+    <w:p>
+      <w:pPr>
+        <w:numPr>
+          <w:ilvl w:val="0"/>
+          <w:numId w:val="4"/>
+        </w:numPr>
+        <w:spacing w:before="100" w:beforeAutospacing="1" w:after="100" w:afterAutospacing="1" w:line="240" w:lineRule="auto"/>
+        <w:rPr>
+          <w:rFonts w:ascii="Times New Roman" w:eastAsia="Times New Roman" w:hAnsi="Times New Roman" w:cs="Times New Roman"/>
+          <w:sz w:val="24"/>
+          <w:szCs w:val="24"/>
+          <w:lang w:eastAsia="en-IN"/>
+        </w:rPr>
+      </w:pPr>
+      <w:r>
+        <w:rPr>
+          <w:rFonts w:ascii="Times New Roman" w:eastAsia="Times New Roman" w:hAnsi="Times New Roman" w:cs="Times New Roman"/>
+          <w:sz w:val="24"/>
+          <w:szCs w:val="24"/>
+          <w:lang w:eastAsia="en-IN"/>
+        </w:rPr>
+        <w:t>Data distribution</w:t>
+      </w:r>
+    </w:p>
+    <w:p>
+      <w:pPr>
+        <w:numPr>
+          <w:ilvl w:val="0"/>
+          <w:numId w:val="4"/>
+        </w:numPr>
+        <w:spacing w:before="100" w:beforeAutospacing="1" w:after="100" w:afterAutospacing="1" w:line="240" w:lineRule="auto"/>
+        <w:rPr>
+          <w:rFonts w:ascii="Times New Roman" w:eastAsia="Times New Roman" w:hAnsi="Times New Roman" w:cs="Times New Roman"/>
+          <w:sz w:val="24"/>
+          <w:szCs w:val="24"/>
+          <w:lang w:eastAsia="en-IN"/>
+        </w:rPr>
+      </w:pPr>
+      <w:r>
+        <w:rPr>
+          <w:rFonts w:ascii="Times New Roman" w:eastAsia="Times New Roman" w:hAnsi="Times New Roman" w:cs="Times New Roman"/>
+          <w:sz w:val="24"/>
+          <w:szCs w:val="24"/>
+          <w:lang w:eastAsia="en-IN"/>
+        </w:rPr>
+        <w:t>Spark UI stage time</w:t>
+      </w:r>
+    </w:p>
+    <w:p>
+      <w:pPr>
+        <w:spacing w:before="100" w:beforeAutospacing="1" w:after="100" w:afterAutospacing="1" w:line="240" w:lineRule="auto"/>
+        <w:rPr>
+          <w:rFonts w:ascii="Times New Roman" w:eastAsia="Times New Roman" w:hAnsi="Times New Roman" w:cs="Times New Roman"/>
+          <w:sz w:val="24"/>
+          <w:szCs w:val="24"/>
+          <w:lang w:eastAsia="en-IN"/>
+        </w:rPr>
+      </w:pPr>
+      <w:r>
+        <w:rPr>
+          <w:rFonts w:ascii="Times New Roman" w:eastAsia="Times New Roman" w:hAnsi="Times New Roman" w:cs="Times New Roman"/>
+          <w:sz w:val="24"/>
+          <w:szCs w:val="24"/>
+          <w:lang w:eastAsia="en-IN"/>
+        </w:rPr>
+        <w:t>Skew is one of the biggest performance killers in big data systems.</w:t>
+      </w:r>
+    </w:p>
+    <w:p>
+      <w:pPr>
+        <w:spacing w:after="0" w:line="240" w:lineRule="auto"/>
+        <w:rPr>
+          <w:rFonts w:ascii="Times New Roman" w:eastAsia="Times New Roman" w:hAnsi="Times New Roman" w:cs="Times New Roman"/>
+          <w:sz w:val="24"/>
+          <w:szCs w:val="24"/>
+          <w:lang w:eastAsia="en-IN"/>
+        </w:rPr>
+      </w:pPr>
+      <w:r>
+        <w:rPr>
+          <w:rFonts w:ascii="Times New Roman" w:eastAsia="Times New Roman" w:hAnsi="Times New Roman" w:cs="Times New Roman"/>
+          <w:sz w:val="24"/>
+          <w:szCs w:val="24"/>
+          <w:lang w:eastAsia="en-IN"/>
+        </w:rPr>
+        <w:pict>
+          <v:rect id="_x0000_i1037" style="width:0;height:1.5pt" o:hralign="center" o:hrstd="t" o:hr="t" fillcolor="#a0a0a0" stroked="f"/>
+        </w:pict>
+      </w:r>
+    </w:p>
+    <w:p>
+      <w:pPr>
+        <w:spacing w:before="100" w:beforeAutospacing="1" w:after="100" w:afterAutospacing="1" w:line="240" w:lineRule="auto"/>
+        <w:rPr>
+          <w:rFonts w:ascii="Times New Roman" w:eastAsia="Times New Roman" w:hAnsi="Times New Roman" w:cs="Times New Roman"/>
+          <w:sz w:val="24"/>
+          <w:szCs w:val="24"/>
+          <w:lang w:eastAsia="en-IN"/>
+        </w:rPr>
+      </w:pPr>
+      <w:r>
+        <w:rPr>
+          <w:rFonts w:ascii="Times New Roman" w:eastAsia="Times New Roman" w:hAnsi="Times New Roman" w:cs="Times New Roman"/>
+          <w:sz w:val="24"/>
+          <w:szCs w:val="24"/>
+          <w:lang w:eastAsia="en-IN"/>
+        </w:rPr>
+        <w:t>If you want, I can next explain:</w:t>
+      </w:r>
+    </w:p>
+    <w:p>
+      <w:pPr>
+        <w:numPr>
+          <w:ilvl w:val="0"/>
+          <w:numId w:val="5"/>
+        </w:numPr>
+        <w:spacing w:before="100" w:beforeAutospacing="1" w:after="100" w:afterAutospacing="1" w:line="240" w:lineRule="auto"/>
+        <w:rPr>
+          <w:rFonts w:ascii="Times New Roman" w:eastAsia="Times New Roman" w:hAnsi="Times New Roman" w:cs="Times New Roman"/>
+          <w:sz w:val="24"/>
+          <w:szCs w:val="24"/>
+          <w:lang w:eastAsia="en-IN"/>
+        </w:rPr>
+      </w:pPr>
+      <w:r>
+        <w:rPr>
+          <w:rFonts w:ascii="Times New Roman" w:eastAsia="Times New Roman" w:hAnsi="Times New Roman" w:cs="Times New Roman"/>
+          <w:sz w:val="24"/>
+          <w:szCs w:val="24"/>
+          <w:lang w:eastAsia="en-IN"/>
+        </w:rPr>
+        <w:t>Difference between skew and spill</w:t>
+      </w:r>
+    </w:p>
+    <w:p>
+      <w:pPr>
+        <w:numPr>
+          <w:ilvl w:val="0"/>
+          <w:numId w:val="5"/>
+        </w:numPr>
+        <w:spacing w:before="100" w:beforeAutospacing="1" w:after="100" w:afterAutospacing="1" w:line="240" w:lineRule="auto"/>
+        <w:rPr>
+          <w:rFonts w:ascii="Times New Roman" w:eastAsia="Times New Roman" w:hAnsi="Times New Roman" w:cs="Times New Roman"/>
+          <w:sz w:val="24"/>
+          <w:szCs w:val="24"/>
+          <w:lang w:eastAsia="en-IN"/>
+        </w:rPr>
+      </w:pPr>
+      <w:r>
+        <w:rPr>
+          <w:rFonts w:ascii="Times New Roman" w:eastAsia="Times New Roman" w:hAnsi="Times New Roman" w:cs="Times New Roman"/>
+          <w:sz w:val="24"/>
+          <w:szCs w:val="24"/>
+          <w:lang w:eastAsia="en-IN"/>
+        </w:rPr>
+        <w:t xml:space="preserve">Skew </w:t>
+      </w:r>
+      <w:proofErr w:type="spellStart"/>
+      <w:r>
+        <w:rPr>
+          <w:rFonts w:ascii="Times New Roman" w:eastAsia="Times New Roman" w:hAnsi="Times New Roman" w:cs="Times New Roman"/>
+          <w:sz w:val="24"/>
+          <w:szCs w:val="24"/>
+          <w:lang w:eastAsia="en-IN"/>
+        </w:rPr>
+        <w:t>vs</w:t>
+      </w:r>
+      <w:proofErr w:type="spellEnd"/>
+      <w:r>
+        <w:rPr>
+          <w:rFonts w:ascii="Times New Roman" w:eastAsia="Times New Roman" w:hAnsi="Times New Roman" w:cs="Times New Roman"/>
+          <w:sz w:val="24"/>
+          <w:szCs w:val="24"/>
+          <w:lang w:eastAsia="en-IN"/>
+        </w:rPr>
+        <w:t xml:space="preserve"> small files problem</w:t>
+      </w:r>
+    </w:p>
+    <w:p>
+      <w:pPr>
+        <w:numPr>
+          <w:ilvl w:val="0"/>
+          <w:numId w:val="5"/>
+        </w:numPr>
+        <w:spacing w:before="100" w:beforeAutospacing="1" w:after="100" w:afterAutospacing="1" w:line="240" w:lineRule="auto"/>
+        <w:rPr>
+          <w:rFonts w:ascii="Times New Roman" w:eastAsia="Times New Roman" w:hAnsi="Times New Roman" w:cs="Times New Roman"/>
+          <w:sz w:val="24"/>
+          <w:szCs w:val="24"/>
+          <w:lang w:eastAsia="en-IN"/>
+        </w:rPr>
+      </w:pPr>
+      <w:r>
+        <w:rPr>
+          <w:rFonts w:ascii="Times New Roman" w:eastAsia="Times New Roman" w:hAnsi="Times New Roman" w:cs="Times New Roman"/>
+          <w:sz w:val="24"/>
+          <w:szCs w:val="24"/>
+          <w:lang w:eastAsia="en-IN"/>
+        </w:rPr>
+        <w:t>Real interview scenario question on skew</w:t>
+      </w:r>
+    </w:p>
+    <w:p>
+      <w:pPr>
+        <w:numPr>
+          <w:ilvl w:val="0"/>
+          <w:numId w:val="5"/>
+        </w:numPr>
+        <w:spacing w:before="100" w:beforeAutospacing="1" w:after="100" w:afterAutospacing="1" w:line="240" w:lineRule="auto"/>
+        <w:rPr>
+          <w:rFonts w:ascii="Times New Roman" w:eastAsia="Times New Roman" w:hAnsi="Times New Roman" w:cs="Times New Roman"/>
+          <w:sz w:val="24"/>
+          <w:szCs w:val="24"/>
+          <w:lang w:eastAsia="en-IN"/>
+        </w:rPr>
+      </w:pPr>
+      <w:r>
+        <w:rPr>
+          <w:rFonts w:ascii="Times New Roman" w:eastAsia="Times New Roman" w:hAnsi="Times New Roman" w:cs="Times New Roman"/>
+          <w:sz w:val="24"/>
+          <w:szCs w:val="24"/>
+          <w:lang w:eastAsia="en-IN"/>
+        </w:rPr>
+        <w:t>Practical salting example step-by-step</w:t>
+      </w:r>
+    </w:p>
+    <w:p>
+      <w:pPr>
+        <w:spacing w:before="100" w:beforeAutospacing="1" w:after="100" w:afterAutospacing="1" w:line="240" w:lineRule="auto"/>
+        <w:rPr>
+          <w:rFonts w:ascii="Times New Roman" w:eastAsia="Times New Roman" w:hAnsi="Times New Roman" w:cs="Times New Roman"/>
+          <w:sz w:val="24"/>
+          <w:szCs w:val="24"/>
+          <w:lang w:eastAsia="en-IN"/>
+        </w:rPr>
+      </w:pPr>
+      <w:r>
+        <w:rPr>
+          <w:rFonts w:ascii="Times New Roman" w:eastAsia="Times New Roman" w:hAnsi="Times New Roman" w:cs="Times New Roman"/>
+          <w:sz w:val="24"/>
+          <w:szCs w:val="24"/>
+          <w:lang w:eastAsia="en-IN"/>
+        </w:rPr>
+        <w:t>Tell me what level you want 😄</w:t>
+      </w:r>
+    </w:p>
+    <w:p>
+      <w:pPr>
+        <w:spacing w:before="100" w:beforeAutospacing="1" w:after="100" w:afterAutospacing="1" w:line="240" w:lineRule="auto"/>
+        <w:rPr>
+          <w:rFonts w:ascii="Times New Roman" w:eastAsia="Times New Roman" w:hAnsi="Times New Roman" w:cs="Times New Roman"/>
+          <w:sz w:val="24"/>
+          <w:szCs w:val="24"/>
+          <w:lang w:eastAsia="en-IN"/>
+        </w:rPr>
+      </w:pPr>
+    </w:p>
+    <w:p>
+      <w:pPr>
+        <w:spacing w:before="100" w:beforeAutospacing="1" w:after="100" w:afterAutospacing="1" w:line="240" w:lineRule="auto"/>
+        <w:rPr>
+          <w:rFonts w:ascii="Times New Roman" w:eastAsia="Times New Roman" w:hAnsi="Times New Roman" w:cs="Times New Roman"/>
+          <w:sz w:val="24"/>
+          <w:szCs w:val="24"/>
+          <w:lang w:eastAsia="en-IN"/>
+        </w:rPr>
+      </w:pPr>
+      <w:r>
+        <w:rPr>
+          <w:rFonts w:ascii="Times New Roman" w:eastAsia="Times New Roman" w:hAnsi="Times New Roman" w:cs="Times New Roman"/>
+          <w:sz w:val="24"/>
+          <w:szCs w:val="24"/>
+          <w:lang w:eastAsia="en-IN"/>
+        </w:rPr>
+        <w:t>++++++++++++++++++++++++++++++++++++++++++++++++++++++++</w:t>
+      </w:r>
+    </w:p>
+    <w:p>
+      <w:pPr>
+        <w:spacing w:after="0" w:line="240" w:lineRule="auto"/>
+        <w:rPr>
+          <w:rFonts w:ascii="Times New Roman" w:eastAsia="Times New Roman" w:hAnsi="Times New Roman" w:cs="Times New Roman"/>
+          <w:b/>
+          <w:sz w:val="56"/>
+          <w:szCs w:val="24"/>
+          <w:lang w:eastAsia="en-IN"/>
+        </w:rPr>
+      </w:pPr>
+      <w:proofErr w:type="gramStart"/>
+      <w:r>
+        <w:rPr>
+          <w:rFonts w:ascii="Times New Roman" w:eastAsia="Times New Roman" w:hAnsi="Times New Roman" w:cs="Times New Roman"/>
+          <w:b/>
+          <w:sz w:val="56"/>
+          <w:szCs w:val="24"/>
+          <w:lang w:eastAsia="en-IN"/>
+        </w:rPr>
+        <w:t>sql</w:t>
+      </w:r>
+      <w:proofErr w:type="gramEnd"/>
+      <w:r>
+        <w:rPr>
+          <w:rFonts w:ascii="Times New Roman" w:eastAsia="Times New Roman" w:hAnsi="Times New Roman" w:cs="Times New Roman"/>
+          <w:b/>
+          <w:sz w:val="56"/>
+          <w:szCs w:val="24"/>
+          <w:lang w:eastAsia="en-IN"/>
+        </w:rPr>
+        <w:t xml:space="preserve"> solution</w:t>
+      </w:r>
+    </w:p>
+    <w:p>
+      <w:pPr>
+        <w:spacing w:before="100" w:beforeAutospacing="1" w:after="100" w:afterAutospacing="1" w:line="240" w:lineRule="auto"/>
+        <w:rPr>
+          <w:rFonts w:ascii="Times New Roman" w:eastAsia="Times New Roman" w:hAnsi="Times New Roman" w:cs="Times New Roman"/>
+          <w:sz w:val="24"/>
+          <w:szCs w:val="24"/>
+          <w:lang w:eastAsia="en-IN"/>
+        </w:rPr>
+      </w:pPr>
+      <w:r>
+        <w:rPr>
+          <w:rFonts w:ascii="Times New Roman" w:eastAsia="Times New Roman" w:hAnsi="Times New Roman" w:cs="Times New Roman"/>
+          <w:sz w:val="24"/>
+          <w:szCs w:val="24"/>
+          <w:lang w:eastAsia="en-IN"/>
+        </w:rPr>
+        <w:t xml:space="preserve">Good 👍 now we talk </w:t>
+      </w:r>
+      <w:r>
+        <w:rPr>
+          <w:rFonts w:ascii="Times New Roman" w:eastAsia="Times New Roman" w:hAnsi="Times New Roman" w:cs="Times New Roman"/>
+          <w:b/>
+          <w:bCs/>
+          <w:sz w:val="24"/>
+          <w:szCs w:val="24"/>
+          <w:lang w:eastAsia="en-IN"/>
+        </w:rPr>
+        <w:t>pure SQL solution for data skew</w:t>
+      </w:r>
+      <w:r>
+        <w:rPr>
+          <w:rFonts w:ascii="Times New Roman" w:eastAsia="Times New Roman" w:hAnsi="Times New Roman" w:cs="Times New Roman"/>
+          <w:sz w:val="24"/>
+          <w:szCs w:val="24"/>
+          <w:lang w:eastAsia="en-IN"/>
+        </w:rPr>
+        <w:t xml:space="preserve"> (not Spark code).</w:t>
+      </w:r>
+    </w:p>
+    <w:p>
+      <w:pPr>
+        <w:spacing w:after="0" w:line="240" w:lineRule="auto"/>
+        <w:rPr>
+          <w:rFonts w:ascii="Times New Roman" w:eastAsia="Times New Roman" w:hAnsi="Times New Roman" w:cs="Times New Roman"/>
+          <w:sz w:val="24"/>
+          <w:szCs w:val="24"/>
+          <w:lang w:eastAsia="en-IN"/>
+        </w:rPr>
+      </w:pPr>
+      <w:r>
+        <w:rPr>
+          <w:rFonts w:ascii="Times New Roman" w:eastAsia="Times New Roman" w:hAnsi="Times New Roman" w:cs="Times New Roman"/>
+          <w:sz w:val="24"/>
+          <w:szCs w:val="24"/>
+          <w:lang w:eastAsia="en-IN"/>
+        </w:rPr>
+        <w:lastRenderedPageBreak/>
+        <w:pict>
+          <v:rect id="_x0000_i1038" style="width:0;height:1.5pt" o:hralign="center" o:hrstd="t" o:hr="t" fillcolor="#a0a0a0" stroked="f"/>
+        </w:pict>
+      </w:r>
+    </w:p>
+    <w:p>
+      <w:pPr>
+        <w:spacing w:before="100" w:beforeAutospacing="1" w:after="100" w:afterAutospacing="1" w:line="240" w:lineRule="auto"/>
+        <w:outlineLvl w:val="0"/>
         <w:rPr>
           <w:rFonts w:ascii="Times New Roman" w:eastAsia="Times New Roman" w:hAnsi="Times New Roman" w:cs="Times New Roman"/>
           <w:b/>
@@ -3106,431 +3526,8 @@
           <w:szCs w:val="48"/>
           <w:lang w:eastAsia="en-IN"/>
         </w:rPr>
-        <w:t>💡 Real Databricks Production Tip</w:t>
-      </w:r>
-    </w:p>
-    <w:p>
-      <w:pPr>
-        <w:spacing w:before="100" w:beforeAutospacing="1" w:after="100" w:afterAutospacing="1" w:line="240" w:lineRule="auto"/>
-        <w:rPr>
-          <w:rFonts w:ascii="Times New Roman" w:eastAsia="Times New Roman" w:hAnsi="Times New Roman" w:cs="Times New Roman"/>
-          <w:sz w:val="24"/>
-          <w:szCs w:val="24"/>
-          <w:lang w:eastAsia="en-IN"/>
-        </w:rPr>
-      </w:pPr>
-      <w:r>
-        <w:rPr>
-          <w:rFonts w:ascii="Times New Roman" w:eastAsia="Times New Roman" w:hAnsi="Times New Roman" w:cs="Times New Roman"/>
-          <w:sz w:val="24"/>
-          <w:szCs w:val="24"/>
-          <w:lang w:eastAsia="en-IN"/>
-        </w:rPr>
-        <w:t>Always check:</w:t>
-      </w:r>
-    </w:p>
-    <w:p>
-      <w:pPr>
-        <w:numPr>
-          <w:ilvl w:val="0"/>
-          <w:numId w:val="4"/>
-        </w:numPr>
-        <w:spacing w:before="100" w:beforeAutospacing="1" w:after="100" w:afterAutospacing="1" w:line="240" w:lineRule="auto"/>
-        <w:rPr>
-          <w:rFonts w:ascii="Times New Roman" w:eastAsia="Times New Roman" w:hAnsi="Times New Roman" w:cs="Times New Roman"/>
-          <w:sz w:val="24"/>
-          <w:szCs w:val="24"/>
-          <w:lang w:eastAsia="en-IN"/>
-        </w:rPr>
-      </w:pPr>
-      <w:r>
-        <w:rPr>
-          <w:rFonts w:ascii="Times New Roman" w:eastAsia="Times New Roman" w:hAnsi="Times New Roman" w:cs="Times New Roman"/>
-          <w:sz w:val="24"/>
-          <w:szCs w:val="24"/>
-          <w:lang w:eastAsia="en-IN"/>
-        </w:rPr>
-        <w:t>Skewed key</w:t>
-      </w:r>
-    </w:p>
-    <w:p>
-      <w:pPr>
-        <w:numPr>
-          <w:ilvl w:val="0"/>
-          <w:numId w:val="4"/>
-        </w:numPr>
-        <w:spacing w:before="100" w:beforeAutospacing="1" w:after="100" w:afterAutospacing="1" w:line="240" w:lineRule="auto"/>
-        <w:rPr>
-          <w:rFonts w:ascii="Times New Roman" w:eastAsia="Times New Roman" w:hAnsi="Times New Roman" w:cs="Times New Roman"/>
-          <w:sz w:val="24"/>
-          <w:szCs w:val="24"/>
-          <w:lang w:eastAsia="en-IN"/>
-        </w:rPr>
-      </w:pPr>
-      <w:r>
-        <w:rPr>
-          <w:rFonts w:ascii="Times New Roman" w:eastAsia="Times New Roman" w:hAnsi="Times New Roman" w:cs="Times New Roman"/>
-          <w:sz w:val="24"/>
-          <w:szCs w:val="24"/>
-          <w:lang w:eastAsia="en-IN"/>
-        </w:rPr>
-        <w:t>Data distribution</w:t>
-      </w:r>
-    </w:p>
-    <w:p>
-      <w:pPr>
-        <w:numPr>
-          <w:ilvl w:val="0"/>
-          <w:numId w:val="4"/>
-        </w:numPr>
-        <w:spacing w:before="100" w:beforeAutospacing="1" w:after="100" w:afterAutospacing="1" w:line="240" w:lineRule="auto"/>
-        <w:rPr>
-          <w:rFonts w:ascii="Times New Roman" w:eastAsia="Times New Roman" w:hAnsi="Times New Roman" w:cs="Times New Roman"/>
-          <w:sz w:val="24"/>
-          <w:szCs w:val="24"/>
-          <w:lang w:eastAsia="en-IN"/>
-        </w:rPr>
-      </w:pPr>
-      <w:r>
-        <w:rPr>
-          <w:rFonts w:ascii="Times New Roman" w:eastAsia="Times New Roman" w:hAnsi="Times New Roman" w:cs="Times New Roman"/>
-          <w:sz w:val="24"/>
-          <w:szCs w:val="24"/>
-          <w:lang w:eastAsia="en-IN"/>
-        </w:rPr>
-        <w:t>Spark UI stage time</w:t>
-      </w:r>
-    </w:p>
-    <w:p>
-      <w:pPr>
-        <w:spacing w:before="100" w:beforeAutospacing="1" w:after="100" w:afterAutospacing="1" w:line="240" w:lineRule="auto"/>
-        <w:rPr>
-          <w:rFonts w:ascii="Times New Roman" w:eastAsia="Times New Roman" w:hAnsi="Times New Roman" w:cs="Times New Roman"/>
-          <w:sz w:val="24"/>
-          <w:szCs w:val="24"/>
-          <w:lang w:eastAsia="en-IN"/>
-        </w:rPr>
-      </w:pPr>
-      <w:r>
-        <w:rPr>
-          <w:rFonts w:ascii="Times New Roman" w:eastAsia="Times New Roman" w:hAnsi="Times New Roman" w:cs="Times New Roman"/>
-          <w:sz w:val="24"/>
-          <w:szCs w:val="24"/>
-          <w:lang w:eastAsia="en-IN"/>
-        </w:rPr>
-        <w:t>Skew is one of the biggest performance killers in big data systems.</w:t>
-      </w:r>
-    </w:p>
-    <w:p>
-      <w:pPr>
-        <w:spacing w:after="0" w:line="240" w:lineRule="auto"/>
-        <w:rPr>
-          <w:rFonts w:ascii="Times New Roman" w:eastAsia="Times New Roman" w:hAnsi="Times New Roman" w:cs="Times New Roman"/>
-          <w:sz w:val="24"/>
-          <w:szCs w:val="24"/>
-          <w:lang w:eastAsia="en-IN"/>
-        </w:rPr>
-      </w:pPr>
-      <w:r>
-        <w:rPr>
-          <w:rFonts w:ascii="Times New Roman" w:eastAsia="Times New Roman" w:hAnsi="Times New Roman" w:cs="Times New Roman"/>
-          <w:sz w:val="24"/>
-          <w:szCs w:val="24"/>
-          <w:lang w:eastAsia="en-IN"/>
-        </w:rPr>
-        <w:pict>
-          <v:rect id="_x0000_i1037" style="width:0;height:1.5pt" o:hralign="center" o:hrstd="t" o:hr="t" fillcolor="#a0a0a0" stroked="f"/>
-        </w:pict>
-      </w:r>
-    </w:p>
-    <w:p>
-      <w:pPr>
-        <w:spacing w:before="100" w:beforeAutospacing="1" w:after="100" w:afterAutospacing="1" w:line="240" w:lineRule="auto"/>
-        <w:rPr>
-          <w:rFonts w:ascii="Times New Roman" w:eastAsia="Times New Roman" w:hAnsi="Times New Roman" w:cs="Times New Roman"/>
-          <w:sz w:val="24"/>
-          <w:szCs w:val="24"/>
-          <w:lang w:eastAsia="en-IN"/>
-        </w:rPr>
-      </w:pPr>
-      <w:r>
-        <w:rPr>
-          <w:rFonts w:ascii="Times New Roman" w:eastAsia="Times New Roman" w:hAnsi="Times New Roman" w:cs="Times New Roman"/>
-          <w:sz w:val="24"/>
-          <w:szCs w:val="24"/>
-          <w:lang w:eastAsia="en-IN"/>
-        </w:rPr>
-        <w:t>If you want, I can next explain:</w:t>
-      </w:r>
-    </w:p>
-    <w:p>
-      <w:pPr>
-        <w:numPr>
-          <w:ilvl w:val="0"/>
-          <w:numId w:val="5"/>
-        </w:numPr>
-        <w:spacing w:before="100" w:beforeAutospacing="1" w:after="100" w:afterAutospacing="1" w:line="240" w:lineRule="auto"/>
-        <w:rPr>
-          <w:rFonts w:ascii="Times New Roman" w:eastAsia="Times New Roman" w:hAnsi="Times New Roman" w:cs="Times New Roman"/>
-          <w:sz w:val="24"/>
-          <w:szCs w:val="24"/>
-          <w:lang w:eastAsia="en-IN"/>
-        </w:rPr>
-      </w:pPr>
-      <w:r>
-        <w:rPr>
-          <w:rFonts w:ascii="Times New Roman" w:eastAsia="Times New Roman" w:hAnsi="Times New Roman" w:cs="Times New Roman"/>
-          <w:sz w:val="24"/>
-          <w:szCs w:val="24"/>
-          <w:lang w:eastAsia="en-IN"/>
-        </w:rPr>
-        <w:t>Difference between skew and spill</w:t>
-      </w:r>
-    </w:p>
-    <w:p>
-      <w:pPr>
-        <w:numPr>
-          <w:ilvl w:val="0"/>
-          <w:numId w:val="5"/>
-        </w:numPr>
-        <w:spacing w:before="100" w:beforeAutospacing="1" w:after="100" w:afterAutospacing="1" w:line="240" w:lineRule="auto"/>
-        <w:rPr>
-          <w:rFonts w:ascii="Times New Roman" w:eastAsia="Times New Roman" w:hAnsi="Times New Roman" w:cs="Times New Roman"/>
-          <w:sz w:val="24"/>
-          <w:szCs w:val="24"/>
-          <w:lang w:eastAsia="en-IN"/>
-        </w:rPr>
-      </w:pPr>
-      <w:r>
-        <w:rPr>
-          <w:rFonts w:ascii="Times New Roman" w:eastAsia="Times New Roman" w:hAnsi="Times New Roman" w:cs="Times New Roman"/>
-          <w:sz w:val="24"/>
-          <w:szCs w:val="24"/>
-          <w:lang w:eastAsia="en-IN"/>
-        </w:rPr>
-        <w:t xml:space="preserve">Skew </w:t>
-      </w:r>
-      <w:proofErr w:type="spellStart"/>
-      <w:r>
-        <w:rPr>
-          <w:rFonts w:ascii="Times New Roman" w:eastAsia="Times New Roman" w:hAnsi="Times New Roman" w:cs="Times New Roman"/>
-          <w:sz w:val="24"/>
-          <w:szCs w:val="24"/>
-          <w:lang w:eastAsia="en-IN"/>
-        </w:rPr>
-        <w:t>vs</w:t>
-      </w:r>
-      <w:proofErr w:type="spellEnd"/>
-      <w:r>
-        <w:rPr>
-          <w:rFonts w:ascii="Times New Roman" w:eastAsia="Times New Roman" w:hAnsi="Times New Roman" w:cs="Times New Roman"/>
-          <w:sz w:val="24"/>
-          <w:szCs w:val="24"/>
-          <w:lang w:eastAsia="en-IN"/>
-        </w:rPr>
-        <w:t xml:space="preserve"> small files problem</w:t>
-      </w:r>
-    </w:p>
-    <w:p>
-      <w:pPr>
-        <w:numPr>
-          <w:ilvl w:val="0"/>
-          <w:numId w:val="5"/>
-        </w:numPr>
-        <w:spacing w:before="100" w:beforeAutospacing="1" w:after="100" w:afterAutospacing="1" w:line="240" w:lineRule="auto"/>
-        <w:rPr>
-          <w:rFonts w:ascii="Times New Roman" w:eastAsia="Times New Roman" w:hAnsi="Times New Roman" w:cs="Times New Roman"/>
-          <w:sz w:val="24"/>
-          <w:szCs w:val="24"/>
-          <w:lang w:eastAsia="en-IN"/>
-        </w:rPr>
-      </w:pPr>
-      <w:r>
-        <w:rPr>
-          <w:rFonts w:ascii="Times New Roman" w:eastAsia="Times New Roman" w:hAnsi="Times New Roman" w:cs="Times New Roman"/>
-          <w:sz w:val="24"/>
-          <w:szCs w:val="24"/>
-          <w:lang w:eastAsia="en-IN"/>
-        </w:rPr>
-        <w:t>Real interview scenario question on skew</w:t>
-      </w:r>
-    </w:p>
-    <w:p>
-      <w:pPr>
-        <w:numPr>
-          <w:ilvl w:val="0"/>
-          <w:numId w:val="5"/>
-        </w:numPr>
-        <w:spacing w:before="100" w:beforeAutospacing="1" w:after="100" w:afterAutospacing="1" w:line="240" w:lineRule="auto"/>
-        <w:rPr>
-          <w:rFonts w:ascii="Times New Roman" w:eastAsia="Times New Roman" w:hAnsi="Times New Roman" w:cs="Times New Roman"/>
-          <w:sz w:val="24"/>
-          <w:szCs w:val="24"/>
-          <w:lang w:eastAsia="en-IN"/>
-        </w:rPr>
-      </w:pPr>
-      <w:r>
-        <w:rPr>
-          <w:rFonts w:ascii="Times New Roman" w:eastAsia="Times New Roman" w:hAnsi="Times New Roman" w:cs="Times New Roman"/>
-          <w:sz w:val="24"/>
-          <w:szCs w:val="24"/>
-          <w:lang w:eastAsia="en-IN"/>
-        </w:rPr>
-        <w:t>Practical salting example step-by-step</w:t>
-      </w:r>
-    </w:p>
-    <w:p>
-      <w:pPr>
-        <w:spacing w:before="100" w:beforeAutospacing="1" w:after="100" w:afterAutospacing="1" w:line="240" w:lineRule="auto"/>
-        <w:rPr>
-          <w:rFonts w:ascii="Times New Roman" w:eastAsia="Times New Roman" w:hAnsi="Times New Roman" w:cs="Times New Roman"/>
-          <w:sz w:val="24"/>
-          <w:szCs w:val="24"/>
-          <w:lang w:eastAsia="en-IN"/>
-        </w:rPr>
-      </w:pPr>
-      <w:r>
-        <w:rPr>
-          <w:rFonts w:ascii="Times New Roman" w:eastAsia="Times New Roman" w:hAnsi="Times New Roman" w:cs="Times New Roman"/>
-          <w:sz w:val="24"/>
-          <w:szCs w:val="24"/>
-          <w:lang w:eastAsia="en-IN"/>
-        </w:rPr>
-        <w:t>Tell me what level you want 😄</w:t>
-      </w:r>
-    </w:p>
-    <w:p>
-      <w:pPr>
-        <w:spacing w:before="100" w:beforeAutospacing="1" w:after="100" w:afterAutospacing="1" w:line="240" w:lineRule="auto"/>
-        <w:rPr>
-          <w:rFonts w:ascii="Times New Roman" w:eastAsia="Times New Roman" w:hAnsi="Times New Roman" w:cs="Times New Roman"/>
-          <w:sz w:val="24"/>
-          <w:szCs w:val="24"/>
-          <w:lang w:eastAsia="en-IN"/>
-        </w:rPr>
-      </w:pPr>
-    </w:p>
-    <w:p>
-      <w:pPr>
-        <w:spacing w:before="100" w:beforeAutospacing="1" w:after="100" w:afterAutospacing="1" w:line="240" w:lineRule="auto"/>
-        <w:rPr>
-          <w:rFonts w:ascii="Times New Roman" w:eastAsia="Times New Roman" w:hAnsi="Times New Roman" w:cs="Times New Roman"/>
-          <w:sz w:val="24"/>
-          <w:szCs w:val="24"/>
-          <w:lang w:eastAsia="en-IN"/>
-        </w:rPr>
-      </w:pPr>
-      <w:r>
-        <w:rPr>
-          <w:rFonts w:ascii="Times New Roman" w:eastAsia="Times New Roman" w:hAnsi="Times New Roman" w:cs="Times New Roman"/>
-          <w:sz w:val="24"/>
-          <w:szCs w:val="24"/>
-          <w:lang w:eastAsia="en-IN"/>
-        </w:rPr>
-        <w:t>++++++++++++++++++++++++++++++++++++++++++++++++++++++++</w:t>
-      </w:r>
-    </w:p>
-    <w:p>
-      <w:pPr>
-        <w:spacing w:after="0" w:line="240" w:lineRule="auto"/>
-        <w:rPr>
-          <w:rFonts w:ascii="Times New Roman" w:eastAsia="Times New Roman" w:hAnsi="Times New Roman" w:cs="Times New Roman"/>
-          <w:b/>
-          <w:sz w:val="56"/>
-          <w:szCs w:val="24"/>
-          <w:lang w:eastAsia="en-IN"/>
-        </w:rPr>
-      </w:pPr>
-      <w:proofErr w:type="gramStart"/>
-      <w:r>
-        <w:rPr>
-          <w:rFonts w:ascii="Times New Roman" w:eastAsia="Times New Roman" w:hAnsi="Times New Roman" w:cs="Times New Roman"/>
-          <w:b/>
-          <w:sz w:val="56"/>
-          <w:szCs w:val="24"/>
-          <w:lang w:eastAsia="en-IN"/>
-        </w:rPr>
-        <w:t>sql</w:t>
-      </w:r>
-      <w:proofErr w:type="gramEnd"/>
-      <w:r>
-        <w:rPr>
-          <w:rFonts w:ascii="Times New Roman" w:eastAsia="Times New Roman" w:hAnsi="Times New Roman" w:cs="Times New Roman"/>
-          <w:b/>
-          <w:sz w:val="56"/>
-          <w:szCs w:val="24"/>
-          <w:lang w:eastAsia="en-IN"/>
-        </w:rPr>
-        <w:t xml:space="preserve"> solution</w:t>
-      </w:r>
-    </w:p>
-    <w:p>
-      <w:pPr>
-        <w:spacing w:before="100" w:beforeAutospacing="1" w:after="100" w:afterAutospacing="1" w:line="240" w:lineRule="auto"/>
-        <w:rPr>
-          <w:rFonts w:ascii="Times New Roman" w:eastAsia="Times New Roman" w:hAnsi="Times New Roman" w:cs="Times New Roman"/>
-          <w:sz w:val="24"/>
-          <w:szCs w:val="24"/>
-          <w:lang w:eastAsia="en-IN"/>
-        </w:rPr>
-      </w:pPr>
-      <w:r>
-        <w:rPr>
-          <w:rFonts w:ascii="Times New Roman" w:eastAsia="Times New Roman" w:hAnsi="Times New Roman" w:cs="Times New Roman"/>
-          <w:sz w:val="24"/>
-          <w:szCs w:val="24"/>
-          <w:lang w:eastAsia="en-IN"/>
-        </w:rPr>
-        <w:t xml:space="preserve">Good 👍 now we talk </w:t>
-      </w:r>
-      <w:r>
-        <w:rPr>
-          <w:rFonts w:ascii="Times New Roman" w:eastAsia="Times New Roman" w:hAnsi="Times New Roman" w:cs="Times New Roman"/>
-          <w:b/>
-          <w:bCs/>
-          <w:sz w:val="24"/>
-          <w:szCs w:val="24"/>
-          <w:lang w:eastAsia="en-IN"/>
-        </w:rPr>
-        <w:t>pure SQL solution for data skew</w:t>
-      </w:r>
-      <w:r>
-        <w:rPr>
-          <w:rFonts w:ascii="Times New Roman" w:eastAsia="Times New Roman" w:hAnsi="Times New Roman" w:cs="Times New Roman"/>
-          <w:sz w:val="24"/>
-          <w:szCs w:val="24"/>
-          <w:lang w:eastAsia="en-IN"/>
-        </w:rPr>
-        <w:t xml:space="preserve"> (not Spark code).</w:t>
-      </w:r>
-    </w:p>
-    <w:p>
-      <w:pPr>
-        <w:spacing w:after="0" w:line="240" w:lineRule="auto"/>
-        <w:rPr>
-          <w:rFonts w:ascii="Times New Roman" w:eastAsia="Times New Roman" w:hAnsi="Times New Roman" w:cs="Times New Roman"/>
-          <w:sz w:val="24"/>
-          <w:szCs w:val="24"/>
-          <w:lang w:eastAsia="en-IN"/>
-        </w:rPr>
-      </w:pPr>
-      <w:r>
-        <w:rPr>
-          <w:rFonts w:ascii="Times New Roman" w:eastAsia="Times New Roman" w:hAnsi="Times New Roman" w:cs="Times New Roman"/>
-          <w:sz w:val="24"/>
-          <w:szCs w:val="24"/>
-          <w:lang w:eastAsia="en-IN"/>
-        </w:rPr>
-        <w:lastRenderedPageBreak/>
-        <w:pict>
-          <v:rect id="_x0000_i1038" style="width:0;height:1.5pt" o:hralign="center" o:hrstd="t" o:hr="t" fillcolor="#a0a0a0" stroked="f"/>
-        </w:pict>
-      </w:r>
-    </w:p>
-    <w:p>
-      <w:pPr>
-        <w:spacing w:before="100" w:beforeAutospacing="1" w:after="100" w:afterAutospacing="1" w:line="240" w:lineRule="auto"/>
-        <w:outlineLvl w:val="0"/>
+      </w:pPr>
+      <w:r>
         <w:rPr>
           <w:rFonts w:ascii="Times New Roman" w:eastAsia="Times New Roman" w:hAnsi="Times New Roman" w:cs="Times New Roman"/>
           <w:b/>
@@ -3540,17 +3537,6 @@
           <w:szCs w:val="48"/>
           <w:lang w:eastAsia="en-IN"/>
         </w:rPr>
-      </w:pPr>
-      <w:r>
-        <w:rPr>
-          <w:rFonts w:ascii="Times New Roman" w:eastAsia="Times New Roman" w:hAnsi="Times New Roman" w:cs="Times New Roman"/>
-          <w:b/>
-          <w:bCs/>
-          <w:kern w:val="36"/>
-          <w:sz w:val="48"/>
-          <w:szCs w:val="48"/>
-          <w:lang w:eastAsia="en-IN"/>
-        </w:rPr>
         <w:t>🔥 First: What is Skew in SQL?</w:t>
       </w:r>
     </w:p>
@@ -3765,6 +3751,16 @@
           <w:lang w:eastAsia="en-IN"/>
         </w:rPr>
         <w:br/>
+        <w:t>👉 That key goes to one node</w:t>
+      </w:r>
+      <w:r>
+        <w:rPr>
+          <w:rFonts w:ascii="Times New Roman" w:eastAsia="Times New Roman" w:hAnsi="Times New Roman" w:cs="Times New Roman"/>
+          <w:sz w:val="24"/>
+          <w:szCs w:val="24"/>
+          <w:lang w:eastAsia="en-IN"/>
+        </w:rPr>
+        <w:br/>
         <w:t xml:space="preserve">👉 </w:t>
       </w:r>
       <w:proofErr w:type="gramStart"/>
@@ -3785,17 +3781,7 @@
           <w:szCs w:val="24"/>
           <w:lang w:eastAsia="en-IN"/>
         </w:rPr>
-        <w:t xml:space="preserve"> key goes to one node</w:t>
-      </w:r>
-      <w:r>
-        <w:rPr>
-          <w:rFonts w:ascii="Times New Roman" w:eastAsia="Times New Roman" w:hAnsi="Times New Roman" w:cs="Times New Roman"/>
-          <w:sz w:val="24"/>
-          <w:szCs w:val="24"/>
-          <w:lang w:eastAsia="en-IN"/>
-        </w:rPr>
-        <w:br/>
-        <w:t>👉 That node becomes overloaded</w:t>
+        <w:t xml:space="preserve"> node becomes overloaded</w:t>
       </w:r>
       <w:r>
         <w:rPr>
@@ -4078,6 +4064,8 @@
             </w:r>
           </w:p>
         </w:tc>
+        <w:bookmarkStart w:id="0" w:name="_GoBack"/>
+        <w:bookmarkEnd w:id="0"/>
       </w:tr>
       <w:tr>
         <w:trPr>

--- a/Data Skew.docx
+++ b/Data Skew.docx
@@ -1667,6 +1667,99 @@
           <w:lang w:eastAsia="en-IN"/>
         </w:rPr>
       </w:pPr>
+    </w:p>
+    <w:p>
+      <w:pPr>
+        <w:spacing w:before="100" w:beforeAutospacing="1" w:after="100" w:afterAutospacing="1" w:line="240" w:lineRule="auto"/>
+        <w:rPr>
+          <w:rFonts w:ascii="Times New Roman" w:eastAsia="Times New Roman" w:hAnsi="Times New Roman" w:cs="Times New Roman"/>
+          <w:sz w:val="24"/>
+          <w:szCs w:val="24"/>
+          <w:lang w:eastAsia="en-IN"/>
+        </w:rPr>
+      </w:pPr>
+      <w:r>
+        <w:rPr>
+          <w:rFonts w:ascii="Times New Roman" w:eastAsia="Times New Roman" w:hAnsi="Times New Roman" w:cs="Times New Roman"/>
+          <w:sz w:val="24"/>
+          <w:szCs w:val="24"/>
+          <w:lang w:eastAsia="en-IN"/>
+        </w:rPr>
+        <w:t>++++++++++++++++++++++++++++++++++++++++++++++++++++++++</w:t>
+      </w:r>
+    </w:p>
+    <w:p>
+      <w:pPr>
+        <w:spacing w:after="0" w:line="240" w:lineRule="auto"/>
+        <w:rPr>
+          <w:rFonts w:ascii="Times New Roman" w:eastAsia="Times New Roman" w:hAnsi="Times New Roman" w:cs="Times New Roman"/>
+          <w:b/>
+          <w:sz w:val="44"/>
+          <w:szCs w:val="24"/>
+          <w:lang w:eastAsia="en-IN"/>
+        </w:rPr>
+      </w:pPr>
+      <w:r>
+        <w:rPr>
+          <w:rFonts w:ascii="Times New Roman" w:eastAsia="Times New Roman" w:hAnsi="Times New Roman" w:cs="Times New Roman"/>
+          <w:b/>
+          <w:sz w:val="44"/>
+          <w:szCs w:val="24"/>
+          <w:lang w:eastAsia="en-IN"/>
+        </w:rPr>
+        <w:t>SQL solution</w:t>
+      </w:r>
+    </w:p>
+    <w:p>
+      <w:pPr>
+        <w:spacing w:before="100" w:beforeAutospacing="1" w:after="100" w:afterAutospacing="1" w:line="240" w:lineRule="auto"/>
+        <w:rPr>
+          <w:rFonts w:ascii="Times New Roman" w:eastAsia="Times New Roman" w:hAnsi="Times New Roman" w:cs="Times New Roman"/>
+          <w:sz w:val="24"/>
+          <w:szCs w:val="24"/>
+          <w:lang w:eastAsia="en-IN"/>
+        </w:rPr>
+      </w:pPr>
+      <w:r>
+        <w:rPr>
+          <w:rFonts w:ascii="Times New Roman" w:eastAsia="Times New Roman" w:hAnsi="Times New Roman" w:cs="Times New Roman"/>
+          <w:sz w:val="24"/>
+          <w:szCs w:val="24"/>
+          <w:lang w:eastAsia="en-IN"/>
+        </w:rPr>
+        <w:t xml:space="preserve">Good 👍 now we talk </w:t>
+      </w:r>
+      <w:r>
+        <w:rPr>
+          <w:rFonts w:ascii="Times New Roman" w:eastAsia="Times New Roman" w:hAnsi="Times New Roman" w:cs="Times New Roman"/>
+          <w:b/>
+          <w:bCs/>
+          <w:sz w:val="24"/>
+          <w:szCs w:val="24"/>
+          <w:lang w:eastAsia="en-IN"/>
+        </w:rPr>
+        <w:t>pure SQL solution for data skew</w:t>
+      </w:r>
+      <w:r>
+        <w:rPr>
+          <w:rFonts w:ascii="Times New Roman" w:eastAsia="Times New Roman" w:hAnsi="Times New Roman" w:cs="Times New Roman"/>
+          <w:sz w:val="24"/>
+          <w:szCs w:val="24"/>
+          <w:lang w:eastAsia="en-IN"/>
+        </w:rPr>
+        <w:t xml:space="preserve"> (not Spark code).</w:t>
+      </w:r>
+    </w:p>
+    <w:p>
+      <w:pPr>
+        <w:spacing w:after="0" w:line="240" w:lineRule="auto"/>
+        <w:rPr>
+          <w:rFonts w:ascii="Times New Roman" w:eastAsia="Times New Roman" w:hAnsi="Times New Roman" w:cs="Times New Roman"/>
+          <w:sz w:val="24"/>
+          <w:szCs w:val="24"/>
+          <w:lang w:eastAsia="en-IN"/>
+        </w:rPr>
+      </w:pPr>
       <w:r>
         <w:rPr>
           <w:rFonts w:ascii="Times New Roman" w:eastAsia="Times New Roman" w:hAnsi="Times New Roman" w:cs="Times New Roman"/>
@@ -1688,7 +1781,7 @@
           <w:b/>
           <w:bCs/>
           <w:kern w:val="36"/>
-          <w:sz w:val="40"/>
+          <w:sz w:val="36"/>
           <w:szCs w:val="48"/>
           <w:lang w:eastAsia="en-IN"/>
         </w:rPr>
@@ -1699,1845 +1792,11 @@
           <w:b/>
           <w:bCs/>
           <w:kern w:val="36"/>
-          <w:sz w:val="40"/>
+          <w:sz w:val="36"/>
           <w:szCs w:val="48"/>
           <w:lang w:eastAsia="en-IN"/>
         </w:rPr>
-        <w:t>How to Identify Skew?</w:t>
-      </w:r>
-    </w:p>
-    <w:p>
-      <w:pPr>
-        <w:spacing w:before="100" w:beforeAutospacing="1" w:after="100" w:afterAutospacing="1" w:line="240" w:lineRule="auto"/>
-        <w:outlineLvl w:val="2"/>
-        <w:rPr>
-          <w:rFonts w:ascii="Times New Roman" w:eastAsia="Times New Roman" w:hAnsi="Times New Roman" w:cs="Times New Roman"/>
-          <w:b/>
-          <w:bCs/>
-          <w:sz w:val="27"/>
-          <w:szCs w:val="27"/>
-          <w:lang w:eastAsia="en-IN"/>
-        </w:rPr>
-      </w:pPr>
-      <w:r>
-        <w:rPr>
-          <w:rFonts w:ascii="Times New Roman" w:eastAsia="Times New Roman" w:hAnsi="Times New Roman" w:cs="Times New Roman"/>
-          <w:b/>
-          <w:bCs/>
-          <w:sz w:val="27"/>
-          <w:szCs w:val="27"/>
-          <w:lang w:eastAsia="en-IN"/>
-        </w:rPr>
-        <w:t>1</w:t>
-      </w:r>
-      <w:r>
-        <w:rPr>
-          <w:rFonts w:ascii="Times New Roman" w:eastAsia="Times New Roman" w:hAnsi="Times New Roman" w:cs="Times New Roman"/>
-          <w:b/>
-          <w:bCs/>
-          <w:sz w:val="27"/>
-          <w:szCs w:val="27"/>
-          <w:lang w:eastAsia="en-IN"/>
-        </w:rPr>
-        <w:t>.</w:t>
-      </w:r>
-      <w:r>
-        <w:rPr>
-          <w:rFonts w:ascii="Times New Roman" w:eastAsia="Times New Roman" w:hAnsi="Times New Roman" w:cs="Times New Roman"/>
-          <w:b/>
-          <w:bCs/>
-          <w:sz w:val="27"/>
-          <w:szCs w:val="27"/>
-          <w:lang w:eastAsia="en-IN"/>
-        </w:rPr>
-        <w:t xml:space="preserve"> Check Spark UI</w:t>
-      </w:r>
-    </w:p>
-    <w:p>
-      <w:pPr>
-        <w:numPr>
-          <w:ilvl w:val="0"/>
-          <w:numId w:val="3"/>
-        </w:numPr>
-        <w:spacing w:before="100" w:beforeAutospacing="1" w:after="100" w:afterAutospacing="1" w:line="240" w:lineRule="auto"/>
-        <w:rPr>
-          <w:rFonts w:ascii="Times New Roman" w:eastAsia="Times New Roman" w:hAnsi="Times New Roman" w:cs="Times New Roman"/>
-          <w:sz w:val="24"/>
-          <w:szCs w:val="24"/>
-          <w:lang w:eastAsia="en-IN"/>
-        </w:rPr>
-      </w:pPr>
-      <w:r>
-        <w:rPr>
-          <w:rFonts w:ascii="Times New Roman" w:eastAsia="Times New Roman" w:hAnsi="Times New Roman" w:cs="Times New Roman"/>
-          <w:sz w:val="24"/>
-          <w:szCs w:val="24"/>
-          <w:lang w:eastAsia="en-IN"/>
-        </w:rPr>
-        <w:t>One task takes much longer than others</w:t>
-      </w:r>
-    </w:p>
-    <w:p>
-      <w:pPr>
-        <w:numPr>
-          <w:ilvl w:val="0"/>
-          <w:numId w:val="3"/>
-        </w:numPr>
-        <w:spacing w:before="100" w:beforeAutospacing="1" w:after="100" w:afterAutospacing="1" w:line="240" w:lineRule="auto"/>
-        <w:rPr>
-          <w:rFonts w:ascii="Times New Roman" w:eastAsia="Times New Roman" w:hAnsi="Times New Roman" w:cs="Times New Roman"/>
-          <w:sz w:val="24"/>
-          <w:szCs w:val="24"/>
-          <w:lang w:eastAsia="en-IN"/>
-        </w:rPr>
-      </w:pPr>
-      <w:r>
-        <w:rPr>
-          <w:rFonts w:ascii="Times New Roman" w:eastAsia="Times New Roman" w:hAnsi="Times New Roman" w:cs="Times New Roman"/>
-          <w:sz w:val="24"/>
-          <w:szCs w:val="24"/>
-          <w:lang w:eastAsia="en-IN"/>
-        </w:rPr>
-        <w:t>One partition size is huge</w:t>
-      </w:r>
-    </w:p>
-    <w:p>
-      <w:pPr>
-        <w:spacing w:before="100" w:beforeAutospacing="1" w:after="100" w:afterAutospacing="1" w:line="240" w:lineRule="auto"/>
-        <w:outlineLvl w:val="2"/>
-        <w:rPr>
-          <w:rFonts w:ascii="Times New Roman" w:eastAsia="Times New Roman" w:hAnsi="Times New Roman" w:cs="Times New Roman"/>
-          <w:b/>
-          <w:bCs/>
-          <w:sz w:val="27"/>
-          <w:szCs w:val="27"/>
-          <w:lang w:eastAsia="en-IN"/>
-        </w:rPr>
-      </w:pPr>
-      <w:r>
-        <w:rPr>
-          <w:rFonts w:ascii="Times New Roman" w:eastAsia="Times New Roman" w:hAnsi="Times New Roman" w:cs="Times New Roman"/>
-          <w:b/>
-          <w:bCs/>
-          <w:sz w:val="27"/>
-          <w:szCs w:val="27"/>
-          <w:lang w:eastAsia="en-IN"/>
-        </w:rPr>
-        <w:t>2</w:t>
-      </w:r>
-      <w:r>
-        <w:rPr>
-          <w:rFonts w:ascii="Times New Roman" w:eastAsia="Times New Roman" w:hAnsi="Times New Roman" w:cs="Times New Roman"/>
-          <w:b/>
-          <w:bCs/>
-          <w:sz w:val="27"/>
-          <w:szCs w:val="27"/>
-          <w:lang w:eastAsia="en-IN"/>
-        </w:rPr>
-        <w:t>.</w:t>
-      </w:r>
-      <w:r>
-        <w:rPr>
-          <w:rFonts w:ascii="Times New Roman" w:eastAsia="Times New Roman" w:hAnsi="Times New Roman" w:cs="Times New Roman"/>
-          <w:b/>
-          <w:bCs/>
-          <w:sz w:val="27"/>
-          <w:szCs w:val="27"/>
-          <w:lang w:eastAsia="en-IN"/>
-        </w:rPr>
-        <w:t xml:space="preserve"> Check key distribution</w:t>
-      </w:r>
-    </w:p>
-    <w:p>
-      <w:pPr>
-        <w:tabs>
-          <w:tab w:val="left" w:pos="916"/>
-          <w:tab w:val="left" w:pos="1832"/>
-          <w:tab w:val="left" w:pos="2748"/>
-          <w:tab w:val="left" w:pos="3664"/>
-          <w:tab w:val="left" w:pos="4580"/>
-          <w:tab w:val="left" w:pos="5496"/>
-          <w:tab w:val="left" w:pos="6412"/>
-          <w:tab w:val="left" w:pos="7328"/>
-          <w:tab w:val="left" w:pos="8244"/>
-          <w:tab w:val="left" w:pos="9160"/>
-          <w:tab w:val="left" w:pos="10076"/>
-          <w:tab w:val="left" w:pos="10992"/>
-          <w:tab w:val="left" w:pos="11908"/>
-          <w:tab w:val="left" w:pos="12824"/>
-          <w:tab w:val="left" w:pos="13740"/>
-          <w:tab w:val="left" w:pos="14656"/>
-        </w:tabs>
-        <w:spacing w:after="0" w:line="240" w:lineRule="auto"/>
-        <w:rPr>
-          <w:rFonts w:ascii="Courier New" w:eastAsia="Times New Roman" w:hAnsi="Courier New" w:cs="Courier New"/>
-          <w:noProof/>
-          <w:sz w:val="20"/>
-          <w:szCs w:val="20"/>
-          <w:lang w:eastAsia="en-IN"/>
-        </w:rPr>
-      </w:pPr>
-      <w:r>
-        <w:rPr>
-          <w:rFonts w:ascii="Courier New" w:eastAsia="Times New Roman" w:hAnsi="Courier New" w:cs="Courier New"/>
-          <w:noProof/>
-          <w:sz w:val="20"/>
-          <w:szCs w:val="20"/>
-          <w:lang w:eastAsia="en-IN"/>
-        </w:rPr>
-        <w:t>df.groupBy("id").count().orderBy("count", ascending=False).show()</w:t>
-      </w:r>
-    </w:p>
-    <w:p>
-      <w:pPr>
-        <w:spacing w:before="100" w:beforeAutospacing="1" w:after="100" w:afterAutospacing="1" w:line="240" w:lineRule="auto"/>
-        <w:rPr>
-          <w:rFonts w:ascii="Times New Roman" w:eastAsia="Times New Roman" w:hAnsi="Times New Roman" w:cs="Times New Roman"/>
-          <w:noProof/>
-          <w:sz w:val="24"/>
-          <w:szCs w:val="24"/>
-          <w:lang w:eastAsia="en-IN"/>
-        </w:rPr>
-      </w:pPr>
-      <w:r>
-        <w:rPr>
-          <w:rFonts w:ascii="Times New Roman" w:eastAsia="Times New Roman" w:hAnsi="Times New Roman" w:cs="Times New Roman"/>
-          <w:noProof/>
-          <w:sz w:val="24"/>
-          <w:szCs w:val="24"/>
-          <w:lang w:eastAsia="en-IN"/>
-        </w:rPr>
-        <w:t>If one key has very high count → skew key.</w:t>
-      </w:r>
-    </w:p>
-    <w:p>
-      <w:pPr>
-        <w:spacing w:after="0" w:line="240" w:lineRule="auto"/>
-        <w:rPr>
-          <w:rFonts w:ascii="Times New Roman" w:eastAsia="Times New Roman" w:hAnsi="Times New Roman" w:cs="Times New Roman"/>
-          <w:sz w:val="24"/>
-          <w:szCs w:val="24"/>
-          <w:lang w:eastAsia="en-IN"/>
-        </w:rPr>
-      </w:pPr>
-      <w:r>
-        <w:rPr>
-          <w:rFonts w:ascii="Times New Roman" w:eastAsia="Times New Roman" w:hAnsi="Times New Roman" w:cs="Times New Roman"/>
-          <w:sz w:val="24"/>
-          <w:szCs w:val="24"/>
-          <w:lang w:eastAsia="en-IN"/>
-        </w:rPr>
-        <w:pict>
-          <v:rect id="_x0000_i1029" style="width:0;height:1.5pt" o:hralign="center" o:hrstd="t" o:hr="t" fillcolor="#a0a0a0" stroked="f"/>
-        </w:pict>
-      </w:r>
-    </w:p>
-    <w:p>
-      <w:pPr>
-        <w:spacing w:before="100" w:beforeAutospacing="1" w:after="100" w:afterAutospacing="1" w:line="240" w:lineRule="auto"/>
-        <w:outlineLvl w:val="0"/>
-        <w:rPr>
-          <w:rFonts w:ascii="Times New Roman" w:eastAsia="Times New Roman" w:hAnsi="Times New Roman" w:cs="Times New Roman"/>
-          <w:b/>
-          <w:bCs/>
-          <w:kern w:val="36"/>
-          <w:sz w:val="40"/>
-          <w:szCs w:val="48"/>
-          <w:lang w:eastAsia="en-IN"/>
-        </w:rPr>
-      </w:pPr>
-      <w:r>
-        <w:rPr>
-          <w:rFonts w:ascii="Times New Roman" w:eastAsia="Times New Roman" w:hAnsi="Times New Roman" w:cs="Times New Roman"/>
-          <w:b/>
-          <w:bCs/>
-          <w:kern w:val="36"/>
-          <w:sz w:val="40"/>
-          <w:szCs w:val="48"/>
-          <w:lang w:eastAsia="en-IN"/>
-        </w:rPr>
-        <w:t>Solutions to Data Skew</w:t>
-      </w:r>
-    </w:p>
-    <w:p>
-      <w:pPr>
-        <w:spacing w:after="0" w:line="240" w:lineRule="auto"/>
-        <w:rPr>
-          <w:rFonts w:ascii="Times New Roman" w:eastAsia="Times New Roman" w:hAnsi="Times New Roman" w:cs="Times New Roman"/>
-          <w:sz w:val="24"/>
-          <w:szCs w:val="24"/>
-          <w:lang w:eastAsia="en-IN"/>
-        </w:rPr>
-      </w:pPr>
-      <w:r>
-        <w:rPr>
-          <w:rFonts w:ascii="Times New Roman" w:eastAsia="Times New Roman" w:hAnsi="Times New Roman" w:cs="Times New Roman"/>
-          <w:sz w:val="24"/>
-          <w:szCs w:val="24"/>
-          <w:lang w:eastAsia="en-IN"/>
-        </w:rPr>
-        <w:pict>
-          <v:rect id="_x0000_i1030" style="width:0;height:1.5pt" o:hralign="center" o:hrstd="t" o:hr="t" fillcolor="#a0a0a0" stroked="f"/>
-        </w:pict>
-      </w:r>
-    </w:p>
-    <w:p>
-      <w:pPr>
-        <w:spacing w:before="100" w:beforeAutospacing="1" w:after="100" w:afterAutospacing="1" w:line="240" w:lineRule="auto"/>
-        <w:outlineLvl w:val="1"/>
-        <w:rPr>
-          <w:rFonts w:ascii="Times New Roman" w:eastAsia="Times New Roman" w:hAnsi="Times New Roman" w:cs="Times New Roman"/>
-          <w:b/>
-          <w:bCs/>
-          <w:sz w:val="36"/>
-          <w:szCs w:val="36"/>
-          <w:lang w:eastAsia="en-IN"/>
-        </w:rPr>
-      </w:pPr>
-      <w:r>
-        <w:rPr>
-          <w:rFonts w:ascii="Times New Roman" w:eastAsia="Times New Roman" w:hAnsi="Times New Roman" w:cs="Times New Roman"/>
-          <w:b/>
-          <w:bCs/>
-          <w:sz w:val="36"/>
-          <w:szCs w:val="36"/>
-          <w:lang w:eastAsia="en-IN"/>
-        </w:rPr>
-        <w:t>1. Salting (Most Common Interview Answer)</w:t>
-      </w:r>
-    </w:p>
-    <w:p>
-      <w:pPr>
-        <w:spacing w:before="100" w:beforeAutospacing="1" w:after="100" w:afterAutospacing="1" w:line="240" w:lineRule="auto"/>
-        <w:rPr>
-          <w:rFonts w:ascii="Times New Roman" w:eastAsia="Times New Roman" w:hAnsi="Times New Roman" w:cs="Times New Roman"/>
-          <w:sz w:val="24"/>
-          <w:szCs w:val="24"/>
-          <w:lang w:eastAsia="en-IN"/>
-        </w:rPr>
-      </w:pPr>
-      <w:r>
-        <w:rPr>
-          <w:rFonts w:ascii="Times New Roman" w:eastAsia="Times New Roman" w:hAnsi="Times New Roman" w:cs="Times New Roman"/>
-          <w:sz w:val="24"/>
-          <w:szCs w:val="24"/>
-          <w:lang w:eastAsia="en-IN"/>
-        </w:rPr>
-        <w:lastRenderedPageBreak/>
-        <w:t>Add random number to skewed key.</w:t>
-      </w:r>
-    </w:p>
-    <w:p>
-      <w:pPr>
-        <w:spacing w:before="100" w:beforeAutospacing="1" w:after="100" w:afterAutospacing="1" w:line="240" w:lineRule="auto"/>
-        <w:outlineLvl w:val="2"/>
-        <w:rPr>
-          <w:rFonts w:ascii="Times New Roman" w:eastAsia="Times New Roman" w:hAnsi="Times New Roman" w:cs="Times New Roman"/>
-          <w:b/>
-          <w:bCs/>
-          <w:sz w:val="27"/>
-          <w:szCs w:val="27"/>
-          <w:lang w:eastAsia="en-IN"/>
-        </w:rPr>
-      </w:pPr>
-      <w:r>
-        <w:rPr>
-          <w:rFonts w:ascii="Times New Roman" w:eastAsia="Times New Roman" w:hAnsi="Times New Roman" w:cs="Times New Roman"/>
-          <w:b/>
-          <w:bCs/>
-          <w:sz w:val="27"/>
-          <w:szCs w:val="27"/>
-          <w:lang w:eastAsia="en-IN"/>
-        </w:rPr>
-        <w:t>Example:</w:t>
-      </w:r>
-    </w:p>
-    <w:p>
-      <w:pPr>
-        <w:tabs>
-          <w:tab w:val="left" w:pos="916"/>
-          <w:tab w:val="left" w:pos="1832"/>
-          <w:tab w:val="left" w:pos="2748"/>
-          <w:tab w:val="left" w:pos="3664"/>
-          <w:tab w:val="left" w:pos="4580"/>
-          <w:tab w:val="left" w:pos="5496"/>
-          <w:tab w:val="left" w:pos="6412"/>
-          <w:tab w:val="left" w:pos="7328"/>
-          <w:tab w:val="left" w:pos="8244"/>
-          <w:tab w:val="left" w:pos="9160"/>
-          <w:tab w:val="left" w:pos="10076"/>
-          <w:tab w:val="left" w:pos="10992"/>
-          <w:tab w:val="left" w:pos="11908"/>
-          <w:tab w:val="left" w:pos="12824"/>
-          <w:tab w:val="left" w:pos="13740"/>
-          <w:tab w:val="left" w:pos="14656"/>
-        </w:tabs>
-        <w:spacing w:after="0" w:line="240" w:lineRule="auto"/>
-        <w:rPr>
-          <w:rFonts w:ascii="Courier New" w:eastAsia="Times New Roman" w:hAnsi="Courier New" w:cs="Courier New"/>
-          <w:noProof/>
-          <w:sz w:val="20"/>
-          <w:szCs w:val="20"/>
-          <w:lang w:eastAsia="en-IN"/>
-        </w:rPr>
-      </w:pPr>
-      <w:r>
-        <w:rPr>
-          <w:rFonts w:ascii="Courier New" w:eastAsia="Times New Roman" w:hAnsi="Courier New" w:cs="Courier New"/>
-          <w:noProof/>
-          <w:sz w:val="20"/>
-          <w:szCs w:val="20"/>
-          <w:lang w:eastAsia="en-IN"/>
-        </w:rPr>
-        <w:t>from pyspark.sql.functions import rand, floor</w:t>
-      </w:r>
-    </w:p>
-    <w:p>
-      <w:pPr>
-        <w:tabs>
-          <w:tab w:val="left" w:pos="916"/>
-          <w:tab w:val="left" w:pos="1832"/>
-          <w:tab w:val="left" w:pos="2748"/>
-          <w:tab w:val="left" w:pos="3664"/>
-          <w:tab w:val="left" w:pos="4580"/>
-          <w:tab w:val="left" w:pos="5496"/>
-          <w:tab w:val="left" w:pos="6412"/>
-          <w:tab w:val="left" w:pos="7328"/>
-          <w:tab w:val="left" w:pos="8244"/>
-          <w:tab w:val="left" w:pos="9160"/>
-          <w:tab w:val="left" w:pos="10076"/>
-          <w:tab w:val="left" w:pos="10992"/>
-          <w:tab w:val="left" w:pos="11908"/>
-          <w:tab w:val="left" w:pos="12824"/>
-          <w:tab w:val="left" w:pos="13740"/>
-          <w:tab w:val="left" w:pos="14656"/>
-        </w:tabs>
-        <w:spacing w:after="0" w:line="240" w:lineRule="auto"/>
-        <w:rPr>
-          <w:rFonts w:ascii="Courier New" w:eastAsia="Times New Roman" w:hAnsi="Courier New" w:cs="Courier New"/>
-          <w:noProof/>
-          <w:sz w:val="20"/>
-          <w:szCs w:val="20"/>
-          <w:lang w:eastAsia="en-IN"/>
-        </w:rPr>
-      </w:pPr>
-    </w:p>
-    <w:p>
-      <w:pPr>
-        <w:tabs>
-          <w:tab w:val="left" w:pos="916"/>
-          <w:tab w:val="left" w:pos="1832"/>
-          <w:tab w:val="left" w:pos="2748"/>
-          <w:tab w:val="left" w:pos="3664"/>
-          <w:tab w:val="left" w:pos="4580"/>
-          <w:tab w:val="left" w:pos="5496"/>
-          <w:tab w:val="left" w:pos="6412"/>
-          <w:tab w:val="left" w:pos="7328"/>
-          <w:tab w:val="left" w:pos="8244"/>
-          <w:tab w:val="left" w:pos="9160"/>
-          <w:tab w:val="left" w:pos="10076"/>
-          <w:tab w:val="left" w:pos="10992"/>
-          <w:tab w:val="left" w:pos="11908"/>
-          <w:tab w:val="left" w:pos="12824"/>
-          <w:tab w:val="left" w:pos="13740"/>
-          <w:tab w:val="left" w:pos="14656"/>
-        </w:tabs>
-        <w:spacing w:after="0" w:line="240" w:lineRule="auto"/>
-        <w:rPr>
-          <w:rFonts w:ascii="Courier New" w:eastAsia="Times New Roman" w:hAnsi="Courier New" w:cs="Courier New"/>
-          <w:noProof/>
-          <w:sz w:val="20"/>
-          <w:szCs w:val="20"/>
-          <w:lang w:eastAsia="en-IN"/>
-        </w:rPr>
-      </w:pPr>
-      <w:r>
-        <w:rPr>
-          <w:rFonts w:ascii="Courier New" w:eastAsia="Times New Roman" w:hAnsi="Courier New" w:cs="Courier New"/>
-          <w:noProof/>
-          <w:sz w:val="20"/>
-          <w:szCs w:val="20"/>
-          <w:lang w:eastAsia="en-IN"/>
-        </w:rPr>
-        <w:t xml:space="preserve">df1_salted = df1.withColumn("salt", </w:t>
-      </w:r>
-      <w:r>
-        <w:rPr>
-          <w:rFonts w:ascii="Courier New" w:eastAsia="Times New Roman" w:hAnsi="Courier New" w:cs="Courier New"/>
-          <w:noProof/>
-          <w:sz w:val="20"/>
-          <w:szCs w:val="20"/>
-          <w:highlight w:val="cyan"/>
-          <w:lang w:eastAsia="en-IN"/>
-        </w:rPr>
-        <w:t>floor(rand()*5))</w:t>
-      </w:r>
-    </w:p>
-    <w:p>
-      <w:pPr>
-        <w:tabs>
-          <w:tab w:val="left" w:pos="916"/>
-          <w:tab w:val="left" w:pos="1832"/>
-          <w:tab w:val="left" w:pos="2748"/>
-          <w:tab w:val="left" w:pos="3664"/>
-          <w:tab w:val="left" w:pos="4580"/>
-          <w:tab w:val="left" w:pos="5496"/>
-          <w:tab w:val="left" w:pos="6412"/>
-          <w:tab w:val="left" w:pos="7328"/>
-          <w:tab w:val="left" w:pos="8244"/>
-          <w:tab w:val="left" w:pos="9160"/>
-          <w:tab w:val="left" w:pos="10076"/>
-          <w:tab w:val="left" w:pos="10992"/>
-          <w:tab w:val="left" w:pos="11908"/>
-          <w:tab w:val="left" w:pos="12824"/>
-          <w:tab w:val="left" w:pos="13740"/>
-          <w:tab w:val="left" w:pos="14656"/>
-        </w:tabs>
-        <w:spacing w:after="0" w:line="240" w:lineRule="auto"/>
-        <w:rPr>
-          <w:rFonts w:ascii="Courier New" w:eastAsia="Times New Roman" w:hAnsi="Courier New" w:cs="Courier New"/>
-          <w:noProof/>
-          <w:sz w:val="20"/>
-          <w:szCs w:val="20"/>
-          <w:lang w:eastAsia="en-IN"/>
-        </w:rPr>
-      </w:pPr>
-      <w:r>
-        <w:rPr>
-          <w:rFonts w:ascii="Courier New" w:eastAsia="Times New Roman" w:hAnsi="Courier New" w:cs="Courier New"/>
-          <w:noProof/>
-          <w:sz w:val="20"/>
-          <w:szCs w:val="20"/>
-          <w:lang w:eastAsia="en-IN"/>
-        </w:rPr>
-        <w:t>df2_salted = df2.withColumn("salt", floor(rand()*5))</w:t>
-      </w:r>
-    </w:p>
-    <w:p>
-      <w:pPr>
-        <w:tabs>
-          <w:tab w:val="left" w:pos="916"/>
-          <w:tab w:val="left" w:pos="1832"/>
-          <w:tab w:val="left" w:pos="2748"/>
-          <w:tab w:val="left" w:pos="3664"/>
-          <w:tab w:val="left" w:pos="4580"/>
-          <w:tab w:val="left" w:pos="5496"/>
-          <w:tab w:val="left" w:pos="6412"/>
-          <w:tab w:val="left" w:pos="7328"/>
-          <w:tab w:val="left" w:pos="8244"/>
-          <w:tab w:val="left" w:pos="9160"/>
-          <w:tab w:val="left" w:pos="10076"/>
-          <w:tab w:val="left" w:pos="10992"/>
-          <w:tab w:val="left" w:pos="11908"/>
-          <w:tab w:val="left" w:pos="12824"/>
-          <w:tab w:val="left" w:pos="13740"/>
-          <w:tab w:val="left" w:pos="14656"/>
-        </w:tabs>
-        <w:spacing w:after="0" w:line="240" w:lineRule="auto"/>
-        <w:rPr>
-          <w:rFonts w:ascii="Courier New" w:eastAsia="Times New Roman" w:hAnsi="Courier New" w:cs="Courier New"/>
-          <w:noProof/>
-          <w:sz w:val="20"/>
-          <w:szCs w:val="20"/>
-          <w:lang w:eastAsia="en-IN"/>
-        </w:rPr>
-      </w:pPr>
-    </w:p>
-    <w:p>
-      <w:pPr>
-        <w:tabs>
-          <w:tab w:val="left" w:pos="916"/>
-          <w:tab w:val="left" w:pos="1832"/>
-          <w:tab w:val="left" w:pos="2748"/>
-          <w:tab w:val="left" w:pos="3664"/>
-          <w:tab w:val="left" w:pos="4580"/>
-          <w:tab w:val="left" w:pos="5496"/>
-          <w:tab w:val="left" w:pos="6412"/>
-          <w:tab w:val="left" w:pos="7328"/>
-          <w:tab w:val="left" w:pos="8244"/>
-          <w:tab w:val="left" w:pos="9160"/>
-          <w:tab w:val="left" w:pos="10076"/>
-          <w:tab w:val="left" w:pos="10992"/>
-          <w:tab w:val="left" w:pos="11908"/>
-          <w:tab w:val="left" w:pos="12824"/>
-          <w:tab w:val="left" w:pos="13740"/>
-          <w:tab w:val="left" w:pos="14656"/>
-        </w:tabs>
-        <w:spacing w:after="0" w:line="240" w:lineRule="auto"/>
-        <w:rPr>
-          <w:rFonts w:ascii="Courier New" w:eastAsia="Times New Roman" w:hAnsi="Courier New" w:cs="Courier New"/>
-          <w:noProof/>
-          <w:sz w:val="20"/>
-          <w:szCs w:val="20"/>
-          <w:lang w:eastAsia="en-IN"/>
-        </w:rPr>
-      </w:pPr>
-      <w:r>
-        <w:rPr>
-          <w:rFonts w:ascii="Courier New" w:eastAsia="Times New Roman" w:hAnsi="Courier New" w:cs="Courier New"/>
-          <w:noProof/>
-          <w:sz w:val="20"/>
-          <w:szCs w:val="20"/>
-          <w:lang w:eastAsia="en-IN"/>
-        </w:rPr>
-        <w:t>df_join = df1_salted.join(df2_salted, ["id","salt"])</w:t>
-      </w:r>
-    </w:p>
-    <w:p>
-      <w:pPr>
-        <w:spacing w:before="100" w:beforeAutospacing="1" w:after="100" w:afterAutospacing="1" w:line="240" w:lineRule="auto"/>
-        <w:rPr>
-          <w:rFonts w:ascii="Times New Roman" w:eastAsia="Times New Roman" w:hAnsi="Times New Roman" w:cs="Times New Roman"/>
-          <w:noProof/>
-          <w:sz w:val="24"/>
-          <w:szCs w:val="24"/>
-          <w:lang w:eastAsia="en-IN"/>
-        </w:rPr>
-      </w:pPr>
-      <w:r>
-        <w:rPr>
-          <w:rFonts w:ascii="Times New Roman" w:eastAsia="Times New Roman" w:hAnsi="Times New Roman" w:cs="Times New Roman"/>
-          <w:noProof/>
-          <w:sz w:val="24"/>
-          <w:szCs w:val="24"/>
-          <w:lang w:eastAsia="en-IN"/>
-        </w:rPr>
-        <w:t>Now data spreads across partitions.</w:t>
-      </w:r>
-    </w:p>
-    <w:p>
-      <w:pPr>
-        <w:spacing w:after="0" w:line="240" w:lineRule="auto"/>
-        <w:rPr>
-          <w:rFonts w:ascii="Times New Roman" w:eastAsia="Times New Roman" w:hAnsi="Times New Roman" w:cs="Times New Roman"/>
-          <w:sz w:val="24"/>
-          <w:szCs w:val="24"/>
-          <w:lang w:eastAsia="en-IN"/>
-        </w:rPr>
-      </w:pPr>
-      <w:r>
-        <w:rPr>
-          <w:rFonts w:ascii="Times New Roman" w:eastAsia="Times New Roman" w:hAnsi="Times New Roman" w:cs="Times New Roman"/>
-          <w:sz w:val="24"/>
-          <w:szCs w:val="24"/>
-          <w:lang w:eastAsia="en-IN"/>
-        </w:rPr>
-        <w:pict>
-          <v:rect id="_x0000_i1031" style="width:0;height:1.5pt" o:hralign="center" o:hrstd="t" o:hr="t" fillcolor="#a0a0a0" stroked="f"/>
-        </w:pict>
-      </w:r>
-    </w:p>
-    <w:p>
-      <w:pPr>
-        <w:spacing w:before="100" w:beforeAutospacing="1" w:after="100" w:afterAutospacing="1" w:line="240" w:lineRule="auto"/>
-        <w:outlineLvl w:val="1"/>
-        <w:rPr>
-          <w:rFonts w:ascii="Times New Roman" w:eastAsia="Times New Roman" w:hAnsi="Times New Roman" w:cs="Times New Roman"/>
-          <w:b/>
-          <w:bCs/>
-          <w:sz w:val="36"/>
-          <w:szCs w:val="36"/>
-          <w:lang w:eastAsia="en-IN"/>
-        </w:rPr>
-      </w:pPr>
-      <w:r>
-        <w:rPr>
-          <w:rFonts w:ascii="Times New Roman" w:eastAsia="Times New Roman" w:hAnsi="Times New Roman" w:cs="Times New Roman"/>
-          <w:b/>
-          <w:bCs/>
-          <w:sz w:val="36"/>
-          <w:szCs w:val="36"/>
-          <w:lang w:eastAsia="en-IN"/>
-        </w:rPr>
-        <w:t>2. Broadcast Join (Best if one table small)</w:t>
-      </w:r>
-    </w:p>
-    <w:p>
-      <w:pPr>
-        <w:tabs>
-          <w:tab w:val="left" w:pos="916"/>
-          <w:tab w:val="left" w:pos="1832"/>
-          <w:tab w:val="left" w:pos="2748"/>
-          <w:tab w:val="left" w:pos="3664"/>
-          <w:tab w:val="left" w:pos="4580"/>
-          <w:tab w:val="left" w:pos="5496"/>
-          <w:tab w:val="left" w:pos="6412"/>
-          <w:tab w:val="left" w:pos="7328"/>
-          <w:tab w:val="left" w:pos="8244"/>
-          <w:tab w:val="left" w:pos="9160"/>
-          <w:tab w:val="left" w:pos="10076"/>
-          <w:tab w:val="left" w:pos="10992"/>
-          <w:tab w:val="left" w:pos="11908"/>
-          <w:tab w:val="left" w:pos="12824"/>
-          <w:tab w:val="left" w:pos="13740"/>
-          <w:tab w:val="left" w:pos="14656"/>
-        </w:tabs>
-        <w:spacing w:after="0" w:line="240" w:lineRule="auto"/>
-        <w:rPr>
-          <w:rFonts w:ascii="Courier New" w:eastAsia="Times New Roman" w:hAnsi="Courier New" w:cs="Courier New"/>
-          <w:noProof/>
-          <w:sz w:val="20"/>
-          <w:szCs w:val="20"/>
-          <w:lang w:eastAsia="en-IN"/>
-        </w:rPr>
-      </w:pPr>
-      <w:r>
-        <w:rPr>
-          <w:rFonts w:ascii="Courier New" w:eastAsia="Times New Roman" w:hAnsi="Courier New" w:cs="Courier New"/>
-          <w:noProof/>
-          <w:sz w:val="20"/>
-          <w:szCs w:val="20"/>
-          <w:lang w:eastAsia="en-IN"/>
-        </w:rPr>
-        <w:t>from pyspark.sql.functions import broadcast</w:t>
-      </w:r>
-    </w:p>
-    <w:p>
-      <w:pPr>
-        <w:tabs>
-          <w:tab w:val="left" w:pos="916"/>
-          <w:tab w:val="left" w:pos="1832"/>
-          <w:tab w:val="left" w:pos="2748"/>
-          <w:tab w:val="left" w:pos="3664"/>
-          <w:tab w:val="left" w:pos="4580"/>
-          <w:tab w:val="left" w:pos="5496"/>
-          <w:tab w:val="left" w:pos="6412"/>
-          <w:tab w:val="left" w:pos="7328"/>
-          <w:tab w:val="left" w:pos="8244"/>
-          <w:tab w:val="left" w:pos="9160"/>
-          <w:tab w:val="left" w:pos="10076"/>
-          <w:tab w:val="left" w:pos="10992"/>
-          <w:tab w:val="left" w:pos="11908"/>
-          <w:tab w:val="left" w:pos="12824"/>
-          <w:tab w:val="left" w:pos="13740"/>
-          <w:tab w:val="left" w:pos="14656"/>
-        </w:tabs>
-        <w:spacing w:after="0" w:line="240" w:lineRule="auto"/>
-        <w:rPr>
-          <w:rFonts w:ascii="Courier New" w:eastAsia="Times New Roman" w:hAnsi="Courier New" w:cs="Courier New"/>
-          <w:noProof/>
-          <w:sz w:val="20"/>
-          <w:szCs w:val="20"/>
-          <w:lang w:eastAsia="en-IN"/>
-        </w:rPr>
-      </w:pPr>
-    </w:p>
-    <w:p>
-      <w:pPr>
-        <w:tabs>
-          <w:tab w:val="left" w:pos="916"/>
-          <w:tab w:val="left" w:pos="1832"/>
-          <w:tab w:val="left" w:pos="2748"/>
-          <w:tab w:val="left" w:pos="3664"/>
-          <w:tab w:val="left" w:pos="4580"/>
-          <w:tab w:val="left" w:pos="5496"/>
-          <w:tab w:val="left" w:pos="6412"/>
-          <w:tab w:val="left" w:pos="7328"/>
-          <w:tab w:val="left" w:pos="8244"/>
-          <w:tab w:val="left" w:pos="9160"/>
-          <w:tab w:val="left" w:pos="10076"/>
-          <w:tab w:val="left" w:pos="10992"/>
-          <w:tab w:val="left" w:pos="11908"/>
-          <w:tab w:val="left" w:pos="12824"/>
-          <w:tab w:val="left" w:pos="13740"/>
-          <w:tab w:val="left" w:pos="14656"/>
-        </w:tabs>
-        <w:spacing w:after="0" w:line="240" w:lineRule="auto"/>
-        <w:rPr>
-          <w:rFonts w:ascii="Courier New" w:eastAsia="Times New Roman" w:hAnsi="Courier New" w:cs="Courier New"/>
-          <w:noProof/>
-          <w:sz w:val="20"/>
-          <w:szCs w:val="20"/>
-          <w:lang w:eastAsia="en-IN"/>
-        </w:rPr>
-      </w:pPr>
-      <w:r>
-        <w:rPr>
-          <w:rFonts w:ascii="Courier New" w:eastAsia="Times New Roman" w:hAnsi="Courier New" w:cs="Courier New"/>
-          <w:noProof/>
-          <w:sz w:val="20"/>
-          <w:szCs w:val="20"/>
-          <w:lang w:eastAsia="en-IN"/>
-        </w:rPr>
-        <w:t>df.join(broadcast(df_small), "id")</w:t>
-      </w:r>
-    </w:p>
-    <w:p>
-      <w:pPr>
-        <w:spacing w:before="100" w:beforeAutospacing="1" w:after="100" w:afterAutospacing="1" w:line="240" w:lineRule="auto"/>
-        <w:rPr>
-          <w:rFonts w:ascii="Times New Roman" w:eastAsia="Times New Roman" w:hAnsi="Times New Roman" w:cs="Times New Roman"/>
-          <w:noProof/>
-          <w:sz w:val="24"/>
-          <w:szCs w:val="24"/>
-          <w:lang w:eastAsia="en-IN"/>
-        </w:rPr>
-      </w:pPr>
-      <w:r>
-        <w:rPr>
-          <w:rFonts w:ascii="Times New Roman" w:eastAsia="Times New Roman" w:hAnsi="Times New Roman" w:cs="Times New Roman"/>
-          <w:noProof/>
-          <w:sz w:val="24"/>
-          <w:szCs w:val="24"/>
-          <w:lang w:eastAsia="en-IN"/>
-        </w:rPr>
-        <w:t>Small table sent to all executors → avoids shuffle → no skew issue.</w:t>
-      </w:r>
-    </w:p>
-    <w:p>
-      <w:pPr>
-        <w:spacing w:after="0" w:line="240" w:lineRule="auto"/>
-        <w:rPr>
-          <w:rFonts w:ascii="Times New Roman" w:eastAsia="Times New Roman" w:hAnsi="Times New Roman" w:cs="Times New Roman"/>
-          <w:sz w:val="24"/>
-          <w:szCs w:val="24"/>
-          <w:lang w:eastAsia="en-IN"/>
-        </w:rPr>
-      </w:pPr>
-      <w:r>
-        <w:rPr>
-          <w:rFonts w:ascii="Times New Roman" w:eastAsia="Times New Roman" w:hAnsi="Times New Roman" w:cs="Times New Roman"/>
-          <w:sz w:val="24"/>
-          <w:szCs w:val="24"/>
-          <w:lang w:eastAsia="en-IN"/>
-        </w:rPr>
-        <w:pict>
-          <v:rect id="_x0000_i1032" style="width:0;height:1.5pt" o:hralign="center" o:hrstd="t" o:hr="t" fillcolor="#a0a0a0" stroked="f"/>
-        </w:pict>
-      </w:r>
-    </w:p>
-    <w:p>
-      <w:pPr>
-        <w:spacing w:before="100" w:beforeAutospacing="1" w:after="100" w:afterAutospacing="1" w:line="240" w:lineRule="auto"/>
-        <w:outlineLvl w:val="1"/>
-        <w:rPr>
-          <w:rFonts w:ascii="Times New Roman" w:eastAsia="Times New Roman" w:hAnsi="Times New Roman" w:cs="Times New Roman"/>
-          <w:b/>
-          <w:bCs/>
-          <w:sz w:val="36"/>
-          <w:szCs w:val="36"/>
-          <w:lang w:eastAsia="en-IN"/>
-        </w:rPr>
-      </w:pPr>
-      <w:r>
-        <w:rPr>
-          <w:rFonts w:ascii="Times New Roman" w:eastAsia="Times New Roman" w:hAnsi="Times New Roman" w:cs="Times New Roman"/>
-          <w:b/>
-          <w:bCs/>
-          <w:sz w:val="36"/>
-          <w:szCs w:val="36"/>
-          <w:lang w:eastAsia="en-IN"/>
-        </w:rPr>
-        <w:t>3. Increase Shuffle Partitions</w:t>
-      </w:r>
-    </w:p>
-    <w:p>
-      <w:pPr>
-        <w:tabs>
-          <w:tab w:val="left" w:pos="916"/>
-          <w:tab w:val="left" w:pos="1832"/>
-          <w:tab w:val="left" w:pos="2748"/>
-          <w:tab w:val="left" w:pos="3664"/>
-          <w:tab w:val="left" w:pos="4580"/>
-          <w:tab w:val="left" w:pos="5496"/>
-          <w:tab w:val="left" w:pos="6412"/>
-          <w:tab w:val="left" w:pos="7328"/>
-          <w:tab w:val="left" w:pos="8244"/>
-          <w:tab w:val="left" w:pos="9160"/>
-          <w:tab w:val="left" w:pos="10076"/>
-          <w:tab w:val="left" w:pos="10992"/>
-          <w:tab w:val="left" w:pos="11908"/>
-          <w:tab w:val="left" w:pos="12824"/>
-          <w:tab w:val="left" w:pos="13740"/>
-          <w:tab w:val="left" w:pos="14656"/>
-        </w:tabs>
-        <w:spacing w:after="0" w:line="240" w:lineRule="auto"/>
-        <w:rPr>
-          <w:rFonts w:ascii="Courier New" w:eastAsia="Times New Roman" w:hAnsi="Courier New" w:cs="Courier New"/>
-          <w:noProof/>
-          <w:sz w:val="20"/>
-          <w:szCs w:val="20"/>
-          <w:lang w:eastAsia="en-IN"/>
-        </w:rPr>
-      </w:pPr>
-      <w:r>
-        <w:rPr>
-          <w:rFonts w:ascii="Courier New" w:eastAsia="Times New Roman" w:hAnsi="Courier New" w:cs="Courier New"/>
-          <w:noProof/>
-          <w:sz w:val="20"/>
-          <w:szCs w:val="20"/>
-          <w:lang w:eastAsia="en-IN"/>
-        </w:rPr>
-        <w:t>spark.conf.set("spark.sql.shuffle.partitions", 500)</w:t>
-      </w:r>
-    </w:p>
-    <w:p>
-      <w:pPr>
-        <w:spacing w:before="100" w:beforeAutospacing="1" w:after="100" w:afterAutospacing="1" w:line="240" w:lineRule="auto"/>
-        <w:rPr>
-          <w:rFonts w:ascii="Times New Roman" w:eastAsia="Times New Roman" w:hAnsi="Times New Roman" w:cs="Times New Roman"/>
-          <w:sz w:val="24"/>
-          <w:szCs w:val="24"/>
-          <w:lang w:eastAsia="en-IN"/>
-        </w:rPr>
-      </w:pPr>
-      <w:r>
-        <w:rPr>
-          <w:rFonts w:ascii="Times New Roman" w:eastAsia="Times New Roman" w:hAnsi="Times New Roman" w:cs="Times New Roman"/>
-          <w:sz w:val="24"/>
-          <w:szCs w:val="24"/>
-          <w:lang w:eastAsia="en-IN"/>
-        </w:rPr>
-        <w:t>More partitions → less load per partition.</w:t>
-      </w:r>
-    </w:p>
-    <w:p>
-      <w:pPr>
-        <w:spacing w:before="100" w:beforeAutospacing="1" w:after="100" w:afterAutospacing="1" w:line="240" w:lineRule="auto"/>
-        <w:rPr>
-          <w:rFonts w:ascii="Times New Roman" w:eastAsia="Times New Roman" w:hAnsi="Times New Roman" w:cs="Times New Roman"/>
-          <w:sz w:val="24"/>
-          <w:szCs w:val="24"/>
-          <w:lang w:eastAsia="en-IN"/>
-        </w:rPr>
-      </w:pPr>
-      <w:r>
-        <w:rPr>
-          <w:rFonts w:ascii="Times New Roman" w:eastAsia="Times New Roman" w:hAnsi="Times New Roman" w:cs="Times New Roman"/>
-          <w:sz w:val="24"/>
-          <w:szCs w:val="24"/>
-          <w:lang w:eastAsia="en-IN"/>
-        </w:rPr>
-        <w:t>(Not real fix but sometimes helps.)</w:t>
-      </w:r>
-    </w:p>
-    <w:p>
-      <w:pPr>
-        <w:spacing w:after="0" w:line="240" w:lineRule="auto"/>
-        <w:rPr>
-          <w:rFonts w:ascii="Times New Roman" w:eastAsia="Times New Roman" w:hAnsi="Times New Roman" w:cs="Times New Roman"/>
-          <w:sz w:val="24"/>
-          <w:szCs w:val="24"/>
-          <w:lang w:eastAsia="en-IN"/>
-        </w:rPr>
-      </w:pPr>
-      <w:r>
-        <w:rPr>
-          <w:rFonts w:ascii="Times New Roman" w:eastAsia="Times New Roman" w:hAnsi="Times New Roman" w:cs="Times New Roman"/>
-          <w:sz w:val="24"/>
-          <w:szCs w:val="24"/>
-          <w:lang w:eastAsia="en-IN"/>
-        </w:rPr>
-        <w:pict>
-          <v:rect id="_x0000_i1033" style="width:0;height:1.5pt" o:hralign="center" o:hrstd="t" o:hr="t" fillcolor="#a0a0a0" stroked="f"/>
-        </w:pict>
-      </w:r>
-    </w:p>
-    <w:p>
-      <w:pPr>
-        <w:spacing w:before="100" w:beforeAutospacing="1" w:after="100" w:afterAutospacing="1" w:line="240" w:lineRule="auto"/>
-        <w:outlineLvl w:val="1"/>
-        <w:rPr>
-          <w:rFonts w:ascii="Times New Roman" w:eastAsia="Times New Roman" w:hAnsi="Times New Roman" w:cs="Times New Roman"/>
-          <w:b/>
-          <w:bCs/>
-          <w:noProof/>
-          <w:sz w:val="36"/>
-          <w:szCs w:val="36"/>
-          <w:lang w:eastAsia="en-IN"/>
-        </w:rPr>
-      </w:pPr>
-      <w:r>
-        <w:rPr>
-          <w:rFonts w:ascii="Times New Roman" w:eastAsia="Times New Roman" w:hAnsi="Times New Roman" w:cs="Times New Roman"/>
-          <w:b/>
-          <w:bCs/>
-          <w:sz w:val="36"/>
-          <w:szCs w:val="36"/>
-          <w:lang w:eastAsia="en-IN"/>
-        </w:rPr>
-        <w:t xml:space="preserve">4. Skew Join </w:t>
-      </w:r>
-      <w:r>
-        <w:rPr>
-          <w:rFonts w:ascii="Times New Roman" w:eastAsia="Times New Roman" w:hAnsi="Times New Roman" w:cs="Times New Roman"/>
-          <w:b/>
-          <w:bCs/>
-          <w:noProof/>
-          <w:sz w:val="36"/>
-          <w:szCs w:val="36"/>
-          <w:lang w:eastAsia="en-IN"/>
-        </w:rPr>
-        <w:t>Optimization (Databricks Feature)</w:t>
-      </w:r>
-    </w:p>
-    <w:p>
-      <w:pPr>
-        <w:spacing w:before="100" w:beforeAutospacing="1" w:after="100" w:afterAutospacing="1" w:line="240" w:lineRule="auto"/>
-        <w:rPr>
-          <w:rFonts w:ascii="Times New Roman" w:eastAsia="Times New Roman" w:hAnsi="Times New Roman" w:cs="Times New Roman"/>
-          <w:noProof/>
-          <w:sz w:val="24"/>
-          <w:szCs w:val="24"/>
-          <w:lang w:eastAsia="en-IN"/>
-        </w:rPr>
-      </w:pPr>
-      <w:r>
-        <w:rPr>
-          <w:rFonts w:ascii="Times New Roman" w:eastAsia="Times New Roman" w:hAnsi="Times New Roman" w:cs="Times New Roman"/>
-          <w:noProof/>
-          <w:sz w:val="24"/>
-          <w:szCs w:val="24"/>
-          <w:lang w:eastAsia="en-IN"/>
-        </w:rPr>
-        <w:t>Enable:</w:t>
-      </w:r>
-    </w:p>
-    <w:p>
-      <w:pPr>
-        <w:tabs>
-          <w:tab w:val="left" w:pos="916"/>
-          <w:tab w:val="left" w:pos="1832"/>
-          <w:tab w:val="left" w:pos="2748"/>
-          <w:tab w:val="left" w:pos="3664"/>
-          <w:tab w:val="left" w:pos="4580"/>
-          <w:tab w:val="left" w:pos="5496"/>
-          <w:tab w:val="left" w:pos="6412"/>
-          <w:tab w:val="left" w:pos="7328"/>
-          <w:tab w:val="left" w:pos="8244"/>
-          <w:tab w:val="left" w:pos="9160"/>
-          <w:tab w:val="left" w:pos="10076"/>
-          <w:tab w:val="left" w:pos="10992"/>
-          <w:tab w:val="left" w:pos="11908"/>
-          <w:tab w:val="left" w:pos="12824"/>
-          <w:tab w:val="left" w:pos="13740"/>
-          <w:tab w:val="left" w:pos="14656"/>
-        </w:tabs>
-        <w:spacing w:after="0" w:line="240" w:lineRule="auto"/>
-        <w:rPr>
-          <w:rFonts w:ascii="Courier New" w:eastAsia="Times New Roman" w:hAnsi="Courier New" w:cs="Courier New"/>
-          <w:noProof/>
-          <w:sz w:val="20"/>
-          <w:szCs w:val="20"/>
-          <w:lang w:eastAsia="en-IN"/>
-        </w:rPr>
-      </w:pPr>
-      <w:r>
-        <w:rPr>
-          <w:rFonts w:ascii="Courier New" w:eastAsia="Times New Roman" w:hAnsi="Courier New" w:cs="Courier New"/>
-          <w:noProof/>
-          <w:sz w:val="20"/>
-          <w:szCs w:val="20"/>
-          <w:lang w:eastAsia="en-IN"/>
-        </w:rPr>
-        <w:t>spark.conf.set("spark.sql.adaptive.enabled", "true")</w:t>
-      </w:r>
-    </w:p>
-    <w:p>
-      <w:pPr>
-        <w:tabs>
-          <w:tab w:val="left" w:pos="916"/>
-          <w:tab w:val="left" w:pos="1832"/>
-          <w:tab w:val="left" w:pos="2748"/>
-          <w:tab w:val="left" w:pos="3664"/>
-          <w:tab w:val="left" w:pos="4580"/>
-          <w:tab w:val="left" w:pos="5496"/>
-          <w:tab w:val="left" w:pos="6412"/>
-          <w:tab w:val="left" w:pos="7328"/>
-          <w:tab w:val="left" w:pos="8244"/>
-          <w:tab w:val="left" w:pos="9160"/>
-          <w:tab w:val="left" w:pos="10076"/>
-          <w:tab w:val="left" w:pos="10992"/>
-          <w:tab w:val="left" w:pos="11908"/>
-          <w:tab w:val="left" w:pos="12824"/>
-          <w:tab w:val="left" w:pos="13740"/>
-          <w:tab w:val="left" w:pos="14656"/>
-        </w:tabs>
-        <w:spacing w:after="0" w:line="240" w:lineRule="auto"/>
-        <w:rPr>
-          <w:rFonts w:ascii="Courier New" w:eastAsia="Times New Roman" w:hAnsi="Courier New" w:cs="Courier New"/>
-          <w:noProof/>
-          <w:sz w:val="20"/>
-          <w:szCs w:val="20"/>
-          <w:lang w:eastAsia="en-IN"/>
-        </w:rPr>
-      </w:pPr>
-      <w:r>
-        <w:rPr>
-          <w:rFonts w:ascii="Courier New" w:eastAsia="Times New Roman" w:hAnsi="Courier New" w:cs="Courier New"/>
-          <w:noProof/>
-          <w:sz w:val="20"/>
-          <w:szCs w:val="20"/>
-          <w:lang w:eastAsia="en-IN"/>
-        </w:rPr>
-        <w:t>spark.conf.set("spark.sql.adaptive.skewJoin.enabled", "true")</w:t>
-      </w:r>
-    </w:p>
-    <w:p>
-      <w:pPr>
-        <w:spacing w:before="100" w:beforeAutospacing="1" w:after="100" w:afterAutospacing="1" w:line="240" w:lineRule="auto"/>
-        <w:rPr>
-          <w:rFonts w:ascii="Times New Roman" w:eastAsia="Times New Roman" w:hAnsi="Times New Roman" w:cs="Times New Roman"/>
-          <w:sz w:val="24"/>
-          <w:szCs w:val="24"/>
-          <w:lang w:eastAsia="en-IN"/>
-        </w:rPr>
-      </w:pPr>
-      <w:r>
-        <w:rPr>
-          <w:rFonts w:ascii="Times New Roman" w:eastAsia="Times New Roman" w:hAnsi="Times New Roman" w:cs="Times New Roman"/>
-          <w:sz w:val="24"/>
-          <w:szCs w:val="24"/>
-          <w:lang w:eastAsia="en-IN"/>
-        </w:rPr>
-        <w:t>Spark automatically splits skewed partitions.</w:t>
-      </w:r>
-    </w:p>
-    <w:p>
-      <w:pPr>
-        <w:spacing w:after="0" w:line="240" w:lineRule="auto"/>
-        <w:rPr>
-          <w:rFonts w:ascii="Times New Roman" w:eastAsia="Times New Roman" w:hAnsi="Times New Roman" w:cs="Times New Roman"/>
-          <w:sz w:val="24"/>
-          <w:szCs w:val="24"/>
-          <w:lang w:eastAsia="en-IN"/>
-        </w:rPr>
-      </w:pPr>
-      <w:r>
-        <w:rPr>
-          <w:rFonts w:ascii="Times New Roman" w:eastAsia="Times New Roman" w:hAnsi="Times New Roman" w:cs="Times New Roman"/>
-          <w:sz w:val="24"/>
-          <w:szCs w:val="24"/>
-          <w:lang w:eastAsia="en-IN"/>
-        </w:rPr>
-        <w:pict>
-          <v:rect id="_x0000_i1034" style="width:0;height:1.5pt" o:hralign="center" o:hrstd="t" o:hr="t" fillcolor="#a0a0a0" stroked="f"/>
-        </w:pict>
-      </w:r>
-    </w:p>
-    <w:p>
-      <w:pPr>
-        <w:spacing w:before="100" w:beforeAutospacing="1" w:after="100" w:afterAutospacing="1" w:line="240" w:lineRule="auto"/>
-        <w:outlineLvl w:val="1"/>
-        <w:rPr>
-          <w:rFonts w:ascii="Times New Roman" w:eastAsia="Times New Roman" w:hAnsi="Times New Roman" w:cs="Times New Roman"/>
-          <w:b/>
-          <w:bCs/>
-          <w:sz w:val="36"/>
-          <w:szCs w:val="36"/>
-          <w:lang w:eastAsia="en-IN"/>
-        </w:rPr>
-      </w:pPr>
-      <w:r>
-        <w:rPr>
-          <w:rFonts w:ascii="Times New Roman" w:eastAsia="Times New Roman" w:hAnsi="Times New Roman" w:cs="Times New Roman"/>
-          <w:b/>
-          <w:bCs/>
-          <w:sz w:val="36"/>
-          <w:szCs w:val="36"/>
-          <w:lang w:eastAsia="en-IN"/>
-        </w:rPr>
-        <w:t>5. Repartition by Better Column</w:t>
-      </w:r>
-    </w:p>
-    <w:p>
-      <w:pPr>
-        <w:spacing w:before="100" w:beforeAutospacing="1" w:after="100" w:afterAutospacing="1" w:line="240" w:lineRule="auto"/>
-        <w:rPr>
-          <w:rFonts w:ascii="Times New Roman" w:eastAsia="Times New Roman" w:hAnsi="Times New Roman" w:cs="Times New Roman"/>
-          <w:sz w:val="24"/>
-          <w:szCs w:val="24"/>
-          <w:lang w:eastAsia="en-IN"/>
-        </w:rPr>
-      </w:pPr>
-      <w:r>
-        <w:rPr>
-          <w:rFonts w:ascii="Times New Roman" w:eastAsia="Times New Roman" w:hAnsi="Times New Roman" w:cs="Times New Roman"/>
-          <w:sz w:val="24"/>
-          <w:szCs w:val="24"/>
-          <w:lang w:eastAsia="en-IN"/>
-        </w:rPr>
-        <w:t xml:space="preserve">If skew on </w:t>
-      </w:r>
-      <w:r>
-        <w:rPr>
-          <w:rFonts w:ascii="Courier New" w:eastAsia="Times New Roman" w:hAnsi="Courier New" w:cs="Courier New"/>
-          <w:sz w:val="20"/>
-          <w:szCs w:val="20"/>
-          <w:lang w:eastAsia="en-IN"/>
-        </w:rPr>
-        <w:t>country</w:t>
-      </w:r>
-      <w:r>
-        <w:rPr>
-          <w:rFonts w:ascii="Times New Roman" w:eastAsia="Times New Roman" w:hAnsi="Times New Roman" w:cs="Times New Roman"/>
-          <w:sz w:val="24"/>
-          <w:szCs w:val="24"/>
-          <w:lang w:eastAsia="en-IN"/>
-        </w:rPr>
-        <w:t>, try composite key:</w:t>
-      </w:r>
-    </w:p>
-    <w:p>
-      <w:pPr>
-        <w:tabs>
-          <w:tab w:val="left" w:pos="916"/>
-          <w:tab w:val="left" w:pos="1832"/>
-          <w:tab w:val="left" w:pos="2748"/>
-          <w:tab w:val="left" w:pos="3664"/>
-          <w:tab w:val="left" w:pos="4580"/>
-          <w:tab w:val="left" w:pos="5496"/>
-          <w:tab w:val="left" w:pos="6412"/>
-          <w:tab w:val="left" w:pos="7328"/>
-          <w:tab w:val="left" w:pos="8244"/>
-          <w:tab w:val="left" w:pos="9160"/>
-          <w:tab w:val="left" w:pos="10076"/>
-          <w:tab w:val="left" w:pos="10992"/>
-          <w:tab w:val="left" w:pos="11908"/>
-          <w:tab w:val="left" w:pos="12824"/>
-          <w:tab w:val="left" w:pos="13740"/>
-          <w:tab w:val="left" w:pos="14656"/>
-        </w:tabs>
-        <w:spacing w:after="0" w:line="240" w:lineRule="auto"/>
-        <w:rPr>
-          <w:rFonts w:ascii="Courier New" w:eastAsia="Times New Roman" w:hAnsi="Courier New" w:cs="Courier New"/>
-          <w:sz w:val="20"/>
-          <w:szCs w:val="20"/>
-          <w:lang w:eastAsia="en-IN"/>
-        </w:rPr>
-      </w:pPr>
-      <w:r>
-        <w:rPr>
-          <w:rFonts w:ascii="Courier New" w:eastAsia="Times New Roman" w:hAnsi="Courier New" w:cs="Courier New"/>
-          <w:sz w:val="20"/>
-          <w:szCs w:val="20"/>
-          <w:lang w:eastAsia="en-IN"/>
-        </w:rPr>
-        <w:lastRenderedPageBreak/>
-        <w:t>df.repartition("country", "city")</w:t>
-      </w:r>
-    </w:p>
-    <w:p>
-      <w:pPr>
-        <w:spacing w:after="0" w:line="240" w:lineRule="auto"/>
-        <w:rPr>
-          <w:rFonts w:ascii="Times New Roman" w:eastAsia="Times New Roman" w:hAnsi="Times New Roman" w:cs="Times New Roman"/>
-          <w:sz w:val="24"/>
-          <w:szCs w:val="24"/>
-          <w:lang w:eastAsia="en-IN"/>
-        </w:rPr>
-      </w:pPr>
-      <w:r>
-        <w:rPr>
-          <w:rFonts w:ascii="Times New Roman" w:eastAsia="Times New Roman" w:hAnsi="Times New Roman" w:cs="Times New Roman"/>
-          <w:sz w:val="24"/>
-          <w:szCs w:val="24"/>
-          <w:lang w:eastAsia="en-IN"/>
-        </w:rPr>
-        <w:pict>
-          <v:rect id="_x0000_i1035" style="width:0;height:1.5pt" o:hralign="center" o:hrstd="t" o:hr="t" fillcolor="#a0a0a0" stroked="f"/>
-        </w:pict>
-      </w:r>
-    </w:p>
-    <w:p>
-      <w:pPr>
-        <w:spacing w:before="100" w:beforeAutospacing="1" w:after="100" w:afterAutospacing="1" w:line="240" w:lineRule="auto"/>
-        <w:outlineLvl w:val="0"/>
-        <w:rPr>
-          <w:rFonts w:ascii="Times New Roman" w:eastAsia="Times New Roman" w:hAnsi="Times New Roman" w:cs="Times New Roman"/>
-          <w:b/>
-          <w:bCs/>
-          <w:kern w:val="36"/>
-          <w:sz w:val="48"/>
-          <w:szCs w:val="48"/>
-          <w:lang w:eastAsia="en-IN"/>
-        </w:rPr>
-      </w:pPr>
-      <w:r>
-        <w:rPr>
-          <w:rFonts w:ascii="Times New Roman" w:eastAsia="Times New Roman" w:hAnsi="Times New Roman" w:cs="Times New Roman"/>
-          <w:b/>
-          <w:bCs/>
-          <w:kern w:val="36"/>
-          <w:sz w:val="48"/>
-          <w:szCs w:val="48"/>
-          <w:lang w:eastAsia="en-IN"/>
-        </w:rPr>
-        <w:t>🎯 Interview Level Answer (Senior)</w:t>
-      </w:r>
-    </w:p>
-    <w:p>
-      <w:pPr>
-        <w:spacing w:before="100" w:beforeAutospacing="1" w:after="100" w:afterAutospacing="1" w:line="240" w:lineRule="auto"/>
-        <w:rPr>
-          <w:rFonts w:ascii="Times New Roman" w:eastAsia="Times New Roman" w:hAnsi="Times New Roman" w:cs="Times New Roman"/>
-          <w:sz w:val="24"/>
-          <w:szCs w:val="24"/>
-          <w:lang w:eastAsia="en-IN"/>
-        </w:rPr>
-      </w:pPr>
-      <w:r>
-        <w:rPr>
-          <w:rFonts w:ascii="Times New Roman" w:eastAsia="Times New Roman" w:hAnsi="Times New Roman" w:cs="Times New Roman"/>
-          <w:sz w:val="24"/>
-          <w:szCs w:val="24"/>
-          <w:lang w:eastAsia="en-IN"/>
-        </w:rPr>
-        <w:t>If interviewer asks:</w:t>
-      </w:r>
-    </w:p>
-    <w:p>
-      <w:pPr>
-        <w:spacing w:beforeAutospacing="1" w:after="100" w:afterAutospacing="1" w:line="240" w:lineRule="auto"/>
-        <w:rPr>
-          <w:rFonts w:ascii="Times New Roman" w:eastAsia="Times New Roman" w:hAnsi="Times New Roman" w:cs="Times New Roman"/>
-          <w:sz w:val="24"/>
-          <w:szCs w:val="24"/>
-          <w:lang w:eastAsia="en-IN"/>
-        </w:rPr>
-      </w:pPr>
-      <w:r>
-        <w:rPr>
-          <w:rFonts w:ascii="Times New Roman" w:eastAsia="Times New Roman" w:hAnsi="Times New Roman" w:cs="Times New Roman"/>
-          <w:sz w:val="24"/>
-          <w:szCs w:val="24"/>
-          <w:lang w:eastAsia="en-IN"/>
-        </w:rPr>
-        <w:t>What is data skew and how do you fix it?</w:t>
-      </w:r>
-    </w:p>
-    <w:p>
-      <w:pPr>
-        <w:spacing w:before="100" w:beforeAutospacing="1" w:after="100" w:afterAutospacing="1" w:line="240" w:lineRule="auto"/>
-        <w:rPr>
-          <w:rFonts w:ascii="Times New Roman" w:eastAsia="Times New Roman" w:hAnsi="Times New Roman" w:cs="Times New Roman"/>
-          <w:sz w:val="24"/>
-          <w:szCs w:val="24"/>
-          <w:lang w:eastAsia="en-IN"/>
-        </w:rPr>
-      </w:pPr>
-      <w:r>
-        <w:rPr>
-          <w:rFonts w:ascii="Times New Roman" w:eastAsia="Times New Roman" w:hAnsi="Times New Roman" w:cs="Times New Roman"/>
-          <w:sz w:val="24"/>
-          <w:szCs w:val="24"/>
-          <w:lang w:eastAsia="en-IN"/>
-        </w:rPr>
-        <w:t>You say:</w:t>
-      </w:r>
-    </w:p>
-    <w:p>
-      <w:pPr>
-        <w:spacing w:beforeAutospacing="1" w:after="100" w:afterAutospacing="1" w:line="240" w:lineRule="auto"/>
-        <w:rPr>
-          <w:rFonts w:ascii="Times New Roman" w:eastAsia="Times New Roman" w:hAnsi="Times New Roman" w:cs="Times New Roman"/>
-          <w:sz w:val="24"/>
-          <w:szCs w:val="24"/>
-          <w:lang w:eastAsia="en-IN"/>
-        </w:rPr>
-      </w:pPr>
-      <w:r>
-        <w:rPr>
-          <w:rFonts w:ascii="Times New Roman" w:eastAsia="Times New Roman" w:hAnsi="Times New Roman" w:cs="Times New Roman"/>
-          <w:sz w:val="24"/>
-          <w:szCs w:val="24"/>
-          <w:lang w:eastAsia="en-IN"/>
-        </w:rPr>
-        <w:t>Data skew occurs when data is unevenly distributed across partitions, causing one executor to process large data while others stay idle. It usually happens during joins or aggregations on skewed keys. I handle it using salting, broadcast join for small tables, increasing shuffle partitions, or enabling adaptive skew join optimization in Spark.</w:t>
-      </w:r>
-    </w:p>
-    <w:p>
-      <w:pPr>
-        <w:spacing w:after="0" w:line="240" w:lineRule="auto"/>
-        <w:rPr>
-          <w:rFonts w:ascii="Times New Roman" w:eastAsia="Times New Roman" w:hAnsi="Times New Roman" w:cs="Times New Roman"/>
-          <w:sz w:val="24"/>
-          <w:szCs w:val="24"/>
-          <w:lang w:eastAsia="en-IN"/>
-        </w:rPr>
-      </w:pPr>
-      <w:r>
-        <w:rPr>
-          <w:rFonts w:ascii="Times New Roman" w:eastAsia="Times New Roman" w:hAnsi="Times New Roman" w:cs="Times New Roman"/>
-          <w:sz w:val="24"/>
-          <w:szCs w:val="24"/>
-          <w:lang w:eastAsia="en-IN"/>
-        </w:rPr>
-        <w:pict>
-          <v:rect id="_x0000_i1036" style="width:0;height:1.5pt" o:hralign="center" o:hrstd="t" o:hr="t" fillcolor="#a0a0a0" stroked="f"/>
-        </w:pict>
-      </w:r>
-    </w:p>
-    <w:p>
-      <w:pPr>
-        <w:spacing w:before="100" w:beforeAutospacing="1" w:after="100" w:afterAutospacing="1" w:line="240" w:lineRule="auto"/>
-        <w:outlineLvl w:val="0"/>
-        <w:rPr>
-          <w:rFonts w:ascii="Times New Roman" w:eastAsia="Times New Roman" w:hAnsi="Times New Roman" w:cs="Times New Roman"/>
-          <w:b/>
-          <w:bCs/>
-          <w:kern w:val="36"/>
-          <w:sz w:val="48"/>
-          <w:szCs w:val="48"/>
-          <w:lang w:eastAsia="en-IN"/>
-        </w:rPr>
-      </w:pPr>
-      <w:r>
-        <w:rPr>
-          <w:rFonts w:ascii="Times New Roman" w:eastAsia="Times New Roman" w:hAnsi="Times New Roman" w:cs="Times New Roman"/>
-          <w:b/>
-          <w:bCs/>
-          <w:kern w:val="36"/>
-          <w:sz w:val="48"/>
-          <w:szCs w:val="48"/>
-          <w:lang w:eastAsia="en-IN"/>
-        </w:rPr>
-        <w:t>💡 Real Databricks Production Tip</w:t>
-      </w:r>
-    </w:p>
-    <w:p>
-      <w:pPr>
-        <w:spacing w:before="100" w:beforeAutospacing="1" w:after="100" w:afterAutospacing="1" w:line="240" w:lineRule="auto"/>
-        <w:rPr>
-          <w:rFonts w:ascii="Times New Roman" w:eastAsia="Times New Roman" w:hAnsi="Times New Roman" w:cs="Times New Roman"/>
-          <w:sz w:val="24"/>
-          <w:szCs w:val="24"/>
-          <w:lang w:eastAsia="en-IN"/>
-        </w:rPr>
-      </w:pPr>
-      <w:r>
-        <w:rPr>
-          <w:rFonts w:ascii="Times New Roman" w:eastAsia="Times New Roman" w:hAnsi="Times New Roman" w:cs="Times New Roman"/>
-          <w:sz w:val="24"/>
-          <w:szCs w:val="24"/>
-          <w:lang w:eastAsia="en-IN"/>
-        </w:rPr>
-        <w:t>Always check:</w:t>
-      </w:r>
-    </w:p>
-    <w:p>
-      <w:pPr>
-        <w:numPr>
-          <w:ilvl w:val="0"/>
-          <w:numId w:val="4"/>
-        </w:numPr>
-        <w:spacing w:before="100" w:beforeAutospacing="1" w:after="100" w:afterAutospacing="1" w:line="240" w:lineRule="auto"/>
-        <w:rPr>
-          <w:rFonts w:ascii="Times New Roman" w:eastAsia="Times New Roman" w:hAnsi="Times New Roman" w:cs="Times New Roman"/>
-          <w:sz w:val="24"/>
-          <w:szCs w:val="24"/>
-          <w:lang w:eastAsia="en-IN"/>
-        </w:rPr>
-      </w:pPr>
-      <w:r>
-        <w:rPr>
-          <w:rFonts w:ascii="Times New Roman" w:eastAsia="Times New Roman" w:hAnsi="Times New Roman" w:cs="Times New Roman"/>
-          <w:sz w:val="24"/>
-          <w:szCs w:val="24"/>
-          <w:lang w:eastAsia="en-IN"/>
-        </w:rPr>
-        <w:t>Skewed key</w:t>
-      </w:r>
-    </w:p>
-    <w:p>
-      <w:pPr>
-        <w:numPr>
-          <w:ilvl w:val="0"/>
-          <w:numId w:val="4"/>
-        </w:numPr>
-        <w:spacing w:before="100" w:beforeAutospacing="1" w:after="100" w:afterAutospacing="1" w:line="240" w:lineRule="auto"/>
-        <w:rPr>
-          <w:rFonts w:ascii="Times New Roman" w:eastAsia="Times New Roman" w:hAnsi="Times New Roman" w:cs="Times New Roman"/>
-          <w:sz w:val="24"/>
-          <w:szCs w:val="24"/>
-          <w:lang w:eastAsia="en-IN"/>
-        </w:rPr>
-      </w:pPr>
-      <w:r>
-        <w:rPr>
-          <w:rFonts w:ascii="Times New Roman" w:eastAsia="Times New Roman" w:hAnsi="Times New Roman" w:cs="Times New Roman"/>
-          <w:sz w:val="24"/>
-          <w:szCs w:val="24"/>
-          <w:lang w:eastAsia="en-IN"/>
-        </w:rPr>
-        <w:t>Data distribution</w:t>
-      </w:r>
-    </w:p>
-    <w:p>
-      <w:pPr>
-        <w:numPr>
-          <w:ilvl w:val="0"/>
-          <w:numId w:val="4"/>
-        </w:numPr>
-        <w:spacing w:before="100" w:beforeAutospacing="1" w:after="100" w:afterAutospacing="1" w:line="240" w:lineRule="auto"/>
-        <w:rPr>
-          <w:rFonts w:ascii="Times New Roman" w:eastAsia="Times New Roman" w:hAnsi="Times New Roman" w:cs="Times New Roman"/>
-          <w:sz w:val="24"/>
-          <w:szCs w:val="24"/>
-          <w:lang w:eastAsia="en-IN"/>
-        </w:rPr>
-      </w:pPr>
-      <w:r>
-        <w:rPr>
-          <w:rFonts w:ascii="Times New Roman" w:eastAsia="Times New Roman" w:hAnsi="Times New Roman" w:cs="Times New Roman"/>
-          <w:sz w:val="24"/>
-          <w:szCs w:val="24"/>
-          <w:lang w:eastAsia="en-IN"/>
-        </w:rPr>
-        <w:t>Spark UI stage time</w:t>
-      </w:r>
-    </w:p>
-    <w:p>
-      <w:pPr>
-        <w:spacing w:before="100" w:beforeAutospacing="1" w:after="100" w:afterAutospacing="1" w:line="240" w:lineRule="auto"/>
-        <w:rPr>
-          <w:rFonts w:ascii="Times New Roman" w:eastAsia="Times New Roman" w:hAnsi="Times New Roman" w:cs="Times New Roman"/>
-          <w:sz w:val="24"/>
-          <w:szCs w:val="24"/>
-          <w:lang w:eastAsia="en-IN"/>
-        </w:rPr>
-      </w:pPr>
-      <w:r>
-        <w:rPr>
-          <w:rFonts w:ascii="Times New Roman" w:eastAsia="Times New Roman" w:hAnsi="Times New Roman" w:cs="Times New Roman"/>
-          <w:sz w:val="24"/>
-          <w:szCs w:val="24"/>
-          <w:lang w:eastAsia="en-IN"/>
-        </w:rPr>
-        <w:t>Skew is one of the biggest performance killers in big data systems.</w:t>
-      </w:r>
-    </w:p>
-    <w:p>
-      <w:pPr>
-        <w:spacing w:after="0" w:line="240" w:lineRule="auto"/>
-        <w:rPr>
-          <w:rFonts w:ascii="Times New Roman" w:eastAsia="Times New Roman" w:hAnsi="Times New Roman" w:cs="Times New Roman"/>
-          <w:sz w:val="24"/>
-          <w:szCs w:val="24"/>
-          <w:lang w:eastAsia="en-IN"/>
-        </w:rPr>
-      </w:pPr>
-      <w:r>
-        <w:rPr>
-          <w:rFonts w:ascii="Times New Roman" w:eastAsia="Times New Roman" w:hAnsi="Times New Roman" w:cs="Times New Roman"/>
-          <w:sz w:val="24"/>
-          <w:szCs w:val="24"/>
-          <w:lang w:eastAsia="en-IN"/>
-        </w:rPr>
-        <w:pict>
-          <v:rect id="_x0000_i1037" style="width:0;height:1.5pt" o:hralign="center" o:hrstd="t" o:hr="t" fillcolor="#a0a0a0" stroked="f"/>
-        </w:pict>
-      </w:r>
-    </w:p>
-    <w:p>
-      <w:pPr>
-        <w:spacing w:before="100" w:beforeAutospacing="1" w:after="100" w:afterAutospacing="1" w:line="240" w:lineRule="auto"/>
-        <w:rPr>
-          <w:rFonts w:ascii="Times New Roman" w:eastAsia="Times New Roman" w:hAnsi="Times New Roman" w:cs="Times New Roman"/>
-          <w:sz w:val="24"/>
-          <w:szCs w:val="24"/>
-          <w:lang w:eastAsia="en-IN"/>
-        </w:rPr>
-      </w:pPr>
-      <w:r>
-        <w:rPr>
-          <w:rFonts w:ascii="Times New Roman" w:eastAsia="Times New Roman" w:hAnsi="Times New Roman" w:cs="Times New Roman"/>
-          <w:sz w:val="24"/>
-          <w:szCs w:val="24"/>
-          <w:lang w:eastAsia="en-IN"/>
-        </w:rPr>
-        <w:t>If you want, I can next explain:</w:t>
-      </w:r>
-    </w:p>
-    <w:p>
-      <w:pPr>
-        <w:numPr>
-          <w:ilvl w:val="0"/>
-          <w:numId w:val="5"/>
-        </w:numPr>
-        <w:spacing w:before="100" w:beforeAutospacing="1" w:after="100" w:afterAutospacing="1" w:line="240" w:lineRule="auto"/>
-        <w:rPr>
-          <w:rFonts w:ascii="Times New Roman" w:eastAsia="Times New Roman" w:hAnsi="Times New Roman" w:cs="Times New Roman"/>
-          <w:sz w:val="24"/>
-          <w:szCs w:val="24"/>
-          <w:lang w:eastAsia="en-IN"/>
-        </w:rPr>
-      </w:pPr>
-      <w:r>
-        <w:rPr>
-          <w:rFonts w:ascii="Times New Roman" w:eastAsia="Times New Roman" w:hAnsi="Times New Roman" w:cs="Times New Roman"/>
-          <w:sz w:val="24"/>
-          <w:szCs w:val="24"/>
-          <w:lang w:eastAsia="en-IN"/>
-        </w:rPr>
-        <w:t>Difference between skew and spill</w:t>
-      </w:r>
-    </w:p>
-    <w:p>
-      <w:pPr>
-        <w:numPr>
-          <w:ilvl w:val="0"/>
-          <w:numId w:val="5"/>
-        </w:numPr>
-        <w:spacing w:before="100" w:beforeAutospacing="1" w:after="100" w:afterAutospacing="1" w:line="240" w:lineRule="auto"/>
-        <w:rPr>
-          <w:rFonts w:ascii="Times New Roman" w:eastAsia="Times New Roman" w:hAnsi="Times New Roman" w:cs="Times New Roman"/>
-          <w:sz w:val="24"/>
-          <w:szCs w:val="24"/>
-          <w:lang w:eastAsia="en-IN"/>
-        </w:rPr>
-      </w:pPr>
-      <w:r>
-        <w:rPr>
-          <w:rFonts w:ascii="Times New Roman" w:eastAsia="Times New Roman" w:hAnsi="Times New Roman" w:cs="Times New Roman"/>
-          <w:sz w:val="24"/>
-          <w:szCs w:val="24"/>
-          <w:lang w:eastAsia="en-IN"/>
-        </w:rPr>
-        <w:t xml:space="preserve">Skew </w:t>
-      </w:r>
-      <w:proofErr w:type="spellStart"/>
-      <w:r>
-        <w:rPr>
-          <w:rFonts w:ascii="Times New Roman" w:eastAsia="Times New Roman" w:hAnsi="Times New Roman" w:cs="Times New Roman"/>
-          <w:sz w:val="24"/>
-          <w:szCs w:val="24"/>
-          <w:lang w:eastAsia="en-IN"/>
-        </w:rPr>
-        <w:t>vs</w:t>
-      </w:r>
-      <w:proofErr w:type="spellEnd"/>
-      <w:r>
-        <w:rPr>
-          <w:rFonts w:ascii="Times New Roman" w:eastAsia="Times New Roman" w:hAnsi="Times New Roman" w:cs="Times New Roman"/>
-          <w:sz w:val="24"/>
-          <w:szCs w:val="24"/>
-          <w:lang w:eastAsia="en-IN"/>
-        </w:rPr>
-        <w:t xml:space="preserve"> small files problem</w:t>
-      </w:r>
-    </w:p>
-    <w:p>
-      <w:pPr>
-        <w:numPr>
-          <w:ilvl w:val="0"/>
-          <w:numId w:val="5"/>
-        </w:numPr>
-        <w:spacing w:before="100" w:beforeAutospacing="1" w:after="100" w:afterAutospacing="1" w:line="240" w:lineRule="auto"/>
-        <w:rPr>
-          <w:rFonts w:ascii="Times New Roman" w:eastAsia="Times New Roman" w:hAnsi="Times New Roman" w:cs="Times New Roman"/>
-          <w:sz w:val="24"/>
-          <w:szCs w:val="24"/>
-          <w:lang w:eastAsia="en-IN"/>
-        </w:rPr>
-      </w:pPr>
-      <w:r>
-        <w:rPr>
-          <w:rFonts w:ascii="Times New Roman" w:eastAsia="Times New Roman" w:hAnsi="Times New Roman" w:cs="Times New Roman"/>
-          <w:sz w:val="24"/>
-          <w:szCs w:val="24"/>
-          <w:lang w:eastAsia="en-IN"/>
-        </w:rPr>
-        <w:t>Real interview scenario question on skew</w:t>
-      </w:r>
-    </w:p>
-    <w:p>
-      <w:pPr>
-        <w:numPr>
-          <w:ilvl w:val="0"/>
-          <w:numId w:val="5"/>
-        </w:numPr>
-        <w:spacing w:before="100" w:beforeAutospacing="1" w:after="100" w:afterAutospacing="1" w:line="240" w:lineRule="auto"/>
-        <w:rPr>
-          <w:rFonts w:ascii="Times New Roman" w:eastAsia="Times New Roman" w:hAnsi="Times New Roman" w:cs="Times New Roman"/>
-          <w:sz w:val="24"/>
-          <w:szCs w:val="24"/>
-          <w:lang w:eastAsia="en-IN"/>
-        </w:rPr>
-      </w:pPr>
-      <w:r>
-        <w:rPr>
-          <w:rFonts w:ascii="Times New Roman" w:eastAsia="Times New Roman" w:hAnsi="Times New Roman" w:cs="Times New Roman"/>
-          <w:sz w:val="24"/>
-          <w:szCs w:val="24"/>
-          <w:lang w:eastAsia="en-IN"/>
-        </w:rPr>
-        <w:t>Practical salting example step-by-step</w:t>
-      </w:r>
-    </w:p>
-    <w:p>
-      <w:pPr>
-        <w:spacing w:before="100" w:beforeAutospacing="1" w:after="100" w:afterAutospacing="1" w:line="240" w:lineRule="auto"/>
-        <w:rPr>
-          <w:rFonts w:ascii="Times New Roman" w:eastAsia="Times New Roman" w:hAnsi="Times New Roman" w:cs="Times New Roman"/>
-          <w:sz w:val="24"/>
-          <w:szCs w:val="24"/>
-          <w:lang w:eastAsia="en-IN"/>
-        </w:rPr>
-      </w:pPr>
-      <w:r>
-        <w:rPr>
-          <w:rFonts w:ascii="Times New Roman" w:eastAsia="Times New Roman" w:hAnsi="Times New Roman" w:cs="Times New Roman"/>
-          <w:sz w:val="24"/>
-          <w:szCs w:val="24"/>
-          <w:lang w:eastAsia="en-IN"/>
-        </w:rPr>
-        <w:t>Tell me what level you want 😄</w:t>
-      </w:r>
-    </w:p>
-    <w:p>
-      <w:pPr>
-        <w:spacing w:before="100" w:beforeAutospacing="1" w:after="100" w:afterAutospacing="1" w:line="240" w:lineRule="auto"/>
-        <w:rPr>
-          <w:rFonts w:ascii="Times New Roman" w:eastAsia="Times New Roman" w:hAnsi="Times New Roman" w:cs="Times New Roman"/>
-          <w:sz w:val="24"/>
-          <w:szCs w:val="24"/>
-          <w:lang w:eastAsia="en-IN"/>
-        </w:rPr>
-      </w:pPr>
-    </w:p>
-    <w:p>
-      <w:pPr>
-        <w:spacing w:before="100" w:beforeAutospacing="1" w:after="100" w:afterAutospacing="1" w:line="240" w:lineRule="auto"/>
-        <w:rPr>
-          <w:rFonts w:ascii="Times New Roman" w:eastAsia="Times New Roman" w:hAnsi="Times New Roman" w:cs="Times New Roman"/>
-          <w:sz w:val="24"/>
-          <w:szCs w:val="24"/>
-          <w:lang w:eastAsia="en-IN"/>
-        </w:rPr>
-      </w:pPr>
-      <w:r>
-        <w:rPr>
-          <w:rFonts w:ascii="Times New Roman" w:eastAsia="Times New Roman" w:hAnsi="Times New Roman" w:cs="Times New Roman"/>
-          <w:sz w:val="24"/>
-          <w:szCs w:val="24"/>
-          <w:lang w:eastAsia="en-IN"/>
-        </w:rPr>
-        <w:t>++++++++++++++++++++++++++++++++++++++++++++++++++++++++</w:t>
-      </w:r>
-    </w:p>
-    <w:p>
-      <w:pPr>
-        <w:spacing w:after="0" w:line="240" w:lineRule="auto"/>
-        <w:rPr>
-          <w:rFonts w:ascii="Times New Roman" w:eastAsia="Times New Roman" w:hAnsi="Times New Roman" w:cs="Times New Roman"/>
-          <w:b/>
-          <w:sz w:val="56"/>
-          <w:szCs w:val="24"/>
-          <w:lang w:eastAsia="en-IN"/>
-        </w:rPr>
-      </w:pPr>
-      <w:proofErr w:type="gramStart"/>
-      <w:r>
-        <w:rPr>
-          <w:rFonts w:ascii="Times New Roman" w:eastAsia="Times New Roman" w:hAnsi="Times New Roman" w:cs="Times New Roman"/>
-          <w:b/>
-          <w:sz w:val="56"/>
-          <w:szCs w:val="24"/>
-          <w:lang w:eastAsia="en-IN"/>
-        </w:rPr>
-        <w:t>sql</w:t>
-      </w:r>
-      <w:proofErr w:type="gramEnd"/>
-      <w:r>
-        <w:rPr>
-          <w:rFonts w:ascii="Times New Roman" w:eastAsia="Times New Roman" w:hAnsi="Times New Roman" w:cs="Times New Roman"/>
-          <w:b/>
-          <w:sz w:val="56"/>
-          <w:szCs w:val="24"/>
-          <w:lang w:eastAsia="en-IN"/>
-        </w:rPr>
-        <w:t xml:space="preserve"> solution</w:t>
-      </w:r>
-    </w:p>
-    <w:p>
-      <w:pPr>
-        <w:spacing w:before="100" w:beforeAutospacing="1" w:after="100" w:afterAutospacing="1" w:line="240" w:lineRule="auto"/>
-        <w:rPr>
-          <w:rFonts w:ascii="Times New Roman" w:eastAsia="Times New Roman" w:hAnsi="Times New Roman" w:cs="Times New Roman"/>
-          <w:sz w:val="24"/>
-          <w:szCs w:val="24"/>
-          <w:lang w:eastAsia="en-IN"/>
-        </w:rPr>
-      </w:pPr>
-      <w:r>
-        <w:rPr>
-          <w:rFonts w:ascii="Times New Roman" w:eastAsia="Times New Roman" w:hAnsi="Times New Roman" w:cs="Times New Roman"/>
-          <w:sz w:val="24"/>
-          <w:szCs w:val="24"/>
-          <w:lang w:eastAsia="en-IN"/>
-        </w:rPr>
-        <w:t xml:space="preserve">Good 👍 now we talk </w:t>
-      </w:r>
-      <w:r>
-        <w:rPr>
-          <w:rFonts w:ascii="Times New Roman" w:eastAsia="Times New Roman" w:hAnsi="Times New Roman" w:cs="Times New Roman"/>
-          <w:b/>
-          <w:bCs/>
-          <w:sz w:val="24"/>
-          <w:szCs w:val="24"/>
-          <w:lang w:eastAsia="en-IN"/>
-        </w:rPr>
-        <w:t>pure SQL solution for data skew</w:t>
-      </w:r>
-      <w:r>
-        <w:rPr>
-          <w:rFonts w:ascii="Times New Roman" w:eastAsia="Times New Roman" w:hAnsi="Times New Roman" w:cs="Times New Roman"/>
-          <w:sz w:val="24"/>
-          <w:szCs w:val="24"/>
-          <w:lang w:eastAsia="en-IN"/>
-        </w:rPr>
-        <w:t xml:space="preserve"> (not Spark code).</w:t>
-      </w:r>
-    </w:p>
-    <w:p>
-      <w:pPr>
-        <w:spacing w:after="0" w:line="240" w:lineRule="auto"/>
-        <w:rPr>
-          <w:rFonts w:ascii="Times New Roman" w:eastAsia="Times New Roman" w:hAnsi="Times New Roman" w:cs="Times New Roman"/>
-          <w:sz w:val="24"/>
-          <w:szCs w:val="24"/>
-          <w:lang w:eastAsia="en-IN"/>
-        </w:rPr>
-      </w:pPr>
-      <w:r>
-        <w:rPr>
-          <w:rFonts w:ascii="Times New Roman" w:eastAsia="Times New Roman" w:hAnsi="Times New Roman" w:cs="Times New Roman"/>
-          <w:sz w:val="24"/>
-          <w:szCs w:val="24"/>
-          <w:lang w:eastAsia="en-IN"/>
-        </w:rPr>
-        <w:lastRenderedPageBreak/>
-        <w:pict>
-          <v:rect id="_x0000_i1038" style="width:0;height:1.5pt" o:hralign="center" o:hrstd="t" o:hr="t" fillcolor="#a0a0a0" stroked="f"/>
-        </w:pict>
-      </w:r>
-    </w:p>
-    <w:p>
-      <w:pPr>
-        <w:spacing w:before="100" w:beforeAutospacing="1" w:after="100" w:afterAutospacing="1" w:line="240" w:lineRule="auto"/>
-        <w:outlineLvl w:val="0"/>
-        <w:rPr>
-          <w:rFonts w:ascii="Times New Roman" w:eastAsia="Times New Roman" w:hAnsi="Times New Roman" w:cs="Times New Roman"/>
-          <w:b/>
-          <w:bCs/>
-          <w:kern w:val="36"/>
-          <w:sz w:val="48"/>
-          <w:szCs w:val="48"/>
-          <w:lang w:eastAsia="en-IN"/>
-        </w:rPr>
-      </w:pPr>
-      <w:r>
-        <w:rPr>
-          <w:rFonts w:ascii="Times New Roman" w:eastAsia="Times New Roman" w:hAnsi="Times New Roman" w:cs="Times New Roman"/>
-          <w:b/>
-          <w:bCs/>
-          <w:kern w:val="36"/>
-          <w:sz w:val="48"/>
-          <w:szCs w:val="48"/>
-          <w:lang w:eastAsia="en-IN"/>
-        </w:rPr>
-        <w:t>🔥 First: What is Skew in SQL?</w:t>
+        <w:t>First: What is Skew in SQL?</w:t>
       </w:r>
     </w:p>
     <w:p>
@@ -3741,6 +2000,7 @@
           <w:szCs w:val="24"/>
           <w:lang w:eastAsia="en-IN"/>
         </w:rPr>
+        <w:lastRenderedPageBreak/>
         <w:t>👉 One join key has too many records</w:t>
       </w:r>
       <w:r>
@@ -3761,27 +2021,7 @@
           <w:lang w:eastAsia="en-IN"/>
         </w:rPr>
         <w:br/>
-        <w:t xml:space="preserve">👉 </w:t>
-      </w:r>
-      <w:proofErr w:type="gramStart"/>
-      <w:r>
-        <w:rPr>
-          <w:rFonts w:ascii="Times New Roman" w:eastAsia="Times New Roman" w:hAnsi="Times New Roman" w:cs="Times New Roman"/>
-          <w:sz w:val="24"/>
-          <w:szCs w:val="24"/>
-          <w:lang w:eastAsia="en-IN"/>
-        </w:rPr>
-        <w:t>That</w:t>
-      </w:r>
-      <w:proofErr w:type="gramEnd"/>
-      <w:r>
-        <w:rPr>
-          <w:rFonts w:ascii="Times New Roman" w:eastAsia="Times New Roman" w:hAnsi="Times New Roman" w:cs="Times New Roman"/>
-          <w:sz w:val="24"/>
-          <w:szCs w:val="24"/>
-          <w:lang w:eastAsia="en-IN"/>
-        </w:rPr>
-        <w:t xml:space="preserve"> node becomes overloaded</w:t>
+        <w:t>👉 That node becomes overloaded</w:t>
       </w:r>
       <w:r>
         <w:rPr>
@@ -3812,7 +2052,7 @@
           <w:lang w:eastAsia="en-IN"/>
         </w:rPr>
         <w:pict>
-          <v:rect id="_x0000_i1039" style="width:0;height:1.5pt" o:hralign="center" o:hrstd="t" o:hr="t" fillcolor="#a0a0a0" stroked="f"/>
+          <v:rect id="_x0000_i1029" style="width:0;height:1.5pt" o:hralign="center" o:hrstd="t" o:hr="t" fillcolor="#a0a0a0" stroked="f"/>
         </w:pict>
       </w:r>
     </w:p>
@@ -4064,8 +2304,6 @@
             </w:r>
           </w:p>
         </w:tc>
-        <w:bookmarkStart w:id="0" w:name="_GoBack"/>
-        <w:bookmarkEnd w:id="0"/>
       </w:tr>
       <w:tr>
         <w:trPr>
@@ -4486,9 +2724,8 @@
           <w:szCs w:val="24"/>
           <w:lang w:eastAsia="en-IN"/>
         </w:rPr>
-        <w:lastRenderedPageBreak/>
         <w:pict>
-          <v:rect id="_x0000_i1040" style="width:0;height:1.5pt" o:hralign="center" o:hrstd="t" o:hr="t" fillcolor="#a0a0a0" stroked="f"/>
+          <v:rect id="_x0000_i1030" style="width:0;height:1.5pt" o:hralign="center" o:hrstd="t" o:hr="t" fillcolor="#a0a0a0" stroked="f"/>
         </w:pict>
       </w:r>
     </w:p>
@@ -4537,7 +2774,7 @@
           <w:lang w:eastAsia="en-IN"/>
         </w:rPr>
         <w:pict>
-          <v:rect id="_x0000_i1041" style="width:0;height:1.5pt" o:hralign="center" o:hrstd="t" o:hr="t" fillcolor="#a0a0a0" stroked="f"/>
+          <v:rect id="_x0000_i1031" style="width:0;height:1.5pt" o:hralign="center" o:hrstd="t" o:hr="t" fillcolor="#a0a0a0" stroked="f"/>
         </w:pict>
       </w:r>
     </w:p>
@@ -4838,6 +3075,7 @@
           <w:szCs w:val="24"/>
           <w:lang w:eastAsia="en-IN"/>
         </w:rPr>
+        <w:lastRenderedPageBreak/>
         <w:t>Small table is copied to all nodes → no shuffle → no skew issue.</w:t>
       </w:r>
     </w:p>
@@ -4859,7 +3097,7 @@
           <w:lang w:eastAsia="en-IN"/>
         </w:rPr>
         <w:pict>
-          <v:rect id="_x0000_i1042" style="width:0;height:1.5pt" o:hralign="center" o:hrstd="t" o:hr="t" fillcolor="#a0a0a0" stroked="f"/>
+          <v:rect id="_x0000_i1032" style="width:0;height:1.5pt" o:hralign="center" o:hrstd="t" o:hr="t" fillcolor="#a0a0a0" stroked="f"/>
         </w:pict>
       </w:r>
     </w:p>
@@ -4872,7 +3110,7 @@
           <w:b/>
           <w:bCs/>
           <w:kern w:val="36"/>
-          <w:sz w:val="48"/>
+          <w:sz w:val="36"/>
           <w:szCs w:val="48"/>
           <w:lang w:eastAsia="en-IN"/>
         </w:rPr>
@@ -4883,7 +3121,7 @@
           <w:b/>
           <w:bCs/>
           <w:kern w:val="36"/>
-          <w:sz w:val="48"/>
+          <w:sz w:val="36"/>
           <w:szCs w:val="48"/>
           <w:lang w:eastAsia="en-IN"/>
         </w:rPr>
@@ -4928,7 +3166,7 @@
           <w:lang w:eastAsia="en-IN"/>
         </w:rPr>
         <w:pict>
-          <v:rect id="_x0000_i1043" style="width:0;height:1.5pt" o:hralign="center" o:hrstd="t" o:hr="t" fillcolor="#a0a0a0" stroked="f"/>
+          <v:rect id="_x0000_i1033" style="width:0;height:1.5pt" o:hralign="center" o:hrstd="t" o:hr="t" fillcolor="#a0a0a0" stroked="f"/>
         </w:pict>
       </w:r>
     </w:p>
@@ -5018,6 +3256,7 @@
         <w:spacing w:after="0" w:line="240" w:lineRule="auto"/>
         <w:rPr>
           <w:rFonts w:ascii="Courier New" w:eastAsia="Times New Roman" w:hAnsi="Courier New" w:cs="Courier New"/>
+          <w:noProof/>
           <w:sz w:val="20"/>
           <w:szCs w:val="20"/>
           <w:lang w:eastAsia="en-IN"/>
@@ -5030,7 +3269,17 @@
           <w:szCs w:val="20"/>
           <w:lang w:eastAsia="en-IN"/>
         </w:rPr>
-        <w:t xml:space="preserve">       FLOOR(RAND()*5) AS salt</w:t>
+        <w:t xml:space="preserve">       </w:t>
+      </w:r>
+      <w:r>
+        <w:rPr>
+          <w:rFonts w:ascii="Courier New" w:eastAsia="Times New Roman" w:hAnsi="Courier New" w:cs="Courier New"/>
+          <w:noProof/>
+          <w:sz w:val="20"/>
+          <w:szCs w:val="20"/>
+          <w:lang w:eastAsia="en-IN"/>
+        </w:rPr>
+        <w:t>FLOOR(RAND()*5) AS salt</w:t>
       </w:r>
     </w:p>
     <w:p>
@@ -5056,6 +3305,7 @@
         <w:spacing w:after="0" w:line="240" w:lineRule="auto"/>
         <w:rPr>
           <w:rFonts w:ascii="Courier New" w:eastAsia="Times New Roman" w:hAnsi="Courier New" w:cs="Courier New"/>
+          <w:noProof/>
           <w:sz w:val="20"/>
           <w:szCs w:val="20"/>
           <w:lang w:eastAsia="en-IN"/>
@@ -5064,6 +3314,7 @@
       <w:r>
         <w:rPr>
           <w:rFonts w:ascii="Courier New" w:eastAsia="Times New Roman" w:hAnsi="Courier New" w:cs="Courier New"/>
+          <w:noProof/>
           <w:sz w:val="20"/>
           <w:szCs w:val="20"/>
           <w:lang w:eastAsia="en-IN"/>
@@ -5076,20 +3327,22 @@
         <w:spacing w:after="0" w:line="240" w:lineRule="auto"/>
         <w:rPr>
           <w:rFonts w:ascii="Times New Roman" w:eastAsia="Times New Roman" w:hAnsi="Times New Roman" w:cs="Times New Roman"/>
-          <w:sz w:val="24"/>
-          <w:szCs w:val="24"/>
-          <w:lang w:eastAsia="en-IN"/>
-        </w:rPr>
-      </w:pPr>
-      <w:r>
-        <w:rPr>
-          <w:rFonts w:ascii="Times New Roman" w:eastAsia="Times New Roman" w:hAnsi="Times New Roman" w:cs="Times New Roman"/>
+          <w:noProof/>
+          <w:sz w:val="24"/>
+          <w:szCs w:val="24"/>
+          <w:lang w:eastAsia="en-IN"/>
+        </w:rPr>
+      </w:pPr>
+      <w:r>
+        <w:rPr>
+          <w:rFonts w:ascii="Times New Roman" w:eastAsia="Times New Roman" w:hAnsi="Times New Roman" w:cs="Times New Roman"/>
+          <w:noProof/>
           <w:sz w:val="24"/>
           <w:szCs w:val="24"/>
           <w:lang w:eastAsia="en-IN"/>
         </w:rPr>
         <w:pict>
-          <v:rect id="_x0000_i1044" style="width:0;height:1.5pt" o:hralign="center" o:hrstd="t" o:hr="t" fillcolor="#a0a0a0" stroked="f"/>
+          <v:rect id="_x0000_i1034" style="width:0;height:1.5pt" o:hralign="center" o:hrstd="t" o:hr="t" fillcolor="#a0a0a0" stroked="f"/>
         </w:pict>
       </w:r>
     </w:p>
@@ -5101,6 +3354,7 @@
           <w:rFonts w:ascii="Times New Roman" w:eastAsia="Times New Roman" w:hAnsi="Times New Roman" w:cs="Times New Roman"/>
           <w:b/>
           <w:bCs/>
+          <w:noProof/>
           <w:sz w:val="27"/>
           <w:szCs w:val="27"/>
           <w:lang w:eastAsia="en-IN"/>
@@ -5111,6 +3365,7 @@
           <w:rFonts w:ascii="Times New Roman" w:eastAsia="Times New Roman" w:hAnsi="Times New Roman" w:cs="Times New Roman"/>
           <w:b/>
           <w:bCs/>
+          <w:noProof/>
           <w:sz w:val="27"/>
           <w:szCs w:val="27"/>
           <w:lang w:eastAsia="en-IN"/>
@@ -5141,15 +3396,15 @@
         <w:spacing w:after="0" w:line="240" w:lineRule="auto"/>
         <w:rPr>
           <w:rFonts w:ascii="Courier New" w:eastAsia="Times New Roman" w:hAnsi="Courier New" w:cs="Courier New"/>
-          <w:sz w:val="20"/>
-          <w:szCs w:val="20"/>
-          <w:lang w:eastAsia="en-IN"/>
-        </w:rPr>
-      </w:pPr>
-      <w:r>
-        <w:rPr>
-          <w:rFonts w:ascii="Courier New" w:eastAsia="Times New Roman" w:hAnsi="Courier New" w:cs="Courier New"/>
-          <w:sz w:val="20"/>
+          <w:noProof/>
+          <w:szCs w:val="20"/>
+          <w:lang w:eastAsia="en-IN"/>
+        </w:rPr>
+      </w:pPr>
+      <w:r>
+        <w:rPr>
+          <w:rFonts w:ascii="Courier New" w:eastAsia="Times New Roman" w:hAnsi="Courier New" w:cs="Courier New"/>
+          <w:noProof/>
           <w:szCs w:val="20"/>
           <w:lang w:eastAsia="en-IN"/>
         </w:rPr>
@@ -5179,15 +3434,13 @@
         <w:spacing w:after="0" w:line="240" w:lineRule="auto"/>
         <w:rPr>
           <w:rFonts w:ascii="Courier New" w:eastAsia="Times New Roman" w:hAnsi="Courier New" w:cs="Courier New"/>
-          <w:sz w:val="20"/>
-          <w:szCs w:val="20"/>
-          <w:lang w:eastAsia="en-IN"/>
-        </w:rPr>
-      </w:pPr>
-      <w:r>
-        <w:rPr>
-          <w:rFonts w:ascii="Courier New" w:eastAsia="Times New Roman" w:hAnsi="Courier New" w:cs="Courier New"/>
-          <w:sz w:val="20"/>
+          <w:szCs w:val="20"/>
+          <w:lang w:eastAsia="en-IN"/>
+        </w:rPr>
+      </w:pPr>
+      <w:r>
+        <w:rPr>
+          <w:rFonts w:ascii="Courier New" w:eastAsia="Times New Roman" w:hAnsi="Courier New" w:cs="Courier New"/>
           <w:szCs w:val="20"/>
           <w:lang w:eastAsia="en-IN"/>
         </w:rPr>
@@ -5217,15 +3470,13 @@
         <w:spacing w:after="0" w:line="240" w:lineRule="auto"/>
         <w:rPr>
           <w:rFonts w:ascii="Courier New" w:eastAsia="Times New Roman" w:hAnsi="Courier New" w:cs="Courier New"/>
-          <w:sz w:val="20"/>
-          <w:szCs w:val="20"/>
-          <w:lang w:eastAsia="en-IN"/>
-        </w:rPr>
-      </w:pPr>
-      <w:r>
-        <w:rPr>
-          <w:rFonts w:ascii="Courier New" w:eastAsia="Times New Roman" w:hAnsi="Courier New" w:cs="Courier New"/>
-          <w:sz w:val="20"/>
+          <w:szCs w:val="20"/>
+          <w:lang w:eastAsia="en-IN"/>
+        </w:rPr>
+      </w:pPr>
+      <w:r>
+        <w:rPr>
+          <w:rFonts w:ascii="Courier New" w:eastAsia="Times New Roman" w:hAnsi="Courier New" w:cs="Courier New"/>
           <w:szCs w:val="20"/>
           <w:lang w:eastAsia="en-IN"/>
         </w:rPr>
@@ -5255,15 +3506,13 @@
         <w:spacing w:after="0" w:line="240" w:lineRule="auto"/>
         <w:rPr>
           <w:rFonts w:ascii="Courier New" w:eastAsia="Times New Roman" w:hAnsi="Courier New" w:cs="Courier New"/>
-          <w:sz w:val="20"/>
-          <w:szCs w:val="20"/>
-          <w:lang w:eastAsia="en-IN"/>
-        </w:rPr>
-      </w:pPr>
-      <w:r>
-        <w:rPr>
-          <w:rFonts w:ascii="Courier New" w:eastAsia="Times New Roman" w:hAnsi="Courier New" w:cs="Courier New"/>
-          <w:sz w:val="20"/>
+          <w:szCs w:val="20"/>
+          <w:lang w:eastAsia="en-IN"/>
+        </w:rPr>
+      </w:pPr>
+      <w:r>
+        <w:rPr>
+          <w:rFonts w:ascii="Courier New" w:eastAsia="Times New Roman" w:hAnsi="Courier New" w:cs="Courier New"/>
           <w:szCs w:val="20"/>
           <w:lang w:eastAsia="en-IN"/>
         </w:rPr>
@@ -5293,15 +3542,13 @@
         <w:spacing w:after="0" w:line="240" w:lineRule="auto"/>
         <w:rPr>
           <w:rFonts w:ascii="Courier New" w:eastAsia="Times New Roman" w:hAnsi="Courier New" w:cs="Courier New"/>
-          <w:sz w:val="20"/>
-          <w:szCs w:val="20"/>
-          <w:lang w:eastAsia="en-IN"/>
-        </w:rPr>
-      </w:pPr>
-      <w:r>
-        <w:rPr>
-          <w:rFonts w:ascii="Courier New" w:eastAsia="Times New Roman" w:hAnsi="Courier New" w:cs="Courier New"/>
-          <w:sz w:val="20"/>
+          <w:szCs w:val="20"/>
+          <w:lang w:eastAsia="en-IN"/>
+        </w:rPr>
+      </w:pPr>
+      <w:r>
+        <w:rPr>
+          <w:rFonts w:ascii="Courier New" w:eastAsia="Times New Roman" w:hAnsi="Courier New" w:cs="Courier New"/>
           <w:szCs w:val="20"/>
           <w:lang w:eastAsia="en-IN"/>
         </w:rPr>
@@ -5331,15 +3578,13 @@
         <w:spacing w:after="0" w:line="240" w:lineRule="auto"/>
         <w:rPr>
           <w:rFonts w:ascii="Courier New" w:eastAsia="Times New Roman" w:hAnsi="Courier New" w:cs="Courier New"/>
-          <w:sz w:val="20"/>
-          <w:szCs w:val="20"/>
-          <w:lang w:eastAsia="en-IN"/>
-        </w:rPr>
-      </w:pPr>
-      <w:r>
-        <w:rPr>
-          <w:rFonts w:ascii="Courier New" w:eastAsia="Times New Roman" w:hAnsi="Courier New" w:cs="Courier New"/>
-          <w:sz w:val="20"/>
+          <w:szCs w:val="20"/>
+          <w:lang w:eastAsia="en-IN"/>
+        </w:rPr>
+      </w:pPr>
+      <w:r>
+        <w:rPr>
+          <w:rFonts w:ascii="Courier New" w:eastAsia="Times New Roman" w:hAnsi="Courier New" w:cs="Courier New"/>
           <w:szCs w:val="20"/>
           <w:lang w:eastAsia="en-IN"/>
         </w:rPr>
@@ -5369,15 +3614,13 @@
         <w:spacing w:after="0" w:line="240" w:lineRule="auto"/>
         <w:rPr>
           <w:rFonts w:ascii="Courier New" w:eastAsia="Times New Roman" w:hAnsi="Courier New" w:cs="Courier New"/>
-          <w:sz w:val="20"/>
-          <w:szCs w:val="20"/>
-          <w:lang w:eastAsia="en-IN"/>
-        </w:rPr>
-      </w:pPr>
-      <w:r>
-        <w:rPr>
-          <w:rFonts w:ascii="Courier New" w:eastAsia="Times New Roman" w:hAnsi="Courier New" w:cs="Courier New"/>
-          <w:sz w:val="20"/>
+          <w:szCs w:val="20"/>
+          <w:lang w:eastAsia="en-IN"/>
+        </w:rPr>
+      </w:pPr>
+      <w:r>
+        <w:rPr>
+          <w:rFonts w:ascii="Courier New" w:eastAsia="Times New Roman" w:hAnsi="Courier New" w:cs="Courier New"/>
           <w:szCs w:val="20"/>
           <w:lang w:eastAsia="en-IN"/>
         </w:rPr>
@@ -5407,15 +3650,13 @@
         <w:spacing w:after="0" w:line="240" w:lineRule="auto"/>
         <w:rPr>
           <w:rFonts w:ascii="Courier New" w:eastAsia="Times New Roman" w:hAnsi="Courier New" w:cs="Courier New"/>
-          <w:sz w:val="20"/>
-          <w:szCs w:val="20"/>
-          <w:lang w:eastAsia="en-IN"/>
-        </w:rPr>
-      </w:pPr>
-      <w:r>
-        <w:rPr>
-          <w:rFonts w:ascii="Courier New" w:eastAsia="Times New Roman" w:hAnsi="Courier New" w:cs="Courier New"/>
-          <w:sz w:val="20"/>
+          <w:szCs w:val="20"/>
+          <w:lang w:eastAsia="en-IN"/>
+        </w:rPr>
+      </w:pPr>
+      <w:r>
+        <w:rPr>
+          <w:rFonts w:ascii="Courier New" w:eastAsia="Times New Roman" w:hAnsi="Courier New" w:cs="Courier New"/>
           <w:szCs w:val="20"/>
           <w:lang w:eastAsia="en-IN"/>
         </w:rPr>
@@ -5445,15 +3686,13 @@
         <w:spacing w:after="0" w:line="240" w:lineRule="auto"/>
         <w:rPr>
           <w:rFonts w:ascii="Courier New" w:eastAsia="Times New Roman" w:hAnsi="Courier New" w:cs="Courier New"/>
-          <w:sz w:val="20"/>
-          <w:szCs w:val="20"/>
-          <w:lang w:eastAsia="en-IN"/>
-        </w:rPr>
-      </w:pPr>
-      <w:r>
-        <w:rPr>
-          <w:rFonts w:ascii="Courier New" w:eastAsia="Times New Roman" w:hAnsi="Courier New" w:cs="Courier New"/>
-          <w:sz w:val="20"/>
+          <w:szCs w:val="20"/>
+          <w:lang w:eastAsia="en-IN"/>
+        </w:rPr>
+      </w:pPr>
+      <w:r>
+        <w:rPr>
+          <w:rFonts w:ascii="Courier New" w:eastAsia="Times New Roman" w:hAnsi="Courier New" w:cs="Courier New"/>
           <w:szCs w:val="20"/>
           <w:lang w:eastAsia="en-IN"/>
         </w:rPr>
@@ -5478,7 +3717,7 @@
           <w:lang w:eastAsia="en-IN"/>
         </w:rPr>
         <w:pict>
-          <v:rect id="_x0000_i1045" style="width:0;height:1.5pt" o:hralign="center" o:hrstd="t" o:hr="t" fillcolor="#a0a0a0" stroked="f"/>
+          <v:rect id="_x0000_i1035" style="width:0;height:1.5pt" o:hralign="center" o:hrstd="t" o:hr="t" fillcolor="#a0a0a0" stroked="f"/>
         </w:pict>
       </w:r>
     </w:p>
@@ -5531,20 +3770,17 @@
         <w:rPr>
           <w:rFonts w:ascii="Courier New" w:eastAsia="Times New Roman" w:hAnsi="Courier New" w:cs="Courier New"/>
           <w:noProof/>
-          <w:sz w:val="20"/>
-          <w:szCs w:val="20"/>
-          <w:lang w:eastAsia="en-IN"/>
-        </w:rPr>
-      </w:pPr>
-      <w:r>
-        <w:rPr>
-          <w:rFonts w:ascii="Courier New" w:eastAsia="Times New Roman" w:hAnsi="Courier New" w:cs="Courier New"/>
-          <w:noProof/>
-          <w:sz w:val="20"/>
-          <w:szCs w:val="20"/>
-          <w:lang w:eastAsia="en-IN"/>
-        </w:rPr>
-        <w:lastRenderedPageBreak/>
+          <w:szCs w:val="20"/>
+          <w:lang w:eastAsia="en-IN"/>
+        </w:rPr>
+      </w:pPr>
+      <w:r>
+        <w:rPr>
+          <w:rFonts w:ascii="Courier New" w:eastAsia="Times New Roman" w:hAnsi="Courier New" w:cs="Courier New"/>
+          <w:noProof/>
+          <w:szCs w:val="20"/>
+          <w:lang w:eastAsia="en-IN"/>
+        </w:rPr>
         <w:t>SELECT *</w:t>
       </w:r>
     </w:p>
@@ -5572,16 +3808,14 @@
         <w:rPr>
           <w:rFonts w:ascii="Courier New" w:eastAsia="Times New Roman" w:hAnsi="Courier New" w:cs="Courier New"/>
           <w:noProof/>
-          <w:sz w:val="20"/>
-          <w:szCs w:val="20"/>
-          <w:lang w:eastAsia="en-IN"/>
-        </w:rPr>
-      </w:pPr>
-      <w:r>
-        <w:rPr>
-          <w:rFonts w:ascii="Courier New" w:eastAsia="Times New Roman" w:hAnsi="Courier New" w:cs="Courier New"/>
-          <w:noProof/>
-          <w:sz w:val="20"/>
+          <w:szCs w:val="20"/>
+          <w:lang w:eastAsia="en-IN"/>
+        </w:rPr>
+      </w:pPr>
+      <w:r>
+        <w:rPr>
+          <w:rFonts w:ascii="Courier New" w:eastAsia="Times New Roman" w:hAnsi="Courier New" w:cs="Courier New"/>
+          <w:noProof/>
           <w:szCs w:val="20"/>
           <w:lang w:eastAsia="en-IN"/>
         </w:rPr>
@@ -5612,16 +3846,14 @@
         <w:rPr>
           <w:rFonts w:ascii="Courier New" w:eastAsia="Times New Roman" w:hAnsi="Courier New" w:cs="Courier New"/>
           <w:noProof/>
-          <w:sz w:val="20"/>
-          <w:szCs w:val="20"/>
-          <w:lang w:eastAsia="en-IN"/>
-        </w:rPr>
-      </w:pPr>
-      <w:r>
-        <w:rPr>
-          <w:rFonts w:ascii="Courier New" w:eastAsia="Times New Roman" w:hAnsi="Courier New" w:cs="Courier New"/>
-          <w:noProof/>
-          <w:sz w:val="20"/>
+          <w:szCs w:val="20"/>
+          <w:lang w:eastAsia="en-IN"/>
+        </w:rPr>
+      </w:pPr>
+      <w:r>
+        <w:rPr>
+          <w:rFonts w:ascii="Courier New" w:eastAsia="Times New Roman" w:hAnsi="Courier New" w:cs="Courier New"/>
+          <w:noProof/>
           <w:szCs w:val="20"/>
           <w:lang w:eastAsia="en-IN"/>
         </w:rPr>
@@ -5652,16 +3884,14 @@
         <w:rPr>
           <w:rFonts w:ascii="Courier New" w:eastAsia="Times New Roman" w:hAnsi="Courier New" w:cs="Courier New"/>
           <w:noProof/>
-          <w:sz w:val="20"/>
-          <w:szCs w:val="20"/>
-          <w:lang w:eastAsia="en-IN"/>
-        </w:rPr>
-      </w:pPr>
-      <w:r>
-        <w:rPr>
-          <w:rFonts w:ascii="Courier New" w:eastAsia="Times New Roman" w:hAnsi="Courier New" w:cs="Courier New"/>
-          <w:noProof/>
-          <w:sz w:val="20"/>
+          <w:szCs w:val="20"/>
+          <w:lang w:eastAsia="en-IN"/>
+        </w:rPr>
+      </w:pPr>
+      <w:r>
+        <w:rPr>
+          <w:rFonts w:ascii="Courier New" w:eastAsia="Times New Roman" w:hAnsi="Courier New" w:cs="Courier New"/>
+          <w:noProof/>
           <w:szCs w:val="20"/>
           <w:lang w:eastAsia="en-IN"/>
         </w:rPr>
@@ -5692,16 +3922,14 @@
         <w:rPr>
           <w:rFonts w:ascii="Courier New" w:eastAsia="Times New Roman" w:hAnsi="Courier New" w:cs="Courier New"/>
           <w:noProof/>
-          <w:sz w:val="20"/>
-          <w:szCs w:val="20"/>
-          <w:lang w:eastAsia="en-IN"/>
-        </w:rPr>
-      </w:pPr>
-      <w:r>
-        <w:rPr>
-          <w:rFonts w:ascii="Courier New" w:eastAsia="Times New Roman" w:hAnsi="Courier New" w:cs="Courier New"/>
-          <w:noProof/>
-          <w:sz w:val="20"/>
+          <w:szCs w:val="20"/>
+          <w:lang w:eastAsia="en-IN"/>
+        </w:rPr>
+      </w:pPr>
+      <w:r>
+        <w:rPr>
+          <w:rFonts w:ascii="Courier New" w:eastAsia="Times New Roman" w:hAnsi="Courier New" w:cs="Courier New"/>
+          <w:noProof/>
           <w:szCs w:val="20"/>
           <w:lang w:eastAsia="en-IN"/>
         </w:rPr>
@@ -5756,7 +3984,7 @@
           <w:lang w:eastAsia="en-IN"/>
         </w:rPr>
         <w:pict>
-          <v:rect id="_x0000_i1046" style="width:0;height:1.5pt" o:hralign="center" o:hrstd="t" o:hr="t" fillcolor="#a0a0a0" stroked="f"/>
+          <v:rect id="_x0000_i1036" style="width:0;height:1.5pt" o:hralign="center" o:hrstd="t" o:hr="t" fillcolor="#a0a0a0" stroked="f"/>
         </w:pict>
       </w:r>
     </w:p>
@@ -5769,7 +3997,7 @@
           <w:b/>
           <w:bCs/>
           <w:kern w:val="36"/>
-          <w:sz w:val="36"/>
+          <w:sz w:val="32"/>
           <w:szCs w:val="48"/>
           <w:lang w:eastAsia="en-IN"/>
         </w:rPr>
@@ -5780,7 +4008,7 @@
           <w:b/>
           <w:bCs/>
           <w:kern w:val="36"/>
-          <w:sz w:val="36"/>
+          <w:sz w:val="32"/>
           <w:szCs w:val="48"/>
           <w:lang w:eastAsia="en-IN"/>
         </w:rPr>
@@ -5806,6 +4034,8 @@
         </w:rPr>
         <w:t>If only few keys are skewed:</w:t>
       </w:r>
+      <w:bookmarkStart w:id="0" w:name="_GoBack"/>
+      <w:bookmarkEnd w:id="0"/>
     </w:p>
     <w:p>
       <w:pPr>
@@ -5989,6 +4219,7 @@
           <w:szCs w:val="20"/>
           <w:lang w:eastAsia="en-IN"/>
         </w:rPr>
+        <w:lastRenderedPageBreak/>
         <w:t>ORDER BY COUNT(*) DESC;</w:t>
       </w:r>
     </w:p>
@@ -6032,7 +4263,7 @@
           <w:lang w:eastAsia="en-IN"/>
         </w:rPr>
         <w:pict>
-          <v:rect id="_x0000_i1047" style="width:0;height:1.5pt" o:hralign="center" o:hrstd="t" o:hr="t" fillcolor="#a0a0a0" stroked="f"/>
+          <v:rect id="_x0000_i1037" style="width:0;height:1.5pt" o:hralign="center" o:hrstd="t" o:hr="t" fillcolor="#a0a0a0" stroked="f"/>
         </w:pict>
       </w:r>
     </w:p>
@@ -6084,15 +4315,13 @@
         <w:spacing w:after="0" w:line="240" w:lineRule="auto"/>
         <w:rPr>
           <w:rFonts w:ascii="Courier New" w:eastAsia="Times New Roman" w:hAnsi="Courier New" w:cs="Courier New"/>
-          <w:sz w:val="20"/>
-          <w:szCs w:val="20"/>
-          <w:lang w:eastAsia="en-IN"/>
-        </w:rPr>
-      </w:pPr>
-      <w:r>
-        <w:rPr>
-          <w:rFonts w:ascii="Courier New" w:eastAsia="Times New Roman" w:hAnsi="Courier New" w:cs="Courier New"/>
-          <w:sz w:val="20"/>
+          <w:szCs w:val="20"/>
+          <w:lang w:eastAsia="en-IN"/>
+        </w:rPr>
+      </w:pPr>
+      <w:r>
+        <w:rPr>
+          <w:rFonts w:ascii="Courier New" w:eastAsia="Times New Roman" w:hAnsi="Courier New" w:cs="Courier New"/>
           <w:szCs w:val="20"/>
           <w:lang w:eastAsia="en-IN"/>
         </w:rPr>
@@ -6123,16 +4352,14 @@
         <w:rPr>
           <w:rFonts w:ascii="Courier New" w:eastAsia="Times New Roman" w:hAnsi="Courier New" w:cs="Courier New"/>
           <w:noProof/>
-          <w:sz w:val="20"/>
-          <w:szCs w:val="20"/>
-          <w:lang w:eastAsia="en-IN"/>
-        </w:rPr>
-      </w:pPr>
-      <w:r>
-        <w:rPr>
-          <w:rFonts w:ascii="Courier New" w:eastAsia="Times New Roman" w:hAnsi="Courier New" w:cs="Courier New"/>
-          <w:noProof/>
-          <w:sz w:val="20"/>
+          <w:szCs w:val="20"/>
+          <w:lang w:eastAsia="en-IN"/>
+        </w:rPr>
+      </w:pPr>
+      <w:r>
+        <w:rPr>
+          <w:rFonts w:ascii="Courier New" w:eastAsia="Times New Roman" w:hAnsi="Courier New" w:cs="Courier New"/>
+          <w:noProof/>
           <w:szCs w:val="20"/>
           <w:lang w:eastAsia="en-IN"/>
         </w:rPr>
@@ -6163,16 +4390,14 @@
         <w:rPr>
           <w:rFonts w:ascii="Courier New" w:eastAsia="Times New Roman" w:hAnsi="Courier New" w:cs="Courier New"/>
           <w:noProof/>
-          <w:sz w:val="20"/>
-          <w:szCs w:val="20"/>
-          <w:lang w:eastAsia="en-IN"/>
-        </w:rPr>
-      </w:pPr>
-      <w:r>
-        <w:rPr>
-          <w:rFonts w:ascii="Courier New" w:eastAsia="Times New Roman" w:hAnsi="Courier New" w:cs="Courier New"/>
-          <w:noProof/>
-          <w:sz w:val="20"/>
+          <w:szCs w:val="20"/>
+          <w:lang w:eastAsia="en-IN"/>
+        </w:rPr>
+      </w:pPr>
+      <w:r>
+        <w:rPr>
+          <w:rFonts w:ascii="Courier New" w:eastAsia="Times New Roman" w:hAnsi="Courier New" w:cs="Courier New"/>
+          <w:noProof/>
           <w:szCs w:val="20"/>
           <w:lang w:eastAsia="en-IN"/>
         </w:rPr>
@@ -6203,16 +4428,14 @@
         <w:rPr>
           <w:rFonts w:ascii="Courier New" w:eastAsia="Times New Roman" w:hAnsi="Courier New" w:cs="Courier New"/>
           <w:noProof/>
-          <w:sz w:val="20"/>
-          <w:szCs w:val="20"/>
-          <w:lang w:eastAsia="en-IN"/>
-        </w:rPr>
-      </w:pPr>
-      <w:r>
-        <w:rPr>
-          <w:rFonts w:ascii="Courier New" w:eastAsia="Times New Roman" w:hAnsi="Courier New" w:cs="Courier New"/>
-          <w:noProof/>
-          <w:sz w:val="20"/>
+          <w:szCs w:val="20"/>
+          <w:lang w:eastAsia="en-IN"/>
+        </w:rPr>
+      </w:pPr>
+      <w:r>
+        <w:rPr>
+          <w:rFonts w:ascii="Courier New" w:eastAsia="Times New Roman" w:hAnsi="Courier New" w:cs="Courier New"/>
+          <w:noProof/>
           <w:szCs w:val="20"/>
           <w:lang w:eastAsia="en-IN"/>
         </w:rPr>
@@ -6243,16 +4466,14 @@
         <w:rPr>
           <w:rFonts w:ascii="Courier New" w:eastAsia="Times New Roman" w:hAnsi="Courier New" w:cs="Courier New"/>
           <w:noProof/>
-          <w:sz w:val="20"/>
-          <w:szCs w:val="20"/>
-          <w:lang w:eastAsia="en-IN"/>
-        </w:rPr>
-      </w:pPr>
-      <w:r>
-        <w:rPr>
-          <w:rFonts w:ascii="Courier New" w:eastAsia="Times New Roman" w:hAnsi="Courier New" w:cs="Courier New"/>
-          <w:noProof/>
-          <w:sz w:val="20"/>
+          <w:szCs w:val="20"/>
+          <w:lang w:eastAsia="en-IN"/>
+        </w:rPr>
+      </w:pPr>
+      <w:r>
+        <w:rPr>
+          <w:rFonts w:ascii="Courier New" w:eastAsia="Times New Roman" w:hAnsi="Courier New" w:cs="Courier New"/>
+          <w:noProof/>
           <w:szCs w:val="20"/>
           <w:lang w:eastAsia="en-IN"/>
         </w:rPr>
@@ -6283,16 +4504,14 @@
         <w:rPr>
           <w:rFonts w:ascii="Courier New" w:eastAsia="Times New Roman" w:hAnsi="Courier New" w:cs="Courier New"/>
           <w:noProof/>
-          <w:sz w:val="20"/>
-          <w:szCs w:val="20"/>
-          <w:lang w:eastAsia="en-IN"/>
-        </w:rPr>
-      </w:pPr>
-      <w:r>
-        <w:rPr>
-          <w:rFonts w:ascii="Courier New" w:eastAsia="Times New Roman" w:hAnsi="Courier New" w:cs="Courier New"/>
-          <w:noProof/>
-          <w:sz w:val="20"/>
+          <w:szCs w:val="20"/>
+          <w:lang w:eastAsia="en-IN"/>
+        </w:rPr>
+      </w:pPr>
+      <w:r>
+        <w:rPr>
+          <w:rFonts w:ascii="Courier New" w:eastAsia="Times New Roman" w:hAnsi="Courier New" w:cs="Courier New"/>
+          <w:noProof/>
           <w:szCs w:val="20"/>
           <w:lang w:eastAsia="en-IN"/>
         </w:rPr>
@@ -6323,7 +4542,6 @@
         <w:rPr>
           <w:rFonts w:ascii="Courier New" w:eastAsia="Times New Roman" w:hAnsi="Courier New" w:cs="Courier New"/>
           <w:noProof/>
-          <w:sz w:val="20"/>
           <w:szCs w:val="20"/>
           <w:lang w:eastAsia="en-IN"/>
         </w:rPr>
@@ -6353,16 +4571,14 @@
         <w:rPr>
           <w:rFonts w:ascii="Courier New" w:eastAsia="Times New Roman" w:hAnsi="Courier New" w:cs="Courier New"/>
           <w:noProof/>
-          <w:sz w:val="20"/>
-          <w:szCs w:val="20"/>
-          <w:lang w:eastAsia="en-IN"/>
-        </w:rPr>
-      </w:pPr>
-      <w:r>
-        <w:rPr>
-          <w:rFonts w:ascii="Courier New" w:eastAsia="Times New Roman" w:hAnsi="Courier New" w:cs="Courier New"/>
-          <w:noProof/>
-          <w:sz w:val="20"/>
+          <w:szCs w:val="20"/>
+          <w:lang w:eastAsia="en-IN"/>
+        </w:rPr>
+      </w:pPr>
+      <w:r>
+        <w:rPr>
+          <w:rFonts w:ascii="Courier New" w:eastAsia="Times New Roman" w:hAnsi="Courier New" w:cs="Courier New"/>
+          <w:noProof/>
           <w:szCs w:val="20"/>
           <w:lang w:eastAsia="en-IN"/>
         </w:rPr>
@@ -6393,7 +4609,6 @@
         <w:rPr>
           <w:rFonts w:ascii="Courier New" w:eastAsia="Times New Roman" w:hAnsi="Courier New" w:cs="Courier New"/>
           <w:noProof/>
-          <w:sz w:val="20"/>
           <w:szCs w:val="20"/>
           <w:lang w:eastAsia="en-IN"/>
         </w:rPr>
@@ -6423,16 +4638,14 @@
         <w:rPr>
           <w:rFonts w:ascii="Courier New" w:eastAsia="Times New Roman" w:hAnsi="Courier New" w:cs="Courier New"/>
           <w:noProof/>
-          <w:sz w:val="20"/>
-          <w:szCs w:val="20"/>
-          <w:lang w:eastAsia="en-IN"/>
-        </w:rPr>
-      </w:pPr>
-      <w:r>
-        <w:rPr>
-          <w:rFonts w:ascii="Courier New" w:eastAsia="Times New Roman" w:hAnsi="Courier New" w:cs="Courier New"/>
-          <w:noProof/>
-          <w:sz w:val="20"/>
+          <w:szCs w:val="20"/>
+          <w:lang w:eastAsia="en-IN"/>
+        </w:rPr>
+      </w:pPr>
+      <w:r>
+        <w:rPr>
+          <w:rFonts w:ascii="Courier New" w:eastAsia="Times New Roman" w:hAnsi="Courier New" w:cs="Courier New"/>
+          <w:noProof/>
           <w:szCs w:val="20"/>
           <w:lang w:eastAsia="en-IN"/>
         </w:rPr>
@@ -6463,16 +4676,14 @@
         <w:rPr>
           <w:rFonts w:ascii="Courier New" w:eastAsia="Times New Roman" w:hAnsi="Courier New" w:cs="Courier New"/>
           <w:noProof/>
-          <w:sz w:val="20"/>
-          <w:szCs w:val="20"/>
-          <w:lang w:eastAsia="en-IN"/>
-        </w:rPr>
-      </w:pPr>
-      <w:r>
-        <w:rPr>
-          <w:rFonts w:ascii="Courier New" w:eastAsia="Times New Roman" w:hAnsi="Courier New" w:cs="Courier New"/>
-          <w:noProof/>
-          <w:sz w:val="20"/>
+          <w:szCs w:val="20"/>
+          <w:lang w:eastAsia="en-IN"/>
+        </w:rPr>
+      </w:pPr>
+      <w:r>
+        <w:rPr>
+          <w:rFonts w:ascii="Courier New" w:eastAsia="Times New Roman" w:hAnsi="Courier New" w:cs="Courier New"/>
+          <w:noProof/>
           <w:szCs w:val="20"/>
           <w:lang w:eastAsia="en-IN"/>
         </w:rPr>
@@ -6503,16 +4714,14 @@
         <w:rPr>
           <w:rFonts w:ascii="Courier New" w:eastAsia="Times New Roman" w:hAnsi="Courier New" w:cs="Courier New"/>
           <w:noProof/>
-          <w:sz w:val="20"/>
-          <w:szCs w:val="20"/>
-          <w:lang w:eastAsia="en-IN"/>
-        </w:rPr>
-      </w:pPr>
-      <w:r>
-        <w:rPr>
-          <w:rFonts w:ascii="Courier New" w:eastAsia="Times New Roman" w:hAnsi="Courier New" w:cs="Courier New"/>
-          <w:noProof/>
-          <w:sz w:val="20"/>
+          <w:szCs w:val="20"/>
+          <w:lang w:eastAsia="en-IN"/>
+        </w:rPr>
+      </w:pPr>
+      <w:r>
+        <w:rPr>
+          <w:rFonts w:ascii="Courier New" w:eastAsia="Times New Roman" w:hAnsi="Courier New" w:cs="Courier New"/>
+          <w:noProof/>
           <w:szCs w:val="20"/>
           <w:lang w:eastAsia="en-IN"/>
         </w:rPr>
@@ -6543,16 +4752,14 @@
         <w:rPr>
           <w:rFonts w:ascii="Courier New" w:eastAsia="Times New Roman" w:hAnsi="Courier New" w:cs="Courier New"/>
           <w:noProof/>
-          <w:sz w:val="20"/>
-          <w:szCs w:val="20"/>
-          <w:lang w:eastAsia="en-IN"/>
-        </w:rPr>
-      </w:pPr>
-      <w:r>
-        <w:rPr>
-          <w:rFonts w:ascii="Courier New" w:eastAsia="Times New Roman" w:hAnsi="Courier New" w:cs="Courier New"/>
-          <w:noProof/>
-          <w:sz w:val="20"/>
+          <w:szCs w:val="20"/>
+          <w:lang w:eastAsia="en-IN"/>
+        </w:rPr>
+      </w:pPr>
+      <w:r>
+        <w:rPr>
+          <w:rFonts w:ascii="Courier New" w:eastAsia="Times New Roman" w:hAnsi="Courier New" w:cs="Courier New"/>
+          <w:noProof/>
           <w:szCs w:val="20"/>
           <w:lang w:eastAsia="en-IN"/>
         </w:rPr>
@@ -6583,16 +4790,14 @@
         <w:rPr>
           <w:rFonts w:ascii="Courier New" w:eastAsia="Times New Roman" w:hAnsi="Courier New" w:cs="Courier New"/>
           <w:noProof/>
-          <w:sz w:val="20"/>
-          <w:szCs w:val="20"/>
-          <w:lang w:eastAsia="en-IN"/>
-        </w:rPr>
-      </w:pPr>
-      <w:r>
-        <w:rPr>
-          <w:rFonts w:ascii="Courier New" w:eastAsia="Times New Roman" w:hAnsi="Courier New" w:cs="Courier New"/>
-          <w:noProof/>
-          <w:sz w:val="20"/>
+          <w:szCs w:val="20"/>
+          <w:lang w:eastAsia="en-IN"/>
+        </w:rPr>
+      </w:pPr>
+      <w:r>
+        <w:rPr>
+          <w:rFonts w:ascii="Courier New" w:eastAsia="Times New Roman" w:hAnsi="Courier New" w:cs="Courier New"/>
+          <w:noProof/>
           <w:szCs w:val="20"/>
           <w:lang w:eastAsia="en-IN"/>
         </w:rPr>
@@ -6623,16 +4828,14 @@
         <w:rPr>
           <w:rFonts w:ascii="Courier New" w:eastAsia="Times New Roman" w:hAnsi="Courier New" w:cs="Courier New"/>
           <w:noProof/>
-          <w:sz w:val="20"/>
-          <w:szCs w:val="20"/>
-          <w:lang w:eastAsia="en-IN"/>
-        </w:rPr>
-      </w:pPr>
-      <w:r>
-        <w:rPr>
-          <w:rFonts w:ascii="Courier New" w:eastAsia="Times New Roman" w:hAnsi="Courier New" w:cs="Courier New"/>
-          <w:noProof/>
-          <w:sz w:val="20"/>
+          <w:szCs w:val="20"/>
+          <w:lang w:eastAsia="en-IN"/>
+        </w:rPr>
+      </w:pPr>
+      <w:r>
+        <w:rPr>
+          <w:rFonts w:ascii="Courier New" w:eastAsia="Times New Roman" w:hAnsi="Courier New" w:cs="Courier New"/>
+          <w:noProof/>
           <w:szCs w:val="20"/>
           <w:lang w:eastAsia="en-IN"/>
         </w:rPr>
@@ -6677,7 +4880,7 @@
           <w:lang w:eastAsia="en-IN"/>
         </w:rPr>
         <w:pict>
-          <v:rect id="_x0000_i1048" style="width:0;height:1.5pt" o:hralign="center" o:hrstd="t" o:hr="t" fillcolor="#a0a0a0" stroked="f"/>
+          <v:rect id="_x0000_i1038" style="width:0;height:1.5pt" o:hralign="center" o:hrstd="t" o:hr="t" fillcolor="#a0a0a0" stroked="f"/>
         </w:pict>
       </w:r>
     </w:p>
@@ -6801,38 +5004,17 @@
           <w:szCs w:val="20"/>
           <w:lang w:eastAsia="en-IN"/>
         </w:rPr>
-        <w:t xml:space="preserve">WITH (DISTRIBUTION = </w:t>
-      </w:r>
-      <w:proofErr w:type="gramStart"/>
-      <w:r>
-        <w:rPr>
-          <w:rFonts w:ascii="Courier New" w:eastAsia="Times New Roman" w:hAnsi="Courier New" w:cs="Courier New"/>
+        <w:t>WITH (</w:t>
+      </w:r>
+      <w:r>
+        <w:rPr>
+          <w:rFonts w:ascii="Courier New" w:eastAsia="Times New Roman" w:hAnsi="Courier New" w:cs="Courier New"/>
+          <w:noProof/>
           <w:sz w:val="20"/>
           <w:szCs w:val="20"/>
           <w:lang w:eastAsia="en-IN"/>
         </w:rPr>
-        <w:t>HASH(</w:t>
-      </w:r>
-      <w:proofErr w:type="spellStart"/>
-      <w:proofErr w:type="gramEnd"/>
-      <w:r>
-        <w:rPr>
-          <w:rFonts w:ascii="Courier New" w:eastAsia="Times New Roman" w:hAnsi="Courier New" w:cs="Courier New"/>
-          <w:sz w:val="20"/>
-          <w:szCs w:val="20"/>
-          <w:lang w:eastAsia="en-IN"/>
-        </w:rPr>
-        <w:t>customer_id</w:t>
-      </w:r>
-      <w:proofErr w:type="spellEnd"/>
-      <w:r>
-        <w:rPr>
-          <w:rFonts w:ascii="Courier New" w:eastAsia="Times New Roman" w:hAnsi="Courier New" w:cs="Courier New"/>
-          <w:sz w:val="20"/>
-          <w:szCs w:val="20"/>
-          <w:lang w:eastAsia="en-IN"/>
-        </w:rPr>
-        <w:t>))</w:t>
+        <w:t>DISTRIBUTION = HASH(customer_id))</w:t>
       </w:r>
     </w:p>
     <w:p>
@@ -6872,7 +5054,6 @@
           <w:szCs w:val="20"/>
           <w:lang w:eastAsia="en-IN"/>
         </w:rPr>
-        <w:lastRenderedPageBreak/>
         <w:t>AS</w:t>
       </w:r>
     </w:p>
@@ -6958,7 +5139,7 @@
           <w:lang w:eastAsia="en-IN"/>
         </w:rPr>
         <w:pict>
-          <v:rect id="_x0000_i1049" style="width:0;height:1.5pt" o:hralign="center" o:hrstd="t" o:hr="t" fillcolor="#a0a0a0" stroked="f"/>
+          <v:rect id="_x0000_i1039" style="width:0;height:1.5pt" o:hralign="center" o:hrstd="t" o:hr="t" fillcolor="#a0a0a0" stroked="f"/>
         </w:pict>
       </w:r>
     </w:p>
@@ -6988,7 +5169,7 @@
           <w:szCs w:val="48"/>
           <w:lang w:eastAsia="en-IN"/>
         </w:rPr>
-        <w:t>✅ 5. Use Composite Key</w:t>
+        <w:t>5. Use Composite Key</w:t>
       </w:r>
     </w:p>
     <w:p>
@@ -7124,6 +5305,7 @@
           <w:szCs w:val="24"/>
           <w:lang w:eastAsia="en-IN"/>
         </w:rPr>
+        <w:lastRenderedPageBreak/>
         <w:t>Spreads load better.</w:t>
       </w:r>
     </w:p>
@@ -7145,7 +5327,7 @@
           <w:lang w:eastAsia="en-IN"/>
         </w:rPr>
         <w:pict>
-          <v:rect id="_x0000_i1050" style="width:0;height:1.5pt" o:hralign="center" o:hrstd="t" o:hr="t" fillcolor="#a0a0a0" stroked="f"/>
+          <v:rect id="_x0000_i1040" style="width:0;height:1.5pt" o:hralign="center" o:hrstd="t" o:hr="t" fillcolor="#a0a0a0" stroked="f"/>
         </w:pict>
       </w:r>
     </w:p>
@@ -7158,7 +5340,7 @@
           <w:b/>
           <w:bCs/>
           <w:kern w:val="36"/>
-          <w:sz w:val="48"/>
+          <w:sz w:val="40"/>
           <w:szCs w:val="48"/>
           <w:lang w:eastAsia="en-IN"/>
         </w:rPr>
@@ -7169,11 +5351,11 @@
           <w:b/>
           <w:bCs/>
           <w:kern w:val="36"/>
-          <w:sz w:val="48"/>
+          <w:sz w:val="40"/>
           <w:szCs w:val="48"/>
           <w:lang w:eastAsia="en-IN"/>
         </w:rPr>
-        <w:t>🎯 Interview Perfect Answer (SQL Version)</w:t>
+        <w:t>Interview Perfect Answer (SQL Version)</w:t>
       </w:r>
     </w:p>
     <w:p>
@@ -7274,7 +5456,7 @@
           <w:lang w:eastAsia="en-IN"/>
         </w:rPr>
         <w:pict>
-          <v:rect id="_x0000_i1051" style="width:0;height:1.5pt" o:hralign="center" o:hrstd="t" o:hr="t" fillcolor="#a0a0a0" stroked="f"/>
+          <v:rect id="_x0000_i1041" style="width:0;height:1.5pt" o:hralign="center" o:hrstd="t" o:hr="t" fillcolor="#a0a0a0" stroked="f"/>
         </w:pict>
       </w:r>
     </w:p>
@@ -7287,7 +5469,7 @@
           <w:b/>
           <w:bCs/>
           <w:kern w:val="36"/>
-          <w:sz w:val="48"/>
+          <w:sz w:val="40"/>
           <w:szCs w:val="48"/>
           <w:lang w:eastAsia="en-IN"/>
         </w:rPr>
@@ -7298,43 +5480,34 @@
           <w:b/>
           <w:bCs/>
           <w:kern w:val="36"/>
-          <w:sz w:val="48"/>
+          <w:sz w:val="40"/>
           <w:szCs w:val="48"/>
           <w:lang w:eastAsia="en-IN"/>
         </w:rPr>
-        <w:t>🚀 Important Difference</w:t>
+        <w:t>Important Difference</w:t>
       </w:r>
     </w:p>
     <w:tbl>
       <w:tblPr>
-        <w:tblW w:w="0" w:type="auto"/>
-        <w:tblCellSpacing w:w="15" w:type="dxa"/>
-        <w:tblCellMar>
-          <w:top w:w="15" w:type="dxa"/>
-          <w:left w:w="15" w:type="dxa"/>
-          <w:bottom w:w="15" w:type="dxa"/>
-          <w:right w:w="15" w:type="dxa"/>
-        </w:tblCellMar>
+        <w:tblStyle w:val="TableGrid"/>
+        <w:tblW w:w="7455" w:type="dxa"/>
         <w:tblLook w:val="04A0" w:firstRow="1" w:lastRow="0" w:firstColumn="1" w:lastColumn="0" w:noHBand="0" w:noVBand="1"/>
       </w:tblPr>
       <w:tblGrid>
-        <w:gridCol w:w="2662"/>
-        <w:gridCol w:w="3681"/>
+        <w:gridCol w:w="3154"/>
+        <w:gridCol w:w="4301"/>
       </w:tblGrid>
       <w:tr>
         <w:trPr>
-          <w:tblHeader/>
-          <w:tblCellSpacing w:w="15" w:type="dxa"/>
+          <w:trHeight w:val="550"/>
         </w:trPr>
         <w:tc>
           <w:tcPr>
             <w:tcW w:w="0" w:type="auto"/>
-            <w:vAlign w:val="center"/>
             <w:hideMark/>
           </w:tcPr>
           <w:p>
             <w:pPr>
-              <w:spacing w:after="0" w:line="240" w:lineRule="auto"/>
               <w:jc w:val="center"/>
               <w:rPr>
                 <w:rFonts w:ascii="Times New Roman" w:eastAsia="Times New Roman" w:hAnsi="Times New Roman" w:cs="Times New Roman"/>
@@ -7361,12 +5534,10 @@
         <w:tc>
           <w:tcPr>
             <w:tcW w:w="0" w:type="auto"/>
-            <w:vAlign w:val="center"/>
             <w:hideMark/>
           </w:tcPr>
           <w:p>
             <w:pPr>
-              <w:spacing w:after="0" w:line="240" w:lineRule="auto"/>
               <w:jc w:val="center"/>
               <w:rPr>
                 <w:rFonts w:ascii="Times New Roman" w:eastAsia="Times New Roman" w:hAnsi="Times New Roman" w:cs="Times New Roman"/>
@@ -7393,17 +5564,15 @@
       </w:tr>
       <w:tr>
         <w:trPr>
-          <w:tblCellSpacing w:w="15" w:type="dxa"/>
+          <w:trHeight w:val="550"/>
         </w:trPr>
         <w:tc>
           <w:tcPr>
             <w:tcW w:w="0" w:type="auto"/>
-            <w:vAlign w:val="center"/>
             <w:hideMark/>
           </w:tcPr>
           <w:p>
             <w:pPr>
-              <w:spacing w:after="0" w:line="240" w:lineRule="auto"/>
               <w:rPr>
                 <w:rFonts w:ascii="Times New Roman" w:eastAsia="Times New Roman" w:hAnsi="Times New Roman" w:cs="Times New Roman"/>
                 <w:sz w:val="24"/>
@@ -7425,12 +5594,10 @@
         <w:tc>
           <w:tcPr>
             <w:tcW w:w="0" w:type="auto"/>
-            <w:vAlign w:val="center"/>
             <w:hideMark/>
           </w:tcPr>
           <w:p>
             <w:pPr>
-              <w:spacing w:after="0" w:line="240" w:lineRule="auto"/>
               <w:rPr>
                 <w:rFonts w:ascii="Times New Roman" w:eastAsia="Times New Roman" w:hAnsi="Times New Roman" w:cs="Times New Roman"/>
                 <w:sz w:val="24"/>
@@ -7452,17 +5619,15 @@
       </w:tr>
       <w:tr>
         <w:trPr>
-          <w:tblCellSpacing w:w="15" w:type="dxa"/>
+          <w:trHeight w:val="550"/>
         </w:trPr>
         <w:tc>
           <w:tcPr>
             <w:tcW w:w="0" w:type="auto"/>
-            <w:vAlign w:val="center"/>
             <w:hideMark/>
           </w:tcPr>
           <w:p>
             <w:pPr>
-              <w:spacing w:after="0" w:line="240" w:lineRule="auto"/>
               <w:rPr>
                 <w:rFonts w:ascii="Times New Roman" w:eastAsia="Times New Roman" w:hAnsi="Times New Roman" w:cs="Times New Roman"/>
                 <w:sz w:val="24"/>
@@ -7484,12 +5649,10 @@
         <w:tc>
           <w:tcPr>
             <w:tcW w:w="0" w:type="auto"/>
-            <w:vAlign w:val="center"/>
             <w:hideMark/>
           </w:tcPr>
           <w:p>
             <w:pPr>
-              <w:spacing w:after="0" w:line="240" w:lineRule="auto"/>
               <w:rPr>
                 <w:rFonts w:ascii="Times New Roman" w:eastAsia="Times New Roman" w:hAnsi="Times New Roman" w:cs="Times New Roman"/>
                 <w:sz w:val="24"/>
@@ -7511,17 +5674,15 @@
       </w:tr>
       <w:tr>
         <w:trPr>
-          <w:tblCellSpacing w:w="15" w:type="dxa"/>
+          <w:trHeight w:val="577"/>
         </w:trPr>
         <w:tc>
           <w:tcPr>
             <w:tcW w:w="0" w:type="auto"/>
-            <w:vAlign w:val="center"/>
             <w:hideMark/>
           </w:tcPr>
           <w:p>
             <w:pPr>
-              <w:spacing w:after="0" w:line="240" w:lineRule="auto"/>
               <w:rPr>
                 <w:rFonts w:ascii="Times New Roman" w:eastAsia="Times New Roman" w:hAnsi="Times New Roman" w:cs="Times New Roman"/>
                 <w:sz w:val="24"/>
@@ -7543,12 +5704,10 @@
         <w:tc>
           <w:tcPr>
             <w:tcW w:w="0" w:type="auto"/>
-            <w:vAlign w:val="center"/>
             <w:hideMark/>
           </w:tcPr>
           <w:p>
             <w:pPr>
-              <w:spacing w:after="0" w:line="240" w:lineRule="auto"/>
               <w:rPr>
                 <w:rFonts w:ascii="Times New Roman" w:eastAsia="Times New Roman" w:hAnsi="Times New Roman" w:cs="Times New Roman"/>
                 <w:sz w:val="24"/>
@@ -7569,6 +5728,1773 @@
         </w:tc>
       </w:tr>
     </w:tbl>
+    <w:p>
+      <w:pPr>
+        <w:spacing w:after="0" w:line="240" w:lineRule="auto"/>
+        <w:rPr>
+          <w:rFonts w:ascii="Times New Roman" w:eastAsia="Times New Roman" w:hAnsi="Times New Roman" w:cs="Times New Roman"/>
+          <w:sz w:val="24"/>
+          <w:szCs w:val="24"/>
+          <w:lang w:eastAsia="en-IN"/>
+        </w:rPr>
+      </w:pPr>
+    </w:p>
+    <w:p>
+      <w:pPr>
+        <w:spacing w:after="0" w:line="240" w:lineRule="auto"/>
+        <w:rPr>
+          <w:rFonts w:ascii="Times New Roman" w:eastAsia="Times New Roman" w:hAnsi="Times New Roman" w:cs="Times New Roman"/>
+          <w:sz w:val="24"/>
+          <w:szCs w:val="24"/>
+          <w:lang w:eastAsia="en-IN"/>
+        </w:rPr>
+      </w:pPr>
+    </w:p>
+    <w:p>
+      <w:pPr>
+        <w:spacing w:after="0" w:line="240" w:lineRule="auto"/>
+        <w:rPr>
+          <w:rFonts w:ascii="Times New Roman" w:eastAsia="Times New Roman" w:hAnsi="Times New Roman" w:cs="Times New Roman"/>
+          <w:sz w:val="24"/>
+          <w:szCs w:val="24"/>
+          <w:lang w:eastAsia="en-IN"/>
+        </w:rPr>
+      </w:pPr>
+      <w:r>
+        <w:rPr>
+          <w:rFonts w:ascii="Times New Roman" w:eastAsia="Times New Roman" w:hAnsi="Times New Roman" w:cs="Times New Roman"/>
+          <w:sz w:val="24"/>
+          <w:szCs w:val="24"/>
+          <w:lang w:eastAsia="en-IN"/>
+        </w:rPr>
+        <w:pict>
+          <v:rect id="_x0000_i1042" style="width:0;height:1.5pt" o:hralign="center" o:hrstd="t" o:hr="t" fillcolor="#a0a0a0" stroked="f"/>
+        </w:pict>
+      </w:r>
+    </w:p>
+    <w:p>
+      <w:pPr>
+        <w:spacing w:before="100" w:beforeAutospacing="1" w:after="100" w:afterAutospacing="1" w:line="240" w:lineRule="auto"/>
+        <w:outlineLvl w:val="0"/>
+        <w:rPr>
+          <w:rFonts w:ascii="Times New Roman" w:eastAsia="Times New Roman" w:hAnsi="Times New Roman" w:cs="Times New Roman"/>
+          <w:b/>
+          <w:bCs/>
+          <w:kern w:val="36"/>
+          <w:sz w:val="40"/>
+          <w:szCs w:val="48"/>
+          <w:lang w:eastAsia="en-IN"/>
+        </w:rPr>
+      </w:pPr>
+      <w:r>
+        <w:rPr>
+          <w:rFonts w:ascii="Times New Roman" w:eastAsia="Times New Roman" w:hAnsi="Times New Roman" w:cs="Times New Roman"/>
+          <w:b/>
+          <w:bCs/>
+          <w:kern w:val="36"/>
+          <w:sz w:val="40"/>
+          <w:szCs w:val="48"/>
+          <w:lang w:eastAsia="en-IN"/>
+        </w:rPr>
+        <w:t>How to Identify Skew?</w:t>
+      </w:r>
+    </w:p>
+    <w:p>
+      <w:pPr>
+        <w:spacing w:before="100" w:beforeAutospacing="1" w:after="100" w:afterAutospacing="1" w:line="240" w:lineRule="auto"/>
+        <w:outlineLvl w:val="2"/>
+        <w:rPr>
+          <w:rFonts w:ascii="Times New Roman" w:eastAsia="Times New Roman" w:hAnsi="Times New Roman" w:cs="Times New Roman"/>
+          <w:b/>
+          <w:bCs/>
+          <w:sz w:val="27"/>
+          <w:szCs w:val="27"/>
+          <w:lang w:eastAsia="en-IN"/>
+        </w:rPr>
+      </w:pPr>
+      <w:r>
+        <w:rPr>
+          <w:rFonts w:ascii="Times New Roman" w:eastAsia="Times New Roman" w:hAnsi="Times New Roman" w:cs="Times New Roman"/>
+          <w:b/>
+          <w:bCs/>
+          <w:sz w:val="27"/>
+          <w:szCs w:val="27"/>
+          <w:lang w:eastAsia="en-IN"/>
+        </w:rPr>
+        <w:t>1</w:t>
+      </w:r>
+      <w:r>
+        <w:rPr>
+          <w:rFonts w:ascii="Times New Roman" w:eastAsia="Times New Roman" w:hAnsi="Times New Roman" w:cs="Times New Roman"/>
+          <w:b/>
+          <w:bCs/>
+          <w:sz w:val="27"/>
+          <w:szCs w:val="27"/>
+          <w:lang w:eastAsia="en-IN"/>
+        </w:rPr>
+        <w:t>.</w:t>
+      </w:r>
+      <w:r>
+        <w:rPr>
+          <w:rFonts w:ascii="Times New Roman" w:eastAsia="Times New Roman" w:hAnsi="Times New Roman" w:cs="Times New Roman"/>
+          <w:b/>
+          <w:bCs/>
+          <w:sz w:val="27"/>
+          <w:szCs w:val="27"/>
+          <w:lang w:eastAsia="en-IN"/>
+        </w:rPr>
+        <w:t xml:space="preserve"> Check Spark UI</w:t>
+      </w:r>
+    </w:p>
+    <w:p>
+      <w:pPr>
+        <w:numPr>
+          <w:ilvl w:val="0"/>
+          <w:numId w:val="3"/>
+        </w:numPr>
+        <w:spacing w:before="100" w:beforeAutospacing="1" w:after="100" w:afterAutospacing="1" w:line="240" w:lineRule="auto"/>
+        <w:rPr>
+          <w:rFonts w:ascii="Times New Roman" w:eastAsia="Times New Roman" w:hAnsi="Times New Roman" w:cs="Times New Roman"/>
+          <w:sz w:val="24"/>
+          <w:szCs w:val="24"/>
+          <w:lang w:eastAsia="en-IN"/>
+        </w:rPr>
+      </w:pPr>
+      <w:r>
+        <w:rPr>
+          <w:rFonts w:ascii="Times New Roman" w:eastAsia="Times New Roman" w:hAnsi="Times New Roman" w:cs="Times New Roman"/>
+          <w:sz w:val="24"/>
+          <w:szCs w:val="24"/>
+          <w:lang w:eastAsia="en-IN"/>
+        </w:rPr>
+        <w:t>One task takes much longer than others</w:t>
+      </w:r>
+    </w:p>
+    <w:p>
+      <w:pPr>
+        <w:numPr>
+          <w:ilvl w:val="0"/>
+          <w:numId w:val="3"/>
+        </w:numPr>
+        <w:spacing w:before="100" w:beforeAutospacing="1" w:after="100" w:afterAutospacing="1" w:line="240" w:lineRule="auto"/>
+        <w:rPr>
+          <w:rFonts w:ascii="Times New Roman" w:eastAsia="Times New Roman" w:hAnsi="Times New Roman" w:cs="Times New Roman"/>
+          <w:sz w:val="24"/>
+          <w:szCs w:val="24"/>
+          <w:lang w:eastAsia="en-IN"/>
+        </w:rPr>
+      </w:pPr>
+      <w:r>
+        <w:rPr>
+          <w:rFonts w:ascii="Times New Roman" w:eastAsia="Times New Roman" w:hAnsi="Times New Roman" w:cs="Times New Roman"/>
+          <w:sz w:val="24"/>
+          <w:szCs w:val="24"/>
+          <w:lang w:eastAsia="en-IN"/>
+        </w:rPr>
+        <w:t>One partition size is huge</w:t>
+      </w:r>
+    </w:p>
+    <w:p>
+      <w:pPr>
+        <w:spacing w:before="100" w:beforeAutospacing="1" w:after="100" w:afterAutospacing="1" w:line="240" w:lineRule="auto"/>
+        <w:outlineLvl w:val="2"/>
+        <w:rPr>
+          <w:rFonts w:ascii="Times New Roman" w:eastAsia="Times New Roman" w:hAnsi="Times New Roman" w:cs="Times New Roman"/>
+          <w:b/>
+          <w:bCs/>
+          <w:sz w:val="27"/>
+          <w:szCs w:val="27"/>
+          <w:lang w:eastAsia="en-IN"/>
+        </w:rPr>
+      </w:pPr>
+      <w:r>
+        <w:rPr>
+          <w:rFonts w:ascii="Times New Roman" w:eastAsia="Times New Roman" w:hAnsi="Times New Roman" w:cs="Times New Roman"/>
+          <w:b/>
+          <w:bCs/>
+          <w:sz w:val="27"/>
+          <w:szCs w:val="27"/>
+          <w:lang w:eastAsia="en-IN"/>
+        </w:rPr>
+        <w:t>2</w:t>
+      </w:r>
+      <w:r>
+        <w:rPr>
+          <w:rFonts w:ascii="Times New Roman" w:eastAsia="Times New Roman" w:hAnsi="Times New Roman" w:cs="Times New Roman"/>
+          <w:b/>
+          <w:bCs/>
+          <w:sz w:val="27"/>
+          <w:szCs w:val="27"/>
+          <w:lang w:eastAsia="en-IN"/>
+        </w:rPr>
+        <w:t>.</w:t>
+      </w:r>
+      <w:r>
+        <w:rPr>
+          <w:rFonts w:ascii="Times New Roman" w:eastAsia="Times New Roman" w:hAnsi="Times New Roman" w:cs="Times New Roman"/>
+          <w:b/>
+          <w:bCs/>
+          <w:sz w:val="27"/>
+          <w:szCs w:val="27"/>
+          <w:lang w:eastAsia="en-IN"/>
+        </w:rPr>
+        <w:t xml:space="preserve"> Check key distribution</w:t>
+      </w:r>
+    </w:p>
+    <w:p>
+      <w:pPr>
+        <w:tabs>
+          <w:tab w:val="left" w:pos="916"/>
+          <w:tab w:val="left" w:pos="1832"/>
+          <w:tab w:val="left" w:pos="2748"/>
+          <w:tab w:val="left" w:pos="3664"/>
+          <w:tab w:val="left" w:pos="4580"/>
+          <w:tab w:val="left" w:pos="5496"/>
+          <w:tab w:val="left" w:pos="6412"/>
+          <w:tab w:val="left" w:pos="7328"/>
+          <w:tab w:val="left" w:pos="8244"/>
+          <w:tab w:val="left" w:pos="9160"/>
+          <w:tab w:val="left" w:pos="10076"/>
+          <w:tab w:val="left" w:pos="10992"/>
+          <w:tab w:val="left" w:pos="11908"/>
+          <w:tab w:val="left" w:pos="12824"/>
+          <w:tab w:val="left" w:pos="13740"/>
+          <w:tab w:val="left" w:pos="14656"/>
+        </w:tabs>
+        <w:spacing w:after="0" w:line="240" w:lineRule="auto"/>
+        <w:rPr>
+          <w:rFonts w:ascii="Courier New" w:eastAsia="Times New Roman" w:hAnsi="Courier New" w:cs="Courier New"/>
+          <w:noProof/>
+          <w:sz w:val="20"/>
+          <w:szCs w:val="20"/>
+          <w:lang w:eastAsia="en-IN"/>
+        </w:rPr>
+      </w:pPr>
+      <w:r>
+        <w:rPr>
+          <w:rFonts w:ascii="Courier New" w:eastAsia="Times New Roman" w:hAnsi="Courier New" w:cs="Courier New"/>
+          <w:noProof/>
+          <w:sz w:val="20"/>
+          <w:szCs w:val="20"/>
+          <w:lang w:eastAsia="en-IN"/>
+        </w:rPr>
+        <w:t>df.groupBy("id").count().orderBy("count", ascending=False).show()</w:t>
+      </w:r>
+    </w:p>
+    <w:p>
+      <w:pPr>
+        <w:spacing w:before="100" w:beforeAutospacing="1" w:after="100" w:afterAutospacing="1" w:line="240" w:lineRule="auto"/>
+        <w:rPr>
+          <w:rFonts w:ascii="Times New Roman" w:eastAsia="Times New Roman" w:hAnsi="Times New Roman" w:cs="Times New Roman"/>
+          <w:noProof/>
+          <w:sz w:val="24"/>
+          <w:szCs w:val="24"/>
+          <w:lang w:eastAsia="en-IN"/>
+        </w:rPr>
+      </w:pPr>
+      <w:r>
+        <w:rPr>
+          <w:rFonts w:ascii="Times New Roman" w:eastAsia="Times New Roman" w:hAnsi="Times New Roman" w:cs="Times New Roman"/>
+          <w:noProof/>
+          <w:sz w:val="24"/>
+          <w:szCs w:val="24"/>
+          <w:lang w:eastAsia="en-IN"/>
+        </w:rPr>
+        <w:t>If one key has very high count → skew key.</w:t>
+      </w:r>
+    </w:p>
+    <w:p>
+      <w:pPr>
+        <w:spacing w:after="0" w:line="240" w:lineRule="auto"/>
+        <w:rPr>
+          <w:rFonts w:ascii="Times New Roman" w:eastAsia="Times New Roman" w:hAnsi="Times New Roman" w:cs="Times New Roman"/>
+          <w:sz w:val="24"/>
+          <w:szCs w:val="24"/>
+          <w:lang w:eastAsia="en-IN"/>
+        </w:rPr>
+      </w:pPr>
+      <w:r>
+        <w:rPr>
+          <w:rFonts w:ascii="Times New Roman" w:eastAsia="Times New Roman" w:hAnsi="Times New Roman" w:cs="Times New Roman"/>
+          <w:sz w:val="24"/>
+          <w:szCs w:val="24"/>
+          <w:lang w:eastAsia="en-IN"/>
+        </w:rPr>
+        <w:pict>
+          <v:rect id="_x0000_i1043" style="width:0;height:1.5pt" o:hralign="center" o:hrstd="t" o:hr="t" fillcolor="#a0a0a0" stroked="f"/>
+        </w:pict>
+      </w:r>
+    </w:p>
+    <w:p>
+      <w:pPr>
+        <w:spacing w:before="100" w:beforeAutospacing="1" w:after="100" w:afterAutospacing="1" w:line="240" w:lineRule="auto"/>
+        <w:outlineLvl w:val="0"/>
+        <w:rPr>
+          <w:rFonts w:ascii="Times New Roman" w:eastAsia="Times New Roman" w:hAnsi="Times New Roman" w:cs="Times New Roman"/>
+          <w:b/>
+          <w:bCs/>
+          <w:kern w:val="36"/>
+          <w:sz w:val="40"/>
+          <w:szCs w:val="48"/>
+          <w:lang w:eastAsia="en-IN"/>
+        </w:rPr>
+      </w:pPr>
+      <w:r>
+        <w:rPr>
+          <w:rFonts w:ascii="Times New Roman" w:eastAsia="Times New Roman" w:hAnsi="Times New Roman" w:cs="Times New Roman"/>
+          <w:b/>
+          <w:bCs/>
+          <w:kern w:val="36"/>
+          <w:sz w:val="40"/>
+          <w:szCs w:val="48"/>
+          <w:lang w:eastAsia="en-IN"/>
+        </w:rPr>
+        <w:lastRenderedPageBreak/>
+        <w:t>Solutions to Data Skew</w:t>
+      </w:r>
+    </w:p>
+    <w:p>
+      <w:pPr>
+        <w:spacing w:after="0" w:line="240" w:lineRule="auto"/>
+        <w:rPr>
+          <w:rFonts w:ascii="Times New Roman" w:eastAsia="Times New Roman" w:hAnsi="Times New Roman" w:cs="Times New Roman"/>
+          <w:sz w:val="24"/>
+          <w:szCs w:val="24"/>
+          <w:lang w:eastAsia="en-IN"/>
+        </w:rPr>
+      </w:pPr>
+      <w:r>
+        <w:rPr>
+          <w:rFonts w:ascii="Times New Roman" w:eastAsia="Times New Roman" w:hAnsi="Times New Roman" w:cs="Times New Roman"/>
+          <w:sz w:val="24"/>
+          <w:szCs w:val="24"/>
+          <w:lang w:eastAsia="en-IN"/>
+        </w:rPr>
+        <w:pict>
+          <v:rect id="_x0000_i1044" style="width:0;height:1.5pt" o:hralign="center" o:hrstd="t" o:hr="t" fillcolor="#a0a0a0" stroked="f"/>
+        </w:pict>
+      </w:r>
+    </w:p>
+    <w:p>
+      <w:pPr>
+        <w:spacing w:before="100" w:beforeAutospacing="1" w:after="100" w:afterAutospacing="1" w:line="240" w:lineRule="auto"/>
+        <w:outlineLvl w:val="1"/>
+        <w:rPr>
+          <w:rFonts w:ascii="Times New Roman" w:eastAsia="Times New Roman" w:hAnsi="Times New Roman" w:cs="Times New Roman"/>
+          <w:b/>
+          <w:bCs/>
+          <w:sz w:val="36"/>
+          <w:szCs w:val="36"/>
+          <w:lang w:eastAsia="en-IN"/>
+        </w:rPr>
+      </w:pPr>
+      <w:r>
+        <w:rPr>
+          <w:rFonts w:ascii="Times New Roman" w:eastAsia="Times New Roman" w:hAnsi="Times New Roman" w:cs="Times New Roman"/>
+          <w:b/>
+          <w:bCs/>
+          <w:sz w:val="36"/>
+          <w:szCs w:val="36"/>
+          <w:lang w:eastAsia="en-IN"/>
+        </w:rPr>
+        <w:t>1. Salting (Most Common Interview Answer)</w:t>
+      </w:r>
+    </w:p>
+    <w:p>
+      <w:pPr>
+        <w:spacing w:before="100" w:beforeAutospacing="1" w:after="100" w:afterAutospacing="1" w:line="240" w:lineRule="auto"/>
+        <w:rPr>
+          <w:rFonts w:ascii="Times New Roman" w:eastAsia="Times New Roman" w:hAnsi="Times New Roman" w:cs="Times New Roman"/>
+          <w:sz w:val="24"/>
+          <w:szCs w:val="24"/>
+          <w:lang w:eastAsia="en-IN"/>
+        </w:rPr>
+      </w:pPr>
+      <w:r>
+        <w:rPr>
+          <w:rFonts w:ascii="Times New Roman" w:eastAsia="Times New Roman" w:hAnsi="Times New Roman" w:cs="Times New Roman"/>
+          <w:sz w:val="24"/>
+          <w:szCs w:val="24"/>
+          <w:lang w:eastAsia="en-IN"/>
+        </w:rPr>
+        <w:t>Add random number to skewed key.</w:t>
+      </w:r>
+    </w:p>
+    <w:p>
+      <w:pPr>
+        <w:spacing w:before="100" w:beforeAutospacing="1" w:after="100" w:afterAutospacing="1" w:line="240" w:lineRule="auto"/>
+        <w:outlineLvl w:val="2"/>
+        <w:rPr>
+          <w:rFonts w:ascii="Times New Roman" w:eastAsia="Times New Roman" w:hAnsi="Times New Roman" w:cs="Times New Roman"/>
+          <w:b/>
+          <w:bCs/>
+          <w:sz w:val="27"/>
+          <w:szCs w:val="27"/>
+          <w:lang w:eastAsia="en-IN"/>
+        </w:rPr>
+      </w:pPr>
+      <w:r>
+        <w:rPr>
+          <w:rFonts w:ascii="Times New Roman" w:eastAsia="Times New Roman" w:hAnsi="Times New Roman" w:cs="Times New Roman"/>
+          <w:b/>
+          <w:bCs/>
+          <w:sz w:val="27"/>
+          <w:szCs w:val="27"/>
+          <w:lang w:eastAsia="en-IN"/>
+        </w:rPr>
+        <w:t>Example:</w:t>
+      </w:r>
+    </w:p>
+    <w:p>
+      <w:pPr>
+        <w:tabs>
+          <w:tab w:val="left" w:pos="916"/>
+          <w:tab w:val="left" w:pos="1832"/>
+          <w:tab w:val="left" w:pos="2748"/>
+          <w:tab w:val="left" w:pos="3664"/>
+          <w:tab w:val="left" w:pos="4580"/>
+          <w:tab w:val="left" w:pos="5496"/>
+          <w:tab w:val="left" w:pos="6412"/>
+          <w:tab w:val="left" w:pos="7328"/>
+          <w:tab w:val="left" w:pos="8244"/>
+          <w:tab w:val="left" w:pos="9160"/>
+          <w:tab w:val="left" w:pos="10076"/>
+          <w:tab w:val="left" w:pos="10992"/>
+          <w:tab w:val="left" w:pos="11908"/>
+          <w:tab w:val="left" w:pos="12824"/>
+          <w:tab w:val="left" w:pos="13740"/>
+          <w:tab w:val="left" w:pos="14656"/>
+        </w:tabs>
+        <w:spacing w:after="0" w:line="240" w:lineRule="auto"/>
+        <w:rPr>
+          <w:rFonts w:ascii="Courier New" w:eastAsia="Times New Roman" w:hAnsi="Courier New" w:cs="Courier New"/>
+          <w:noProof/>
+          <w:sz w:val="20"/>
+          <w:szCs w:val="20"/>
+          <w:lang w:eastAsia="en-IN"/>
+        </w:rPr>
+      </w:pPr>
+      <w:r>
+        <w:rPr>
+          <w:rFonts w:ascii="Courier New" w:eastAsia="Times New Roman" w:hAnsi="Courier New" w:cs="Courier New"/>
+          <w:noProof/>
+          <w:sz w:val="20"/>
+          <w:szCs w:val="20"/>
+          <w:lang w:eastAsia="en-IN"/>
+        </w:rPr>
+        <w:t>from pyspark.sql.functions import rand, floor</w:t>
+      </w:r>
+    </w:p>
+    <w:p>
+      <w:pPr>
+        <w:tabs>
+          <w:tab w:val="left" w:pos="916"/>
+          <w:tab w:val="left" w:pos="1832"/>
+          <w:tab w:val="left" w:pos="2748"/>
+          <w:tab w:val="left" w:pos="3664"/>
+          <w:tab w:val="left" w:pos="4580"/>
+          <w:tab w:val="left" w:pos="5496"/>
+          <w:tab w:val="left" w:pos="6412"/>
+          <w:tab w:val="left" w:pos="7328"/>
+          <w:tab w:val="left" w:pos="8244"/>
+          <w:tab w:val="left" w:pos="9160"/>
+          <w:tab w:val="left" w:pos="10076"/>
+          <w:tab w:val="left" w:pos="10992"/>
+          <w:tab w:val="left" w:pos="11908"/>
+          <w:tab w:val="left" w:pos="12824"/>
+          <w:tab w:val="left" w:pos="13740"/>
+          <w:tab w:val="left" w:pos="14656"/>
+        </w:tabs>
+        <w:spacing w:after="0" w:line="240" w:lineRule="auto"/>
+        <w:rPr>
+          <w:rFonts w:ascii="Courier New" w:eastAsia="Times New Roman" w:hAnsi="Courier New" w:cs="Courier New"/>
+          <w:noProof/>
+          <w:sz w:val="20"/>
+          <w:szCs w:val="20"/>
+          <w:lang w:eastAsia="en-IN"/>
+        </w:rPr>
+      </w:pPr>
+    </w:p>
+    <w:p>
+      <w:pPr>
+        <w:tabs>
+          <w:tab w:val="left" w:pos="916"/>
+          <w:tab w:val="left" w:pos="1832"/>
+          <w:tab w:val="left" w:pos="2748"/>
+          <w:tab w:val="left" w:pos="3664"/>
+          <w:tab w:val="left" w:pos="4580"/>
+          <w:tab w:val="left" w:pos="5496"/>
+          <w:tab w:val="left" w:pos="6412"/>
+          <w:tab w:val="left" w:pos="7328"/>
+          <w:tab w:val="left" w:pos="8244"/>
+          <w:tab w:val="left" w:pos="9160"/>
+          <w:tab w:val="left" w:pos="10076"/>
+          <w:tab w:val="left" w:pos="10992"/>
+          <w:tab w:val="left" w:pos="11908"/>
+          <w:tab w:val="left" w:pos="12824"/>
+          <w:tab w:val="left" w:pos="13740"/>
+          <w:tab w:val="left" w:pos="14656"/>
+        </w:tabs>
+        <w:spacing w:after="0" w:line="240" w:lineRule="auto"/>
+        <w:rPr>
+          <w:rFonts w:ascii="Courier New" w:eastAsia="Times New Roman" w:hAnsi="Courier New" w:cs="Courier New"/>
+          <w:noProof/>
+          <w:sz w:val="20"/>
+          <w:szCs w:val="20"/>
+          <w:lang w:eastAsia="en-IN"/>
+        </w:rPr>
+      </w:pPr>
+      <w:r>
+        <w:rPr>
+          <w:rFonts w:ascii="Courier New" w:eastAsia="Times New Roman" w:hAnsi="Courier New" w:cs="Courier New"/>
+          <w:noProof/>
+          <w:sz w:val="20"/>
+          <w:szCs w:val="20"/>
+          <w:lang w:eastAsia="en-IN"/>
+        </w:rPr>
+        <w:t xml:space="preserve">df1_salted = df1.withColumn("salt", </w:t>
+      </w:r>
+      <w:r>
+        <w:rPr>
+          <w:rFonts w:ascii="Courier New" w:eastAsia="Times New Roman" w:hAnsi="Courier New" w:cs="Courier New"/>
+          <w:noProof/>
+          <w:sz w:val="20"/>
+          <w:szCs w:val="20"/>
+          <w:highlight w:val="cyan"/>
+          <w:lang w:eastAsia="en-IN"/>
+        </w:rPr>
+        <w:t>floor(rand()*5))</w:t>
+      </w:r>
+    </w:p>
+    <w:p>
+      <w:pPr>
+        <w:tabs>
+          <w:tab w:val="left" w:pos="916"/>
+          <w:tab w:val="left" w:pos="1832"/>
+          <w:tab w:val="left" w:pos="2748"/>
+          <w:tab w:val="left" w:pos="3664"/>
+          <w:tab w:val="left" w:pos="4580"/>
+          <w:tab w:val="left" w:pos="5496"/>
+          <w:tab w:val="left" w:pos="6412"/>
+          <w:tab w:val="left" w:pos="7328"/>
+          <w:tab w:val="left" w:pos="8244"/>
+          <w:tab w:val="left" w:pos="9160"/>
+          <w:tab w:val="left" w:pos="10076"/>
+          <w:tab w:val="left" w:pos="10992"/>
+          <w:tab w:val="left" w:pos="11908"/>
+          <w:tab w:val="left" w:pos="12824"/>
+          <w:tab w:val="left" w:pos="13740"/>
+          <w:tab w:val="left" w:pos="14656"/>
+        </w:tabs>
+        <w:spacing w:after="0" w:line="240" w:lineRule="auto"/>
+        <w:rPr>
+          <w:rFonts w:ascii="Courier New" w:eastAsia="Times New Roman" w:hAnsi="Courier New" w:cs="Courier New"/>
+          <w:noProof/>
+          <w:sz w:val="20"/>
+          <w:szCs w:val="20"/>
+          <w:lang w:eastAsia="en-IN"/>
+        </w:rPr>
+      </w:pPr>
+      <w:r>
+        <w:rPr>
+          <w:rFonts w:ascii="Courier New" w:eastAsia="Times New Roman" w:hAnsi="Courier New" w:cs="Courier New"/>
+          <w:noProof/>
+          <w:sz w:val="20"/>
+          <w:szCs w:val="20"/>
+          <w:lang w:eastAsia="en-IN"/>
+        </w:rPr>
+        <w:t>df2_salted = df2.withColumn("salt", floor(rand()*5))</w:t>
+      </w:r>
+    </w:p>
+    <w:p>
+      <w:pPr>
+        <w:tabs>
+          <w:tab w:val="left" w:pos="916"/>
+          <w:tab w:val="left" w:pos="1832"/>
+          <w:tab w:val="left" w:pos="2748"/>
+          <w:tab w:val="left" w:pos="3664"/>
+          <w:tab w:val="left" w:pos="4580"/>
+          <w:tab w:val="left" w:pos="5496"/>
+          <w:tab w:val="left" w:pos="6412"/>
+          <w:tab w:val="left" w:pos="7328"/>
+          <w:tab w:val="left" w:pos="8244"/>
+          <w:tab w:val="left" w:pos="9160"/>
+          <w:tab w:val="left" w:pos="10076"/>
+          <w:tab w:val="left" w:pos="10992"/>
+          <w:tab w:val="left" w:pos="11908"/>
+          <w:tab w:val="left" w:pos="12824"/>
+          <w:tab w:val="left" w:pos="13740"/>
+          <w:tab w:val="left" w:pos="14656"/>
+        </w:tabs>
+        <w:spacing w:after="0" w:line="240" w:lineRule="auto"/>
+        <w:rPr>
+          <w:rFonts w:ascii="Courier New" w:eastAsia="Times New Roman" w:hAnsi="Courier New" w:cs="Courier New"/>
+          <w:noProof/>
+          <w:sz w:val="20"/>
+          <w:szCs w:val="20"/>
+          <w:lang w:eastAsia="en-IN"/>
+        </w:rPr>
+      </w:pPr>
+    </w:p>
+    <w:p>
+      <w:pPr>
+        <w:tabs>
+          <w:tab w:val="left" w:pos="916"/>
+          <w:tab w:val="left" w:pos="1832"/>
+          <w:tab w:val="left" w:pos="2748"/>
+          <w:tab w:val="left" w:pos="3664"/>
+          <w:tab w:val="left" w:pos="4580"/>
+          <w:tab w:val="left" w:pos="5496"/>
+          <w:tab w:val="left" w:pos="6412"/>
+          <w:tab w:val="left" w:pos="7328"/>
+          <w:tab w:val="left" w:pos="8244"/>
+          <w:tab w:val="left" w:pos="9160"/>
+          <w:tab w:val="left" w:pos="10076"/>
+          <w:tab w:val="left" w:pos="10992"/>
+          <w:tab w:val="left" w:pos="11908"/>
+          <w:tab w:val="left" w:pos="12824"/>
+          <w:tab w:val="left" w:pos="13740"/>
+          <w:tab w:val="left" w:pos="14656"/>
+        </w:tabs>
+        <w:spacing w:after="0" w:line="240" w:lineRule="auto"/>
+        <w:rPr>
+          <w:rFonts w:ascii="Courier New" w:eastAsia="Times New Roman" w:hAnsi="Courier New" w:cs="Courier New"/>
+          <w:noProof/>
+          <w:sz w:val="20"/>
+          <w:szCs w:val="20"/>
+          <w:lang w:eastAsia="en-IN"/>
+        </w:rPr>
+      </w:pPr>
+      <w:r>
+        <w:rPr>
+          <w:rFonts w:ascii="Courier New" w:eastAsia="Times New Roman" w:hAnsi="Courier New" w:cs="Courier New"/>
+          <w:noProof/>
+          <w:sz w:val="20"/>
+          <w:szCs w:val="20"/>
+          <w:lang w:eastAsia="en-IN"/>
+        </w:rPr>
+        <w:t>df_join = df1_salted.join(df2_salted, ["id","salt"])</w:t>
+      </w:r>
+    </w:p>
+    <w:p>
+      <w:pPr>
+        <w:spacing w:before="100" w:beforeAutospacing="1" w:after="100" w:afterAutospacing="1" w:line="240" w:lineRule="auto"/>
+        <w:rPr>
+          <w:rFonts w:ascii="Times New Roman" w:eastAsia="Times New Roman" w:hAnsi="Times New Roman" w:cs="Times New Roman"/>
+          <w:noProof/>
+          <w:sz w:val="24"/>
+          <w:szCs w:val="24"/>
+          <w:lang w:eastAsia="en-IN"/>
+        </w:rPr>
+      </w:pPr>
+      <w:r>
+        <w:rPr>
+          <w:rFonts w:ascii="Times New Roman" w:eastAsia="Times New Roman" w:hAnsi="Times New Roman" w:cs="Times New Roman"/>
+          <w:noProof/>
+          <w:sz w:val="24"/>
+          <w:szCs w:val="24"/>
+          <w:lang w:eastAsia="en-IN"/>
+        </w:rPr>
+        <w:t>Now data spreads across partitions.</w:t>
+      </w:r>
+    </w:p>
+    <w:p>
+      <w:pPr>
+        <w:spacing w:after="0" w:line="240" w:lineRule="auto"/>
+        <w:rPr>
+          <w:rFonts w:ascii="Times New Roman" w:eastAsia="Times New Roman" w:hAnsi="Times New Roman" w:cs="Times New Roman"/>
+          <w:sz w:val="24"/>
+          <w:szCs w:val="24"/>
+          <w:lang w:eastAsia="en-IN"/>
+        </w:rPr>
+      </w:pPr>
+      <w:r>
+        <w:rPr>
+          <w:rFonts w:ascii="Times New Roman" w:eastAsia="Times New Roman" w:hAnsi="Times New Roman" w:cs="Times New Roman"/>
+          <w:sz w:val="24"/>
+          <w:szCs w:val="24"/>
+          <w:lang w:eastAsia="en-IN"/>
+        </w:rPr>
+        <w:pict>
+          <v:rect id="_x0000_i1045" style="width:0;height:1.5pt" o:hralign="center" o:hrstd="t" o:hr="t" fillcolor="#a0a0a0" stroked="f"/>
+        </w:pict>
+      </w:r>
+    </w:p>
+    <w:p>
+      <w:pPr>
+        <w:spacing w:before="100" w:beforeAutospacing="1" w:after="100" w:afterAutospacing="1" w:line="240" w:lineRule="auto"/>
+        <w:outlineLvl w:val="1"/>
+        <w:rPr>
+          <w:rFonts w:ascii="Times New Roman" w:eastAsia="Times New Roman" w:hAnsi="Times New Roman" w:cs="Times New Roman"/>
+          <w:b/>
+          <w:bCs/>
+          <w:sz w:val="36"/>
+          <w:szCs w:val="36"/>
+          <w:lang w:eastAsia="en-IN"/>
+        </w:rPr>
+      </w:pPr>
+      <w:r>
+        <w:rPr>
+          <w:rFonts w:ascii="Times New Roman" w:eastAsia="Times New Roman" w:hAnsi="Times New Roman" w:cs="Times New Roman"/>
+          <w:b/>
+          <w:bCs/>
+          <w:sz w:val="36"/>
+          <w:szCs w:val="36"/>
+          <w:lang w:eastAsia="en-IN"/>
+        </w:rPr>
+        <w:t>2. Broadcast Join (Best if one table small)</w:t>
+      </w:r>
+    </w:p>
+    <w:p>
+      <w:pPr>
+        <w:tabs>
+          <w:tab w:val="left" w:pos="916"/>
+          <w:tab w:val="left" w:pos="1832"/>
+          <w:tab w:val="left" w:pos="2748"/>
+          <w:tab w:val="left" w:pos="3664"/>
+          <w:tab w:val="left" w:pos="4580"/>
+          <w:tab w:val="left" w:pos="5496"/>
+          <w:tab w:val="left" w:pos="6412"/>
+          <w:tab w:val="left" w:pos="7328"/>
+          <w:tab w:val="left" w:pos="8244"/>
+          <w:tab w:val="left" w:pos="9160"/>
+          <w:tab w:val="left" w:pos="10076"/>
+          <w:tab w:val="left" w:pos="10992"/>
+          <w:tab w:val="left" w:pos="11908"/>
+          <w:tab w:val="left" w:pos="12824"/>
+          <w:tab w:val="left" w:pos="13740"/>
+          <w:tab w:val="left" w:pos="14656"/>
+        </w:tabs>
+        <w:spacing w:after="0" w:line="240" w:lineRule="auto"/>
+        <w:rPr>
+          <w:rFonts w:ascii="Courier New" w:eastAsia="Times New Roman" w:hAnsi="Courier New" w:cs="Courier New"/>
+          <w:noProof/>
+          <w:sz w:val="20"/>
+          <w:szCs w:val="20"/>
+          <w:lang w:eastAsia="en-IN"/>
+        </w:rPr>
+      </w:pPr>
+      <w:r>
+        <w:rPr>
+          <w:rFonts w:ascii="Courier New" w:eastAsia="Times New Roman" w:hAnsi="Courier New" w:cs="Courier New"/>
+          <w:noProof/>
+          <w:sz w:val="20"/>
+          <w:szCs w:val="20"/>
+          <w:lang w:eastAsia="en-IN"/>
+        </w:rPr>
+        <w:t>from pyspark.sql.functions import broadcast</w:t>
+      </w:r>
+    </w:p>
+    <w:p>
+      <w:pPr>
+        <w:tabs>
+          <w:tab w:val="left" w:pos="916"/>
+          <w:tab w:val="left" w:pos="1832"/>
+          <w:tab w:val="left" w:pos="2748"/>
+          <w:tab w:val="left" w:pos="3664"/>
+          <w:tab w:val="left" w:pos="4580"/>
+          <w:tab w:val="left" w:pos="5496"/>
+          <w:tab w:val="left" w:pos="6412"/>
+          <w:tab w:val="left" w:pos="7328"/>
+          <w:tab w:val="left" w:pos="8244"/>
+          <w:tab w:val="left" w:pos="9160"/>
+          <w:tab w:val="left" w:pos="10076"/>
+          <w:tab w:val="left" w:pos="10992"/>
+          <w:tab w:val="left" w:pos="11908"/>
+          <w:tab w:val="left" w:pos="12824"/>
+          <w:tab w:val="left" w:pos="13740"/>
+          <w:tab w:val="left" w:pos="14656"/>
+        </w:tabs>
+        <w:spacing w:after="0" w:line="240" w:lineRule="auto"/>
+        <w:rPr>
+          <w:rFonts w:ascii="Courier New" w:eastAsia="Times New Roman" w:hAnsi="Courier New" w:cs="Courier New"/>
+          <w:noProof/>
+          <w:sz w:val="20"/>
+          <w:szCs w:val="20"/>
+          <w:lang w:eastAsia="en-IN"/>
+        </w:rPr>
+      </w:pPr>
+    </w:p>
+    <w:p>
+      <w:pPr>
+        <w:tabs>
+          <w:tab w:val="left" w:pos="916"/>
+          <w:tab w:val="left" w:pos="1832"/>
+          <w:tab w:val="left" w:pos="2748"/>
+          <w:tab w:val="left" w:pos="3664"/>
+          <w:tab w:val="left" w:pos="4580"/>
+          <w:tab w:val="left" w:pos="5496"/>
+          <w:tab w:val="left" w:pos="6412"/>
+          <w:tab w:val="left" w:pos="7328"/>
+          <w:tab w:val="left" w:pos="8244"/>
+          <w:tab w:val="left" w:pos="9160"/>
+          <w:tab w:val="left" w:pos="10076"/>
+          <w:tab w:val="left" w:pos="10992"/>
+          <w:tab w:val="left" w:pos="11908"/>
+          <w:tab w:val="left" w:pos="12824"/>
+          <w:tab w:val="left" w:pos="13740"/>
+          <w:tab w:val="left" w:pos="14656"/>
+        </w:tabs>
+        <w:spacing w:after="0" w:line="240" w:lineRule="auto"/>
+        <w:rPr>
+          <w:rFonts w:ascii="Courier New" w:eastAsia="Times New Roman" w:hAnsi="Courier New" w:cs="Courier New"/>
+          <w:noProof/>
+          <w:sz w:val="20"/>
+          <w:szCs w:val="20"/>
+          <w:lang w:eastAsia="en-IN"/>
+        </w:rPr>
+      </w:pPr>
+      <w:r>
+        <w:rPr>
+          <w:rFonts w:ascii="Courier New" w:eastAsia="Times New Roman" w:hAnsi="Courier New" w:cs="Courier New"/>
+          <w:noProof/>
+          <w:sz w:val="20"/>
+          <w:szCs w:val="20"/>
+          <w:lang w:eastAsia="en-IN"/>
+        </w:rPr>
+        <w:t>df.join(broadcast(df_small), "id")</w:t>
+      </w:r>
+    </w:p>
+    <w:p>
+      <w:pPr>
+        <w:spacing w:before="100" w:beforeAutospacing="1" w:after="100" w:afterAutospacing="1" w:line="240" w:lineRule="auto"/>
+        <w:rPr>
+          <w:rFonts w:ascii="Times New Roman" w:eastAsia="Times New Roman" w:hAnsi="Times New Roman" w:cs="Times New Roman"/>
+          <w:noProof/>
+          <w:sz w:val="24"/>
+          <w:szCs w:val="24"/>
+          <w:lang w:eastAsia="en-IN"/>
+        </w:rPr>
+      </w:pPr>
+      <w:r>
+        <w:rPr>
+          <w:rFonts w:ascii="Times New Roman" w:eastAsia="Times New Roman" w:hAnsi="Times New Roman" w:cs="Times New Roman"/>
+          <w:noProof/>
+          <w:sz w:val="24"/>
+          <w:szCs w:val="24"/>
+          <w:lang w:eastAsia="en-IN"/>
+        </w:rPr>
+        <w:t>Small table sent to all executors → avoids shuffle → no skew issue.</w:t>
+      </w:r>
+    </w:p>
+    <w:p>
+      <w:pPr>
+        <w:spacing w:after="0" w:line="240" w:lineRule="auto"/>
+        <w:rPr>
+          <w:rFonts w:ascii="Times New Roman" w:eastAsia="Times New Roman" w:hAnsi="Times New Roman" w:cs="Times New Roman"/>
+          <w:sz w:val="24"/>
+          <w:szCs w:val="24"/>
+          <w:lang w:eastAsia="en-IN"/>
+        </w:rPr>
+      </w:pPr>
+      <w:r>
+        <w:rPr>
+          <w:rFonts w:ascii="Times New Roman" w:eastAsia="Times New Roman" w:hAnsi="Times New Roman" w:cs="Times New Roman"/>
+          <w:sz w:val="24"/>
+          <w:szCs w:val="24"/>
+          <w:lang w:eastAsia="en-IN"/>
+        </w:rPr>
+        <w:pict>
+          <v:rect id="_x0000_i1046" style="width:0;height:1.5pt" o:hralign="center" o:hrstd="t" o:hr="t" fillcolor="#a0a0a0" stroked="f"/>
+        </w:pict>
+      </w:r>
+    </w:p>
+    <w:p>
+      <w:pPr>
+        <w:spacing w:before="100" w:beforeAutospacing="1" w:after="100" w:afterAutospacing="1" w:line="240" w:lineRule="auto"/>
+        <w:outlineLvl w:val="1"/>
+        <w:rPr>
+          <w:rFonts w:ascii="Times New Roman" w:eastAsia="Times New Roman" w:hAnsi="Times New Roman" w:cs="Times New Roman"/>
+          <w:b/>
+          <w:bCs/>
+          <w:sz w:val="36"/>
+          <w:szCs w:val="36"/>
+          <w:lang w:eastAsia="en-IN"/>
+        </w:rPr>
+      </w:pPr>
+      <w:r>
+        <w:rPr>
+          <w:rFonts w:ascii="Times New Roman" w:eastAsia="Times New Roman" w:hAnsi="Times New Roman" w:cs="Times New Roman"/>
+          <w:b/>
+          <w:bCs/>
+          <w:sz w:val="36"/>
+          <w:szCs w:val="36"/>
+          <w:lang w:eastAsia="en-IN"/>
+        </w:rPr>
+        <w:t>3. Increase Shuffle Partitions</w:t>
+      </w:r>
+    </w:p>
+    <w:p>
+      <w:pPr>
+        <w:tabs>
+          <w:tab w:val="left" w:pos="916"/>
+          <w:tab w:val="left" w:pos="1832"/>
+          <w:tab w:val="left" w:pos="2748"/>
+          <w:tab w:val="left" w:pos="3664"/>
+          <w:tab w:val="left" w:pos="4580"/>
+          <w:tab w:val="left" w:pos="5496"/>
+          <w:tab w:val="left" w:pos="6412"/>
+          <w:tab w:val="left" w:pos="7328"/>
+          <w:tab w:val="left" w:pos="8244"/>
+          <w:tab w:val="left" w:pos="9160"/>
+          <w:tab w:val="left" w:pos="10076"/>
+          <w:tab w:val="left" w:pos="10992"/>
+          <w:tab w:val="left" w:pos="11908"/>
+          <w:tab w:val="left" w:pos="12824"/>
+          <w:tab w:val="left" w:pos="13740"/>
+          <w:tab w:val="left" w:pos="14656"/>
+        </w:tabs>
+        <w:spacing w:after="0" w:line="240" w:lineRule="auto"/>
+        <w:rPr>
+          <w:rFonts w:ascii="Courier New" w:eastAsia="Times New Roman" w:hAnsi="Courier New" w:cs="Courier New"/>
+          <w:noProof/>
+          <w:sz w:val="20"/>
+          <w:szCs w:val="20"/>
+          <w:lang w:eastAsia="en-IN"/>
+        </w:rPr>
+      </w:pPr>
+      <w:r>
+        <w:rPr>
+          <w:rFonts w:ascii="Courier New" w:eastAsia="Times New Roman" w:hAnsi="Courier New" w:cs="Courier New"/>
+          <w:noProof/>
+          <w:sz w:val="20"/>
+          <w:szCs w:val="20"/>
+          <w:lang w:eastAsia="en-IN"/>
+        </w:rPr>
+        <w:t>spark.conf.set("spark.sql.shuffle.partitions", 500)</w:t>
+      </w:r>
+    </w:p>
+    <w:p>
+      <w:pPr>
+        <w:spacing w:before="100" w:beforeAutospacing="1" w:after="100" w:afterAutospacing="1" w:line="240" w:lineRule="auto"/>
+        <w:rPr>
+          <w:rFonts w:ascii="Times New Roman" w:eastAsia="Times New Roman" w:hAnsi="Times New Roman" w:cs="Times New Roman"/>
+          <w:sz w:val="24"/>
+          <w:szCs w:val="24"/>
+          <w:lang w:eastAsia="en-IN"/>
+        </w:rPr>
+      </w:pPr>
+      <w:r>
+        <w:rPr>
+          <w:rFonts w:ascii="Times New Roman" w:eastAsia="Times New Roman" w:hAnsi="Times New Roman" w:cs="Times New Roman"/>
+          <w:sz w:val="24"/>
+          <w:szCs w:val="24"/>
+          <w:lang w:eastAsia="en-IN"/>
+        </w:rPr>
+        <w:t>More partitions → less load per partition.</w:t>
+      </w:r>
+    </w:p>
+    <w:p>
+      <w:pPr>
+        <w:spacing w:before="100" w:beforeAutospacing="1" w:after="100" w:afterAutospacing="1" w:line="240" w:lineRule="auto"/>
+        <w:rPr>
+          <w:rFonts w:ascii="Times New Roman" w:eastAsia="Times New Roman" w:hAnsi="Times New Roman" w:cs="Times New Roman"/>
+          <w:sz w:val="24"/>
+          <w:szCs w:val="24"/>
+          <w:lang w:eastAsia="en-IN"/>
+        </w:rPr>
+      </w:pPr>
+      <w:r>
+        <w:rPr>
+          <w:rFonts w:ascii="Times New Roman" w:eastAsia="Times New Roman" w:hAnsi="Times New Roman" w:cs="Times New Roman"/>
+          <w:sz w:val="24"/>
+          <w:szCs w:val="24"/>
+          <w:lang w:eastAsia="en-IN"/>
+        </w:rPr>
+        <w:t>(Not real fix but sometimes helps.)</w:t>
+      </w:r>
+    </w:p>
+    <w:p>
+      <w:pPr>
+        <w:spacing w:after="0" w:line="240" w:lineRule="auto"/>
+        <w:rPr>
+          <w:rFonts w:ascii="Times New Roman" w:eastAsia="Times New Roman" w:hAnsi="Times New Roman" w:cs="Times New Roman"/>
+          <w:sz w:val="24"/>
+          <w:szCs w:val="24"/>
+          <w:lang w:eastAsia="en-IN"/>
+        </w:rPr>
+      </w:pPr>
+      <w:r>
+        <w:rPr>
+          <w:rFonts w:ascii="Times New Roman" w:eastAsia="Times New Roman" w:hAnsi="Times New Roman" w:cs="Times New Roman"/>
+          <w:sz w:val="24"/>
+          <w:szCs w:val="24"/>
+          <w:lang w:eastAsia="en-IN"/>
+        </w:rPr>
+        <w:pict>
+          <v:rect id="_x0000_i1047" style="width:0;height:1.5pt" o:hralign="center" o:hrstd="t" o:hr="t" fillcolor="#a0a0a0" stroked="f"/>
+        </w:pict>
+      </w:r>
+    </w:p>
+    <w:p>
+      <w:pPr>
+        <w:spacing w:before="100" w:beforeAutospacing="1" w:after="100" w:afterAutospacing="1" w:line="240" w:lineRule="auto"/>
+        <w:outlineLvl w:val="1"/>
+        <w:rPr>
+          <w:rFonts w:ascii="Times New Roman" w:eastAsia="Times New Roman" w:hAnsi="Times New Roman" w:cs="Times New Roman"/>
+          <w:b/>
+          <w:bCs/>
+          <w:noProof/>
+          <w:sz w:val="36"/>
+          <w:szCs w:val="36"/>
+          <w:lang w:eastAsia="en-IN"/>
+        </w:rPr>
+      </w:pPr>
+      <w:r>
+        <w:rPr>
+          <w:rFonts w:ascii="Times New Roman" w:eastAsia="Times New Roman" w:hAnsi="Times New Roman" w:cs="Times New Roman"/>
+          <w:b/>
+          <w:bCs/>
+          <w:sz w:val="36"/>
+          <w:szCs w:val="36"/>
+          <w:lang w:eastAsia="en-IN"/>
+        </w:rPr>
+        <w:t xml:space="preserve">4. Skew Join </w:t>
+      </w:r>
+      <w:r>
+        <w:rPr>
+          <w:rFonts w:ascii="Times New Roman" w:eastAsia="Times New Roman" w:hAnsi="Times New Roman" w:cs="Times New Roman"/>
+          <w:b/>
+          <w:bCs/>
+          <w:noProof/>
+          <w:sz w:val="36"/>
+          <w:szCs w:val="36"/>
+          <w:lang w:eastAsia="en-IN"/>
+        </w:rPr>
+        <w:t>Optimization (Databricks Feature)</w:t>
+      </w:r>
+    </w:p>
+    <w:p>
+      <w:pPr>
+        <w:spacing w:before="100" w:beforeAutospacing="1" w:after="100" w:afterAutospacing="1" w:line="240" w:lineRule="auto"/>
+        <w:rPr>
+          <w:rFonts w:ascii="Times New Roman" w:eastAsia="Times New Roman" w:hAnsi="Times New Roman" w:cs="Times New Roman"/>
+          <w:noProof/>
+          <w:sz w:val="24"/>
+          <w:szCs w:val="24"/>
+          <w:lang w:eastAsia="en-IN"/>
+        </w:rPr>
+      </w:pPr>
+      <w:r>
+        <w:rPr>
+          <w:rFonts w:ascii="Times New Roman" w:eastAsia="Times New Roman" w:hAnsi="Times New Roman" w:cs="Times New Roman"/>
+          <w:noProof/>
+          <w:sz w:val="24"/>
+          <w:szCs w:val="24"/>
+          <w:lang w:eastAsia="en-IN"/>
+        </w:rPr>
+        <w:t>Enable:</w:t>
+      </w:r>
+    </w:p>
+    <w:p>
+      <w:pPr>
+        <w:tabs>
+          <w:tab w:val="left" w:pos="916"/>
+          <w:tab w:val="left" w:pos="1832"/>
+          <w:tab w:val="left" w:pos="2748"/>
+          <w:tab w:val="left" w:pos="3664"/>
+          <w:tab w:val="left" w:pos="4580"/>
+          <w:tab w:val="left" w:pos="5496"/>
+          <w:tab w:val="left" w:pos="6412"/>
+          <w:tab w:val="left" w:pos="7328"/>
+          <w:tab w:val="left" w:pos="8244"/>
+          <w:tab w:val="left" w:pos="9160"/>
+          <w:tab w:val="left" w:pos="10076"/>
+          <w:tab w:val="left" w:pos="10992"/>
+          <w:tab w:val="left" w:pos="11908"/>
+          <w:tab w:val="left" w:pos="12824"/>
+          <w:tab w:val="left" w:pos="13740"/>
+          <w:tab w:val="left" w:pos="14656"/>
+        </w:tabs>
+        <w:spacing w:after="0" w:line="240" w:lineRule="auto"/>
+        <w:rPr>
+          <w:rFonts w:ascii="Courier New" w:eastAsia="Times New Roman" w:hAnsi="Courier New" w:cs="Courier New"/>
+          <w:noProof/>
+          <w:sz w:val="20"/>
+          <w:szCs w:val="20"/>
+          <w:lang w:eastAsia="en-IN"/>
+        </w:rPr>
+      </w:pPr>
+      <w:r>
+        <w:rPr>
+          <w:rFonts w:ascii="Courier New" w:eastAsia="Times New Roman" w:hAnsi="Courier New" w:cs="Courier New"/>
+          <w:noProof/>
+          <w:sz w:val="20"/>
+          <w:szCs w:val="20"/>
+          <w:lang w:eastAsia="en-IN"/>
+        </w:rPr>
+        <w:t>spark.conf.set("spark.sql.adaptive.enabled", "true")</w:t>
+      </w:r>
+    </w:p>
+    <w:p>
+      <w:pPr>
+        <w:tabs>
+          <w:tab w:val="left" w:pos="916"/>
+          <w:tab w:val="left" w:pos="1832"/>
+          <w:tab w:val="left" w:pos="2748"/>
+          <w:tab w:val="left" w:pos="3664"/>
+          <w:tab w:val="left" w:pos="4580"/>
+          <w:tab w:val="left" w:pos="5496"/>
+          <w:tab w:val="left" w:pos="6412"/>
+          <w:tab w:val="left" w:pos="7328"/>
+          <w:tab w:val="left" w:pos="8244"/>
+          <w:tab w:val="left" w:pos="9160"/>
+          <w:tab w:val="left" w:pos="10076"/>
+          <w:tab w:val="left" w:pos="10992"/>
+          <w:tab w:val="left" w:pos="11908"/>
+          <w:tab w:val="left" w:pos="12824"/>
+          <w:tab w:val="left" w:pos="13740"/>
+          <w:tab w:val="left" w:pos="14656"/>
+        </w:tabs>
+        <w:spacing w:after="0" w:line="240" w:lineRule="auto"/>
+        <w:rPr>
+          <w:rFonts w:ascii="Courier New" w:eastAsia="Times New Roman" w:hAnsi="Courier New" w:cs="Courier New"/>
+          <w:noProof/>
+          <w:sz w:val="20"/>
+          <w:szCs w:val="20"/>
+          <w:lang w:eastAsia="en-IN"/>
+        </w:rPr>
+      </w:pPr>
+      <w:r>
+        <w:rPr>
+          <w:rFonts w:ascii="Courier New" w:eastAsia="Times New Roman" w:hAnsi="Courier New" w:cs="Courier New"/>
+          <w:noProof/>
+          <w:sz w:val="20"/>
+          <w:szCs w:val="20"/>
+          <w:lang w:eastAsia="en-IN"/>
+        </w:rPr>
+        <w:t>spark.conf.set("spark.sql.adaptive.skewJoin.enabled", "true")</w:t>
+      </w:r>
+    </w:p>
+    <w:p>
+      <w:pPr>
+        <w:spacing w:before="100" w:beforeAutospacing="1" w:after="100" w:afterAutospacing="1" w:line="240" w:lineRule="auto"/>
+        <w:rPr>
+          <w:rFonts w:ascii="Times New Roman" w:eastAsia="Times New Roman" w:hAnsi="Times New Roman" w:cs="Times New Roman"/>
+          <w:sz w:val="24"/>
+          <w:szCs w:val="24"/>
+          <w:lang w:eastAsia="en-IN"/>
+        </w:rPr>
+      </w:pPr>
+      <w:r>
+        <w:rPr>
+          <w:rFonts w:ascii="Times New Roman" w:eastAsia="Times New Roman" w:hAnsi="Times New Roman" w:cs="Times New Roman"/>
+          <w:sz w:val="24"/>
+          <w:szCs w:val="24"/>
+          <w:lang w:eastAsia="en-IN"/>
+        </w:rPr>
+        <w:t>Spark automatically splits skewed partitions.</w:t>
+      </w:r>
+    </w:p>
+    <w:p>
+      <w:pPr>
+        <w:spacing w:after="0" w:line="240" w:lineRule="auto"/>
+        <w:rPr>
+          <w:rFonts w:ascii="Times New Roman" w:eastAsia="Times New Roman" w:hAnsi="Times New Roman" w:cs="Times New Roman"/>
+          <w:sz w:val="24"/>
+          <w:szCs w:val="24"/>
+          <w:lang w:eastAsia="en-IN"/>
+        </w:rPr>
+      </w:pPr>
+      <w:r>
+        <w:rPr>
+          <w:rFonts w:ascii="Times New Roman" w:eastAsia="Times New Roman" w:hAnsi="Times New Roman" w:cs="Times New Roman"/>
+          <w:sz w:val="24"/>
+          <w:szCs w:val="24"/>
+          <w:lang w:eastAsia="en-IN"/>
+        </w:rPr>
+        <w:lastRenderedPageBreak/>
+        <w:pict>
+          <v:rect id="_x0000_i1048" style="width:0;height:1.5pt" o:hralign="center" o:hrstd="t" o:hr="t" fillcolor="#a0a0a0" stroked="f"/>
+        </w:pict>
+      </w:r>
+    </w:p>
+    <w:p>
+      <w:pPr>
+        <w:spacing w:before="100" w:beforeAutospacing="1" w:after="100" w:afterAutospacing="1" w:line="240" w:lineRule="auto"/>
+        <w:outlineLvl w:val="1"/>
+        <w:rPr>
+          <w:rFonts w:ascii="Times New Roman" w:eastAsia="Times New Roman" w:hAnsi="Times New Roman" w:cs="Times New Roman"/>
+          <w:b/>
+          <w:bCs/>
+          <w:sz w:val="36"/>
+          <w:szCs w:val="36"/>
+          <w:lang w:eastAsia="en-IN"/>
+        </w:rPr>
+      </w:pPr>
+      <w:r>
+        <w:rPr>
+          <w:rFonts w:ascii="Times New Roman" w:eastAsia="Times New Roman" w:hAnsi="Times New Roman" w:cs="Times New Roman"/>
+          <w:b/>
+          <w:bCs/>
+          <w:sz w:val="36"/>
+          <w:szCs w:val="36"/>
+          <w:lang w:eastAsia="en-IN"/>
+        </w:rPr>
+        <w:t>5. Repartition by Better Column</w:t>
+      </w:r>
+    </w:p>
+    <w:p>
+      <w:pPr>
+        <w:spacing w:before="100" w:beforeAutospacing="1" w:after="100" w:afterAutospacing="1" w:line="240" w:lineRule="auto"/>
+        <w:rPr>
+          <w:rFonts w:ascii="Times New Roman" w:eastAsia="Times New Roman" w:hAnsi="Times New Roman" w:cs="Times New Roman"/>
+          <w:sz w:val="24"/>
+          <w:szCs w:val="24"/>
+          <w:lang w:eastAsia="en-IN"/>
+        </w:rPr>
+      </w:pPr>
+      <w:r>
+        <w:rPr>
+          <w:rFonts w:ascii="Times New Roman" w:eastAsia="Times New Roman" w:hAnsi="Times New Roman" w:cs="Times New Roman"/>
+          <w:sz w:val="24"/>
+          <w:szCs w:val="24"/>
+          <w:lang w:eastAsia="en-IN"/>
+        </w:rPr>
+        <w:t xml:space="preserve">If skew on </w:t>
+      </w:r>
+      <w:r>
+        <w:rPr>
+          <w:rFonts w:ascii="Courier New" w:eastAsia="Times New Roman" w:hAnsi="Courier New" w:cs="Courier New"/>
+          <w:sz w:val="20"/>
+          <w:szCs w:val="20"/>
+          <w:lang w:eastAsia="en-IN"/>
+        </w:rPr>
+        <w:t>country</w:t>
+      </w:r>
+      <w:r>
+        <w:rPr>
+          <w:rFonts w:ascii="Times New Roman" w:eastAsia="Times New Roman" w:hAnsi="Times New Roman" w:cs="Times New Roman"/>
+          <w:sz w:val="24"/>
+          <w:szCs w:val="24"/>
+          <w:lang w:eastAsia="en-IN"/>
+        </w:rPr>
+        <w:t>, try composite key:</w:t>
+      </w:r>
+    </w:p>
+    <w:p>
+      <w:pPr>
+        <w:tabs>
+          <w:tab w:val="left" w:pos="916"/>
+          <w:tab w:val="left" w:pos="1832"/>
+          <w:tab w:val="left" w:pos="2748"/>
+          <w:tab w:val="left" w:pos="3664"/>
+          <w:tab w:val="left" w:pos="4580"/>
+          <w:tab w:val="left" w:pos="5496"/>
+          <w:tab w:val="left" w:pos="6412"/>
+          <w:tab w:val="left" w:pos="7328"/>
+          <w:tab w:val="left" w:pos="8244"/>
+          <w:tab w:val="left" w:pos="9160"/>
+          <w:tab w:val="left" w:pos="10076"/>
+          <w:tab w:val="left" w:pos="10992"/>
+          <w:tab w:val="left" w:pos="11908"/>
+          <w:tab w:val="left" w:pos="12824"/>
+          <w:tab w:val="left" w:pos="13740"/>
+          <w:tab w:val="left" w:pos="14656"/>
+        </w:tabs>
+        <w:spacing w:after="0" w:line="240" w:lineRule="auto"/>
+        <w:rPr>
+          <w:rFonts w:ascii="Courier New" w:eastAsia="Times New Roman" w:hAnsi="Courier New" w:cs="Courier New"/>
+          <w:sz w:val="20"/>
+          <w:szCs w:val="20"/>
+          <w:lang w:eastAsia="en-IN"/>
+        </w:rPr>
+      </w:pPr>
+      <w:r>
+        <w:rPr>
+          <w:rFonts w:ascii="Courier New" w:eastAsia="Times New Roman" w:hAnsi="Courier New" w:cs="Courier New"/>
+          <w:sz w:val="20"/>
+          <w:szCs w:val="20"/>
+          <w:lang w:eastAsia="en-IN"/>
+        </w:rPr>
+        <w:t>df.repartition("country", "city")</w:t>
+      </w:r>
+    </w:p>
+    <w:p>
+      <w:pPr>
+        <w:spacing w:after="0" w:line="240" w:lineRule="auto"/>
+        <w:rPr>
+          <w:rFonts w:ascii="Times New Roman" w:eastAsia="Times New Roman" w:hAnsi="Times New Roman" w:cs="Times New Roman"/>
+          <w:sz w:val="24"/>
+          <w:szCs w:val="24"/>
+          <w:lang w:eastAsia="en-IN"/>
+        </w:rPr>
+      </w:pPr>
+      <w:r>
+        <w:rPr>
+          <w:rFonts w:ascii="Times New Roman" w:eastAsia="Times New Roman" w:hAnsi="Times New Roman" w:cs="Times New Roman"/>
+          <w:sz w:val="24"/>
+          <w:szCs w:val="24"/>
+          <w:lang w:eastAsia="en-IN"/>
+        </w:rPr>
+        <w:pict>
+          <v:rect id="_x0000_i1049" style="width:0;height:1.5pt" o:hralign="center" o:hrstd="t" o:hr="t" fillcolor="#a0a0a0" stroked="f"/>
+        </w:pict>
+      </w:r>
+    </w:p>
+    <w:p>
+      <w:pPr>
+        <w:spacing w:before="100" w:beforeAutospacing="1" w:after="100" w:afterAutospacing="1" w:line="240" w:lineRule="auto"/>
+        <w:outlineLvl w:val="0"/>
+        <w:rPr>
+          <w:rFonts w:ascii="Times New Roman" w:eastAsia="Times New Roman" w:hAnsi="Times New Roman" w:cs="Times New Roman"/>
+          <w:b/>
+          <w:bCs/>
+          <w:kern w:val="36"/>
+          <w:sz w:val="48"/>
+          <w:szCs w:val="48"/>
+          <w:lang w:eastAsia="en-IN"/>
+        </w:rPr>
+      </w:pPr>
+      <w:r>
+        <w:rPr>
+          <w:rFonts w:ascii="Times New Roman" w:eastAsia="Times New Roman" w:hAnsi="Times New Roman" w:cs="Times New Roman"/>
+          <w:b/>
+          <w:bCs/>
+          <w:kern w:val="36"/>
+          <w:sz w:val="48"/>
+          <w:szCs w:val="48"/>
+          <w:lang w:eastAsia="en-IN"/>
+        </w:rPr>
+        <w:t>🎯 Interview Level Answer (Senior)</w:t>
+      </w:r>
+    </w:p>
+    <w:p>
+      <w:pPr>
+        <w:spacing w:before="100" w:beforeAutospacing="1" w:after="100" w:afterAutospacing="1" w:line="240" w:lineRule="auto"/>
+        <w:rPr>
+          <w:rFonts w:ascii="Times New Roman" w:eastAsia="Times New Roman" w:hAnsi="Times New Roman" w:cs="Times New Roman"/>
+          <w:sz w:val="24"/>
+          <w:szCs w:val="24"/>
+          <w:lang w:eastAsia="en-IN"/>
+        </w:rPr>
+      </w:pPr>
+      <w:r>
+        <w:rPr>
+          <w:rFonts w:ascii="Times New Roman" w:eastAsia="Times New Roman" w:hAnsi="Times New Roman" w:cs="Times New Roman"/>
+          <w:sz w:val="24"/>
+          <w:szCs w:val="24"/>
+          <w:lang w:eastAsia="en-IN"/>
+        </w:rPr>
+        <w:t>If interviewer asks:</w:t>
+      </w:r>
+    </w:p>
+    <w:p>
+      <w:pPr>
+        <w:spacing w:beforeAutospacing="1" w:after="100" w:afterAutospacing="1" w:line="240" w:lineRule="auto"/>
+        <w:rPr>
+          <w:rFonts w:ascii="Times New Roman" w:eastAsia="Times New Roman" w:hAnsi="Times New Roman" w:cs="Times New Roman"/>
+          <w:sz w:val="24"/>
+          <w:szCs w:val="24"/>
+          <w:lang w:eastAsia="en-IN"/>
+        </w:rPr>
+      </w:pPr>
+      <w:r>
+        <w:rPr>
+          <w:rFonts w:ascii="Times New Roman" w:eastAsia="Times New Roman" w:hAnsi="Times New Roman" w:cs="Times New Roman"/>
+          <w:sz w:val="24"/>
+          <w:szCs w:val="24"/>
+          <w:lang w:eastAsia="en-IN"/>
+        </w:rPr>
+        <w:t>What is data skew and how do you fix it?</w:t>
+      </w:r>
+    </w:p>
+    <w:p>
+      <w:pPr>
+        <w:spacing w:before="100" w:beforeAutospacing="1" w:after="100" w:afterAutospacing="1" w:line="240" w:lineRule="auto"/>
+        <w:rPr>
+          <w:rFonts w:ascii="Times New Roman" w:eastAsia="Times New Roman" w:hAnsi="Times New Roman" w:cs="Times New Roman"/>
+          <w:sz w:val="24"/>
+          <w:szCs w:val="24"/>
+          <w:lang w:eastAsia="en-IN"/>
+        </w:rPr>
+      </w:pPr>
+      <w:r>
+        <w:rPr>
+          <w:rFonts w:ascii="Times New Roman" w:eastAsia="Times New Roman" w:hAnsi="Times New Roman" w:cs="Times New Roman"/>
+          <w:sz w:val="24"/>
+          <w:szCs w:val="24"/>
+          <w:lang w:eastAsia="en-IN"/>
+        </w:rPr>
+        <w:t>You say:</w:t>
+      </w:r>
+    </w:p>
+    <w:p>
+      <w:pPr>
+        <w:spacing w:beforeAutospacing="1" w:after="100" w:afterAutospacing="1" w:line="240" w:lineRule="auto"/>
+        <w:rPr>
+          <w:rFonts w:ascii="Times New Roman" w:eastAsia="Times New Roman" w:hAnsi="Times New Roman" w:cs="Times New Roman"/>
+          <w:sz w:val="24"/>
+          <w:szCs w:val="24"/>
+          <w:lang w:eastAsia="en-IN"/>
+        </w:rPr>
+      </w:pPr>
+      <w:r>
+        <w:rPr>
+          <w:rFonts w:ascii="Times New Roman" w:eastAsia="Times New Roman" w:hAnsi="Times New Roman" w:cs="Times New Roman"/>
+          <w:sz w:val="24"/>
+          <w:szCs w:val="24"/>
+          <w:lang w:eastAsia="en-IN"/>
+        </w:rPr>
+        <w:t>Data skew occurs when data is unevenly distributed across partitions, causing one executor to process large data while others stay idle. It usually happens during joins or aggregations on skewed keys. I handle it using salting, broadcast join for small tables, increasing shuffle partitions, or enabling adaptive skew join optimization in Spark.</w:t>
+      </w:r>
+    </w:p>
+    <w:p>
+      <w:pPr>
+        <w:spacing w:after="0" w:line="240" w:lineRule="auto"/>
+        <w:rPr>
+          <w:rFonts w:ascii="Times New Roman" w:eastAsia="Times New Roman" w:hAnsi="Times New Roman" w:cs="Times New Roman"/>
+          <w:sz w:val="24"/>
+          <w:szCs w:val="24"/>
+          <w:lang w:eastAsia="en-IN"/>
+        </w:rPr>
+      </w:pPr>
+      <w:r>
+        <w:rPr>
+          <w:rFonts w:ascii="Times New Roman" w:eastAsia="Times New Roman" w:hAnsi="Times New Roman" w:cs="Times New Roman"/>
+          <w:sz w:val="24"/>
+          <w:szCs w:val="24"/>
+          <w:lang w:eastAsia="en-IN"/>
+        </w:rPr>
+        <w:pict>
+          <v:rect id="_x0000_i1050" style="width:0;height:1.5pt" o:hralign="center" o:hrstd="t" o:hr="t" fillcolor="#a0a0a0" stroked="f"/>
+        </w:pict>
+      </w:r>
+    </w:p>
+    <w:p>
+      <w:pPr>
+        <w:spacing w:before="100" w:beforeAutospacing="1" w:after="100" w:afterAutospacing="1" w:line="240" w:lineRule="auto"/>
+        <w:outlineLvl w:val="0"/>
+        <w:rPr>
+          <w:rFonts w:ascii="Times New Roman" w:eastAsia="Times New Roman" w:hAnsi="Times New Roman" w:cs="Times New Roman"/>
+          <w:b/>
+          <w:bCs/>
+          <w:kern w:val="36"/>
+          <w:sz w:val="48"/>
+          <w:szCs w:val="48"/>
+          <w:lang w:eastAsia="en-IN"/>
+        </w:rPr>
+      </w:pPr>
+      <w:r>
+        <w:rPr>
+          <w:rFonts w:ascii="Times New Roman" w:eastAsia="Times New Roman" w:hAnsi="Times New Roman" w:cs="Times New Roman"/>
+          <w:b/>
+          <w:bCs/>
+          <w:kern w:val="36"/>
+          <w:sz w:val="48"/>
+          <w:szCs w:val="48"/>
+          <w:lang w:eastAsia="en-IN"/>
+        </w:rPr>
+        <w:t xml:space="preserve">Real </w:t>
+      </w:r>
+      <w:r>
+        <w:rPr>
+          <w:rFonts w:ascii="Times New Roman" w:eastAsia="Times New Roman" w:hAnsi="Times New Roman" w:cs="Times New Roman"/>
+          <w:b/>
+          <w:bCs/>
+          <w:noProof/>
+          <w:kern w:val="36"/>
+          <w:sz w:val="48"/>
+          <w:szCs w:val="48"/>
+          <w:lang w:eastAsia="en-IN"/>
+        </w:rPr>
+        <w:t>Databricks</w:t>
+      </w:r>
+      <w:r>
+        <w:rPr>
+          <w:rFonts w:ascii="Times New Roman" w:eastAsia="Times New Roman" w:hAnsi="Times New Roman" w:cs="Times New Roman"/>
+          <w:b/>
+          <w:bCs/>
+          <w:kern w:val="36"/>
+          <w:sz w:val="48"/>
+          <w:szCs w:val="48"/>
+          <w:lang w:eastAsia="en-IN"/>
+        </w:rPr>
+        <w:t xml:space="preserve"> Production Tip</w:t>
+      </w:r>
+    </w:p>
+    <w:p>
+      <w:pPr>
+        <w:spacing w:before="100" w:beforeAutospacing="1" w:after="100" w:afterAutospacing="1" w:line="240" w:lineRule="auto"/>
+        <w:rPr>
+          <w:rFonts w:ascii="Times New Roman" w:eastAsia="Times New Roman" w:hAnsi="Times New Roman" w:cs="Times New Roman"/>
+          <w:sz w:val="24"/>
+          <w:szCs w:val="24"/>
+          <w:lang w:eastAsia="en-IN"/>
+        </w:rPr>
+      </w:pPr>
+      <w:r>
+        <w:rPr>
+          <w:rFonts w:ascii="Times New Roman" w:eastAsia="Times New Roman" w:hAnsi="Times New Roman" w:cs="Times New Roman"/>
+          <w:sz w:val="24"/>
+          <w:szCs w:val="24"/>
+          <w:lang w:eastAsia="en-IN"/>
+        </w:rPr>
+        <w:t>Always check:</w:t>
+      </w:r>
+    </w:p>
+    <w:p>
+      <w:pPr>
+        <w:numPr>
+          <w:ilvl w:val="0"/>
+          <w:numId w:val="4"/>
+        </w:numPr>
+        <w:spacing w:before="100" w:beforeAutospacing="1" w:after="100" w:afterAutospacing="1" w:line="240" w:lineRule="auto"/>
+        <w:rPr>
+          <w:rFonts w:ascii="Times New Roman" w:eastAsia="Times New Roman" w:hAnsi="Times New Roman" w:cs="Times New Roman"/>
+          <w:sz w:val="24"/>
+          <w:szCs w:val="24"/>
+          <w:lang w:eastAsia="en-IN"/>
+        </w:rPr>
+      </w:pPr>
+      <w:r>
+        <w:rPr>
+          <w:rFonts w:ascii="Times New Roman" w:eastAsia="Times New Roman" w:hAnsi="Times New Roman" w:cs="Times New Roman"/>
+          <w:sz w:val="24"/>
+          <w:szCs w:val="24"/>
+          <w:lang w:eastAsia="en-IN"/>
+        </w:rPr>
+        <w:t>Skewed key</w:t>
+      </w:r>
+    </w:p>
+    <w:p>
+      <w:pPr>
+        <w:numPr>
+          <w:ilvl w:val="0"/>
+          <w:numId w:val="4"/>
+        </w:numPr>
+        <w:spacing w:before="100" w:beforeAutospacing="1" w:after="100" w:afterAutospacing="1" w:line="240" w:lineRule="auto"/>
+        <w:rPr>
+          <w:rFonts w:ascii="Times New Roman" w:eastAsia="Times New Roman" w:hAnsi="Times New Roman" w:cs="Times New Roman"/>
+          <w:sz w:val="24"/>
+          <w:szCs w:val="24"/>
+          <w:lang w:eastAsia="en-IN"/>
+        </w:rPr>
+      </w:pPr>
+      <w:r>
+        <w:rPr>
+          <w:rFonts w:ascii="Times New Roman" w:eastAsia="Times New Roman" w:hAnsi="Times New Roman" w:cs="Times New Roman"/>
+          <w:sz w:val="24"/>
+          <w:szCs w:val="24"/>
+          <w:lang w:eastAsia="en-IN"/>
+        </w:rPr>
+        <w:t>Data distribution</w:t>
+      </w:r>
+    </w:p>
+    <w:p>
+      <w:pPr>
+        <w:numPr>
+          <w:ilvl w:val="0"/>
+          <w:numId w:val="4"/>
+        </w:numPr>
+        <w:spacing w:before="100" w:beforeAutospacing="1" w:after="100" w:afterAutospacing="1" w:line="240" w:lineRule="auto"/>
+        <w:rPr>
+          <w:rFonts w:ascii="Times New Roman" w:eastAsia="Times New Roman" w:hAnsi="Times New Roman" w:cs="Times New Roman"/>
+          <w:sz w:val="24"/>
+          <w:szCs w:val="24"/>
+          <w:lang w:eastAsia="en-IN"/>
+        </w:rPr>
+      </w:pPr>
+      <w:r>
+        <w:rPr>
+          <w:rFonts w:ascii="Times New Roman" w:eastAsia="Times New Roman" w:hAnsi="Times New Roman" w:cs="Times New Roman"/>
+          <w:sz w:val="24"/>
+          <w:szCs w:val="24"/>
+          <w:lang w:eastAsia="en-IN"/>
+        </w:rPr>
+        <w:t>Spark UI stage time</w:t>
+      </w:r>
+    </w:p>
+    <w:p>
+      <w:pPr>
+        <w:spacing w:before="100" w:beforeAutospacing="1" w:after="100" w:afterAutospacing="1" w:line="240" w:lineRule="auto"/>
+        <w:rPr>
+          <w:rFonts w:ascii="Times New Roman" w:eastAsia="Times New Roman" w:hAnsi="Times New Roman" w:cs="Times New Roman"/>
+          <w:sz w:val="24"/>
+          <w:szCs w:val="24"/>
+          <w:lang w:eastAsia="en-IN"/>
+        </w:rPr>
+      </w:pPr>
+      <w:r>
+        <w:rPr>
+          <w:rFonts w:ascii="Times New Roman" w:eastAsia="Times New Roman" w:hAnsi="Times New Roman" w:cs="Times New Roman"/>
+          <w:sz w:val="24"/>
+          <w:szCs w:val="24"/>
+          <w:highlight w:val="cyan"/>
+          <w:lang w:eastAsia="en-IN"/>
+        </w:rPr>
+        <w:t>Skew is one of the biggest performance killers in big data systems.</w:t>
+      </w:r>
+    </w:p>
+    <w:p>
+      <w:pPr>
+        <w:spacing w:after="0" w:line="240" w:lineRule="auto"/>
+        <w:rPr>
+          <w:rFonts w:ascii="Times New Roman" w:eastAsia="Times New Roman" w:hAnsi="Times New Roman" w:cs="Times New Roman"/>
+          <w:sz w:val="24"/>
+          <w:szCs w:val="24"/>
+          <w:lang w:eastAsia="en-IN"/>
+        </w:rPr>
+      </w:pPr>
+      <w:r>
+        <w:rPr>
+          <w:rFonts w:ascii="Times New Roman" w:eastAsia="Times New Roman" w:hAnsi="Times New Roman" w:cs="Times New Roman"/>
+          <w:sz w:val="24"/>
+          <w:szCs w:val="24"/>
+          <w:lang w:eastAsia="en-IN"/>
+        </w:rPr>
+        <w:pict>
+          <v:rect id="_x0000_i1051" style="width:0;height:1.5pt" o:hralign="center" o:hrstd="t" o:hr="t" fillcolor="#a0a0a0" stroked="f"/>
+        </w:pict>
+      </w:r>
+    </w:p>
+    <w:p>
+      <w:pPr>
+        <w:spacing w:before="100" w:beforeAutospacing="1" w:after="100" w:afterAutospacing="1" w:line="240" w:lineRule="auto"/>
+        <w:rPr>
+          <w:rFonts w:ascii="Times New Roman" w:eastAsia="Times New Roman" w:hAnsi="Times New Roman" w:cs="Times New Roman"/>
+          <w:sz w:val="24"/>
+          <w:szCs w:val="24"/>
+          <w:lang w:eastAsia="en-IN"/>
+        </w:rPr>
+      </w:pPr>
+      <w:r>
+        <w:rPr>
+          <w:rFonts w:ascii="Times New Roman" w:eastAsia="Times New Roman" w:hAnsi="Times New Roman" w:cs="Times New Roman"/>
+          <w:sz w:val="24"/>
+          <w:szCs w:val="24"/>
+          <w:lang w:eastAsia="en-IN"/>
+        </w:rPr>
+        <w:t>If you want, I can next explain:</w:t>
+      </w:r>
+    </w:p>
+    <w:p>
+      <w:pPr>
+        <w:numPr>
+          <w:ilvl w:val="0"/>
+          <w:numId w:val="5"/>
+        </w:numPr>
+        <w:spacing w:before="100" w:beforeAutospacing="1" w:after="100" w:afterAutospacing="1" w:line="240" w:lineRule="auto"/>
+        <w:rPr>
+          <w:rFonts w:ascii="Times New Roman" w:eastAsia="Times New Roman" w:hAnsi="Times New Roman" w:cs="Times New Roman"/>
+          <w:sz w:val="24"/>
+          <w:szCs w:val="24"/>
+          <w:lang w:eastAsia="en-IN"/>
+        </w:rPr>
+      </w:pPr>
+      <w:r>
+        <w:rPr>
+          <w:rFonts w:ascii="Times New Roman" w:eastAsia="Times New Roman" w:hAnsi="Times New Roman" w:cs="Times New Roman"/>
+          <w:sz w:val="24"/>
+          <w:szCs w:val="24"/>
+          <w:lang w:eastAsia="en-IN"/>
+        </w:rPr>
+        <w:t>Difference between skew and spill</w:t>
+      </w:r>
+    </w:p>
+    <w:p>
+      <w:pPr>
+        <w:numPr>
+          <w:ilvl w:val="0"/>
+          <w:numId w:val="5"/>
+        </w:numPr>
+        <w:spacing w:before="100" w:beforeAutospacing="1" w:after="100" w:afterAutospacing="1" w:line="240" w:lineRule="auto"/>
+        <w:rPr>
+          <w:rFonts w:ascii="Times New Roman" w:eastAsia="Times New Roman" w:hAnsi="Times New Roman" w:cs="Times New Roman"/>
+          <w:sz w:val="24"/>
+          <w:szCs w:val="24"/>
+          <w:lang w:eastAsia="en-IN"/>
+        </w:rPr>
+      </w:pPr>
+      <w:r>
+        <w:rPr>
+          <w:rFonts w:ascii="Times New Roman" w:eastAsia="Times New Roman" w:hAnsi="Times New Roman" w:cs="Times New Roman"/>
+          <w:sz w:val="24"/>
+          <w:szCs w:val="24"/>
+          <w:lang w:eastAsia="en-IN"/>
+        </w:rPr>
+        <w:t>Skew vs small files problem</w:t>
+      </w:r>
+    </w:p>
+    <w:p>
+      <w:pPr>
+        <w:numPr>
+          <w:ilvl w:val="0"/>
+          <w:numId w:val="5"/>
+        </w:numPr>
+        <w:spacing w:before="100" w:beforeAutospacing="1" w:after="100" w:afterAutospacing="1" w:line="240" w:lineRule="auto"/>
+        <w:rPr>
+          <w:rFonts w:ascii="Times New Roman" w:eastAsia="Times New Roman" w:hAnsi="Times New Roman" w:cs="Times New Roman"/>
+          <w:sz w:val="24"/>
+          <w:szCs w:val="24"/>
+          <w:lang w:eastAsia="en-IN"/>
+        </w:rPr>
+      </w:pPr>
+      <w:r>
+        <w:rPr>
+          <w:rFonts w:ascii="Times New Roman" w:eastAsia="Times New Roman" w:hAnsi="Times New Roman" w:cs="Times New Roman"/>
+          <w:sz w:val="24"/>
+          <w:szCs w:val="24"/>
+          <w:lang w:eastAsia="en-IN"/>
+        </w:rPr>
+        <w:t>Real interview scenario question on skew</w:t>
+      </w:r>
+    </w:p>
+    <w:p>
+      <w:pPr>
+        <w:numPr>
+          <w:ilvl w:val="0"/>
+          <w:numId w:val="5"/>
+        </w:numPr>
+        <w:spacing w:before="100" w:beforeAutospacing="1" w:after="100" w:afterAutospacing="1" w:line="240" w:lineRule="auto"/>
+        <w:rPr>
+          <w:rFonts w:ascii="Times New Roman" w:eastAsia="Times New Roman" w:hAnsi="Times New Roman" w:cs="Times New Roman"/>
+          <w:sz w:val="24"/>
+          <w:szCs w:val="24"/>
+          <w:lang w:eastAsia="en-IN"/>
+        </w:rPr>
+      </w:pPr>
+      <w:r>
+        <w:rPr>
+          <w:rFonts w:ascii="Times New Roman" w:eastAsia="Times New Roman" w:hAnsi="Times New Roman" w:cs="Times New Roman"/>
+          <w:sz w:val="24"/>
+          <w:szCs w:val="24"/>
+          <w:lang w:eastAsia="en-IN"/>
+        </w:rPr>
+        <w:t>Practical salting example step-by-step</w:t>
+      </w:r>
+    </w:p>
+    <w:p>
+      <w:pPr>
+        <w:spacing w:before="100" w:beforeAutospacing="1" w:after="100" w:afterAutospacing="1" w:line="240" w:lineRule="auto"/>
+        <w:rPr>
+          <w:rFonts w:ascii="Times New Roman" w:eastAsia="Times New Roman" w:hAnsi="Times New Roman" w:cs="Times New Roman"/>
+          <w:sz w:val="24"/>
+          <w:szCs w:val="24"/>
+          <w:lang w:eastAsia="en-IN"/>
+        </w:rPr>
+      </w:pPr>
+      <w:r>
+        <w:rPr>
+          <w:rFonts w:ascii="Times New Roman" w:eastAsia="Times New Roman" w:hAnsi="Times New Roman" w:cs="Times New Roman"/>
+          <w:sz w:val="24"/>
+          <w:szCs w:val="24"/>
+          <w:lang w:eastAsia="en-IN"/>
+        </w:rPr>
+        <w:t>Tell me what level you want 😄</w:t>
+      </w:r>
+    </w:p>
+    <w:p>
+      <w:pPr>
+        <w:spacing w:before="100" w:beforeAutospacing="1" w:after="100" w:afterAutospacing="1" w:line="240" w:lineRule="auto"/>
+        <w:rPr>
+          <w:rFonts w:ascii="Times New Roman" w:eastAsia="Times New Roman" w:hAnsi="Times New Roman" w:cs="Times New Roman"/>
+          <w:sz w:val="24"/>
+          <w:szCs w:val="24"/>
+          <w:lang w:eastAsia="en-IN"/>
+        </w:rPr>
+      </w:pPr>
+    </w:p>
     <w:p/>
     <w:sectPr>
       <w:pgSz w:w="11906" w:h="16838"/>

--- a/Data Skew.docx
+++ b/Data Skew.docx
@@ -1,6 +1,6 @@
 
 <file path=word/document.xml><?xml version="1.0" encoding="utf-8"?>
-<w:document xmlns:wpc="http://schemas.microsoft.com/office/word/2010/wordprocessingCanvas" xmlns:mc="http://schemas.openxmlformats.org/markup-compatibility/2006" xmlns:o="urn:schemas-microsoft-com:office:office" xmlns:r="http://schemas.openxmlformats.org/officeDocument/2006/relationships" xmlns:m="http://schemas.openxmlformats.org/officeDocument/2006/math" xmlns:v="urn:schemas-microsoft-com:vml" xmlns:wp14="http://schemas.microsoft.com/office/word/2010/wordprocessingDrawing" xmlns:wp="http://schemas.openxmlformats.org/drawingml/2006/wordprocessingDrawing" xmlns:w10="urn:schemas-microsoft-com:office:word" xmlns:w="http://schemas.openxmlformats.org/wordprocessingml/2006/main" xmlns:w14="http://schemas.microsoft.com/office/word/2010/wordml" xmlns:wpg="http://schemas.microsoft.com/office/word/2010/wordprocessingGroup" xmlns:wpi="http://schemas.microsoft.com/office/word/2010/wordprocessingInk" xmlns:wne="http://schemas.microsoft.com/office/word/2006/wordml" xmlns:wps="http://schemas.microsoft.com/office/word/2010/wordprocessingShape" mc:Ignorable="w14 wp14">
+<w:document xmlns:wpc="http://schemas.microsoft.com/office/word/2010/wordprocessingCanvas" xmlns:cx="http://schemas.microsoft.com/office/drawing/2014/chartex" xmlns:cx1="http://schemas.microsoft.com/office/drawing/2015/9/8/chartex" xmlns:cx2="http://schemas.microsoft.com/office/drawing/2015/10/21/chartex" xmlns:cx3="http://schemas.microsoft.com/office/drawing/2016/5/9/chartex" xmlns:cx4="http://schemas.microsoft.com/office/drawing/2016/5/10/chartex" xmlns:cx5="http://schemas.microsoft.com/office/drawing/2016/5/11/chartex" xmlns:cx6="http://schemas.microsoft.com/office/drawing/2016/5/12/chartex" xmlns:cx7="http://schemas.microsoft.com/office/drawing/2016/5/13/chartex" xmlns:cx8="http://schemas.microsoft.com/office/drawing/2016/5/14/chartex" xmlns:mc="http://schemas.openxmlformats.org/markup-compatibility/2006" xmlns:aink="http://schemas.microsoft.com/office/drawing/2016/ink" xmlns:am3d="http://schemas.microsoft.com/office/drawing/2017/model3d" xmlns:o="urn:schemas-microsoft-com:office:office" xmlns:oel="http://schemas.microsoft.com/office/2019/extlst" xmlns:r="http://schemas.openxmlformats.org/officeDocument/2006/relationships" xmlns:m="http://schemas.openxmlformats.org/officeDocument/2006/math" xmlns:v="urn:schemas-microsoft-com:vml" xmlns:wp14="http://schemas.microsoft.com/office/word/2010/wordprocessingDrawing" xmlns:wp="http://schemas.openxmlformats.org/drawingml/2006/wordprocessingDrawing" xmlns:w10="urn:schemas-microsoft-com:office:word" xmlns:w="http://schemas.openxmlformats.org/wordprocessingml/2006/main" xmlns:w14="http://schemas.microsoft.com/office/word/2010/wordml" xmlns:w15="http://schemas.microsoft.com/office/word/2012/wordml" xmlns:w16cex="http://schemas.microsoft.com/office/word/2018/wordml/cex" xmlns:w16cid="http://schemas.microsoft.com/office/word/2016/wordml/cid" xmlns:w16="http://schemas.microsoft.com/office/word/2018/wordml" xmlns:w16sdtdh="http://schemas.microsoft.com/office/word/2020/wordml/sdtdatahash" xmlns:w16se="http://schemas.microsoft.com/office/word/2015/wordml/symex" xmlns:wpg="http://schemas.microsoft.com/office/word/2010/wordprocessingGroup" xmlns:wpi="http://schemas.microsoft.com/office/word/2010/wordprocessingInk" xmlns:wne="http://schemas.microsoft.com/office/word/2006/wordml" xmlns:wps="http://schemas.microsoft.com/office/word/2010/wordprocessingShape" mc:Ignorable="w14 w15 w16se w16cid w16 w16cex w16sdtdh wp14">
   <w:body>
     <w:p>
       <w:pPr>
@@ -106,7 +106,6 @@
         </w:rPr>
         <w:t>huge data</w:t>
       </w:r>
-      <w:proofErr w:type="gramStart"/>
       <w:r>
         <w:rPr>
           <w:rFonts w:ascii="Times New Roman" w:eastAsia="Times New Roman" w:hAnsi="Times New Roman" w:cs="Times New Roman"/>
@@ -116,7 +115,6 @@
         </w:rPr>
         <w:t>,</w:t>
       </w:r>
-      <w:proofErr w:type="gramEnd"/>
       <w:r>
         <w:rPr>
           <w:rFonts w:ascii="Times New Roman" w:eastAsia="Times New Roman" w:hAnsi="Times New Roman" w:cs="Times New Roman"/>
@@ -257,7 +255,7 @@
           <w:szCs w:val="24"/>
           <w:lang w:eastAsia="en-IN"/>
         </w:rPr>
-        <w:pict>
+        <w:pict w14:anchorId="4961C60F">
           <v:rect id="_x0000_i1025" style="width:0;height:1.5pt" o:hralign="center" o:hrstd="t" o:hr="t" fillcolor="#a0a0a0" stroked="f"/>
         </w:pict>
       </w:r>
@@ -834,7 +832,7 @@
           <w:szCs w:val="24"/>
           <w:lang w:eastAsia="en-IN"/>
         </w:rPr>
-        <w:pict>
+        <w:pict w14:anchorId="46F80B7C">
           <v:rect id="_x0000_i1026" style="width:0;height:1.5pt" o:hralign="center" o:hrstd="t" o:hr="t" fillcolor="#a0a0a0" stroked="f"/>
         </w:pict>
       </w:r>
@@ -1024,7 +1022,7 @@
           <w:lang w:eastAsia="en-IN"/>
         </w:rPr>
         <w:lastRenderedPageBreak/>
-        <w:pict>
+        <w:pict w14:anchorId="34DD6C50">
           <v:rect id="_x0000_i1027" style="width:0;height:1.5pt" o:hralign="center" o:hrstd="t" o:hr="t" fillcolor="#a0a0a0" stroked="f"/>
         </w:pict>
       </w:r>
@@ -1606,7 +1604,6 @@
         </w:rPr>
         <w:t>id</w:t>
       </w:r>
-      <w:proofErr w:type="gramStart"/>
       <w:r>
         <w:rPr>
           <w:rFonts w:ascii="Times New Roman" w:eastAsia="Times New Roman" w:hAnsi="Times New Roman" w:cs="Times New Roman"/>
@@ -1616,7 +1613,6 @@
         </w:rPr>
         <w:t>,</w:t>
       </w:r>
-      <w:proofErr w:type="gramEnd"/>
       <w:r>
         <w:rPr>
           <w:rFonts w:ascii="Times New Roman" w:eastAsia="Times New Roman" w:hAnsi="Times New Roman" w:cs="Times New Roman"/>
@@ -1767,7 +1763,7 @@
           <w:szCs w:val="24"/>
           <w:lang w:eastAsia="en-IN"/>
         </w:rPr>
-        <w:pict>
+        <w:pict w14:anchorId="2D9111DB">
           <v:rect id="_x0000_i1028" style="width:0;height:1.5pt" o:hralign="center" o:hrstd="t" o:hr="t" fillcolor="#a0a0a0" stroked="f"/>
         </w:pict>
       </w:r>
@@ -2051,7 +2047,7 @@
           <w:szCs w:val="24"/>
           <w:lang w:eastAsia="en-IN"/>
         </w:rPr>
-        <w:pict>
+        <w:pict w14:anchorId="3166BB67">
           <v:rect id="_x0000_i1029" style="width:0;height:1.5pt" o:hralign="center" o:hrstd="t" o:hr="t" fillcolor="#a0a0a0" stroked="f"/>
         </w:pict>
       </w:r>
@@ -2065,8 +2061,8 @@
           <w:b/>
           <w:bCs/>
           <w:kern w:val="36"/>
-          <w:sz w:val="48"/>
-          <w:szCs w:val="48"/>
+          <w:sz w:val="36"/>
+          <w:szCs w:val="36"/>
           <w:lang w:eastAsia="en-IN"/>
         </w:rPr>
       </w:pPr>
@@ -2076,8 +2072,8 @@
           <w:b/>
           <w:bCs/>
           <w:kern w:val="36"/>
-          <w:sz w:val="48"/>
-          <w:szCs w:val="48"/>
+          <w:sz w:val="36"/>
+          <w:szCs w:val="36"/>
           <w:lang w:eastAsia="en-IN"/>
         </w:rPr>
         <w:t>Example of Skew Problem</w:t>
@@ -2724,7 +2720,7 @@
           <w:szCs w:val="24"/>
           <w:lang w:eastAsia="en-IN"/>
         </w:rPr>
-        <w:pict>
+        <w:pict w14:anchorId="4D3024C6">
           <v:rect id="_x0000_i1030" style="width:0;height:1.5pt" o:hralign="center" o:hrstd="t" o:hr="t" fillcolor="#a0a0a0" stroked="f"/>
         </w:pict>
       </w:r>
@@ -2773,7 +2769,7 @@
           <w:szCs w:val="24"/>
           <w:lang w:eastAsia="en-IN"/>
         </w:rPr>
-        <w:pict>
+        <w:pict w14:anchorId="4AFFAF46">
           <v:rect id="_x0000_i1031" style="width:0;height:1.5pt" o:hralign="center" o:hrstd="t" o:hr="t" fillcolor="#a0a0a0" stroked="f"/>
         </w:pict>
       </w:r>
@@ -3096,7 +3092,7 @@
           <w:szCs w:val="24"/>
           <w:lang w:eastAsia="en-IN"/>
         </w:rPr>
-        <w:pict>
+        <w:pict w14:anchorId="4DF3E71F">
           <v:rect id="_x0000_i1032" style="width:0;height:1.5pt" o:hralign="center" o:hrstd="t" o:hr="t" fillcolor="#a0a0a0" stroked="f"/>
         </w:pict>
       </w:r>
@@ -3165,7 +3161,7 @@
           <w:szCs w:val="24"/>
           <w:lang w:eastAsia="en-IN"/>
         </w:rPr>
-        <w:pict>
+        <w:pict w14:anchorId="20F6702C">
           <v:rect id="_x0000_i1033" style="width:0;height:1.5pt" o:hralign="center" o:hrstd="t" o:hr="t" fillcolor="#a0a0a0" stroked="f"/>
         </w:pict>
       </w:r>
@@ -3341,7 +3337,7 @@
           <w:szCs w:val="24"/>
           <w:lang w:eastAsia="en-IN"/>
         </w:rPr>
-        <w:pict>
+        <w:pict w14:anchorId="293A0EA5">
           <v:rect id="_x0000_i1034" style="width:0;height:1.5pt" o:hralign="center" o:hrstd="t" o:hr="t" fillcolor="#a0a0a0" stroked="f"/>
         </w:pict>
       </w:r>
@@ -3716,7 +3712,7 @@
           <w:szCs w:val="24"/>
           <w:lang w:eastAsia="en-IN"/>
         </w:rPr>
-        <w:pict>
+        <w:pict w14:anchorId="33508E6F">
           <v:rect id="_x0000_i1035" style="width:0;height:1.5pt" o:hralign="center" o:hrstd="t" o:hr="t" fillcolor="#a0a0a0" stroked="f"/>
         </w:pict>
       </w:r>
@@ -3968,6 +3964,2905 @@
     </w:p>
     <w:p>
       <w:pPr>
+        <w:spacing w:before="100" w:beforeAutospacing="1" w:after="100" w:afterAutospacing="1" w:line="240" w:lineRule="auto"/>
+        <w:rPr>
+          <w:rFonts w:ascii="Times New Roman" w:eastAsia="Times New Roman" w:hAnsi="Times New Roman" w:cs="Times New Roman"/>
+          <w:sz w:val="24"/>
+          <w:szCs w:val="24"/>
+          <w:lang w:eastAsia="en-IN"/>
+        </w:rPr>
+      </w:pPr>
+    </w:p>
+    <w:p>
+      <w:pPr>
+        <w:spacing w:before="100" w:beforeAutospacing="1" w:after="100" w:afterAutospacing="1" w:line="240" w:lineRule="auto"/>
+        <w:rPr>
+          <w:rFonts w:ascii="Times New Roman" w:eastAsia="Times New Roman" w:hAnsi="Times New Roman" w:cs="Times New Roman"/>
+          <w:b/>
+          <w:bCs/>
+          <w:sz w:val="24"/>
+          <w:szCs w:val="24"/>
+          <w:lang w:eastAsia="en-IN"/>
+        </w:rPr>
+      </w:pPr>
+      <w:r>
+        <w:rPr>
+          <w:rFonts w:ascii="Times New Roman" w:eastAsia="Times New Roman" w:hAnsi="Times New Roman" w:cs="Times New Roman"/>
+          <w:b/>
+          <w:bCs/>
+          <w:sz w:val="24"/>
+          <w:szCs w:val="24"/>
+          <w:lang w:eastAsia="en-IN"/>
+        </w:rPr>
+        <w:t>Example: All Steps in One Query (Using CTE)</w:t>
+      </w:r>
+    </w:p>
+    <w:p>
+      <w:pPr>
+        <w:spacing w:before="100" w:beforeAutospacing="1" w:after="100" w:afterAutospacing="1" w:line="240" w:lineRule="auto"/>
+        <w:rPr>
+          <w:rFonts w:ascii="Times New Roman" w:eastAsia="Times New Roman" w:hAnsi="Times New Roman" w:cs="Times New Roman"/>
+          <w:sz w:val="24"/>
+          <w:szCs w:val="24"/>
+          <w:lang w:eastAsia="en-IN"/>
+        </w:rPr>
+      </w:pPr>
+      <w:r>
+        <w:rPr>
+          <w:rFonts w:ascii="Times New Roman" w:eastAsia="Times New Roman" w:hAnsi="Times New Roman" w:cs="Times New Roman"/>
+          <w:sz w:val="24"/>
+          <w:szCs w:val="24"/>
+          <w:lang w:eastAsia="en-IN"/>
+        </w:rPr>
+        <w:t>WITH orders_salted AS (</w:t>
+      </w:r>
+      <w:r>
+        <w:rPr>
+          <w:rFonts w:ascii="Times New Roman" w:eastAsia="Times New Roman" w:hAnsi="Times New Roman" w:cs="Times New Roman"/>
+          <w:sz w:val="24"/>
+          <w:szCs w:val="24"/>
+          <w:lang w:eastAsia="en-IN"/>
+        </w:rPr>
+        <w:br/>
+        <w:t xml:space="preserve">    SELECT *,</w:t>
+      </w:r>
+      <w:r>
+        <w:rPr>
+          <w:rFonts w:ascii="Times New Roman" w:eastAsia="Times New Roman" w:hAnsi="Times New Roman" w:cs="Times New Roman"/>
+          <w:sz w:val="24"/>
+          <w:szCs w:val="24"/>
+          <w:lang w:eastAsia="en-IN"/>
+        </w:rPr>
+        <w:br/>
+        <w:t xml:space="preserve">           FLOOR(RAND()*5) AS salt</w:t>
+      </w:r>
+      <w:r>
+        <w:rPr>
+          <w:rFonts w:ascii="Times New Roman" w:eastAsia="Times New Roman" w:hAnsi="Times New Roman" w:cs="Times New Roman"/>
+          <w:sz w:val="24"/>
+          <w:szCs w:val="24"/>
+          <w:lang w:eastAsia="en-IN"/>
+        </w:rPr>
+        <w:br/>
+        <w:t xml:space="preserve">    FROM orders</w:t>
+      </w:r>
+      <w:r>
+        <w:rPr>
+          <w:rFonts w:ascii="Times New Roman" w:eastAsia="Times New Roman" w:hAnsi="Times New Roman" w:cs="Times New Roman"/>
+          <w:sz w:val="24"/>
+          <w:szCs w:val="24"/>
+          <w:lang w:eastAsia="en-IN"/>
+        </w:rPr>
+        <w:br/>
+        <w:t>),</w:t>
+      </w:r>
+      <w:r>
+        <w:rPr>
+          <w:rFonts w:ascii="Times New Roman" w:eastAsia="Times New Roman" w:hAnsi="Times New Roman" w:cs="Times New Roman"/>
+          <w:sz w:val="24"/>
+          <w:szCs w:val="24"/>
+          <w:lang w:eastAsia="en-IN"/>
+        </w:rPr>
+        <w:br/>
+      </w:r>
+      <w:r>
+        <w:rPr>
+          <w:rFonts w:ascii="Times New Roman" w:eastAsia="Times New Roman" w:hAnsi="Times New Roman" w:cs="Times New Roman"/>
+          <w:sz w:val="24"/>
+          <w:szCs w:val="24"/>
+          <w:lang w:eastAsia="en-IN"/>
+        </w:rPr>
+        <w:br/>
+        <w:t>customers_salted AS (</w:t>
+      </w:r>
+      <w:r>
+        <w:rPr>
+          <w:rFonts w:ascii="Times New Roman" w:eastAsia="Times New Roman" w:hAnsi="Times New Roman" w:cs="Times New Roman"/>
+          <w:sz w:val="24"/>
+          <w:szCs w:val="24"/>
+          <w:lang w:eastAsia="en-IN"/>
+        </w:rPr>
+        <w:br/>
+      </w:r>
+      <w:r>
+        <w:rPr>
+          <w:rFonts w:ascii="Times New Roman" w:eastAsia="Times New Roman" w:hAnsi="Times New Roman" w:cs="Times New Roman"/>
+          <w:sz w:val="24"/>
+          <w:szCs w:val="24"/>
+          <w:lang w:eastAsia="en-IN"/>
+        </w:rPr>
+        <w:lastRenderedPageBreak/>
+        <w:t xml:space="preserve">    SELECT c.*, s.salt</w:t>
+      </w:r>
+      <w:r>
+        <w:rPr>
+          <w:rFonts w:ascii="Times New Roman" w:eastAsia="Times New Roman" w:hAnsi="Times New Roman" w:cs="Times New Roman"/>
+          <w:sz w:val="24"/>
+          <w:szCs w:val="24"/>
+          <w:lang w:eastAsia="en-IN"/>
+        </w:rPr>
+        <w:br/>
+        <w:t xml:space="preserve">    FROM customers c</w:t>
+      </w:r>
+      <w:r>
+        <w:rPr>
+          <w:rFonts w:ascii="Times New Roman" w:eastAsia="Times New Roman" w:hAnsi="Times New Roman" w:cs="Times New Roman"/>
+          <w:sz w:val="24"/>
+          <w:szCs w:val="24"/>
+          <w:lang w:eastAsia="en-IN"/>
+        </w:rPr>
+        <w:br/>
+        <w:t xml:space="preserve">    CROSS JOIN (</w:t>
+      </w:r>
+      <w:r>
+        <w:rPr>
+          <w:rFonts w:ascii="Times New Roman" w:eastAsia="Times New Roman" w:hAnsi="Times New Roman" w:cs="Times New Roman"/>
+          <w:sz w:val="24"/>
+          <w:szCs w:val="24"/>
+          <w:lang w:eastAsia="en-IN"/>
+        </w:rPr>
+        <w:br/>
+        <w:t xml:space="preserve">        SELECT 0 AS salt UNION ALL</w:t>
+      </w:r>
+      <w:r>
+        <w:rPr>
+          <w:rFonts w:ascii="Times New Roman" w:eastAsia="Times New Roman" w:hAnsi="Times New Roman" w:cs="Times New Roman"/>
+          <w:sz w:val="24"/>
+          <w:szCs w:val="24"/>
+          <w:lang w:eastAsia="en-IN"/>
+        </w:rPr>
+        <w:br/>
+        <w:t xml:space="preserve">        SELECT 1 UNION ALL</w:t>
+      </w:r>
+      <w:r>
+        <w:rPr>
+          <w:rFonts w:ascii="Times New Roman" w:eastAsia="Times New Roman" w:hAnsi="Times New Roman" w:cs="Times New Roman"/>
+          <w:sz w:val="24"/>
+          <w:szCs w:val="24"/>
+          <w:lang w:eastAsia="en-IN"/>
+        </w:rPr>
+        <w:br/>
+        <w:t xml:space="preserve">        SELECT 2 UNION ALL</w:t>
+      </w:r>
+      <w:r>
+        <w:rPr>
+          <w:rFonts w:ascii="Times New Roman" w:eastAsia="Times New Roman" w:hAnsi="Times New Roman" w:cs="Times New Roman"/>
+          <w:sz w:val="24"/>
+          <w:szCs w:val="24"/>
+          <w:lang w:eastAsia="en-IN"/>
+        </w:rPr>
+        <w:br/>
+        <w:t xml:space="preserve">        SELECT 3 UNION ALL</w:t>
+      </w:r>
+      <w:r>
+        <w:rPr>
+          <w:rFonts w:ascii="Times New Roman" w:eastAsia="Times New Roman" w:hAnsi="Times New Roman" w:cs="Times New Roman"/>
+          <w:sz w:val="24"/>
+          <w:szCs w:val="24"/>
+          <w:lang w:eastAsia="en-IN"/>
+        </w:rPr>
+        <w:br/>
+        <w:t xml:space="preserve">        SELECT 4</w:t>
+      </w:r>
+      <w:r>
+        <w:rPr>
+          <w:rFonts w:ascii="Times New Roman" w:eastAsia="Times New Roman" w:hAnsi="Times New Roman" w:cs="Times New Roman"/>
+          <w:sz w:val="24"/>
+          <w:szCs w:val="24"/>
+          <w:lang w:eastAsia="en-IN"/>
+        </w:rPr>
+        <w:br/>
+        <w:t xml:space="preserve">    ) s</w:t>
+      </w:r>
+      <w:r>
+        <w:rPr>
+          <w:rFonts w:ascii="Times New Roman" w:eastAsia="Times New Roman" w:hAnsi="Times New Roman" w:cs="Times New Roman"/>
+          <w:sz w:val="24"/>
+          <w:szCs w:val="24"/>
+          <w:lang w:eastAsia="en-IN"/>
+        </w:rPr>
+        <w:br/>
+        <w:t>)</w:t>
+      </w:r>
+      <w:r>
+        <w:rPr>
+          <w:rFonts w:ascii="Times New Roman" w:eastAsia="Times New Roman" w:hAnsi="Times New Roman" w:cs="Times New Roman"/>
+          <w:sz w:val="24"/>
+          <w:szCs w:val="24"/>
+          <w:lang w:eastAsia="en-IN"/>
+        </w:rPr>
+        <w:br/>
+      </w:r>
+      <w:r>
+        <w:rPr>
+          <w:rFonts w:ascii="Times New Roman" w:eastAsia="Times New Roman" w:hAnsi="Times New Roman" w:cs="Times New Roman"/>
+          <w:sz w:val="24"/>
+          <w:szCs w:val="24"/>
+          <w:lang w:eastAsia="en-IN"/>
+        </w:rPr>
+        <w:br/>
+        <w:t>SELECT *</w:t>
+      </w:r>
+      <w:r>
+        <w:rPr>
+          <w:rFonts w:ascii="Times New Roman" w:eastAsia="Times New Roman" w:hAnsi="Times New Roman" w:cs="Times New Roman"/>
+          <w:sz w:val="24"/>
+          <w:szCs w:val="24"/>
+          <w:lang w:eastAsia="en-IN"/>
+        </w:rPr>
+        <w:br/>
+        <w:t>FROM orders_salted o</w:t>
+      </w:r>
+      <w:r>
+        <w:rPr>
+          <w:rFonts w:ascii="Times New Roman" w:eastAsia="Times New Roman" w:hAnsi="Times New Roman" w:cs="Times New Roman"/>
+          <w:sz w:val="24"/>
+          <w:szCs w:val="24"/>
+          <w:lang w:eastAsia="en-IN"/>
+        </w:rPr>
+        <w:br/>
+        <w:t>JOIN customers_salted c</w:t>
+      </w:r>
+      <w:r>
+        <w:rPr>
+          <w:rFonts w:ascii="Times New Roman" w:eastAsia="Times New Roman" w:hAnsi="Times New Roman" w:cs="Times New Roman"/>
+          <w:sz w:val="24"/>
+          <w:szCs w:val="24"/>
+          <w:lang w:eastAsia="en-IN"/>
+        </w:rPr>
+        <w:br/>
+        <w:t>ON o.customer_id = c.customer_id</w:t>
+      </w:r>
+      <w:r>
+        <w:rPr>
+          <w:rFonts w:ascii="Times New Roman" w:eastAsia="Times New Roman" w:hAnsi="Times New Roman" w:cs="Times New Roman"/>
+          <w:sz w:val="24"/>
+          <w:szCs w:val="24"/>
+          <w:lang w:eastAsia="en-IN"/>
+        </w:rPr>
+        <w:br/>
+        <w:t>AND o.salt = c.salt;</w:t>
+      </w:r>
+    </w:p>
+    <w:p>
+      <w:pPr>
+        <w:spacing w:before="100" w:beforeAutospacing="1" w:after="100" w:afterAutospacing="1" w:line="240" w:lineRule="auto"/>
+        <w:rPr>
+          <w:rFonts w:ascii="Times New Roman" w:eastAsia="Times New Roman" w:hAnsi="Times New Roman" w:cs="Times New Roman"/>
+          <w:sz w:val="24"/>
+          <w:szCs w:val="24"/>
+          <w:lang w:eastAsia="en-IN"/>
+        </w:rPr>
+      </w:pPr>
+      <w:r>
+        <w:rPr>
+          <w:rFonts w:ascii="Times New Roman" w:eastAsia="Times New Roman" w:hAnsi="Times New Roman" w:cs="Times New Roman"/>
+          <w:sz w:val="24"/>
+          <w:szCs w:val="24"/>
+          <w:lang w:eastAsia="en-IN"/>
+        </w:rPr>
+        <w:pict w14:anchorId="2B7FFC2E">
+          <v:rect id="_x0000_i1058" style="width:0;height:1.5pt" o:hralign="center" o:hrstd="t" o:hr="t" fillcolor="#a0a0a0" stroked="f"/>
+        </w:pict>
+      </w:r>
+    </w:p>
+    <w:p>
+      <w:pPr>
+        <w:spacing w:before="100" w:beforeAutospacing="1" w:after="100" w:afterAutospacing="1" w:line="240" w:lineRule="auto"/>
+        <w:rPr>
+          <w:rFonts w:ascii="Times New Roman" w:eastAsia="Times New Roman" w:hAnsi="Times New Roman" w:cs="Times New Roman"/>
+          <w:b/>
+          <w:bCs/>
+          <w:sz w:val="24"/>
+          <w:szCs w:val="24"/>
+          <w:lang w:eastAsia="en-IN"/>
+        </w:rPr>
+      </w:pPr>
+      <w:r>
+        <w:rPr>
+          <w:rFonts w:ascii="Times New Roman" w:eastAsia="Times New Roman" w:hAnsi="Times New Roman" w:cs="Times New Roman"/>
+          <w:b/>
+          <w:bCs/>
+          <w:sz w:val="24"/>
+          <w:szCs w:val="24"/>
+          <w:lang w:eastAsia="en-IN"/>
+        </w:rPr>
+        <w:t>What Happens Here</w:t>
+      </w:r>
+    </w:p>
+    <w:p>
+      <w:pPr>
+        <w:spacing w:before="100" w:beforeAutospacing="1" w:after="100" w:afterAutospacing="1" w:line="240" w:lineRule="auto"/>
+        <w:rPr>
+          <w:rFonts w:ascii="Times New Roman" w:eastAsia="Times New Roman" w:hAnsi="Times New Roman" w:cs="Times New Roman"/>
+          <w:sz w:val="24"/>
+          <w:szCs w:val="24"/>
+          <w:lang w:eastAsia="en-IN"/>
+        </w:rPr>
+      </w:pPr>
+      <w:r>
+        <w:rPr>
+          <w:rFonts w:ascii="Times New Roman" w:eastAsia="Times New Roman" w:hAnsi="Times New Roman" w:cs="Times New Roman"/>
+          <w:sz w:val="24"/>
+          <w:szCs w:val="24"/>
+          <w:lang w:eastAsia="en-IN"/>
+        </w:rPr>
+        <w:t>Step 1 → orders_salted</w:t>
+      </w:r>
+      <w:r>
+        <w:rPr>
+          <w:rFonts w:ascii="Times New Roman" w:eastAsia="Times New Roman" w:hAnsi="Times New Roman" w:cs="Times New Roman"/>
+          <w:sz w:val="24"/>
+          <w:szCs w:val="24"/>
+          <w:lang w:eastAsia="en-IN"/>
+        </w:rPr>
+        <w:br/>
+        <w:t xml:space="preserve">Adds random salt to the </w:t>
+      </w:r>
+      <w:r>
+        <w:rPr>
+          <w:rFonts w:ascii="Times New Roman" w:eastAsia="Times New Roman" w:hAnsi="Times New Roman" w:cs="Times New Roman"/>
+          <w:b/>
+          <w:bCs/>
+          <w:sz w:val="24"/>
+          <w:szCs w:val="24"/>
+          <w:lang w:eastAsia="en-IN"/>
+        </w:rPr>
+        <w:t>large table</w:t>
+      </w:r>
+      <w:r>
+        <w:rPr>
+          <w:rFonts w:ascii="Times New Roman" w:eastAsia="Times New Roman" w:hAnsi="Times New Roman" w:cs="Times New Roman"/>
+          <w:sz w:val="24"/>
+          <w:szCs w:val="24"/>
+          <w:lang w:eastAsia="en-IN"/>
+        </w:rPr>
+        <w:t>.</w:t>
+      </w:r>
+    </w:p>
+    <w:p>
+      <w:pPr>
+        <w:spacing w:before="100" w:beforeAutospacing="1" w:after="100" w:afterAutospacing="1" w:line="240" w:lineRule="auto"/>
+        <w:rPr>
+          <w:rFonts w:ascii="Times New Roman" w:eastAsia="Times New Roman" w:hAnsi="Times New Roman" w:cs="Times New Roman"/>
+          <w:sz w:val="24"/>
+          <w:szCs w:val="24"/>
+          <w:lang w:eastAsia="en-IN"/>
+        </w:rPr>
+      </w:pPr>
+      <w:r>
+        <w:rPr>
+          <w:rFonts w:ascii="Times New Roman" w:eastAsia="Times New Roman" w:hAnsi="Times New Roman" w:cs="Times New Roman"/>
+          <w:sz w:val="24"/>
+          <w:szCs w:val="24"/>
+          <w:lang w:eastAsia="en-IN"/>
+        </w:rPr>
+        <w:t>Step 2 → customers_salted</w:t>
+      </w:r>
+      <w:r>
+        <w:rPr>
+          <w:rFonts w:ascii="Times New Roman" w:eastAsia="Times New Roman" w:hAnsi="Times New Roman" w:cs="Times New Roman"/>
+          <w:sz w:val="24"/>
+          <w:szCs w:val="24"/>
+          <w:lang w:eastAsia="en-IN"/>
+        </w:rPr>
+        <w:br/>
+        <w:t xml:space="preserve">Duplicates the </w:t>
+      </w:r>
+      <w:r>
+        <w:rPr>
+          <w:rFonts w:ascii="Times New Roman" w:eastAsia="Times New Roman" w:hAnsi="Times New Roman" w:cs="Times New Roman"/>
+          <w:b/>
+          <w:bCs/>
+          <w:sz w:val="24"/>
+          <w:szCs w:val="24"/>
+          <w:lang w:eastAsia="en-IN"/>
+        </w:rPr>
+        <w:t>small table with all salt values</w:t>
+      </w:r>
+      <w:r>
+        <w:rPr>
+          <w:rFonts w:ascii="Times New Roman" w:eastAsia="Times New Roman" w:hAnsi="Times New Roman" w:cs="Times New Roman"/>
+          <w:sz w:val="24"/>
+          <w:szCs w:val="24"/>
+          <w:lang w:eastAsia="en-IN"/>
+        </w:rPr>
+        <w:t>.</w:t>
+      </w:r>
+    </w:p>
+    <w:p>
+      <w:pPr>
+        <w:spacing w:before="100" w:beforeAutospacing="1" w:after="100" w:afterAutospacing="1" w:line="240" w:lineRule="auto"/>
+        <w:rPr>
+          <w:rFonts w:ascii="Times New Roman" w:eastAsia="Times New Roman" w:hAnsi="Times New Roman" w:cs="Times New Roman"/>
+          <w:sz w:val="24"/>
+          <w:szCs w:val="24"/>
+          <w:lang w:eastAsia="en-IN"/>
+        </w:rPr>
+      </w:pPr>
+      <w:r>
+        <w:rPr>
+          <w:rFonts w:ascii="Times New Roman" w:eastAsia="Times New Roman" w:hAnsi="Times New Roman" w:cs="Times New Roman"/>
+          <w:sz w:val="24"/>
+          <w:szCs w:val="24"/>
+          <w:lang w:eastAsia="en-IN"/>
+        </w:rPr>
+        <w:t xml:space="preserve">Step 3 → Final </w:t>
+      </w:r>
+      <w:r>
+        <w:rPr>
+          <w:rFonts w:ascii="Times New Roman" w:eastAsia="Times New Roman" w:hAnsi="Times New Roman" w:cs="Times New Roman"/>
+          <w:b/>
+          <w:bCs/>
+          <w:sz w:val="24"/>
+          <w:szCs w:val="24"/>
+          <w:lang w:eastAsia="en-IN"/>
+        </w:rPr>
+        <w:t>join using key + salt</w:t>
+      </w:r>
+      <w:r>
+        <w:rPr>
+          <w:rFonts w:ascii="Times New Roman" w:eastAsia="Times New Roman" w:hAnsi="Times New Roman" w:cs="Times New Roman"/>
+          <w:sz w:val="24"/>
+          <w:szCs w:val="24"/>
+          <w:lang w:eastAsia="en-IN"/>
+        </w:rPr>
+        <w:t>.</w:t>
+      </w:r>
+    </w:p>
+    <w:p>
+      <w:pPr>
+        <w:spacing w:before="100" w:beforeAutospacing="1" w:after="100" w:afterAutospacing="1" w:line="240" w:lineRule="auto"/>
+        <w:rPr>
+          <w:rFonts w:ascii="Times New Roman" w:eastAsia="Times New Roman" w:hAnsi="Times New Roman" w:cs="Times New Roman"/>
+          <w:sz w:val="24"/>
+          <w:szCs w:val="24"/>
+          <w:lang w:eastAsia="en-IN"/>
+        </w:rPr>
+      </w:pPr>
+    </w:p>
+    <w:p>
+      <w:pPr>
+        <w:spacing w:before="100" w:beforeAutospacing="1" w:after="100" w:afterAutospacing="1" w:line="240" w:lineRule="auto"/>
+        <w:rPr>
+          <w:rFonts w:ascii="Times New Roman" w:eastAsia="Times New Roman" w:hAnsi="Times New Roman" w:cs="Times New Roman"/>
+          <w:sz w:val="24"/>
+          <w:szCs w:val="24"/>
+          <w:lang w:eastAsia="en-IN"/>
+        </w:rPr>
+      </w:pPr>
+      <w:r>
+        <w:rPr>
+          <w:rFonts w:ascii="Times New Roman" w:eastAsia="Times New Roman" w:hAnsi="Times New Roman" w:cs="Times New Roman"/>
+          <w:sz w:val="24"/>
+          <w:szCs w:val="24"/>
+          <w:lang w:eastAsia="en-IN"/>
+        </w:rPr>
+        <w:t>++++++++++++++++++++++++++++++++++++++++++++++++++</w:t>
+      </w:r>
+    </w:p>
+    <w:p>
+      <w:pPr>
+        <w:spacing w:before="100" w:beforeAutospacing="1" w:after="100" w:afterAutospacing="1" w:line="240" w:lineRule="auto"/>
+        <w:rPr>
+          <w:rFonts w:ascii="Times New Roman" w:eastAsia="Times New Roman" w:hAnsi="Times New Roman" w:cs="Times New Roman"/>
+          <w:sz w:val="24"/>
+          <w:szCs w:val="24"/>
+          <w:lang w:eastAsia="en-IN"/>
+        </w:rPr>
+      </w:pPr>
+      <w:r>
+        <w:rPr>
+          <w:rFonts w:ascii="Times New Roman" w:eastAsia="Times New Roman" w:hAnsi="Times New Roman" w:cs="Times New Roman"/>
+          <w:b/>
+          <w:bCs/>
+          <w:sz w:val="24"/>
+          <w:szCs w:val="24"/>
+          <w:lang w:eastAsia="en-IN"/>
+        </w:rPr>
+        <w:t>Salting</w:t>
+      </w:r>
+      <w:r>
+        <w:rPr>
+          <w:rFonts w:ascii="Times New Roman" w:eastAsia="Times New Roman" w:hAnsi="Times New Roman" w:cs="Times New Roman"/>
+          <w:sz w:val="24"/>
+          <w:szCs w:val="24"/>
+          <w:lang w:eastAsia="en-IN"/>
+        </w:rPr>
+        <w:t xml:space="preserve"> is used to handle </w:t>
+      </w:r>
+      <w:r>
+        <w:rPr>
+          <w:rFonts w:ascii="Times New Roman" w:eastAsia="Times New Roman" w:hAnsi="Times New Roman" w:cs="Times New Roman"/>
+          <w:b/>
+          <w:bCs/>
+          <w:sz w:val="24"/>
+          <w:szCs w:val="24"/>
+          <w:lang w:eastAsia="en-IN"/>
+        </w:rPr>
+        <w:t>data skew in joins</w:t>
+      </w:r>
+      <w:r>
+        <w:rPr>
+          <w:rFonts w:ascii="Times New Roman" w:eastAsia="Times New Roman" w:hAnsi="Times New Roman" w:cs="Times New Roman"/>
+          <w:sz w:val="24"/>
+          <w:szCs w:val="24"/>
+          <w:lang w:eastAsia="en-IN"/>
+        </w:rPr>
+        <w:t>. If one key (for example customer_id = 1) appears very frequently, one partition becomes overloaded. Salting spreads those rows across multiple partitions.</w:t>
+      </w:r>
+    </w:p>
+    <w:p>
+      <w:pPr>
+        <w:spacing w:before="100" w:beforeAutospacing="1" w:after="100" w:afterAutospacing="1" w:line="240" w:lineRule="auto"/>
+        <w:rPr>
+          <w:rFonts w:ascii="Times New Roman" w:eastAsia="Times New Roman" w:hAnsi="Times New Roman" w:cs="Times New Roman"/>
+          <w:sz w:val="24"/>
+          <w:szCs w:val="24"/>
+          <w:lang w:eastAsia="en-IN"/>
+        </w:rPr>
+      </w:pPr>
+      <w:r>
+        <w:rPr>
+          <w:rFonts w:ascii="Times New Roman" w:eastAsia="Times New Roman" w:hAnsi="Times New Roman" w:cs="Times New Roman"/>
+          <w:sz w:val="24"/>
+          <w:szCs w:val="24"/>
+          <w:lang w:eastAsia="en-IN"/>
+        </w:rPr>
+        <w:t>Below is the logic of the SQL steps you wrote.</w:t>
+      </w:r>
+    </w:p>
+    <w:p>
+      <w:pPr>
+        <w:spacing w:before="100" w:beforeAutospacing="1" w:after="100" w:afterAutospacing="1" w:line="240" w:lineRule="auto"/>
+        <w:rPr>
+          <w:rFonts w:ascii="Times New Roman" w:eastAsia="Times New Roman" w:hAnsi="Times New Roman" w:cs="Times New Roman"/>
+          <w:sz w:val="24"/>
+          <w:szCs w:val="24"/>
+          <w:lang w:eastAsia="en-IN"/>
+        </w:rPr>
+      </w:pPr>
+      <w:r>
+        <w:rPr>
+          <w:rFonts w:ascii="Times New Roman" w:eastAsia="Times New Roman" w:hAnsi="Times New Roman" w:cs="Times New Roman"/>
+          <w:sz w:val="24"/>
+          <w:szCs w:val="24"/>
+          <w:lang w:eastAsia="en-IN"/>
+        </w:rPr>
+        <w:pict w14:anchorId="640A5760">
+          <v:rect id="_x0000_i1096" style="width:0;height:1.5pt" o:hralign="center" o:hrstd="t" o:hr="t" fillcolor="#a0a0a0" stroked="f"/>
+        </w:pict>
+      </w:r>
+    </w:p>
+    <w:p>
+      <w:pPr>
+        <w:spacing w:before="100" w:beforeAutospacing="1" w:after="100" w:afterAutospacing="1" w:line="240" w:lineRule="auto"/>
+        <w:rPr>
+          <w:rFonts w:ascii="Times New Roman" w:eastAsia="Times New Roman" w:hAnsi="Times New Roman" w:cs="Times New Roman"/>
+          <w:b/>
+          <w:bCs/>
+          <w:sz w:val="24"/>
+          <w:szCs w:val="24"/>
+          <w:lang w:eastAsia="en-IN"/>
+        </w:rPr>
+      </w:pPr>
+      <w:r>
+        <w:rPr>
+          <w:rFonts w:ascii="Times New Roman" w:eastAsia="Times New Roman" w:hAnsi="Times New Roman" w:cs="Times New Roman"/>
+          <w:b/>
+          <w:bCs/>
+          <w:sz w:val="24"/>
+          <w:szCs w:val="24"/>
+          <w:lang w:eastAsia="en-IN"/>
+        </w:rPr>
+        <w:t>1. Add Salt to the Large Table</w:t>
+      </w:r>
+    </w:p>
+    <w:p>
+      <w:pPr>
+        <w:spacing w:before="100" w:beforeAutospacing="1" w:after="100" w:afterAutospacing="1" w:line="240" w:lineRule="auto"/>
+        <w:rPr>
+          <w:rFonts w:ascii="Times New Roman" w:eastAsia="Times New Roman" w:hAnsi="Times New Roman" w:cs="Times New Roman"/>
+          <w:sz w:val="24"/>
+          <w:szCs w:val="24"/>
+          <w:lang w:eastAsia="en-IN"/>
+        </w:rPr>
+      </w:pPr>
+      <w:r>
+        <w:rPr>
+          <w:rFonts w:ascii="Times New Roman" w:eastAsia="Times New Roman" w:hAnsi="Times New Roman" w:cs="Times New Roman"/>
+          <w:sz w:val="24"/>
+          <w:szCs w:val="24"/>
+          <w:lang w:eastAsia="en-IN"/>
+        </w:rPr>
+        <w:t>Add a random number (salt) to distribute rows.</w:t>
+      </w:r>
+    </w:p>
+    <w:p>
+      <w:pPr>
+        <w:spacing w:before="100" w:beforeAutospacing="1" w:after="100" w:afterAutospacing="1" w:line="240" w:lineRule="auto"/>
+        <w:rPr>
+          <w:rFonts w:ascii="Times New Roman" w:eastAsia="Times New Roman" w:hAnsi="Times New Roman" w:cs="Times New Roman"/>
+          <w:sz w:val="24"/>
+          <w:szCs w:val="24"/>
+          <w:lang w:eastAsia="en-IN"/>
+        </w:rPr>
+      </w:pPr>
+      <w:r>
+        <w:rPr>
+          <w:rFonts w:ascii="Times New Roman" w:eastAsia="Times New Roman" w:hAnsi="Times New Roman" w:cs="Times New Roman"/>
+          <w:sz w:val="24"/>
+          <w:szCs w:val="24"/>
+          <w:lang w:eastAsia="en-IN"/>
+        </w:rPr>
+        <w:t>SELECT *,</w:t>
+      </w:r>
+      <w:r>
+        <w:rPr>
+          <w:rFonts w:ascii="Times New Roman" w:eastAsia="Times New Roman" w:hAnsi="Times New Roman" w:cs="Times New Roman"/>
+          <w:sz w:val="24"/>
+          <w:szCs w:val="24"/>
+          <w:lang w:eastAsia="en-IN"/>
+        </w:rPr>
+        <w:br/>
+        <w:t xml:space="preserve">       FLOOR(RAND()*5) AS salt</w:t>
+      </w:r>
+      <w:r>
+        <w:rPr>
+          <w:rFonts w:ascii="Times New Roman" w:eastAsia="Times New Roman" w:hAnsi="Times New Roman" w:cs="Times New Roman"/>
+          <w:sz w:val="24"/>
+          <w:szCs w:val="24"/>
+          <w:lang w:eastAsia="en-IN"/>
+        </w:rPr>
+        <w:br/>
+        <w:t>FROM orders;</w:t>
+      </w:r>
+    </w:p>
+    <w:p>
+      <w:pPr>
+        <w:spacing w:before="100" w:beforeAutospacing="1" w:after="100" w:afterAutospacing="1" w:line="240" w:lineRule="auto"/>
+        <w:rPr>
+          <w:rFonts w:ascii="Times New Roman" w:eastAsia="Times New Roman" w:hAnsi="Times New Roman" w:cs="Times New Roman"/>
+          <w:sz w:val="24"/>
+          <w:szCs w:val="24"/>
+          <w:lang w:eastAsia="en-IN"/>
+        </w:rPr>
+      </w:pPr>
+      <w:r>
+        <w:rPr>
+          <w:rFonts w:ascii="Times New Roman" w:eastAsia="Times New Roman" w:hAnsi="Times New Roman" w:cs="Times New Roman"/>
+          <w:sz w:val="24"/>
+          <w:szCs w:val="24"/>
+          <w:lang w:eastAsia="en-IN"/>
+        </w:rPr>
+        <w:t>Explanation:</w:t>
+      </w:r>
+    </w:p>
+    <w:p>
+      <w:pPr>
+        <w:numPr>
+          <w:ilvl w:val="0"/>
+          <w:numId w:val="7"/>
+        </w:numPr>
+        <w:spacing w:before="100" w:beforeAutospacing="1" w:after="100" w:afterAutospacing="1" w:line="240" w:lineRule="auto"/>
+        <w:rPr>
+          <w:rFonts w:ascii="Times New Roman" w:eastAsia="Times New Roman" w:hAnsi="Times New Roman" w:cs="Times New Roman"/>
+          <w:sz w:val="24"/>
+          <w:szCs w:val="24"/>
+          <w:lang w:eastAsia="en-IN"/>
+        </w:rPr>
+      </w:pPr>
+      <w:r>
+        <w:rPr>
+          <w:rFonts w:ascii="Times New Roman" w:eastAsia="Times New Roman" w:hAnsi="Times New Roman" w:cs="Times New Roman"/>
+          <w:sz w:val="24"/>
+          <w:szCs w:val="24"/>
+          <w:lang w:eastAsia="en-IN"/>
+        </w:rPr>
+        <w:lastRenderedPageBreak/>
+        <w:t xml:space="preserve">RAND()*5 → generates values between </w:t>
+      </w:r>
+      <w:r>
+        <w:rPr>
+          <w:rFonts w:ascii="Times New Roman" w:eastAsia="Times New Roman" w:hAnsi="Times New Roman" w:cs="Times New Roman"/>
+          <w:b/>
+          <w:bCs/>
+          <w:sz w:val="24"/>
+          <w:szCs w:val="24"/>
+          <w:lang w:eastAsia="en-IN"/>
+        </w:rPr>
+        <w:t>0–4</w:t>
+      </w:r>
+    </w:p>
+    <w:p>
+      <w:pPr>
+        <w:numPr>
+          <w:ilvl w:val="0"/>
+          <w:numId w:val="7"/>
+        </w:numPr>
+        <w:spacing w:before="100" w:beforeAutospacing="1" w:after="100" w:afterAutospacing="1" w:line="240" w:lineRule="auto"/>
+        <w:rPr>
+          <w:rFonts w:ascii="Times New Roman" w:eastAsia="Times New Roman" w:hAnsi="Times New Roman" w:cs="Times New Roman"/>
+          <w:sz w:val="24"/>
+          <w:szCs w:val="24"/>
+          <w:lang w:eastAsia="en-IN"/>
+        </w:rPr>
+      </w:pPr>
+      <w:r>
+        <w:rPr>
+          <w:rFonts w:ascii="Times New Roman" w:eastAsia="Times New Roman" w:hAnsi="Times New Roman" w:cs="Times New Roman"/>
+          <w:sz w:val="24"/>
+          <w:szCs w:val="24"/>
+          <w:lang w:eastAsia="en-IN"/>
+        </w:rPr>
+        <w:t xml:space="preserve">Each row gets a </w:t>
+      </w:r>
+      <w:r>
+        <w:rPr>
+          <w:rFonts w:ascii="Times New Roman" w:eastAsia="Times New Roman" w:hAnsi="Times New Roman" w:cs="Times New Roman"/>
+          <w:b/>
+          <w:bCs/>
+          <w:sz w:val="24"/>
+          <w:szCs w:val="24"/>
+          <w:lang w:eastAsia="en-IN"/>
+        </w:rPr>
+        <w:t>random salt value</w:t>
+      </w:r>
+    </w:p>
+    <w:p>
+      <w:pPr>
+        <w:numPr>
+          <w:ilvl w:val="0"/>
+          <w:numId w:val="7"/>
+        </w:numPr>
+        <w:spacing w:before="100" w:beforeAutospacing="1" w:after="100" w:afterAutospacing="1" w:line="240" w:lineRule="auto"/>
+        <w:rPr>
+          <w:rFonts w:ascii="Times New Roman" w:eastAsia="Times New Roman" w:hAnsi="Times New Roman" w:cs="Times New Roman"/>
+          <w:sz w:val="24"/>
+          <w:szCs w:val="24"/>
+          <w:lang w:eastAsia="en-IN"/>
+        </w:rPr>
+      </w:pPr>
+      <w:r>
+        <w:rPr>
+          <w:rFonts w:ascii="Times New Roman" w:eastAsia="Times New Roman" w:hAnsi="Times New Roman" w:cs="Times New Roman"/>
+          <w:sz w:val="24"/>
+          <w:szCs w:val="24"/>
+          <w:lang w:eastAsia="en-IN"/>
+        </w:rPr>
+        <w:t>Now rows with the same customer_id can go to different partitions.</w:t>
+      </w:r>
+    </w:p>
+    <w:p>
+      <w:pPr>
+        <w:spacing w:before="100" w:beforeAutospacing="1" w:after="100" w:afterAutospacing="1" w:line="240" w:lineRule="auto"/>
+        <w:rPr>
+          <w:rFonts w:ascii="Times New Roman" w:eastAsia="Times New Roman" w:hAnsi="Times New Roman" w:cs="Times New Roman"/>
+          <w:sz w:val="24"/>
+          <w:szCs w:val="24"/>
+          <w:lang w:eastAsia="en-IN"/>
+        </w:rPr>
+      </w:pPr>
+      <w:r>
+        <w:rPr>
+          <w:rFonts w:ascii="Times New Roman" w:eastAsia="Times New Roman" w:hAnsi="Times New Roman" w:cs="Times New Roman"/>
+          <w:sz w:val="24"/>
+          <w:szCs w:val="24"/>
+          <w:lang w:eastAsia="en-IN"/>
+        </w:rPr>
+        <w:t>Example:</w:t>
+      </w:r>
+    </w:p>
+    <w:tbl>
+      <w:tblPr>
+        <w:tblW w:w="0" w:type="auto"/>
+        <w:tblCellSpacing w:w="15" w:type="dxa"/>
+        <w:tblCellMar>
+          <w:top w:w="15" w:type="dxa"/>
+          <w:left w:w="15" w:type="dxa"/>
+          <w:bottom w:w="15" w:type="dxa"/>
+          <w:right w:w="15" w:type="dxa"/>
+        </w:tblCellMar>
+        <w:tblLook w:val="04A0" w:firstRow="1" w:lastRow="0" w:firstColumn="1" w:lastColumn="0" w:noHBand="0" w:noVBand="1"/>
+      </w:tblPr>
+      <w:tblGrid>
+        <w:gridCol w:w="969"/>
+        <w:gridCol w:w="1327"/>
+        <w:gridCol w:w="435"/>
+      </w:tblGrid>
+      <w:tr>
+        <w:trPr>
+          <w:tblHeader/>
+          <w:tblCellSpacing w:w="15" w:type="dxa"/>
+        </w:trPr>
+        <w:tc>
+          <w:tcPr>
+            <w:tcW w:w="0" w:type="auto"/>
+            <w:vAlign w:val="center"/>
+            <w:hideMark/>
+          </w:tcPr>
+          <w:p>
+            <w:pPr>
+              <w:spacing w:before="100" w:beforeAutospacing="1" w:after="100" w:afterAutospacing="1" w:line="240" w:lineRule="auto"/>
+              <w:rPr>
+                <w:rFonts w:ascii="Times New Roman" w:eastAsia="Times New Roman" w:hAnsi="Times New Roman" w:cs="Times New Roman"/>
+                <w:b/>
+                <w:bCs/>
+                <w:sz w:val="24"/>
+                <w:szCs w:val="24"/>
+                <w:lang w:eastAsia="en-IN"/>
+              </w:rPr>
+            </w:pPr>
+            <w:r>
+              <w:rPr>
+                <w:rFonts w:ascii="Times New Roman" w:eastAsia="Times New Roman" w:hAnsi="Times New Roman" w:cs="Times New Roman"/>
+                <w:b/>
+                <w:bCs/>
+                <w:sz w:val="24"/>
+                <w:szCs w:val="24"/>
+                <w:lang w:eastAsia="en-IN"/>
+              </w:rPr>
+              <w:t>order_id</w:t>
+            </w:r>
+          </w:p>
+        </w:tc>
+        <w:tc>
+          <w:tcPr>
+            <w:tcW w:w="0" w:type="auto"/>
+            <w:vAlign w:val="center"/>
+            <w:hideMark/>
+          </w:tcPr>
+          <w:p>
+            <w:pPr>
+              <w:spacing w:before="100" w:beforeAutospacing="1" w:after="100" w:afterAutospacing="1" w:line="240" w:lineRule="auto"/>
+              <w:rPr>
+                <w:rFonts w:ascii="Times New Roman" w:eastAsia="Times New Roman" w:hAnsi="Times New Roman" w:cs="Times New Roman"/>
+                <w:b/>
+                <w:bCs/>
+                <w:sz w:val="24"/>
+                <w:szCs w:val="24"/>
+                <w:lang w:eastAsia="en-IN"/>
+              </w:rPr>
+            </w:pPr>
+            <w:r>
+              <w:rPr>
+                <w:rFonts w:ascii="Times New Roman" w:eastAsia="Times New Roman" w:hAnsi="Times New Roman" w:cs="Times New Roman"/>
+                <w:b/>
+                <w:bCs/>
+                <w:sz w:val="24"/>
+                <w:szCs w:val="24"/>
+                <w:lang w:eastAsia="en-IN"/>
+              </w:rPr>
+              <w:t>customer_id</w:t>
+            </w:r>
+          </w:p>
+        </w:tc>
+        <w:tc>
+          <w:tcPr>
+            <w:tcW w:w="0" w:type="auto"/>
+            <w:vAlign w:val="center"/>
+            <w:hideMark/>
+          </w:tcPr>
+          <w:p>
+            <w:pPr>
+              <w:spacing w:before="100" w:beforeAutospacing="1" w:after="100" w:afterAutospacing="1" w:line="240" w:lineRule="auto"/>
+              <w:rPr>
+                <w:rFonts w:ascii="Times New Roman" w:eastAsia="Times New Roman" w:hAnsi="Times New Roman" w:cs="Times New Roman"/>
+                <w:b/>
+                <w:bCs/>
+                <w:sz w:val="24"/>
+                <w:szCs w:val="24"/>
+                <w:lang w:eastAsia="en-IN"/>
+              </w:rPr>
+            </w:pPr>
+            <w:r>
+              <w:rPr>
+                <w:rFonts w:ascii="Times New Roman" w:eastAsia="Times New Roman" w:hAnsi="Times New Roman" w:cs="Times New Roman"/>
+                <w:b/>
+                <w:bCs/>
+                <w:sz w:val="24"/>
+                <w:szCs w:val="24"/>
+                <w:lang w:eastAsia="en-IN"/>
+              </w:rPr>
+              <w:t>salt</w:t>
+            </w:r>
+          </w:p>
+        </w:tc>
+      </w:tr>
+      <w:tr>
+        <w:trPr>
+          <w:tblCellSpacing w:w="15" w:type="dxa"/>
+        </w:trPr>
+        <w:tc>
+          <w:tcPr>
+            <w:tcW w:w="0" w:type="auto"/>
+            <w:vAlign w:val="center"/>
+            <w:hideMark/>
+          </w:tcPr>
+          <w:p>
+            <w:pPr>
+              <w:spacing w:before="100" w:beforeAutospacing="1" w:after="100" w:afterAutospacing="1" w:line="240" w:lineRule="auto"/>
+              <w:rPr>
+                <w:rFonts w:ascii="Times New Roman" w:eastAsia="Times New Roman" w:hAnsi="Times New Roman" w:cs="Times New Roman"/>
+                <w:sz w:val="24"/>
+                <w:szCs w:val="24"/>
+                <w:lang w:eastAsia="en-IN"/>
+              </w:rPr>
+            </w:pPr>
+            <w:r>
+              <w:rPr>
+                <w:rFonts w:ascii="Times New Roman" w:eastAsia="Times New Roman" w:hAnsi="Times New Roman" w:cs="Times New Roman"/>
+                <w:sz w:val="24"/>
+                <w:szCs w:val="24"/>
+                <w:lang w:eastAsia="en-IN"/>
+              </w:rPr>
+              <w:t>1</w:t>
+            </w:r>
+          </w:p>
+        </w:tc>
+        <w:tc>
+          <w:tcPr>
+            <w:tcW w:w="0" w:type="auto"/>
+            <w:vAlign w:val="center"/>
+            <w:hideMark/>
+          </w:tcPr>
+          <w:p>
+            <w:pPr>
+              <w:spacing w:before="100" w:beforeAutospacing="1" w:after="100" w:afterAutospacing="1" w:line="240" w:lineRule="auto"/>
+              <w:rPr>
+                <w:rFonts w:ascii="Times New Roman" w:eastAsia="Times New Roman" w:hAnsi="Times New Roman" w:cs="Times New Roman"/>
+                <w:sz w:val="24"/>
+                <w:szCs w:val="24"/>
+                <w:lang w:eastAsia="en-IN"/>
+              </w:rPr>
+            </w:pPr>
+            <w:r>
+              <w:rPr>
+                <w:rFonts w:ascii="Times New Roman" w:eastAsia="Times New Roman" w:hAnsi="Times New Roman" w:cs="Times New Roman"/>
+                <w:sz w:val="24"/>
+                <w:szCs w:val="24"/>
+                <w:lang w:eastAsia="en-IN"/>
+              </w:rPr>
+              <w:t>101</w:t>
+            </w:r>
+          </w:p>
+        </w:tc>
+        <w:tc>
+          <w:tcPr>
+            <w:tcW w:w="0" w:type="auto"/>
+            <w:vAlign w:val="center"/>
+            <w:hideMark/>
+          </w:tcPr>
+          <w:p>
+            <w:pPr>
+              <w:spacing w:before="100" w:beforeAutospacing="1" w:after="100" w:afterAutospacing="1" w:line="240" w:lineRule="auto"/>
+              <w:rPr>
+                <w:rFonts w:ascii="Times New Roman" w:eastAsia="Times New Roman" w:hAnsi="Times New Roman" w:cs="Times New Roman"/>
+                <w:sz w:val="24"/>
+                <w:szCs w:val="24"/>
+                <w:lang w:eastAsia="en-IN"/>
+              </w:rPr>
+            </w:pPr>
+            <w:r>
+              <w:rPr>
+                <w:rFonts w:ascii="Times New Roman" w:eastAsia="Times New Roman" w:hAnsi="Times New Roman" w:cs="Times New Roman"/>
+                <w:sz w:val="24"/>
+                <w:szCs w:val="24"/>
+                <w:lang w:eastAsia="en-IN"/>
+              </w:rPr>
+              <w:t>0</w:t>
+            </w:r>
+          </w:p>
+        </w:tc>
+      </w:tr>
+      <w:tr>
+        <w:trPr>
+          <w:tblCellSpacing w:w="15" w:type="dxa"/>
+        </w:trPr>
+        <w:tc>
+          <w:tcPr>
+            <w:tcW w:w="0" w:type="auto"/>
+            <w:vAlign w:val="center"/>
+            <w:hideMark/>
+          </w:tcPr>
+          <w:p>
+            <w:pPr>
+              <w:spacing w:before="100" w:beforeAutospacing="1" w:after="100" w:afterAutospacing="1" w:line="240" w:lineRule="auto"/>
+              <w:rPr>
+                <w:rFonts w:ascii="Times New Roman" w:eastAsia="Times New Roman" w:hAnsi="Times New Roman" w:cs="Times New Roman"/>
+                <w:sz w:val="24"/>
+                <w:szCs w:val="24"/>
+                <w:lang w:eastAsia="en-IN"/>
+              </w:rPr>
+            </w:pPr>
+            <w:r>
+              <w:rPr>
+                <w:rFonts w:ascii="Times New Roman" w:eastAsia="Times New Roman" w:hAnsi="Times New Roman" w:cs="Times New Roman"/>
+                <w:sz w:val="24"/>
+                <w:szCs w:val="24"/>
+                <w:lang w:eastAsia="en-IN"/>
+              </w:rPr>
+              <w:t>2</w:t>
+            </w:r>
+          </w:p>
+        </w:tc>
+        <w:tc>
+          <w:tcPr>
+            <w:tcW w:w="0" w:type="auto"/>
+            <w:vAlign w:val="center"/>
+            <w:hideMark/>
+          </w:tcPr>
+          <w:p>
+            <w:pPr>
+              <w:spacing w:before="100" w:beforeAutospacing="1" w:after="100" w:afterAutospacing="1" w:line="240" w:lineRule="auto"/>
+              <w:rPr>
+                <w:rFonts w:ascii="Times New Roman" w:eastAsia="Times New Roman" w:hAnsi="Times New Roman" w:cs="Times New Roman"/>
+                <w:sz w:val="24"/>
+                <w:szCs w:val="24"/>
+                <w:lang w:eastAsia="en-IN"/>
+              </w:rPr>
+            </w:pPr>
+            <w:r>
+              <w:rPr>
+                <w:rFonts w:ascii="Times New Roman" w:eastAsia="Times New Roman" w:hAnsi="Times New Roman" w:cs="Times New Roman"/>
+                <w:sz w:val="24"/>
+                <w:szCs w:val="24"/>
+                <w:lang w:eastAsia="en-IN"/>
+              </w:rPr>
+              <w:t>101</w:t>
+            </w:r>
+          </w:p>
+        </w:tc>
+        <w:tc>
+          <w:tcPr>
+            <w:tcW w:w="0" w:type="auto"/>
+            <w:vAlign w:val="center"/>
+            <w:hideMark/>
+          </w:tcPr>
+          <w:p>
+            <w:pPr>
+              <w:spacing w:before="100" w:beforeAutospacing="1" w:after="100" w:afterAutospacing="1" w:line="240" w:lineRule="auto"/>
+              <w:rPr>
+                <w:rFonts w:ascii="Times New Roman" w:eastAsia="Times New Roman" w:hAnsi="Times New Roman" w:cs="Times New Roman"/>
+                <w:sz w:val="24"/>
+                <w:szCs w:val="24"/>
+                <w:lang w:eastAsia="en-IN"/>
+              </w:rPr>
+            </w:pPr>
+            <w:r>
+              <w:rPr>
+                <w:rFonts w:ascii="Times New Roman" w:eastAsia="Times New Roman" w:hAnsi="Times New Roman" w:cs="Times New Roman"/>
+                <w:sz w:val="24"/>
+                <w:szCs w:val="24"/>
+                <w:lang w:eastAsia="en-IN"/>
+              </w:rPr>
+              <w:t>3</w:t>
+            </w:r>
+          </w:p>
+        </w:tc>
+      </w:tr>
+      <w:tr>
+        <w:trPr>
+          <w:tblCellSpacing w:w="15" w:type="dxa"/>
+        </w:trPr>
+        <w:tc>
+          <w:tcPr>
+            <w:tcW w:w="0" w:type="auto"/>
+            <w:vAlign w:val="center"/>
+            <w:hideMark/>
+          </w:tcPr>
+          <w:p>
+            <w:pPr>
+              <w:spacing w:before="100" w:beforeAutospacing="1" w:after="100" w:afterAutospacing="1" w:line="240" w:lineRule="auto"/>
+              <w:rPr>
+                <w:rFonts w:ascii="Times New Roman" w:eastAsia="Times New Roman" w:hAnsi="Times New Roman" w:cs="Times New Roman"/>
+                <w:sz w:val="24"/>
+                <w:szCs w:val="24"/>
+                <w:lang w:eastAsia="en-IN"/>
+              </w:rPr>
+            </w:pPr>
+            <w:r>
+              <w:rPr>
+                <w:rFonts w:ascii="Times New Roman" w:eastAsia="Times New Roman" w:hAnsi="Times New Roman" w:cs="Times New Roman"/>
+                <w:sz w:val="24"/>
+                <w:szCs w:val="24"/>
+                <w:lang w:eastAsia="en-IN"/>
+              </w:rPr>
+              <w:t>3</w:t>
+            </w:r>
+          </w:p>
+        </w:tc>
+        <w:tc>
+          <w:tcPr>
+            <w:tcW w:w="0" w:type="auto"/>
+            <w:vAlign w:val="center"/>
+            <w:hideMark/>
+          </w:tcPr>
+          <w:p>
+            <w:pPr>
+              <w:spacing w:before="100" w:beforeAutospacing="1" w:after="100" w:afterAutospacing="1" w:line="240" w:lineRule="auto"/>
+              <w:rPr>
+                <w:rFonts w:ascii="Times New Roman" w:eastAsia="Times New Roman" w:hAnsi="Times New Roman" w:cs="Times New Roman"/>
+                <w:sz w:val="24"/>
+                <w:szCs w:val="24"/>
+                <w:lang w:eastAsia="en-IN"/>
+              </w:rPr>
+            </w:pPr>
+            <w:r>
+              <w:rPr>
+                <w:rFonts w:ascii="Times New Roman" w:eastAsia="Times New Roman" w:hAnsi="Times New Roman" w:cs="Times New Roman"/>
+                <w:sz w:val="24"/>
+                <w:szCs w:val="24"/>
+                <w:lang w:eastAsia="en-IN"/>
+              </w:rPr>
+              <w:t>101</w:t>
+            </w:r>
+          </w:p>
+        </w:tc>
+        <w:tc>
+          <w:tcPr>
+            <w:tcW w:w="0" w:type="auto"/>
+            <w:vAlign w:val="center"/>
+            <w:hideMark/>
+          </w:tcPr>
+          <w:p>
+            <w:pPr>
+              <w:spacing w:before="100" w:beforeAutospacing="1" w:after="100" w:afterAutospacing="1" w:line="240" w:lineRule="auto"/>
+              <w:rPr>
+                <w:rFonts w:ascii="Times New Roman" w:eastAsia="Times New Roman" w:hAnsi="Times New Roman" w:cs="Times New Roman"/>
+                <w:sz w:val="24"/>
+                <w:szCs w:val="24"/>
+                <w:lang w:eastAsia="en-IN"/>
+              </w:rPr>
+            </w:pPr>
+            <w:r>
+              <w:rPr>
+                <w:rFonts w:ascii="Times New Roman" w:eastAsia="Times New Roman" w:hAnsi="Times New Roman" w:cs="Times New Roman"/>
+                <w:sz w:val="24"/>
+                <w:szCs w:val="24"/>
+                <w:lang w:eastAsia="en-IN"/>
+              </w:rPr>
+              <w:t>1</w:t>
+            </w:r>
+          </w:p>
+        </w:tc>
+      </w:tr>
+    </w:tbl>
+    <w:p>
+      <w:pPr>
+        <w:spacing w:before="100" w:beforeAutospacing="1" w:after="100" w:afterAutospacing="1" w:line="240" w:lineRule="auto"/>
+        <w:rPr>
+          <w:rFonts w:ascii="Times New Roman" w:eastAsia="Times New Roman" w:hAnsi="Times New Roman" w:cs="Times New Roman"/>
+          <w:sz w:val="24"/>
+          <w:szCs w:val="24"/>
+          <w:lang w:eastAsia="en-IN"/>
+        </w:rPr>
+      </w:pPr>
+      <w:r>
+        <w:rPr>
+          <w:rFonts w:ascii="Times New Roman" w:eastAsia="Times New Roman" w:hAnsi="Times New Roman" w:cs="Times New Roman"/>
+          <w:sz w:val="24"/>
+          <w:szCs w:val="24"/>
+          <w:lang w:eastAsia="en-IN"/>
+        </w:rPr>
+        <w:pict w14:anchorId="7BC6E56C">
+          <v:rect id="_x0000_i1097" style="width:0;height:1.5pt" o:hralign="center" o:hrstd="t" o:hr="t" fillcolor="#a0a0a0" stroked="f"/>
+        </w:pict>
+      </w:r>
+    </w:p>
+    <w:p>
+      <w:pPr>
+        <w:spacing w:before="100" w:beforeAutospacing="1" w:after="100" w:afterAutospacing="1" w:line="240" w:lineRule="auto"/>
+        <w:rPr>
+          <w:rFonts w:ascii="Times New Roman" w:eastAsia="Times New Roman" w:hAnsi="Times New Roman" w:cs="Times New Roman"/>
+          <w:b/>
+          <w:bCs/>
+          <w:sz w:val="24"/>
+          <w:szCs w:val="24"/>
+          <w:lang w:eastAsia="en-IN"/>
+        </w:rPr>
+      </w:pPr>
+      <w:r>
+        <w:rPr>
+          <w:rFonts w:ascii="Times New Roman" w:eastAsia="Times New Roman" w:hAnsi="Times New Roman" w:cs="Times New Roman"/>
+          <w:b/>
+          <w:bCs/>
+          <w:sz w:val="24"/>
+          <w:szCs w:val="24"/>
+          <w:lang w:eastAsia="en-IN"/>
+        </w:rPr>
+        <w:t>2. Duplicate the Small Table with All Salt Values</w:t>
+      </w:r>
+    </w:p>
+    <w:p>
+      <w:pPr>
+        <w:spacing w:before="100" w:beforeAutospacing="1" w:after="100" w:afterAutospacing="1" w:line="240" w:lineRule="auto"/>
+        <w:rPr>
+          <w:rFonts w:ascii="Times New Roman" w:eastAsia="Times New Roman" w:hAnsi="Times New Roman" w:cs="Times New Roman"/>
+          <w:sz w:val="24"/>
+          <w:szCs w:val="24"/>
+          <w:lang w:eastAsia="en-IN"/>
+        </w:rPr>
+      </w:pPr>
+      <w:r>
+        <w:rPr>
+          <w:rFonts w:ascii="Times New Roman" w:eastAsia="Times New Roman" w:hAnsi="Times New Roman" w:cs="Times New Roman"/>
+          <w:sz w:val="24"/>
+          <w:szCs w:val="24"/>
+          <w:lang w:eastAsia="en-IN"/>
+        </w:rPr>
+        <w:t xml:space="preserve">The small table must contain </w:t>
+      </w:r>
+      <w:r>
+        <w:rPr>
+          <w:rFonts w:ascii="Times New Roman" w:eastAsia="Times New Roman" w:hAnsi="Times New Roman" w:cs="Times New Roman"/>
+          <w:b/>
+          <w:bCs/>
+          <w:sz w:val="24"/>
+          <w:szCs w:val="24"/>
+          <w:lang w:eastAsia="en-IN"/>
+        </w:rPr>
+        <w:t>all possible salt values</w:t>
+      </w:r>
+      <w:r>
+        <w:rPr>
+          <w:rFonts w:ascii="Times New Roman" w:eastAsia="Times New Roman" w:hAnsi="Times New Roman" w:cs="Times New Roman"/>
+          <w:sz w:val="24"/>
+          <w:szCs w:val="24"/>
+          <w:lang w:eastAsia="en-IN"/>
+        </w:rPr>
+        <w:t>.</w:t>
+      </w:r>
+    </w:p>
+    <w:p>
+      <w:pPr>
+        <w:spacing w:before="100" w:beforeAutospacing="1" w:after="100" w:afterAutospacing="1" w:line="240" w:lineRule="auto"/>
+        <w:rPr>
+          <w:rFonts w:ascii="Times New Roman" w:eastAsia="Times New Roman" w:hAnsi="Times New Roman" w:cs="Times New Roman"/>
+          <w:sz w:val="24"/>
+          <w:szCs w:val="24"/>
+          <w:lang w:eastAsia="en-IN"/>
+        </w:rPr>
+      </w:pPr>
+      <w:r>
+        <w:rPr>
+          <w:rFonts w:ascii="Times New Roman" w:eastAsia="Times New Roman" w:hAnsi="Times New Roman" w:cs="Times New Roman"/>
+          <w:sz w:val="24"/>
+          <w:szCs w:val="24"/>
+          <w:lang w:eastAsia="en-IN"/>
+        </w:rPr>
+        <w:t>SELECT c.*, s.salt</w:t>
+      </w:r>
+      <w:r>
+        <w:rPr>
+          <w:rFonts w:ascii="Times New Roman" w:eastAsia="Times New Roman" w:hAnsi="Times New Roman" w:cs="Times New Roman"/>
+          <w:sz w:val="24"/>
+          <w:szCs w:val="24"/>
+          <w:lang w:eastAsia="en-IN"/>
+        </w:rPr>
+        <w:br/>
+        <w:t>FROM customers c</w:t>
+      </w:r>
+      <w:r>
+        <w:rPr>
+          <w:rFonts w:ascii="Times New Roman" w:eastAsia="Times New Roman" w:hAnsi="Times New Roman" w:cs="Times New Roman"/>
+          <w:sz w:val="24"/>
+          <w:szCs w:val="24"/>
+          <w:lang w:eastAsia="en-IN"/>
+        </w:rPr>
+        <w:br/>
+        <w:t>CROSS JOIN (</w:t>
+      </w:r>
+      <w:r>
+        <w:rPr>
+          <w:rFonts w:ascii="Times New Roman" w:eastAsia="Times New Roman" w:hAnsi="Times New Roman" w:cs="Times New Roman"/>
+          <w:sz w:val="24"/>
+          <w:szCs w:val="24"/>
+          <w:lang w:eastAsia="en-IN"/>
+        </w:rPr>
+        <w:br/>
+        <w:t xml:space="preserve">    SELECT 0 AS salt UNION ALL</w:t>
+      </w:r>
+      <w:r>
+        <w:rPr>
+          <w:rFonts w:ascii="Times New Roman" w:eastAsia="Times New Roman" w:hAnsi="Times New Roman" w:cs="Times New Roman"/>
+          <w:sz w:val="24"/>
+          <w:szCs w:val="24"/>
+          <w:lang w:eastAsia="en-IN"/>
+        </w:rPr>
+        <w:br/>
+        <w:t xml:space="preserve">    SELECT 1 UNION ALL</w:t>
+      </w:r>
+      <w:r>
+        <w:rPr>
+          <w:rFonts w:ascii="Times New Roman" w:eastAsia="Times New Roman" w:hAnsi="Times New Roman" w:cs="Times New Roman"/>
+          <w:sz w:val="24"/>
+          <w:szCs w:val="24"/>
+          <w:lang w:eastAsia="en-IN"/>
+        </w:rPr>
+        <w:br/>
+        <w:t xml:space="preserve">    SELECT 2 UNION ALL</w:t>
+      </w:r>
+      <w:r>
+        <w:rPr>
+          <w:rFonts w:ascii="Times New Roman" w:eastAsia="Times New Roman" w:hAnsi="Times New Roman" w:cs="Times New Roman"/>
+          <w:sz w:val="24"/>
+          <w:szCs w:val="24"/>
+          <w:lang w:eastAsia="en-IN"/>
+        </w:rPr>
+        <w:br/>
+        <w:t xml:space="preserve">    SELECT 3 UNION ALL</w:t>
+      </w:r>
+      <w:r>
+        <w:rPr>
+          <w:rFonts w:ascii="Times New Roman" w:eastAsia="Times New Roman" w:hAnsi="Times New Roman" w:cs="Times New Roman"/>
+          <w:sz w:val="24"/>
+          <w:szCs w:val="24"/>
+          <w:lang w:eastAsia="en-IN"/>
+        </w:rPr>
+        <w:br/>
+        <w:t xml:space="preserve">    SELECT 4</w:t>
+      </w:r>
+      <w:r>
+        <w:rPr>
+          <w:rFonts w:ascii="Times New Roman" w:eastAsia="Times New Roman" w:hAnsi="Times New Roman" w:cs="Times New Roman"/>
+          <w:sz w:val="24"/>
+          <w:szCs w:val="24"/>
+          <w:lang w:eastAsia="en-IN"/>
+        </w:rPr>
+        <w:br/>
+        <w:t>) s;</w:t>
+      </w:r>
+    </w:p>
+    <w:p>
+      <w:pPr>
+        <w:spacing w:before="100" w:beforeAutospacing="1" w:after="100" w:afterAutospacing="1" w:line="240" w:lineRule="auto"/>
+        <w:rPr>
+          <w:rFonts w:ascii="Times New Roman" w:eastAsia="Times New Roman" w:hAnsi="Times New Roman" w:cs="Times New Roman"/>
+          <w:sz w:val="24"/>
+          <w:szCs w:val="24"/>
+          <w:lang w:eastAsia="en-IN"/>
+        </w:rPr>
+      </w:pPr>
+      <w:r>
+        <w:rPr>
+          <w:rFonts w:ascii="Times New Roman" w:eastAsia="Times New Roman" w:hAnsi="Times New Roman" w:cs="Times New Roman"/>
+          <w:sz w:val="24"/>
+          <w:szCs w:val="24"/>
+          <w:lang w:eastAsia="en-IN"/>
+        </w:rPr>
+        <w:t>Explanation:</w:t>
+      </w:r>
+    </w:p>
+    <w:p>
+      <w:pPr>
+        <w:numPr>
+          <w:ilvl w:val="0"/>
+          <w:numId w:val="8"/>
+        </w:numPr>
+        <w:spacing w:before="100" w:beforeAutospacing="1" w:after="100" w:afterAutospacing="1" w:line="240" w:lineRule="auto"/>
+        <w:rPr>
+          <w:rFonts w:ascii="Times New Roman" w:eastAsia="Times New Roman" w:hAnsi="Times New Roman" w:cs="Times New Roman"/>
+          <w:sz w:val="24"/>
+          <w:szCs w:val="24"/>
+          <w:lang w:eastAsia="en-IN"/>
+        </w:rPr>
+      </w:pPr>
+      <w:r>
+        <w:rPr>
+          <w:rFonts w:ascii="Times New Roman" w:eastAsia="Times New Roman" w:hAnsi="Times New Roman" w:cs="Times New Roman"/>
+          <w:sz w:val="24"/>
+          <w:szCs w:val="24"/>
+          <w:lang w:eastAsia="en-IN"/>
+        </w:rPr>
+        <w:t xml:space="preserve">Each customer row is duplicated </w:t>
+      </w:r>
+      <w:r>
+        <w:rPr>
+          <w:rFonts w:ascii="Times New Roman" w:eastAsia="Times New Roman" w:hAnsi="Times New Roman" w:cs="Times New Roman"/>
+          <w:b/>
+          <w:bCs/>
+          <w:sz w:val="24"/>
+          <w:szCs w:val="24"/>
+          <w:lang w:eastAsia="en-IN"/>
+        </w:rPr>
+        <w:t>5 times</w:t>
+      </w:r>
+    </w:p>
+    <w:p>
+      <w:pPr>
+        <w:numPr>
+          <w:ilvl w:val="0"/>
+          <w:numId w:val="8"/>
+        </w:numPr>
+        <w:spacing w:before="100" w:beforeAutospacing="1" w:after="100" w:afterAutospacing="1" w:line="240" w:lineRule="auto"/>
+        <w:rPr>
+          <w:rFonts w:ascii="Times New Roman" w:eastAsia="Times New Roman" w:hAnsi="Times New Roman" w:cs="Times New Roman"/>
+          <w:sz w:val="24"/>
+          <w:szCs w:val="24"/>
+          <w:lang w:eastAsia="en-IN"/>
+        </w:rPr>
+      </w:pPr>
+      <w:r>
+        <w:rPr>
+          <w:rFonts w:ascii="Times New Roman" w:eastAsia="Times New Roman" w:hAnsi="Times New Roman" w:cs="Times New Roman"/>
+          <w:sz w:val="24"/>
+          <w:szCs w:val="24"/>
+          <w:lang w:eastAsia="en-IN"/>
+        </w:rPr>
+        <w:t>Each copy has a different salt.</w:t>
+      </w:r>
+    </w:p>
+    <w:p>
+      <w:pPr>
+        <w:spacing w:before="100" w:beforeAutospacing="1" w:after="100" w:afterAutospacing="1" w:line="240" w:lineRule="auto"/>
+        <w:rPr>
+          <w:rFonts w:ascii="Times New Roman" w:eastAsia="Times New Roman" w:hAnsi="Times New Roman" w:cs="Times New Roman"/>
+          <w:sz w:val="24"/>
+          <w:szCs w:val="24"/>
+          <w:lang w:eastAsia="en-IN"/>
+        </w:rPr>
+      </w:pPr>
+      <w:r>
+        <w:rPr>
+          <w:rFonts w:ascii="Times New Roman" w:eastAsia="Times New Roman" w:hAnsi="Times New Roman" w:cs="Times New Roman"/>
+          <w:sz w:val="24"/>
+          <w:szCs w:val="24"/>
+          <w:lang w:eastAsia="en-IN"/>
+        </w:rPr>
+        <w:t>Example:</w:t>
+      </w:r>
+    </w:p>
+    <w:tbl>
+      <w:tblPr>
+        <w:tblW w:w="0" w:type="auto"/>
+        <w:tblCellSpacing w:w="15" w:type="dxa"/>
+        <w:tblCellMar>
+          <w:top w:w="15" w:type="dxa"/>
+          <w:left w:w="15" w:type="dxa"/>
+          <w:bottom w:w="15" w:type="dxa"/>
+          <w:right w:w="15" w:type="dxa"/>
+        </w:tblCellMar>
+        <w:tblLook w:val="04A0" w:firstRow="1" w:lastRow="0" w:firstColumn="1" w:lastColumn="0" w:noHBand="0" w:noVBand="1"/>
+      </w:tblPr>
+      <w:tblGrid>
+        <w:gridCol w:w="1342"/>
+        <w:gridCol w:w="620"/>
+        <w:gridCol w:w="435"/>
+      </w:tblGrid>
+      <w:tr>
+        <w:trPr>
+          <w:tblHeader/>
+          <w:tblCellSpacing w:w="15" w:type="dxa"/>
+        </w:trPr>
+        <w:tc>
+          <w:tcPr>
+            <w:tcW w:w="0" w:type="auto"/>
+            <w:vAlign w:val="center"/>
+            <w:hideMark/>
+          </w:tcPr>
+          <w:p>
+            <w:pPr>
+              <w:spacing w:before="100" w:beforeAutospacing="1" w:after="100" w:afterAutospacing="1" w:line="240" w:lineRule="auto"/>
+              <w:rPr>
+                <w:rFonts w:ascii="Times New Roman" w:eastAsia="Times New Roman" w:hAnsi="Times New Roman" w:cs="Times New Roman"/>
+                <w:b/>
+                <w:bCs/>
+                <w:sz w:val="24"/>
+                <w:szCs w:val="24"/>
+                <w:lang w:eastAsia="en-IN"/>
+              </w:rPr>
+            </w:pPr>
+            <w:r>
+              <w:rPr>
+                <w:rFonts w:ascii="Times New Roman" w:eastAsia="Times New Roman" w:hAnsi="Times New Roman" w:cs="Times New Roman"/>
+                <w:b/>
+                <w:bCs/>
+                <w:sz w:val="24"/>
+                <w:szCs w:val="24"/>
+                <w:lang w:eastAsia="en-IN"/>
+              </w:rPr>
+              <w:t>customer_id</w:t>
+            </w:r>
+          </w:p>
+        </w:tc>
+        <w:tc>
+          <w:tcPr>
+            <w:tcW w:w="0" w:type="auto"/>
+            <w:vAlign w:val="center"/>
+            <w:hideMark/>
+          </w:tcPr>
+          <w:p>
+            <w:pPr>
+              <w:spacing w:before="100" w:beforeAutospacing="1" w:after="100" w:afterAutospacing="1" w:line="240" w:lineRule="auto"/>
+              <w:rPr>
+                <w:rFonts w:ascii="Times New Roman" w:eastAsia="Times New Roman" w:hAnsi="Times New Roman" w:cs="Times New Roman"/>
+                <w:b/>
+                <w:bCs/>
+                <w:sz w:val="24"/>
+                <w:szCs w:val="24"/>
+                <w:lang w:eastAsia="en-IN"/>
+              </w:rPr>
+            </w:pPr>
+            <w:r>
+              <w:rPr>
+                <w:rFonts w:ascii="Times New Roman" w:eastAsia="Times New Roman" w:hAnsi="Times New Roman" w:cs="Times New Roman"/>
+                <w:b/>
+                <w:bCs/>
+                <w:sz w:val="24"/>
+                <w:szCs w:val="24"/>
+                <w:lang w:eastAsia="en-IN"/>
+              </w:rPr>
+              <w:t>name</w:t>
+            </w:r>
+          </w:p>
+        </w:tc>
+        <w:tc>
+          <w:tcPr>
+            <w:tcW w:w="0" w:type="auto"/>
+            <w:vAlign w:val="center"/>
+            <w:hideMark/>
+          </w:tcPr>
+          <w:p>
+            <w:pPr>
+              <w:spacing w:before="100" w:beforeAutospacing="1" w:after="100" w:afterAutospacing="1" w:line="240" w:lineRule="auto"/>
+              <w:rPr>
+                <w:rFonts w:ascii="Times New Roman" w:eastAsia="Times New Roman" w:hAnsi="Times New Roman" w:cs="Times New Roman"/>
+                <w:b/>
+                <w:bCs/>
+                <w:sz w:val="24"/>
+                <w:szCs w:val="24"/>
+                <w:lang w:eastAsia="en-IN"/>
+              </w:rPr>
+            </w:pPr>
+            <w:r>
+              <w:rPr>
+                <w:rFonts w:ascii="Times New Roman" w:eastAsia="Times New Roman" w:hAnsi="Times New Roman" w:cs="Times New Roman"/>
+                <w:b/>
+                <w:bCs/>
+                <w:sz w:val="24"/>
+                <w:szCs w:val="24"/>
+                <w:lang w:eastAsia="en-IN"/>
+              </w:rPr>
+              <w:t>salt</w:t>
+            </w:r>
+          </w:p>
+        </w:tc>
+      </w:tr>
+      <w:tr>
+        <w:trPr>
+          <w:tblCellSpacing w:w="15" w:type="dxa"/>
+        </w:trPr>
+        <w:tc>
+          <w:tcPr>
+            <w:tcW w:w="0" w:type="auto"/>
+            <w:vAlign w:val="center"/>
+            <w:hideMark/>
+          </w:tcPr>
+          <w:p>
+            <w:pPr>
+              <w:spacing w:before="100" w:beforeAutospacing="1" w:after="100" w:afterAutospacing="1" w:line="240" w:lineRule="auto"/>
+              <w:rPr>
+                <w:rFonts w:ascii="Times New Roman" w:eastAsia="Times New Roman" w:hAnsi="Times New Roman" w:cs="Times New Roman"/>
+                <w:sz w:val="24"/>
+                <w:szCs w:val="24"/>
+                <w:lang w:eastAsia="en-IN"/>
+              </w:rPr>
+            </w:pPr>
+            <w:r>
+              <w:rPr>
+                <w:rFonts w:ascii="Times New Roman" w:eastAsia="Times New Roman" w:hAnsi="Times New Roman" w:cs="Times New Roman"/>
+                <w:sz w:val="24"/>
+                <w:szCs w:val="24"/>
+                <w:lang w:eastAsia="en-IN"/>
+              </w:rPr>
+              <w:t>101</w:t>
+            </w:r>
+          </w:p>
+        </w:tc>
+        <w:tc>
+          <w:tcPr>
+            <w:tcW w:w="0" w:type="auto"/>
+            <w:vAlign w:val="center"/>
+            <w:hideMark/>
+          </w:tcPr>
+          <w:p>
+            <w:pPr>
+              <w:spacing w:before="100" w:beforeAutospacing="1" w:after="100" w:afterAutospacing="1" w:line="240" w:lineRule="auto"/>
+              <w:rPr>
+                <w:rFonts w:ascii="Times New Roman" w:eastAsia="Times New Roman" w:hAnsi="Times New Roman" w:cs="Times New Roman"/>
+                <w:sz w:val="24"/>
+                <w:szCs w:val="24"/>
+                <w:lang w:eastAsia="en-IN"/>
+              </w:rPr>
+            </w:pPr>
+            <w:r>
+              <w:rPr>
+                <w:rFonts w:ascii="Times New Roman" w:eastAsia="Times New Roman" w:hAnsi="Times New Roman" w:cs="Times New Roman"/>
+                <w:sz w:val="24"/>
+                <w:szCs w:val="24"/>
+                <w:lang w:eastAsia="en-IN"/>
+              </w:rPr>
+              <w:t>Ram</w:t>
+            </w:r>
+          </w:p>
+        </w:tc>
+        <w:tc>
+          <w:tcPr>
+            <w:tcW w:w="0" w:type="auto"/>
+            <w:vAlign w:val="center"/>
+            <w:hideMark/>
+          </w:tcPr>
+          <w:p>
+            <w:pPr>
+              <w:spacing w:before="100" w:beforeAutospacing="1" w:after="100" w:afterAutospacing="1" w:line="240" w:lineRule="auto"/>
+              <w:rPr>
+                <w:rFonts w:ascii="Times New Roman" w:eastAsia="Times New Roman" w:hAnsi="Times New Roman" w:cs="Times New Roman"/>
+                <w:sz w:val="24"/>
+                <w:szCs w:val="24"/>
+                <w:lang w:eastAsia="en-IN"/>
+              </w:rPr>
+            </w:pPr>
+            <w:r>
+              <w:rPr>
+                <w:rFonts w:ascii="Times New Roman" w:eastAsia="Times New Roman" w:hAnsi="Times New Roman" w:cs="Times New Roman"/>
+                <w:sz w:val="24"/>
+                <w:szCs w:val="24"/>
+                <w:lang w:eastAsia="en-IN"/>
+              </w:rPr>
+              <w:t>0</w:t>
+            </w:r>
+          </w:p>
+        </w:tc>
+      </w:tr>
+      <w:tr>
+        <w:trPr>
+          <w:tblCellSpacing w:w="15" w:type="dxa"/>
+        </w:trPr>
+        <w:tc>
+          <w:tcPr>
+            <w:tcW w:w="0" w:type="auto"/>
+            <w:vAlign w:val="center"/>
+            <w:hideMark/>
+          </w:tcPr>
+          <w:p>
+            <w:pPr>
+              <w:spacing w:before="100" w:beforeAutospacing="1" w:after="100" w:afterAutospacing="1" w:line="240" w:lineRule="auto"/>
+              <w:rPr>
+                <w:rFonts w:ascii="Times New Roman" w:eastAsia="Times New Roman" w:hAnsi="Times New Roman" w:cs="Times New Roman"/>
+                <w:sz w:val="24"/>
+                <w:szCs w:val="24"/>
+                <w:lang w:eastAsia="en-IN"/>
+              </w:rPr>
+            </w:pPr>
+            <w:r>
+              <w:rPr>
+                <w:rFonts w:ascii="Times New Roman" w:eastAsia="Times New Roman" w:hAnsi="Times New Roman" w:cs="Times New Roman"/>
+                <w:sz w:val="24"/>
+                <w:szCs w:val="24"/>
+                <w:lang w:eastAsia="en-IN"/>
+              </w:rPr>
+              <w:t>101</w:t>
+            </w:r>
+          </w:p>
+        </w:tc>
+        <w:tc>
+          <w:tcPr>
+            <w:tcW w:w="0" w:type="auto"/>
+            <w:vAlign w:val="center"/>
+            <w:hideMark/>
+          </w:tcPr>
+          <w:p>
+            <w:pPr>
+              <w:spacing w:before="100" w:beforeAutospacing="1" w:after="100" w:afterAutospacing="1" w:line="240" w:lineRule="auto"/>
+              <w:rPr>
+                <w:rFonts w:ascii="Times New Roman" w:eastAsia="Times New Roman" w:hAnsi="Times New Roman" w:cs="Times New Roman"/>
+                <w:sz w:val="24"/>
+                <w:szCs w:val="24"/>
+                <w:lang w:eastAsia="en-IN"/>
+              </w:rPr>
+            </w:pPr>
+            <w:r>
+              <w:rPr>
+                <w:rFonts w:ascii="Times New Roman" w:eastAsia="Times New Roman" w:hAnsi="Times New Roman" w:cs="Times New Roman"/>
+                <w:sz w:val="24"/>
+                <w:szCs w:val="24"/>
+                <w:lang w:eastAsia="en-IN"/>
+              </w:rPr>
+              <w:t>Ram</w:t>
+            </w:r>
+          </w:p>
+        </w:tc>
+        <w:tc>
+          <w:tcPr>
+            <w:tcW w:w="0" w:type="auto"/>
+            <w:vAlign w:val="center"/>
+            <w:hideMark/>
+          </w:tcPr>
+          <w:p>
+            <w:pPr>
+              <w:spacing w:before="100" w:beforeAutospacing="1" w:after="100" w:afterAutospacing="1" w:line="240" w:lineRule="auto"/>
+              <w:rPr>
+                <w:rFonts w:ascii="Times New Roman" w:eastAsia="Times New Roman" w:hAnsi="Times New Roman" w:cs="Times New Roman"/>
+                <w:sz w:val="24"/>
+                <w:szCs w:val="24"/>
+                <w:lang w:eastAsia="en-IN"/>
+              </w:rPr>
+            </w:pPr>
+            <w:r>
+              <w:rPr>
+                <w:rFonts w:ascii="Times New Roman" w:eastAsia="Times New Roman" w:hAnsi="Times New Roman" w:cs="Times New Roman"/>
+                <w:sz w:val="24"/>
+                <w:szCs w:val="24"/>
+                <w:lang w:eastAsia="en-IN"/>
+              </w:rPr>
+              <w:t>1</w:t>
+            </w:r>
+          </w:p>
+        </w:tc>
+      </w:tr>
+      <w:tr>
+        <w:trPr>
+          <w:tblCellSpacing w:w="15" w:type="dxa"/>
+        </w:trPr>
+        <w:tc>
+          <w:tcPr>
+            <w:tcW w:w="0" w:type="auto"/>
+            <w:vAlign w:val="center"/>
+            <w:hideMark/>
+          </w:tcPr>
+          <w:p>
+            <w:pPr>
+              <w:spacing w:before="100" w:beforeAutospacing="1" w:after="100" w:afterAutospacing="1" w:line="240" w:lineRule="auto"/>
+              <w:rPr>
+                <w:rFonts w:ascii="Times New Roman" w:eastAsia="Times New Roman" w:hAnsi="Times New Roman" w:cs="Times New Roman"/>
+                <w:sz w:val="24"/>
+                <w:szCs w:val="24"/>
+                <w:lang w:eastAsia="en-IN"/>
+              </w:rPr>
+            </w:pPr>
+            <w:r>
+              <w:rPr>
+                <w:rFonts w:ascii="Times New Roman" w:eastAsia="Times New Roman" w:hAnsi="Times New Roman" w:cs="Times New Roman"/>
+                <w:sz w:val="24"/>
+                <w:szCs w:val="24"/>
+                <w:lang w:eastAsia="en-IN"/>
+              </w:rPr>
+              <w:t>101</w:t>
+            </w:r>
+          </w:p>
+        </w:tc>
+        <w:tc>
+          <w:tcPr>
+            <w:tcW w:w="0" w:type="auto"/>
+            <w:vAlign w:val="center"/>
+            <w:hideMark/>
+          </w:tcPr>
+          <w:p>
+            <w:pPr>
+              <w:spacing w:before="100" w:beforeAutospacing="1" w:after="100" w:afterAutospacing="1" w:line="240" w:lineRule="auto"/>
+              <w:rPr>
+                <w:rFonts w:ascii="Times New Roman" w:eastAsia="Times New Roman" w:hAnsi="Times New Roman" w:cs="Times New Roman"/>
+                <w:sz w:val="24"/>
+                <w:szCs w:val="24"/>
+                <w:lang w:eastAsia="en-IN"/>
+              </w:rPr>
+            </w:pPr>
+            <w:r>
+              <w:rPr>
+                <w:rFonts w:ascii="Times New Roman" w:eastAsia="Times New Roman" w:hAnsi="Times New Roman" w:cs="Times New Roman"/>
+                <w:sz w:val="24"/>
+                <w:szCs w:val="24"/>
+                <w:lang w:eastAsia="en-IN"/>
+              </w:rPr>
+              <w:t>Ram</w:t>
+            </w:r>
+          </w:p>
+        </w:tc>
+        <w:tc>
+          <w:tcPr>
+            <w:tcW w:w="0" w:type="auto"/>
+            <w:vAlign w:val="center"/>
+            <w:hideMark/>
+          </w:tcPr>
+          <w:p>
+            <w:pPr>
+              <w:spacing w:before="100" w:beforeAutospacing="1" w:after="100" w:afterAutospacing="1" w:line="240" w:lineRule="auto"/>
+              <w:rPr>
+                <w:rFonts w:ascii="Times New Roman" w:eastAsia="Times New Roman" w:hAnsi="Times New Roman" w:cs="Times New Roman"/>
+                <w:sz w:val="24"/>
+                <w:szCs w:val="24"/>
+                <w:lang w:eastAsia="en-IN"/>
+              </w:rPr>
+            </w:pPr>
+            <w:r>
+              <w:rPr>
+                <w:rFonts w:ascii="Times New Roman" w:eastAsia="Times New Roman" w:hAnsi="Times New Roman" w:cs="Times New Roman"/>
+                <w:sz w:val="24"/>
+                <w:szCs w:val="24"/>
+                <w:lang w:eastAsia="en-IN"/>
+              </w:rPr>
+              <w:t>2</w:t>
+            </w:r>
+          </w:p>
+        </w:tc>
+      </w:tr>
+      <w:tr>
+        <w:trPr>
+          <w:tblCellSpacing w:w="15" w:type="dxa"/>
+        </w:trPr>
+        <w:tc>
+          <w:tcPr>
+            <w:tcW w:w="0" w:type="auto"/>
+            <w:vAlign w:val="center"/>
+            <w:hideMark/>
+          </w:tcPr>
+          <w:p>
+            <w:pPr>
+              <w:spacing w:before="100" w:beforeAutospacing="1" w:after="100" w:afterAutospacing="1" w:line="240" w:lineRule="auto"/>
+              <w:rPr>
+                <w:rFonts w:ascii="Times New Roman" w:eastAsia="Times New Roman" w:hAnsi="Times New Roman" w:cs="Times New Roman"/>
+                <w:sz w:val="24"/>
+                <w:szCs w:val="24"/>
+                <w:lang w:eastAsia="en-IN"/>
+              </w:rPr>
+            </w:pPr>
+            <w:r>
+              <w:rPr>
+                <w:rFonts w:ascii="Times New Roman" w:eastAsia="Times New Roman" w:hAnsi="Times New Roman" w:cs="Times New Roman"/>
+                <w:sz w:val="24"/>
+                <w:szCs w:val="24"/>
+                <w:lang w:eastAsia="en-IN"/>
+              </w:rPr>
+              <w:t>101</w:t>
+            </w:r>
+          </w:p>
+        </w:tc>
+        <w:tc>
+          <w:tcPr>
+            <w:tcW w:w="0" w:type="auto"/>
+            <w:vAlign w:val="center"/>
+            <w:hideMark/>
+          </w:tcPr>
+          <w:p>
+            <w:pPr>
+              <w:spacing w:before="100" w:beforeAutospacing="1" w:after="100" w:afterAutospacing="1" w:line="240" w:lineRule="auto"/>
+              <w:rPr>
+                <w:rFonts w:ascii="Times New Roman" w:eastAsia="Times New Roman" w:hAnsi="Times New Roman" w:cs="Times New Roman"/>
+                <w:sz w:val="24"/>
+                <w:szCs w:val="24"/>
+                <w:lang w:eastAsia="en-IN"/>
+              </w:rPr>
+            </w:pPr>
+            <w:r>
+              <w:rPr>
+                <w:rFonts w:ascii="Times New Roman" w:eastAsia="Times New Roman" w:hAnsi="Times New Roman" w:cs="Times New Roman"/>
+                <w:sz w:val="24"/>
+                <w:szCs w:val="24"/>
+                <w:lang w:eastAsia="en-IN"/>
+              </w:rPr>
+              <w:t>Ram</w:t>
+            </w:r>
+          </w:p>
+        </w:tc>
+        <w:tc>
+          <w:tcPr>
+            <w:tcW w:w="0" w:type="auto"/>
+            <w:vAlign w:val="center"/>
+            <w:hideMark/>
+          </w:tcPr>
+          <w:p>
+            <w:pPr>
+              <w:spacing w:before="100" w:beforeAutospacing="1" w:after="100" w:afterAutospacing="1" w:line="240" w:lineRule="auto"/>
+              <w:rPr>
+                <w:rFonts w:ascii="Times New Roman" w:eastAsia="Times New Roman" w:hAnsi="Times New Roman" w:cs="Times New Roman"/>
+                <w:sz w:val="24"/>
+                <w:szCs w:val="24"/>
+                <w:lang w:eastAsia="en-IN"/>
+              </w:rPr>
+            </w:pPr>
+            <w:r>
+              <w:rPr>
+                <w:rFonts w:ascii="Times New Roman" w:eastAsia="Times New Roman" w:hAnsi="Times New Roman" w:cs="Times New Roman"/>
+                <w:sz w:val="24"/>
+                <w:szCs w:val="24"/>
+                <w:lang w:eastAsia="en-IN"/>
+              </w:rPr>
+              <w:t>3</w:t>
+            </w:r>
+          </w:p>
+        </w:tc>
+      </w:tr>
+      <w:tr>
+        <w:trPr>
+          <w:tblCellSpacing w:w="15" w:type="dxa"/>
+        </w:trPr>
+        <w:tc>
+          <w:tcPr>
+            <w:tcW w:w="0" w:type="auto"/>
+            <w:vAlign w:val="center"/>
+            <w:hideMark/>
+          </w:tcPr>
+          <w:p>
+            <w:pPr>
+              <w:spacing w:before="100" w:beforeAutospacing="1" w:after="100" w:afterAutospacing="1" w:line="240" w:lineRule="auto"/>
+              <w:rPr>
+                <w:rFonts w:ascii="Times New Roman" w:eastAsia="Times New Roman" w:hAnsi="Times New Roman" w:cs="Times New Roman"/>
+                <w:sz w:val="24"/>
+                <w:szCs w:val="24"/>
+                <w:lang w:eastAsia="en-IN"/>
+              </w:rPr>
+            </w:pPr>
+            <w:r>
+              <w:rPr>
+                <w:rFonts w:ascii="Times New Roman" w:eastAsia="Times New Roman" w:hAnsi="Times New Roman" w:cs="Times New Roman"/>
+                <w:sz w:val="24"/>
+                <w:szCs w:val="24"/>
+                <w:lang w:eastAsia="en-IN"/>
+              </w:rPr>
+              <w:t>101</w:t>
+            </w:r>
+          </w:p>
+        </w:tc>
+        <w:tc>
+          <w:tcPr>
+            <w:tcW w:w="0" w:type="auto"/>
+            <w:vAlign w:val="center"/>
+            <w:hideMark/>
+          </w:tcPr>
+          <w:p>
+            <w:pPr>
+              <w:spacing w:before="100" w:beforeAutospacing="1" w:after="100" w:afterAutospacing="1" w:line="240" w:lineRule="auto"/>
+              <w:rPr>
+                <w:rFonts w:ascii="Times New Roman" w:eastAsia="Times New Roman" w:hAnsi="Times New Roman" w:cs="Times New Roman"/>
+                <w:sz w:val="24"/>
+                <w:szCs w:val="24"/>
+                <w:lang w:eastAsia="en-IN"/>
+              </w:rPr>
+            </w:pPr>
+            <w:r>
+              <w:rPr>
+                <w:rFonts w:ascii="Times New Roman" w:eastAsia="Times New Roman" w:hAnsi="Times New Roman" w:cs="Times New Roman"/>
+                <w:sz w:val="24"/>
+                <w:szCs w:val="24"/>
+                <w:lang w:eastAsia="en-IN"/>
+              </w:rPr>
+              <w:t>Ram</w:t>
+            </w:r>
+          </w:p>
+        </w:tc>
+        <w:tc>
+          <w:tcPr>
+            <w:tcW w:w="0" w:type="auto"/>
+            <w:vAlign w:val="center"/>
+            <w:hideMark/>
+          </w:tcPr>
+          <w:p>
+            <w:pPr>
+              <w:spacing w:before="100" w:beforeAutospacing="1" w:after="100" w:afterAutospacing="1" w:line="240" w:lineRule="auto"/>
+              <w:rPr>
+                <w:rFonts w:ascii="Times New Roman" w:eastAsia="Times New Roman" w:hAnsi="Times New Roman" w:cs="Times New Roman"/>
+                <w:sz w:val="24"/>
+                <w:szCs w:val="24"/>
+                <w:lang w:eastAsia="en-IN"/>
+              </w:rPr>
+            </w:pPr>
+            <w:r>
+              <w:rPr>
+                <w:rFonts w:ascii="Times New Roman" w:eastAsia="Times New Roman" w:hAnsi="Times New Roman" w:cs="Times New Roman"/>
+                <w:sz w:val="24"/>
+                <w:szCs w:val="24"/>
+                <w:lang w:eastAsia="en-IN"/>
+              </w:rPr>
+              <w:t>4</w:t>
+            </w:r>
+          </w:p>
+        </w:tc>
+      </w:tr>
+    </w:tbl>
+    <w:p>
+      <w:pPr>
+        <w:spacing w:before="100" w:beforeAutospacing="1" w:after="100" w:afterAutospacing="1" w:line="240" w:lineRule="auto"/>
+        <w:rPr>
+          <w:rFonts w:ascii="Times New Roman" w:eastAsia="Times New Roman" w:hAnsi="Times New Roman" w:cs="Times New Roman"/>
+          <w:sz w:val="24"/>
+          <w:szCs w:val="24"/>
+          <w:lang w:eastAsia="en-IN"/>
+        </w:rPr>
+      </w:pPr>
+      <w:r>
+        <w:rPr>
+          <w:rFonts w:ascii="Times New Roman" w:eastAsia="Times New Roman" w:hAnsi="Times New Roman" w:cs="Times New Roman"/>
+          <w:sz w:val="24"/>
+          <w:szCs w:val="24"/>
+          <w:lang w:eastAsia="en-IN"/>
+        </w:rPr>
+        <w:pict w14:anchorId="185C617D">
+          <v:rect id="_x0000_i1098" style="width:0;height:1.5pt" o:hralign="center" o:hrstd="t" o:hr="t" fillcolor="#a0a0a0" stroked="f"/>
+        </w:pict>
+      </w:r>
+    </w:p>
+    <w:p>
+      <w:pPr>
+        <w:spacing w:before="100" w:beforeAutospacing="1" w:after="100" w:afterAutospacing="1" w:line="240" w:lineRule="auto"/>
+        <w:rPr>
+          <w:rFonts w:ascii="Times New Roman" w:eastAsia="Times New Roman" w:hAnsi="Times New Roman" w:cs="Times New Roman"/>
+          <w:b/>
+          <w:bCs/>
+          <w:sz w:val="24"/>
+          <w:szCs w:val="24"/>
+          <w:lang w:eastAsia="en-IN"/>
+        </w:rPr>
+      </w:pPr>
+      <w:r>
+        <w:rPr>
+          <w:rFonts w:ascii="Times New Roman" w:eastAsia="Times New Roman" w:hAnsi="Times New Roman" w:cs="Times New Roman"/>
+          <w:b/>
+          <w:bCs/>
+          <w:sz w:val="24"/>
+          <w:szCs w:val="24"/>
+          <w:lang w:eastAsia="en-IN"/>
+        </w:rPr>
+        <w:t>3. Join Using Salt</w:t>
+      </w:r>
+    </w:p>
+    <w:p>
+      <w:pPr>
+        <w:spacing w:before="100" w:beforeAutospacing="1" w:after="100" w:afterAutospacing="1" w:line="240" w:lineRule="auto"/>
+        <w:rPr>
+          <w:rFonts w:ascii="Times New Roman" w:eastAsia="Times New Roman" w:hAnsi="Times New Roman" w:cs="Times New Roman"/>
+          <w:sz w:val="24"/>
+          <w:szCs w:val="24"/>
+          <w:lang w:eastAsia="en-IN"/>
+        </w:rPr>
+      </w:pPr>
+      <w:r>
+        <w:rPr>
+          <w:rFonts w:ascii="Times New Roman" w:eastAsia="Times New Roman" w:hAnsi="Times New Roman" w:cs="Times New Roman"/>
+          <w:sz w:val="24"/>
+          <w:szCs w:val="24"/>
+          <w:lang w:eastAsia="en-IN"/>
+        </w:rPr>
+        <w:t xml:space="preserve">Join using both </w:t>
+      </w:r>
+      <w:r>
+        <w:rPr>
+          <w:rFonts w:ascii="Times New Roman" w:eastAsia="Times New Roman" w:hAnsi="Times New Roman" w:cs="Times New Roman"/>
+          <w:b/>
+          <w:bCs/>
+          <w:sz w:val="24"/>
+          <w:szCs w:val="24"/>
+          <w:lang w:eastAsia="en-IN"/>
+        </w:rPr>
+        <w:t>key + salt</w:t>
+      </w:r>
+      <w:r>
+        <w:rPr>
+          <w:rFonts w:ascii="Times New Roman" w:eastAsia="Times New Roman" w:hAnsi="Times New Roman" w:cs="Times New Roman"/>
+          <w:sz w:val="24"/>
+          <w:szCs w:val="24"/>
+          <w:lang w:eastAsia="en-IN"/>
+        </w:rPr>
+        <w:t>.</w:t>
+      </w:r>
+    </w:p>
+    <w:p>
+      <w:pPr>
+        <w:spacing w:before="100" w:beforeAutospacing="1" w:after="100" w:afterAutospacing="1" w:line="240" w:lineRule="auto"/>
+        <w:rPr>
+          <w:rFonts w:ascii="Times New Roman" w:eastAsia="Times New Roman" w:hAnsi="Times New Roman" w:cs="Times New Roman"/>
+          <w:sz w:val="24"/>
+          <w:szCs w:val="24"/>
+          <w:lang w:eastAsia="en-IN"/>
+        </w:rPr>
+      </w:pPr>
+      <w:r>
+        <w:rPr>
+          <w:rFonts w:ascii="Times New Roman" w:eastAsia="Times New Roman" w:hAnsi="Times New Roman" w:cs="Times New Roman"/>
+          <w:sz w:val="24"/>
+          <w:szCs w:val="24"/>
+          <w:lang w:eastAsia="en-IN"/>
+        </w:rPr>
+        <w:lastRenderedPageBreak/>
+        <w:t>SELECT *</w:t>
+      </w:r>
+      <w:r>
+        <w:rPr>
+          <w:rFonts w:ascii="Times New Roman" w:eastAsia="Times New Roman" w:hAnsi="Times New Roman" w:cs="Times New Roman"/>
+          <w:sz w:val="24"/>
+          <w:szCs w:val="24"/>
+          <w:lang w:eastAsia="en-IN"/>
+        </w:rPr>
+        <w:br/>
+        <w:t>FROM orders_salted o</w:t>
+      </w:r>
+      <w:r>
+        <w:rPr>
+          <w:rFonts w:ascii="Times New Roman" w:eastAsia="Times New Roman" w:hAnsi="Times New Roman" w:cs="Times New Roman"/>
+          <w:sz w:val="24"/>
+          <w:szCs w:val="24"/>
+          <w:lang w:eastAsia="en-IN"/>
+        </w:rPr>
+        <w:br/>
+        <w:t>JOIN customers_salted c</w:t>
+      </w:r>
+      <w:r>
+        <w:rPr>
+          <w:rFonts w:ascii="Times New Roman" w:eastAsia="Times New Roman" w:hAnsi="Times New Roman" w:cs="Times New Roman"/>
+          <w:sz w:val="24"/>
+          <w:szCs w:val="24"/>
+          <w:lang w:eastAsia="en-IN"/>
+        </w:rPr>
+        <w:br/>
+        <w:t>ON o.customer_id = c.customer_id</w:t>
+      </w:r>
+      <w:r>
+        <w:rPr>
+          <w:rFonts w:ascii="Times New Roman" w:eastAsia="Times New Roman" w:hAnsi="Times New Roman" w:cs="Times New Roman"/>
+          <w:sz w:val="24"/>
+          <w:szCs w:val="24"/>
+          <w:lang w:eastAsia="en-IN"/>
+        </w:rPr>
+        <w:br/>
+        <w:t>AND o.salt = c.salt;</w:t>
+      </w:r>
+    </w:p>
+    <w:p>
+      <w:pPr>
+        <w:spacing w:before="100" w:beforeAutospacing="1" w:after="100" w:afterAutospacing="1" w:line="240" w:lineRule="auto"/>
+        <w:rPr>
+          <w:rFonts w:ascii="Times New Roman" w:eastAsia="Times New Roman" w:hAnsi="Times New Roman" w:cs="Times New Roman"/>
+          <w:sz w:val="24"/>
+          <w:szCs w:val="24"/>
+          <w:lang w:eastAsia="en-IN"/>
+        </w:rPr>
+      </w:pPr>
+      <w:r>
+        <w:rPr>
+          <w:rFonts w:ascii="Times New Roman" w:eastAsia="Times New Roman" w:hAnsi="Times New Roman" w:cs="Times New Roman"/>
+          <w:sz w:val="24"/>
+          <w:szCs w:val="24"/>
+          <w:lang w:eastAsia="en-IN"/>
+        </w:rPr>
+        <w:t>Now:</w:t>
+      </w:r>
+    </w:p>
+    <w:p>
+      <w:pPr>
+        <w:numPr>
+          <w:ilvl w:val="0"/>
+          <w:numId w:val="9"/>
+        </w:numPr>
+        <w:spacing w:before="100" w:beforeAutospacing="1" w:after="100" w:afterAutospacing="1" w:line="240" w:lineRule="auto"/>
+        <w:rPr>
+          <w:rFonts w:ascii="Times New Roman" w:eastAsia="Times New Roman" w:hAnsi="Times New Roman" w:cs="Times New Roman"/>
+          <w:sz w:val="24"/>
+          <w:szCs w:val="24"/>
+          <w:lang w:eastAsia="en-IN"/>
+        </w:rPr>
+      </w:pPr>
+      <w:r>
+        <w:rPr>
+          <w:rFonts w:ascii="Times New Roman" w:eastAsia="Times New Roman" w:hAnsi="Times New Roman" w:cs="Times New Roman"/>
+          <w:sz w:val="24"/>
+          <w:szCs w:val="24"/>
+          <w:lang w:eastAsia="en-IN"/>
+        </w:rPr>
+        <w:t xml:space="preserve">rows with customer_id = 101 are </w:t>
+      </w:r>
+      <w:r>
+        <w:rPr>
+          <w:rFonts w:ascii="Times New Roman" w:eastAsia="Times New Roman" w:hAnsi="Times New Roman" w:cs="Times New Roman"/>
+          <w:b/>
+          <w:bCs/>
+          <w:sz w:val="24"/>
+          <w:szCs w:val="24"/>
+          <w:lang w:eastAsia="en-IN"/>
+        </w:rPr>
+        <w:t>distributed across 5 salts</w:t>
+      </w:r>
+    </w:p>
+    <w:p>
+      <w:pPr>
+        <w:numPr>
+          <w:ilvl w:val="0"/>
+          <w:numId w:val="9"/>
+        </w:numPr>
+        <w:spacing w:before="100" w:beforeAutospacing="1" w:after="100" w:afterAutospacing="1" w:line="240" w:lineRule="auto"/>
+        <w:rPr>
+          <w:rFonts w:ascii="Times New Roman" w:eastAsia="Times New Roman" w:hAnsi="Times New Roman" w:cs="Times New Roman"/>
+          <w:sz w:val="24"/>
+          <w:szCs w:val="24"/>
+          <w:lang w:eastAsia="en-IN"/>
+        </w:rPr>
+      </w:pPr>
+      <w:r>
+        <w:rPr>
+          <w:rFonts w:ascii="Times New Roman" w:eastAsia="Times New Roman" w:hAnsi="Times New Roman" w:cs="Times New Roman"/>
+          <w:sz w:val="24"/>
+          <w:szCs w:val="24"/>
+          <w:lang w:eastAsia="en-IN"/>
+        </w:rPr>
+        <w:t xml:space="preserve">join workload spreads across </w:t>
+      </w:r>
+      <w:r>
+        <w:rPr>
+          <w:rFonts w:ascii="Times New Roman" w:eastAsia="Times New Roman" w:hAnsi="Times New Roman" w:cs="Times New Roman"/>
+          <w:b/>
+          <w:bCs/>
+          <w:sz w:val="24"/>
+          <w:szCs w:val="24"/>
+          <w:lang w:eastAsia="en-IN"/>
+        </w:rPr>
+        <w:t>multiple partitions</w:t>
+      </w:r>
+    </w:p>
+    <w:p>
+      <w:pPr>
+        <w:spacing w:before="100" w:beforeAutospacing="1" w:after="100" w:afterAutospacing="1" w:line="240" w:lineRule="auto"/>
+        <w:rPr>
+          <w:rFonts w:ascii="Times New Roman" w:eastAsia="Times New Roman" w:hAnsi="Times New Roman" w:cs="Times New Roman"/>
+          <w:sz w:val="24"/>
+          <w:szCs w:val="24"/>
+          <w:lang w:eastAsia="en-IN"/>
+        </w:rPr>
+      </w:pPr>
+      <w:r>
+        <w:rPr>
+          <w:rFonts w:ascii="Times New Roman" w:eastAsia="Times New Roman" w:hAnsi="Times New Roman" w:cs="Times New Roman"/>
+          <w:sz w:val="24"/>
+          <w:szCs w:val="24"/>
+          <w:lang w:eastAsia="en-IN"/>
+        </w:rPr>
+        <w:pict w14:anchorId="2B14B8A0">
+          <v:rect id="_x0000_i1099" style="width:0;height:1.5pt" o:hralign="center" o:hrstd="t" o:hr="t" fillcolor="#a0a0a0" stroked="f"/>
+        </w:pict>
+      </w:r>
+    </w:p>
+    <w:p>
+      <w:pPr>
+        <w:spacing w:before="100" w:beforeAutospacing="1" w:after="100" w:afterAutospacing="1" w:line="240" w:lineRule="auto"/>
+        <w:rPr>
+          <w:rFonts w:ascii="Times New Roman" w:eastAsia="Times New Roman" w:hAnsi="Times New Roman" w:cs="Times New Roman"/>
+          <w:b/>
+          <w:bCs/>
+          <w:sz w:val="24"/>
+          <w:szCs w:val="24"/>
+          <w:lang w:eastAsia="en-IN"/>
+        </w:rPr>
+      </w:pPr>
+      <w:r>
+        <w:rPr>
+          <w:rFonts w:ascii="Times New Roman" w:eastAsia="Times New Roman" w:hAnsi="Times New Roman" w:cs="Times New Roman"/>
+          <w:b/>
+          <w:bCs/>
+          <w:sz w:val="24"/>
+          <w:szCs w:val="24"/>
+          <w:lang w:eastAsia="en-IN"/>
+        </w:rPr>
+        <w:t>Why This Fixes Data Skew</w:t>
+      </w:r>
+    </w:p>
+    <w:p>
+      <w:pPr>
+        <w:spacing w:before="100" w:beforeAutospacing="1" w:after="100" w:afterAutospacing="1" w:line="240" w:lineRule="auto"/>
+        <w:rPr>
+          <w:rFonts w:ascii="Times New Roman" w:eastAsia="Times New Roman" w:hAnsi="Times New Roman" w:cs="Times New Roman"/>
+          <w:sz w:val="24"/>
+          <w:szCs w:val="24"/>
+          <w:lang w:eastAsia="en-IN"/>
+        </w:rPr>
+      </w:pPr>
+      <w:r>
+        <w:rPr>
+          <w:rFonts w:ascii="Times New Roman" w:eastAsia="Times New Roman" w:hAnsi="Times New Roman" w:cs="Times New Roman"/>
+          <w:sz w:val="24"/>
+          <w:szCs w:val="24"/>
+          <w:lang w:eastAsia="en-IN"/>
+        </w:rPr>
+        <w:t>Without salting:</w:t>
+      </w:r>
+    </w:p>
+    <w:p>
+      <w:pPr>
+        <w:spacing w:before="100" w:beforeAutospacing="1" w:after="100" w:afterAutospacing="1" w:line="240" w:lineRule="auto"/>
+        <w:rPr>
+          <w:rFonts w:ascii="Times New Roman" w:eastAsia="Times New Roman" w:hAnsi="Times New Roman" w:cs="Times New Roman"/>
+          <w:sz w:val="24"/>
+          <w:szCs w:val="24"/>
+          <w:lang w:eastAsia="en-IN"/>
+        </w:rPr>
+      </w:pPr>
+      <w:r>
+        <w:rPr>
+          <w:rFonts w:ascii="Times New Roman" w:eastAsia="Times New Roman" w:hAnsi="Times New Roman" w:cs="Times New Roman"/>
+          <w:sz w:val="24"/>
+          <w:szCs w:val="24"/>
+          <w:lang w:eastAsia="en-IN"/>
+        </w:rPr>
+        <w:t>customer_id = 101 → millions of rows</w:t>
+      </w:r>
+      <w:r>
+        <w:rPr>
+          <w:rFonts w:ascii="Times New Roman" w:eastAsia="Times New Roman" w:hAnsi="Times New Roman" w:cs="Times New Roman"/>
+          <w:sz w:val="24"/>
+          <w:szCs w:val="24"/>
+          <w:lang w:eastAsia="en-IN"/>
+        </w:rPr>
+        <w:br/>
+        <w:t>→ all go to one partition</w:t>
+      </w:r>
+      <w:r>
+        <w:rPr>
+          <w:rFonts w:ascii="Times New Roman" w:eastAsia="Times New Roman" w:hAnsi="Times New Roman" w:cs="Times New Roman"/>
+          <w:sz w:val="24"/>
+          <w:szCs w:val="24"/>
+          <w:lang w:eastAsia="en-IN"/>
+        </w:rPr>
+        <w:br/>
+        <w:t>→ slow join</w:t>
+      </w:r>
+    </w:p>
+    <w:p>
+      <w:pPr>
+        <w:spacing w:before="100" w:beforeAutospacing="1" w:after="100" w:afterAutospacing="1" w:line="240" w:lineRule="auto"/>
+        <w:rPr>
+          <w:rFonts w:ascii="Times New Roman" w:eastAsia="Times New Roman" w:hAnsi="Times New Roman" w:cs="Times New Roman"/>
+          <w:sz w:val="24"/>
+          <w:szCs w:val="24"/>
+          <w:lang w:eastAsia="en-IN"/>
+        </w:rPr>
+      </w:pPr>
+      <w:r>
+        <w:rPr>
+          <w:rFonts w:ascii="Times New Roman" w:eastAsia="Times New Roman" w:hAnsi="Times New Roman" w:cs="Times New Roman"/>
+          <w:sz w:val="24"/>
+          <w:szCs w:val="24"/>
+          <w:lang w:eastAsia="en-IN"/>
+        </w:rPr>
+        <w:t>With salting:</w:t>
+      </w:r>
+    </w:p>
+    <w:p>
+      <w:pPr>
+        <w:spacing w:before="100" w:beforeAutospacing="1" w:after="100" w:afterAutospacing="1" w:line="240" w:lineRule="auto"/>
+        <w:rPr>
+          <w:rFonts w:ascii="Times New Roman" w:eastAsia="Times New Roman" w:hAnsi="Times New Roman" w:cs="Times New Roman"/>
+          <w:sz w:val="24"/>
+          <w:szCs w:val="24"/>
+          <w:lang w:eastAsia="en-IN"/>
+        </w:rPr>
+      </w:pPr>
+      <w:r>
+        <w:rPr>
+          <w:rFonts w:ascii="Times New Roman" w:eastAsia="Times New Roman" w:hAnsi="Times New Roman" w:cs="Times New Roman"/>
+          <w:sz w:val="24"/>
+          <w:szCs w:val="24"/>
+          <w:lang w:eastAsia="en-IN"/>
+        </w:rPr>
+        <w:t>customer_id = 101</w:t>
+      </w:r>
+      <w:r>
+        <w:rPr>
+          <w:rFonts w:ascii="Times New Roman" w:eastAsia="Times New Roman" w:hAnsi="Times New Roman" w:cs="Times New Roman"/>
+          <w:sz w:val="24"/>
+          <w:szCs w:val="24"/>
+          <w:lang w:eastAsia="en-IN"/>
+        </w:rPr>
+        <w:br/>
+        <w:t>→ split into 5 salts</w:t>
+      </w:r>
+      <w:r>
+        <w:rPr>
+          <w:rFonts w:ascii="Times New Roman" w:eastAsia="Times New Roman" w:hAnsi="Times New Roman" w:cs="Times New Roman"/>
+          <w:sz w:val="24"/>
+          <w:szCs w:val="24"/>
+          <w:lang w:eastAsia="en-IN"/>
+        </w:rPr>
+        <w:br/>
+        <w:t>→ processed by 5 partitions</w:t>
+      </w:r>
+    </w:p>
+    <w:p>
+      <w:pPr>
+        <w:spacing w:before="100" w:beforeAutospacing="1" w:after="100" w:afterAutospacing="1" w:line="240" w:lineRule="auto"/>
+        <w:rPr>
+          <w:rFonts w:ascii="Times New Roman" w:eastAsia="Times New Roman" w:hAnsi="Times New Roman" w:cs="Times New Roman"/>
+          <w:sz w:val="24"/>
+          <w:szCs w:val="24"/>
+          <w:lang w:eastAsia="en-IN"/>
+        </w:rPr>
+      </w:pPr>
+      <w:r>
+        <w:rPr>
+          <w:rFonts w:ascii="Times New Roman" w:eastAsia="Times New Roman" w:hAnsi="Times New Roman" w:cs="Times New Roman"/>
+          <w:sz w:val="24"/>
+          <w:szCs w:val="24"/>
+          <w:lang w:eastAsia="en-IN"/>
+        </w:rPr>
+        <w:pict w14:anchorId="54FB9F26">
+          <v:rect id="_x0000_i1100" style="width:0;height:1.5pt" o:hralign="center" o:hrstd="t" o:hr="t" fillcolor="#a0a0a0" stroked="f"/>
+        </w:pict>
+      </w:r>
+    </w:p>
+    <w:p>
+      <w:pPr>
+        <w:spacing w:before="100" w:beforeAutospacing="1" w:after="100" w:afterAutospacing="1" w:line="240" w:lineRule="auto"/>
+        <w:rPr>
+          <w:rFonts w:ascii="Times New Roman" w:eastAsia="Times New Roman" w:hAnsi="Times New Roman" w:cs="Times New Roman"/>
+          <w:b/>
+          <w:bCs/>
+          <w:sz w:val="24"/>
+          <w:szCs w:val="24"/>
+          <w:lang w:eastAsia="en-IN"/>
+        </w:rPr>
+      </w:pPr>
+      <w:r>
+        <w:rPr>
+          <w:rFonts w:ascii="Times New Roman" w:eastAsia="Times New Roman" w:hAnsi="Times New Roman" w:cs="Times New Roman"/>
+          <w:b/>
+          <w:bCs/>
+          <w:sz w:val="24"/>
+          <w:szCs w:val="24"/>
+          <w:lang w:eastAsia="en-IN"/>
+        </w:rPr>
+        <w:t>Visual Example</w:t>
+      </w:r>
+    </w:p>
+    <w:p>
+      <w:pPr>
+        <w:spacing w:before="100" w:beforeAutospacing="1" w:after="100" w:afterAutospacing="1" w:line="240" w:lineRule="auto"/>
+        <w:rPr>
+          <w:rFonts w:ascii="Times New Roman" w:eastAsia="Times New Roman" w:hAnsi="Times New Roman" w:cs="Times New Roman"/>
+          <w:sz w:val="24"/>
+          <w:szCs w:val="24"/>
+          <w:lang w:eastAsia="en-IN"/>
+        </w:rPr>
+      </w:pPr>
+      <w:r>
+        <w:rPr>
+          <w:rFonts w:ascii="Times New Roman" w:eastAsia="Times New Roman" w:hAnsi="Times New Roman" w:cs="Times New Roman"/>
+          <w:sz w:val="24"/>
+          <w:szCs w:val="24"/>
+          <w:lang w:eastAsia="en-IN"/>
+        </w:rPr>
+        <w:t>Without salting:</w:t>
+      </w:r>
+    </w:p>
+    <w:p>
+      <w:pPr>
+        <w:spacing w:before="100" w:beforeAutospacing="1" w:after="100" w:afterAutospacing="1" w:line="240" w:lineRule="auto"/>
+        <w:rPr>
+          <w:rFonts w:ascii="Times New Roman" w:eastAsia="Times New Roman" w:hAnsi="Times New Roman" w:cs="Times New Roman"/>
+          <w:sz w:val="24"/>
+          <w:szCs w:val="24"/>
+          <w:lang w:eastAsia="en-IN"/>
+        </w:rPr>
+      </w:pPr>
+      <w:r>
+        <w:rPr>
+          <w:rFonts w:ascii="Times New Roman" w:eastAsia="Times New Roman" w:hAnsi="Times New Roman" w:cs="Times New Roman"/>
+          <w:sz w:val="24"/>
+          <w:szCs w:val="24"/>
+          <w:lang w:eastAsia="en-IN"/>
+        </w:rPr>
+        <w:t>Partition 1 → 5M rows</w:t>
+      </w:r>
+      <w:r>
+        <w:rPr>
+          <w:rFonts w:ascii="Times New Roman" w:eastAsia="Times New Roman" w:hAnsi="Times New Roman" w:cs="Times New Roman"/>
+          <w:sz w:val="24"/>
+          <w:szCs w:val="24"/>
+          <w:lang w:eastAsia="en-IN"/>
+        </w:rPr>
+        <w:br/>
+        <w:t>Partition 2 → 10K rows</w:t>
+      </w:r>
+      <w:r>
+        <w:rPr>
+          <w:rFonts w:ascii="Times New Roman" w:eastAsia="Times New Roman" w:hAnsi="Times New Roman" w:cs="Times New Roman"/>
+          <w:sz w:val="24"/>
+          <w:szCs w:val="24"/>
+          <w:lang w:eastAsia="en-IN"/>
+        </w:rPr>
+        <w:br/>
+        <w:t>Partition 3 → 8K rows</w:t>
+      </w:r>
+    </w:p>
+    <w:p>
+      <w:pPr>
+        <w:spacing w:before="100" w:beforeAutospacing="1" w:after="100" w:afterAutospacing="1" w:line="240" w:lineRule="auto"/>
+        <w:rPr>
+          <w:rFonts w:ascii="Times New Roman" w:eastAsia="Times New Roman" w:hAnsi="Times New Roman" w:cs="Times New Roman"/>
+          <w:sz w:val="24"/>
+          <w:szCs w:val="24"/>
+          <w:lang w:eastAsia="en-IN"/>
+        </w:rPr>
+      </w:pPr>
+      <w:r>
+        <w:rPr>
+          <w:rFonts w:ascii="Times New Roman" w:eastAsia="Times New Roman" w:hAnsi="Times New Roman" w:cs="Times New Roman"/>
+          <w:sz w:val="24"/>
+          <w:szCs w:val="24"/>
+          <w:lang w:eastAsia="en-IN"/>
+        </w:rPr>
+        <w:t>With salting:</w:t>
+      </w:r>
+    </w:p>
+    <w:p>
+      <w:pPr>
+        <w:spacing w:before="100" w:beforeAutospacing="1" w:after="100" w:afterAutospacing="1" w:line="240" w:lineRule="auto"/>
+        <w:rPr>
+          <w:rFonts w:ascii="Times New Roman" w:eastAsia="Times New Roman" w:hAnsi="Times New Roman" w:cs="Times New Roman"/>
+          <w:sz w:val="24"/>
+          <w:szCs w:val="24"/>
+          <w:lang w:eastAsia="en-IN"/>
+        </w:rPr>
+      </w:pPr>
+      <w:r>
+        <w:rPr>
+          <w:rFonts w:ascii="Times New Roman" w:eastAsia="Times New Roman" w:hAnsi="Times New Roman" w:cs="Times New Roman"/>
+          <w:sz w:val="24"/>
+          <w:szCs w:val="24"/>
+          <w:lang w:eastAsia="en-IN"/>
+        </w:rPr>
+        <w:t>Partition 1 → 1M rows</w:t>
+      </w:r>
+      <w:r>
+        <w:rPr>
+          <w:rFonts w:ascii="Times New Roman" w:eastAsia="Times New Roman" w:hAnsi="Times New Roman" w:cs="Times New Roman"/>
+          <w:sz w:val="24"/>
+          <w:szCs w:val="24"/>
+          <w:lang w:eastAsia="en-IN"/>
+        </w:rPr>
+        <w:br/>
+        <w:t>Partition 2 → 1M rows</w:t>
+      </w:r>
+      <w:r>
+        <w:rPr>
+          <w:rFonts w:ascii="Times New Roman" w:eastAsia="Times New Roman" w:hAnsi="Times New Roman" w:cs="Times New Roman"/>
+          <w:sz w:val="24"/>
+          <w:szCs w:val="24"/>
+          <w:lang w:eastAsia="en-IN"/>
+        </w:rPr>
+        <w:br/>
+        <w:t>Partition 3 → 1M rows</w:t>
+      </w:r>
+      <w:r>
+        <w:rPr>
+          <w:rFonts w:ascii="Times New Roman" w:eastAsia="Times New Roman" w:hAnsi="Times New Roman" w:cs="Times New Roman"/>
+          <w:sz w:val="24"/>
+          <w:szCs w:val="24"/>
+          <w:lang w:eastAsia="en-IN"/>
+        </w:rPr>
+        <w:br/>
+        <w:t>Partition 4 → 1M rows</w:t>
+      </w:r>
+      <w:r>
+        <w:rPr>
+          <w:rFonts w:ascii="Times New Roman" w:eastAsia="Times New Roman" w:hAnsi="Times New Roman" w:cs="Times New Roman"/>
+          <w:sz w:val="24"/>
+          <w:szCs w:val="24"/>
+          <w:lang w:eastAsia="en-IN"/>
+        </w:rPr>
+        <w:br/>
+        <w:t>Partition 5 → 1M rows</w:t>
+      </w:r>
+    </w:p>
+    <w:p>
+      <w:pPr>
+        <w:spacing w:before="100" w:beforeAutospacing="1" w:after="100" w:afterAutospacing="1" w:line="240" w:lineRule="auto"/>
+        <w:rPr>
+          <w:rFonts w:ascii="Times New Roman" w:eastAsia="Times New Roman" w:hAnsi="Times New Roman" w:cs="Times New Roman"/>
+          <w:sz w:val="24"/>
+          <w:szCs w:val="24"/>
+          <w:lang w:eastAsia="en-IN"/>
+        </w:rPr>
+      </w:pPr>
+      <w:r>
+        <w:rPr>
+          <w:rFonts w:ascii="Times New Roman" w:eastAsia="Times New Roman" w:hAnsi="Times New Roman" w:cs="Times New Roman"/>
+          <w:sz w:val="24"/>
+          <w:szCs w:val="24"/>
+          <w:lang w:eastAsia="en-IN"/>
+        </w:rPr>
+        <w:pict w14:anchorId="54156A84">
+          <v:rect id="_x0000_i1101" style="width:0;height:1.5pt" o:hralign="center" o:hrstd="t" o:hr="t" fillcolor="#a0a0a0" stroked="f"/>
+        </w:pict>
+      </w:r>
+    </w:p>
+    <w:p>
+      <w:pPr>
+        <w:spacing w:before="100" w:beforeAutospacing="1" w:after="100" w:afterAutospacing="1" w:line="240" w:lineRule="auto"/>
+        <w:rPr>
+          <w:rFonts w:ascii="Times New Roman" w:eastAsia="Times New Roman" w:hAnsi="Times New Roman" w:cs="Times New Roman"/>
+          <w:b/>
+          <w:bCs/>
+          <w:sz w:val="24"/>
+          <w:szCs w:val="24"/>
+          <w:lang w:eastAsia="en-IN"/>
+        </w:rPr>
+      </w:pPr>
+      <w:r>
+        <w:rPr>
+          <w:rFonts w:ascii="Times New Roman" w:eastAsia="Times New Roman" w:hAnsi="Times New Roman" w:cs="Times New Roman"/>
+          <w:b/>
+          <w:bCs/>
+          <w:sz w:val="24"/>
+          <w:szCs w:val="24"/>
+          <w:lang w:eastAsia="en-IN"/>
+        </w:rPr>
+        <w:t>Important Interview Points</w:t>
+      </w:r>
+    </w:p>
+    <w:p>
+      <w:pPr>
+        <w:spacing w:before="100" w:beforeAutospacing="1" w:after="100" w:afterAutospacing="1" w:line="240" w:lineRule="auto"/>
+        <w:rPr>
+          <w:rFonts w:ascii="Times New Roman" w:eastAsia="Times New Roman" w:hAnsi="Times New Roman" w:cs="Times New Roman"/>
+          <w:sz w:val="24"/>
+          <w:szCs w:val="24"/>
+          <w:lang w:eastAsia="en-IN"/>
+        </w:rPr>
+      </w:pPr>
+      <w:r>
+        <w:rPr>
+          <w:rFonts w:ascii="Times New Roman" w:eastAsia="Times New Roman" w:hAnsi="Times New Roman" w:cs="Times New Roman"/>
+          <w:sz w:val="24"/>
+          <w:szCs w:val="24"/>
+          <w:lang w:eastAsia="en-IN"/>
+        </w:rPr>
+        <w:t>When to use salting:</w:t>
+      </w:r>
+    </w:p>
+    <w:p>
+      <w:pPr>
+        <w:numPr>
+          <w:ilvl w:val="0"/>
+          <w:numId w:val="10"/>
+        </w:numPr>
+        <w:spacing w:before="100" w:beforeAutospacing="1" w:after="100" w:afterAutospacing="1" w:line="240" w:lineRule="auto"/>
+        <w:rPr>
+          <w:rFonts w:ascii="Times New Roman" w:eastAsia="Times New Roman" w:hAnsi="Times New Roman" w:cs="Times New Roman"/>
+          <w:sz w:val="24"/>
+          <w:szCs w:val="24"/>
+          <w:lang w:eastAsia="en-IN"/>
+        </w:rPr>
+      </w:pPr>
+      <w:r>
+        <w:rPr>
+          <w:rFonts w:ascii="Times New Roman" w:eastAsia="Times New Roman" w:hAnsi="Times New Roman" w:cs="Times New Roman"/>
+          <w:b/>
+          <w:bCs/>
+          <w:sz w:val="24"/>
+          <w:szCs w:val="24"/>
+          <w:lang w:eastAsia="en-IN"/>
+        </w:rPr>
+        <w:lastRenderedPageBreak/>
+        <w:t>Data skew in joins</w:t>
+      </w:r>
+    </w:p>
+    <w:p>
+      <w:pPr>
+        <w:numPr>
+          <w:ilvl w:val="0"/>
+          <w:numId w:val="10"/>
+        </w:numPr>
+        <w:spacing w:before="100" w:beforeAutospacing="1" w:after="100" w:afterAutospacing="1" w:line="240" w:lineRule="auto"/>
+        <w:rPr>
+          <w:rFonts w:ascii="Times New Roman" w:eastAsia="Times New Roman" w:hAnsi="Times New Roman" w:cs="Times New Roman"/>
+          <w:sz w:val="24"/>
+          <w:szCs w:val="24"/>
+          <w:lang w:eastAsia="en-IN"/>
+        </w:rPr>
+      </w:pPr>
+      <w:r>
+        <w:rPr>
+          <w:rFonts w:ascii="Times New Roman" w:eastAsia="Times New Roman" w:hAnsi="Times New Roman" w:cs="Times New Roman"/>
+          <w:sz w:val="24"/>
+          <w:szCs w:val="24"/>
+          <w:lang w:eastAsia="en-IN"/>
+        </w:rPr>
+        <w:t xml:space="preserve">One key has </w:t>
+      </w:r>
+      <w:r>
+        <w:rPr>
+          <w:rFonts w:ascii="Times New Roman" w:eastAsia="Times New Roman" w:hAnsi="Times New Roman" w:cs="Times New Roman"/>
+          <w:b/>
+          <w:bCs/>
+          <w:sz w:val="24"/>
+          <w:szCs w:val="24"/>
+          <w:lang w:eastAsia="en-IN"/>
+        </w:rPr>
+        <w:t>very high frequency</w:t>
+      </w:r>
+    </w:p>
+    <w:p>
+      <w:pPr>
+        <w:numPr>
+          <w:ilvl w:val="0"/>
+          <w:numId w:val="10"/>
+        </w:numPr>
+        <w:spacing w:before="100" w:beforeAutospacing="1" w:after="100" w:afterAutospacing="1" w:line="240" w:lineRule="auto"/>
+        <w:rPr>
+          <w:rFonts w:ascii="Times New Roman" w:eastAsia="Times New Roman" w:hAnsi="Times New Roman" w:cs="Times New Roman"/>
+          <w:sz w:val="24"/>
+          <w:szCs w:val="24"/>
+          <w:lang w:eastAsia="en-IN"/>
+        </w:rPr>
+      </w:pPr>
+      <w:r>
+        <w:rPr>
+          <w:rFonts w:ascii="Times New Roman" w:eastAsia="Times New Roman" w:hAnsi="Times New Roman" w:cs="Times New Roman"/>
+          <w:sz w:val="24"/>
+          <w:szCs w:val="24"/>
+          <w:lang w:eastAsia="en-IN"/>
+        </w:rPr>
+        <w:t xml:space="preserve">Distributed systems like </w:t>
+      </w:r>
+      <w:r>
+        <w:rPr>
+          <w:rFonts w:ascii="Times New Roman" w:eastAsia="Times New Roman" w:hAnsi="Times New Roman" w:cs="Times New Roman"/>
+          <w:b/>
+          <w:bCs/>
+          <w:sz w:val="24"/>
+          <w:szCs w:val="24"/>
+          <w:lang w:eastAsia="en-IN"/>
+        </w:rPr>
+        <w:t>Spark, Hive, or distributed SQL</w:t>
+      </w:r>
+    </w:p>
+    <w:p>
+      <w:pPr>
+        <w:spacing w:before="100" w:beforeAutospacing="1" w:after="100" w:afterAutospacing="1" w:line="240" w:lineRule="auto"/>
+        <w:rPr>
+          <w:rFonts w:ascii="Times New Roman" w:eastAsia="Times New Roman" w:hAnsi="Times New Roman" w:cs="Times New Roman"/>
+          <w:sz w:val="24"/>
+          <w:szCs w:val="24"/>
+          <w:lang w:eastAsia="en-IN"/>
+        </w:rPr>
+      </w:pPr>
+      <w:r>
+        <w:rPr>
+          <w:rFonts w:ascii="Times New Roman" w:eastAsia="Times New Roman" w:hAnsi="Times New Roman" w:cs="Times New Roman"/>
+          <w:sz w:val="24"/>
+          <w:szCs w:val="24"/>
+          <w:lang w:eastAsia="en-IN"/>
+        </w:rPr>
+        <w:t>Key idea:</w:t>
+      </w:r>
+    </w:p>
+    <w:p>
+      <w:pPr>
+        <w:numPr>
+          <w:ilvl w:val="0"/>
+          <w:numId w:val="11"/>
+        </w:numPr>
+        <w:spacing w:before="100" w:beforeAutospacing="1" w:after="100" w:afterAutospacing="1" w:line="240" w:lineRule="auto"/>
+        <w:rPr>
+          <w:rFonts w:ascii="Times New Roman" w:eastAsia="Times New Roman" w:hAnsi="Times New Roman" w:cs="Times New Roman"/>
+          <w:sz w:val="24"/>
+          <w:szCs w:val="24"/>
+          <w:lang w:eastAsia="en-IN"/>
+        </w:rPr>
+      </w:pPr>
+      <w:r>
+        <w:rPr>
+          <w:rFonts w:ascii="Times New Roman" w:eastAsia="Times New Roman" w:hAnsi="Times New Roman" w:cs="Times New Roman"/>
+          <w:b/>
+          <w:bCs/>
+          <w:sz w:val="24"/>
+          <w:szCs w:val="24"/>
+          <w:lang w:eastAsia="en-IN"/>
+        </w:rPr>
+        <w:t>Random salt on large table</w:t>
+      </w:r>
+    </w:p>
+    <w:p>
+      <w:pPr>
+        <w:numPr>
+          <w:ilvl w:val="0"/>
+          <w:numId w:val="11"/>
+        </w:numPr>
+        <w:spacing w:before="100" w:beforeAutospacing="1" w:after="100" w:afterAutospacing="1" w:line="240" w:lineRule="auto"/>
+        <w:rPr>
+          <w:rFonts w:ascii="Times New Roman" w:eastAsia="Times New Roman" w:hAnsi="Times New Roman" w:cs="Times New Roman"/>
+          <w:sz w:val="24"/>
+          <w:szCs w:val="24"/>
+          <w:lang w:eastAsia="en-IN"/>
+        </w:rPr>
+      </w:pPr>
+      <w:r>
+        <w:rPr>
+          <w:rFonts w:ascii="Times New Roman" w:eastAsia="Times New Roman" w:hAnsi="Times New Roman" w:cs="Times New Roman"/>
+          <w:b/>
+          <w:bCs/>
+          <w:sz w:val="24"/>
+          <w:szCs w:val="24"/>
+          <w:lang w:eastAsia="en-IN"/>
+        </w:rPr>
+        <w:t>Duplicate small table with all salt values</w:t>
+      </w:r>
+    </w:p>
+    <w:p>
+      <w:pPr>
+        <w:numPr>
+          <w:ilvl w:val="0"/>
+          <w:numId w:val="11"/>
+        </w:numPr>
+        <w:spacing w:before="100" w:beforeAutospacing="1" w:after="100" w:afterAutospacing="1" w:line="240" w:lineRule="auto"/>
+        <w:rPr>
+          <w:rFonts w:ascii="Times New Roman" w:eastAsia="Times New Roman" w:hAnsi="Times New Roman" w:cs="Times New Roman"/>
+          <w:sz w:val="24"/>
+          <w:szCs w:val="24"/>
+          <w:lang w:eastAsia="en-IN"/>
+        </w:rPr>
+      </w:pPr>
+      <w:r>
+        <w:rPr>
+          <w:rFonts w:ascii="Times New Roman" w:eastAsia="Times New Roman" w:hAnsi="Times New Roman" w:cs="Times New Roman"/>
+          <w:b/>
+          <w:bCs/>
+          <w:sz w:val="24"/>
+          <w:szCs w:val="24"/>
+          <w:lang w:eastAsia="en-IN"/>
+        </w:rPr>
+        <w:t>Join using key + salt</w:t>
+      </w:r>
+    </w:p>
+    <w:p>
+      <w:pPr>
+        <w:spacing w:before="100" w:beforeAutospacing="1" w:after="100" w:afterAutospacing="1" w:line="240" w:lineRule="auto"/>
+        <w:rPr>
+          <w:rFonts w:ascii="Times New Roman" w:eastAsia="Times New Roman" w:hAnsi="Times New Roman" w:cs="Times New Roman"/>
+          <w:sz w:val="24"/>
+          <w:szCs w:val="24"/>
+          <w:lang w:eastAsia="en-IN"/>
+        </w:rPr>
+      </w:pPr>
+    </w:p>
+    <w:p>
+      <w:pPr>
+        <w:spacing w:before="100" w:beforeAutospacing="1" w:after="100" w:afterAutospacing="1" w:line="240" w:lineRule="auto"/>
+        <w:rPr>
+          <w:rFonts w:ascii="Times New Roman" w:eastAsia="Times New Roman" w:hAnsi="Times New Roman" w:cs="Times New Roman"/>
+          <w:sz w:val="24"/>
+          <w:szCs w:val="24"/>
+          <w:lang w:eastAsia="en-IN"/>
+        </w:rPr>
+      </w:pPr>
+      <w:r>
+        <w:rPr>
+          <w:rFonts w:ascii="Times New Roman" w:eastAsia="Times New Roman" w:hAnsi="Times New Roman" w:cs="Times New Roman"/>
+          <w:sz w:val="24"/>
+          <w:szCs w:val="24"/>
+          <w:lang w:eastAsia="en-IN"/>
+        </w:rPr>
+        <w:t>+++++++++++++++++++++++++++++++++++++++++++++++++++++</w:t>
+      </w:r>
+    </w:p>
+    <w:p>
+      <w:pPr>
         <w:spacing w:after="0" w:line="240" w:lineRule="auto"/>
         <w:rPr>
           <w:rFonts w:ascii="Times New Roman" w:eastAsia="Times New Roman" w:hAnsi="Times New Roman" w:cs="Times New Roman"/>
@@ -3983,7 +6878,7 @@
           <w:szCs w:val="24"/>
           <w:lang w:eastAsia="en-IN"/>
         </w:rPr>
-        <w:pict>
+        <w:pict w14:anchorId="3474FE88">
           <v:rect id="_x0000_i1036" style="width:0;height:1.5pt" o:hralign="center" o:hrstd="t" o:hr="t" fillcolor="#a0a0a0" stroked="f"/>
         </w:pict>
       </w:r>
@@ -4034,8 +6929,6 @@
         </w:rPr>
         <w:t>If only few keys are skewed:</w:t>
       </w:r>
-      <w:bookmarkStart w:id="0" w:name="_GoBack"/>
-      <w:bookmarkEnd w:id="0"/>
     </w:p>
     <w:p>
       <w:pPr>
@@ -4219,7 +7112,6 @@
           <w:szCs w:val="20"/>
           <w:lang w:eastAsia="en-IN"/>
         </w:rPr>
-        <w:lastRenderedPageBreak/>
         <w:t>ORDER BY COUNT(*) DESC;</w:t>
       </w:r>
     </w:p>
@@ -4262,7 +7154,7 @@
           <w:szCs w:val="24"/>
           <w:lang w:eastAsia="en-IN"/>
         </w:rPr>
-        <w:pict>
+        <w:pict w14:anchorId="075588D1">
           <v:rect id="_x0000_i1037" style="width:0;height:1.5pt" o:hralign="center" o:hrstd="t" o:hr="t" fillcolor="#a0a0a0" stroked="f"/>
         </w:pict>
       </w:r>
@@ -4879,7 +7771,8 @@
           <w:szCs w:val="24"/>
           <w:lang w:eastAsia="en-IN"/>
         </w:rPr>
-        <w:pict>
+        <w:lastRenderedPageBreak/>
+        <w:pict w14:anchorId="776E727E">
           <v:rect id="_x0000_i1038" style="width:0;height:1.5pt" o:hralign="center" o:hrstd="t" o:hr="t" fillcolor="#a0a0a0" stroked="f"/>
         </w:pict>
       </w:r>
@@ -5138,7 +8031,7 @@
           <w:szCs w:val="24"/>
           <w:lang w:eastAsia="en-IN"/>
         </w:rPr>
-        <w:pict>
+        <w:pict w14:anchorId="632B514B">
           <v:rect id="_x0000_i1039" style="width:0;height:1.5pt" o:hralign="center" o:hrstd="t" o:hr="t" fillcolor="#a0a0a0" stroked="f"/>
         </w:pict>
       </w:r>
@@ -5305,7 +8198,6 @@
           <w:szCs w:val="24"/>
           <w:lang w:eastAsia="en-IN"/>
         </w:rPr>
-        <w:lastRenderedPageBreak/>
         <w:t>Spreads load better.</w:t>
       </w:r>
     </w:p>
@@ -5326,7 +8218,7 @@
           <w:szCs w:val="24"/>
           <w:lang w:eastAsia="en-IN"/>
         </w:rPr>
-        <w:pict>
+        <w:pict w14:anchorId="0FDA9E77">
           <v:rect id="_x0000_i1040" style="width:0;height:1.5pt" o:hralign="center" o:hrstd="t" o:hr="t" fillcolor="#a0a0a0" stroked="f"/>
         </w:pict>
       </w:r>
@@ -5455,7 +8347,7 @@
           <w:szCs w:val="24"/>
           <w:lang w:eastAsia="en-IN"/>
         </w:rPr>
-        <w:pict>
+        <w:pict w14:anchorId="50FDE424">
           <v:rect id="_x0000_i1041" style="width:0;height:1.5pt" o:hralign="center" o:hrstd="t" o:hr="t" fillcolor="#a0a0a0" stroked="f"/>
         </w:pict>
       </w:r>
@@ -5587,6 +8479,7 @@
                 <w:szCs w:val="24"/>
                 <w:lang w:eastAsia="en-IN"/>
               </w:rPr>
+              <w:lastRenderedPageBreak/>
               <w:t>Happens during shuffle</w:t>
             </w:r>
           </w:p>
@@ -5767,7 +8660,7 @@
           <w:szCs w:val="24"/>
           <w:lang w:eastAsia="en-IN"/>
         </w:rPr>
-        <w:pict>
+        <w:pict w14:anchorId="372619A9">
           <v:rect id="_x0000_i1042" style="width:0;height:1.5pt" o:hralign="center" o:hrstd="t" o:hr="t" fillcolor="#a0a0a0" stroked="f"/>
         </w:pict>
       </w:r>
@@ -6020,7 +8913,7 @@
           <w:szCs w:val="24"/>
           <w:lang w:eastAsia="en-IN"/>
         </w:rPr>
-        <w:pict>
+        <w:pict w14:anchorId="4BB34767">
           <v:rect id="_x0000_i1043" style="width:0;height:1.5pt" o:hralign="center" o:hrstd="t" o:hr="t" fillcolor="#a0a0a0" stroked="f"/>
         </w:pict>
       </w:r>
@@ -6049,7 +8942,6 @@
           <w:szCs w:val="48"/>
           <w:lang w:eastAsia="en-IN"/>
         </w:rPr>
-        <w:lastRenderedPageBreak/>
         <w:t>Solutions to Data Skew</w:t>
       </w:r>
     </w:p>
@@ -6070,7 +8962,7 @@
           <w:szCs w:val="24"/>
           <w:lang w:eastAsia="en-IN"/>
         </w:rPr>
-        <w:pict>
+        <w:pict w14:anchorId="37C7208C">
           <v:rect id="_x0000_i1044" style="width:0;height:1.5pt" o:hralign="center" o:hrstd="t" o:hr="t" fillcolor="#a0a0a0" stroked="f"/>
         </w:pict>
       </w:r>
@@ -6415,7 +9307,7 @@
           <w:szCs w:val="24"/>
           <w:lang w:eastAsia="en-IN"/>
         </w:rPr>
-        <w:pict>
+        <w:pict w14:anchorId="6D386470">
           <v:rect id="_x0000_i1045" style="width:0;height:1.5pt" o:hralign="center" o:hrstd="t" o:hr="t" fillcolor="#a0a0a0" stroked="f"/>
         </w:pict>
       </w:r>
@@ -6482,6 +9374,7 @@
           <w:szCs w:val="20"/>
           <w:lang w:eastAsia="en-IN"/>
         </w:rPr>
+        <w:lastRenderedPageBreak/>
         <w:t>from pyspark.sql.functions import broadcast</w:t>
       </w:r>
     </w:p>
@@ -6594,7 +9487,7 @@
           <w:szCs w:val="24"/>
           <w:lang w:eastAsia="en-IN"/>
         </w:rPr>
-        <w:pict>
+        <w:pict w14:anchorId="277204C4">
           <v:rect id="_x0000_i1046" style="width:0;height:1.5pt" o:hralign="center" o:hrstd="t" o:hr="t" fillcolor="#a0a0a0" stroked="f"/>
         </w:pict>
       </w:r>
@@ -6721,7 +9614,7 @@
           <w:szCs w:val="24"/>
           <w:lang w:eastAsia="en-IN"/>
         </w:rPr>
-        <w:pict>
+        <w:pict w14:anchorId="5C2D9237">
           <v:rect id="_x0000_i1047" style="width:0;height:1.5pt" o:hralign="center" o:hrstd="t" o:hr="t" fillcolor="#a0a0a0" stroked="f"/>
         </w:pict>
       </w:r>
@@ -6903,8 +9796,7 @@
           <w:szCs w:val="24"/>
           <w:lang w:eastAsia="en-IN"/>
         </w:rPr>
-        <w:lastRenderedPageBreak/>
-        <w:pict>
+        <w:pict w14:anchorId="5B4F3EF7">
           <v:rect id="_x0000_i1048" style="width:0;height:1.5pt" o:hralign="center" o:hrstd="t" o:hr="t" fillcolor="#a0a0a0" stroked="f"/>
         </w:pict>
       </w:r>
@@ -7027,7 +9919,7 @@
           <w:szCs w:val="24"/>
           <w:lang w:eastAsia="en-IN"/>
         </w:rPr>
-        <w:pict>
+        <w:pict w14:anchorId="0A2F74A8">
           <v:rect id="_x0000_i1049" style="width:0;height:1.5pt" o:hralign="center" o:hrstd="t" o:hr="t" fillcolor="#a0a0a0" stroked="f"/>
         </w:pict>
       </w:r>
@@ -7156,7 +10048,8 @@
           <w:szCs w:val="24"/>
           <w:lang w:eastAsia="en-IN"/>
         </w:rPr>
-        <w:pict>
+        <w:lastRenderedPageBreak/>
+        <w:pict w14:anchorId="599B0C39">
           <v:rect id="_x0000_i1050" style="width:0;height:1.5pt" o:hralign="center" o:hrstd="t" o:hr="t" fillcolor="#a0a0a0" stroked="f"/>
         </w:pict>
       </w:r>
@@ -7343,7 +10236,7 @@
           <w:szCs w:val="24"/>
           <w:lang w:eastAsia="en-IN"/>
         </w:rPr>
-        <w:pict>
+        <w:pict w14:anchorId="2C30D394">
           <v:rect id="_x0000_i1051" style="width:0;height:1.5pt" o:hralign="center" o:hrstd="t" o:hr="t" fillcolor="#a0a0a0" stroked="f"/>
         </w:pict>
       </w:r>
@@ -7507,8 +10400,8 @@
 </file>
 
 <file path=word/numbering.xml><?xml version="1.0" encoding="utf-8"?>
-<w:numbering xmlns:wpc="http://schemas.microsoft.com/office/word/2010/wordprocessingCanvas" xmlns:mc="http://schemas.openxmlformats.org/markup-compatibility/2006" xmlns:o="urn:schemas-microsoft-com:office:office" xmlns:r="http://schemas.openxmlformats.org/officeDocument/2006/relationships" xmlns:m="http://schemas.openxmlformats.org/officeDocument/2006/math" xmlns:v="urn:schemas-microsoft-com:vml" xmlns:wp14="http://schemas.microsoft.com/office/word/2010/wordprocessingDrawing" xmlns:wp="http://schemas.openxmlformats.org/drawingml/2006/wordprocessingDrawing" xmlns:w10="urn:schemas-microsoft-com:office:word" xmlns:w="http://schemas.openxmlformats.org/wordprocessingml/2006/main" xmlns:w14="http://schemas.microsoft.com/office/word/2010/wordml" xmlns:wpg="http://schemas.microsoft.com/office/word/2010/wordprocessingGroup" xmlns:wpi="http://schemas.microsoft.com/office/word/2010/wordprocessingInk" xmlns:wne="http://schemas.microsoft.com/office/word/2006/wordml" xmlns:wps="http://schemas.microsoft.com/office/word/2010/wordprocessingShape" mc:Ignorable="w14 wp14">
-  <w:abstractNum w:abstractNumId="0">
+<w:numbering xmlns:wpc="http://schemas.microsoft.com/office/word/2010/wordprocessingCanvas" xmlns:cx="http://schemas.microsoft.com/office/drawing/2014/chartex" xmlns:cx1="http://schemas.microsoft.com/office/drawing/2015/9/8/chartex" xmlns:cx2="http://schemas.microsoft.com/office/drawing/2015/10/21/chartex" xmlns:cx3="http://schemas.microsoft.com/office/drawing/2016/5/9/chartex" xmlns:cx4="http://schemas.microsoft.com/office/drawing/2016/5/10/chartex" xmlns:cx5="http://schemas.microsoft.com/office/drawing/2016/5/11/chartex" xmlns:cx6="http://schemas.microsoft.com/office/drawing/2016/5/12/chartex" xmlns:cx7="http://schemas.microsoft.com/office/drawing/2016/5/13/chartex" xmlns:cx8="http://schemas.microsoft.com/office/drawing/2016/5/14/chartex" xmlns:mc="http://schemas.openxmlformats.org/markup-compatibility/2006" xmlns:aink="http://schemas.microsoft.com/office/drawing/2016/ink" xmlns:am3d="http://schemas.microsoft.com/office/drawing/2017/model3d" xmlns:o="urn:schemas-microsoft-com:office:office" xmlns:oel="http://schemas.microsoft.com/office/2019/extlst" xmlns:r="http://schemas.openxmlformats.org/officeDocument/2006/relationships" xmlns:m="http://schemas.openxmlformats.org/officeDocument/2006/math" xmlns:v="urn:schemas-microsoft-com:vml" xmlns:wp14="http://schemas.microsoft.com/office/word/2010/wordprocessingDrawing" xmlns:wp="http://schemas.openxmlformats.org/drawingml/2006/wordprocessingDrawing" xmlns:w10="urn:schemas-microsoft-com:office:word" xmlns:w="http://schemas.openxmlformats.org/wordprocessingml/2006/main" xmlns:w14="http://schemas.microsoft.com/office/word/2010/wordml" xmlns:w15="http://schemas.microsoft.com/office/word/2012/wordml" xmlns:w16cex="http://schemas.microsoft.com/office/word/2018/wordml/cex" xmlns:w16cid="http://schemas.microsoft.com/office/word/2016/wordml/cid" xmlns:w16="http://schemas.microsoft.com/office/word/2018/wordml" xmlns:w16sdtdh="http://schemas.microsoft.com/office/word/2020/wordml/sdtdatahash" xmlns:w16se="http://schemas.microsoft.com/office/word/2015/wordml/symex" xmlns:wpg="http://schemas.microsoft.com/office/word/2010/wordprocessingGroup" xmlns:wpi="http://schemas.microsoft.com/office/word/2010/wordprocessingInk" xmlns:wne="http://schemas.microsoft.com/office/word/2006/wordml" xmlns:wps="http://schemas.microsoft.com/office/word/2010/wordprocessingShape" mc:Ignorable="w14 w15 w16se w16cid w16 w16cex w16sdtdh wp14">
+  <w:abstractNum w:abstractNumId="0" w15:restartNumberingAfterBreak="0">
     <w:nsid w:val="02F822B5"/>
     <w:multiLevelType w:val="multilevel"/>
     <w:tmpl w:val="51048A6A"/>
@@ -7657,7 +10550,7 @@
       </w:rPr>
     </w:lvl>
   </w:abstractNum>
-  <w:abstractNum w:abstractNumId="1">
+  <w:abstractNum w:abstractNumId="1" w15:restartNumberingAfterBreak="0">
     <w:nsid w:val="190222D3"/>
     <w:multiLevelType w:val="multilevel"/>
     <w:tmpl w:val="6CAA2448"/>
@@ -7806,7 +10699,7 @@
       </w:rPr>
     </w:lvl>
   </w:abstractNum>
-  <w:abstractNum w:abstractNumId="2">
+  <w:abstractNum w:abstractNumId="2" w15:restartNumberingAfterBreak="0">
     <w:nsid w:val="19493098"/>
     <w:multiLevelType w:val="multilevel"/>
     <w:tmpl w:val="E0607468"/>
@@ -7955,7 +10848,7 @@
       </w:rPr>
     </w:lvl>
   </w:abstractNum>
-  <w:abstractNum w:abstractNumId="3">
+  <w:abstractNum w:abstractNumId="3" w15:restartNumberingAfterBreak="0">
     <w:nsid w:val="19B43AA7"/>
     <w:multiLevelType w:val="multilevel"/>
     <w:tmpl w:val="B17095A6"/>
@@ -8104,10 +10997,10 @@
       </w:rPr>
     </w:lvl>
   </w:abstractNum>
-  <w:abstractNum w:abstractNumId="4">
-    <w:nsid w:val="4431442B"/>
+  <w:abstractNum w:abstractNumId="4" w15:restartNumberingAfterBreak="0">
+    <w:nsid w:val="1EA13CBC"/>
     <w:multiLevelType w:val="multilevel"/>
-    <w:tmpl w:val="D25CAED2"/>
+    <w:tmpl w:val="7EE6C9E6"/>
     <w:lvl w:ilvl="0">
       <w:start w:val="1"/>
       <w:numFmt w:val="bullet"/>
@@ -8253,7 +11146,752 @@
       </w:rPr>
     </w:lvl>
   </w:abstractNum>
-  <w:abstractNum w:abstractNumId="5">
+  <w:abstractNum w:abstractNumId="5" w15:restartNumberingAfterBreak="0">
+    <w:nsid w:val="2EB6462C"/>
+    <w:multiLevelType w:val="multilevel"/>
+    <w:tmpl w:val="B2340FC6"/>
+    <w:lvl w:ilvl="0">
+      <w:start w:val="1"/>
+      <w:numFmt w:val="bullet"/>
+      <w:lvlText w:val=""/>
+      <w:lvlJc w:val="left"/>
+      <w:pPr>
+        <w:tabs>
+          <w:tab w:val="num" w:pos="720"/>
+        </w:tabs>
+        <w:ind w:left="720" w:hanging="360"/>
+      </w:pPr>
+      <w:rPr>
+        <w:rFonts w:ascii="Symbol" w:hAnsi="Symbol" w:hint="default"/>
+        <w:sz w:val="20"/>
+      </w:rPr>
+    </w:lvl>
+    <w:lvl w:ilvl="1" w:tentative="1">
+      <w:start w:val="1"/>
+      <w:numFmt w:val="bullet"/>
+      <w:lvlText w:val="o"/>
+      <w:lvlJc w:val="left"/>
+      <w:pPr>
+        <w:tabs>
+          <w:tab w:val="num" w:pos="1440"/>
+        </w:tabs>
+        <w:ind w:left="1440" w:hanging="360"/>
+      </w:pPr>
+      <w:rPr>
+        <w:rFonts w:ascii="Courier New" w:hAnsi="Courier New" w:hint="default"/>
+        <w:sz w:val="20"/>
+      </w:rPr>
+    </w:lvl>
+    <w:lvl w:ilvl="2" w:tentative="1">
+      <w:start w:val="1"/>
+      <w:numFmt w:val="bullet"/>
+      <w:lvlText w:val=""/>
+      <w:lvlJc w:val="left"/>
+      <w:pPr>
+        <w:tabs>
+          <w:tab w:val="num" w:pos="2160"/>
+        </w:tabs>
+        <w:ind w:left="2160" w:hanging="360"/>
+      </w:pPr>
+      <w:rPr>
+        <w:rFonts w:ascii="Wingdings" w:hAnsi="Wingdings" w:hint="default"/>
+        <w:sz w:val="20"/>
+      </w:rPr>
+    </w:lvl>
+    <w:lvl w:ilvl="3" w:tentative="1">
+      <w:start w:val="1"/>
+      <w:numFmt w:val="bullet"/>
+      <w:lvlText w:val=""/>
+      <w:lvlJc w:val="left"/>
+      <w:pPr>
+        <w:tabs>
+          <w:tab w:val="num" w:pos="2880"/>
+        </w:tabs>
+        <w:ind w:left="2880" w:hanging="360"/>
+      </w:pPr>
+      <w:rPr>
+        <w:rFonts w:ascii="Wingdings" w:hAnsi="Wingdings" w:hint="default"/>
+        <w:sz w:val="20"/>
+      </w:rPr>
+    </w:lvl>
+    <w:lvl w:ilvl="4" w:tentative="1">
+      <w:start w:val="1"/>
+      <w:numFmt w:val="bullet"/>
+      <w:lvlText w:val=""/>
+      <w:lvlJc w:val="left"/>
+      <w:pPr>
+        <w:tabs>
+          <w:tab w:val="num" w:pos="3600"/>
+        </w:tabs>
+        <w:ind w:left="3600" w:hanging="360"/>
+      </w:pPr>
+      <w:rPr>
+        <w:rFonts w:ascii="Wingdings" w:hAnsi="Wingdings" w:hint="default"/>
+        <w:sz w:val="20"/>
+      </w:rPr>
+    </w:lvl>
+    <w:lvl w:ilvl="5" w:tentative="1">
+      <w:start w:val="1"/>
+      <w:numFmt w:val="bullet"/>
+      <w:lvlText w:val=""/>
+      <w:lvlJc w:val="left"/>
+      <w:pPr>
+        <w:tabs>
+          <w:tab w:val="num" w:pos="4320"/>
+        </w:tabs>
+        <w:ind w:left="4320" w:hanging="360"/>
+      </w:pPr>
+      <w:rPr>
+        <w:rFonts w:ascii="Wingdings" w:hAnsi="Wingdings" w:hint="default"/>
+        <w:sz w:val="20"/>
+      </w:rPr>
+    </w:lvl>
+    <w:lvl w:ilvl="6" w:tentative="1">
+      <w:start w:val="1"/>
+      <w:numFmt w:val="bullet"/>
+      <w:lvlText w:val=""/>
+      <w:lvlJc w:val="left"/>
+      <w:pPr>
+        <w:tabs>
+          <w:tab w:val="num" w:pos="5040"/>
+        </w:tabs>
+        <w:ind w:left="5040" w:hanging="360"/>
+      </w:pPr>
+      <w:rPr>
+        <w:rFonts w:ascii="Wingdings" w:hAnsi="Wingdings" w:hint="default"/>
+        <w:sz w:val="20"/>
+      </w:rPr>
+    </w:lvl>
+    <w:lvl w:ilvl="7" w:tentative="1">
+      <w:start w:val="1"/>
+      <w:numFmt w:val="bullet"/>
+      <w:lvlText w:val=""/>
+      <w:lvlJc w:val="left"/>
+      <w:pPr>
+        <w:tabs>
+          <w:tab w:val="num" w:pos="5760"/>
+        </w:tabs>
+        <w:ind w:left="5760" w:hanging="360"/>
+      </w:pPr>
+      <w:rPr>
+        <w:rFonts w:ascii="Wingdings" w:hAnsi="Wingdings" w:hint="default"/>
+        <w:sz w:val="20"/>
+      </w:rPr>
+    </w:lvl>
+    <w:lvl w:ilvl="8" w:tentative="1">
+      <w:start w:val="1"/>
+      <w:numFmt w:val="bullet"/>
+      <w:lvlText w:val=""/>
+      <w:lvlJc w:val="left"/>
+      <w:pPr>
+        <w:tabs>
+          <w:tab w:val="num" w:pos="6480"/>
+        </w:tabs>
+        <w:ind w:left="6480" w:hanging="360"/>
+      </w:pPr>
+      <w:rPr>
+        <w:rFonts w:ascii="Wingdings" w:hAnsi="Wingdings" w:hint="default"/>
+        <w:sz w:val="20"/>
+      </w:rPr>
+    </w:lvl>
+  </w:abstractNum>
+  <w:abstractNum w:abstractNumId="6" w15:restartNumberingAfterBreak="0">
+    <w:nsid w:val="2FA91979"/>
+    <w:multiLevelType w:val="multilevel"/>
+    <w:tmpl w:val="EDC09020"/>
+    <w:lvl w:ilvl="0">
+      <w:start w:val="1"/>
+      <w:numFmt w:val="bullet"/>
+      <w:lvlText w:val=""/>
+      <w:lvlJc w:val="left"/>
+      <w:pPr>
+        <w:tabs>
+          <w:tab w:val="num" w:pos="720"/>
+        </w:tabs>
+        <w:ind w:left="720" w:hanging="360"/>
+      </w:pPr>
+      <w:rPr>
+        <w:rFonts w:ascii="Symbol" w:hAnsi="Symbol" w:hint="default"/>
+        <w:sz w:val="20"/>
+      </w:rPr>
+    </w:lvl>
+    <w:lvl w:ilvl="1" w:tentative="1">
+      <w:start w:val="1"/>
+      <w:numFmt w:val="bullet"/>
+      <w:lvlText w:val="o"/>
+      <w:lvlJc w:val="left"/>
+      <w:pPr>
+        <w:tabs>
+          <w:tab w:val="num" w:pos="1440"/>
+        </w:tabs>
+        <w:ind w:left="1440" w:hanging="360"/>
+      </w:pPr>
+      <w:rPr>
+        <w:rFonts w:ascii="Courier New" w:hAnsi="Courier New" w:hint="default"/>
+        <w:sz w:val="20"/>
+      </w:rPr>
+    </w:lvl>
+    <w:lvl w:ilvl="2" w:tentative="1">
+      <w:start w:val="1"/>
+      <w:numFmt w:val="bullet"/>
+      <w:lvlText w:val=""/>
+      <w:lvlJc w:val="left"/>
+      <w:pPr>
+        <w:tabs>
+          <w:tab w:val="num" w:pos="2160"/>
+        </w:tabs>
+        <w:ind w:left="2160" w:hanging="360"/>
+      </w:pPr>
+      <w:rPr>
+        <w:rFonts w:ascii="Wingdings" w:hAnsi="Wingdings" w:hint="default"/>
+        <w:sz w:val="20"/>
+      </w:rPr>
+    </w:lvl>
+    <w:lvl w:ilvl="3" w:tentative="1">
+      <w:start w:val="1"/>
+      <w:numFmt w:val="bullet"/>
+      <w:lvlText w:val=""/>
+      <w:lvlJc w:val="left"/>
+      <w:pPr>
+        <w:tabs>
+          <w:tab w:val="num" w:pos="2880"/>
+        </w:tabs>
+        <w:ind w:left="2880" w:hanging="360"/>
+      </w:pPr>
+      <w:rPr>
+        <w:rFonts w:ascii="Wingdings" w:hAnsi="Wingdings" w:hint="default"/>
+        <w:sz w:val="20"/>
+      </w:rPr>
+    </w:lvl>
+    <w:lvl w:ilvl="4" w:tentative="1">
+      <w:start w:val="1"/>
+      <w:numFmt w:val="bullet"/>
+      <w:lvlText w:val=""/>
+      <w:lvlJc w:val="left"/>
+      <w:pPr>
+        <w:tabs>
+          <w:tab w:val="num" w:pos="3600"/>
+        </w:tabs>
+        <w:ind w:left="3600" w:hanging="360"/>
+      </w:pPr>
+      <w:rPr>
+        <w:rFonts w:ascii="Wingdings" w:hAnsi="Wingdings" w:hint="default"/>
+        <w:sz w:val="20"/>
+      </w:rPr>
+    </w:lvl>
+    <w:lvl w:ilvl="5" w:tentative="1">
+      <w:start w:val="1"/>
+      <w:numFmt w:val="bullet"/>
+      <w:lvlText w:val=""/>
+      <w:lvlJc w:val="left"/>
+      <w:pPr>
+        <w:tabs>
+          <w:tab w:val="num" w:pos="4320"/>
+        </w:tabs>
+        <w:ind w:left="4320" w:hanging="360"/>
+      </w:pPr>
+      <w:rPr>
+        <w:rFonts w:ascii="Wingdings" w:hAnsi="Wingdings" w:hint="default"/>
+        <w:sz w:val="20"/>
+      </w:rPr>
+    </w:lvl>
+    <w:lvl w:ilvl="6" w:tentative="1">
+      <w:start w:val="1"/>
+      <w:numFmt w:val="bullet"/>
+      <w:lvlText w:val=""/>
+      <w:lvlJc w:val="left"/>
+      <w:pPr>
+        <w:tabs>
+          <w:tab w:val="num" w:pos="5040"/>
+        </w:tabs>
+        <w:ind w:left="5040" w:hanging="360"/>
+      </w:pPr>
+      <w:rPr>
+        <w:rFonts w:ascii="Wingdings" w:hAnsi="Wingdings" w:hint="default"/>
+        <w:sz w:val="20"/>
+      </w:rPr>
+    </w:lvl>
+    <w:lvl w:ilvl="7" w:tentative="1">
+      <w:start w:val="1"/>
+      <w:numFmt w:val="bullet"/>
+      <w:lvlText w:val=""/>
+      <w:lvlJc w:val="left"/>
+      <w:pPr>
+        <w:tabs>
+          <w:tab w:val="num" w:pos="5760"/>
+        </w:tabs>
+        <w:ind w:left="5760" w:hanging="360"/>
+      </w:pPr>
+      <w:rPr>
+        <w:rFonts w:ascii="Wingdings" w:hAnsi="Wingdings" w:hint="default"/>
+        <w:sz w:val="20"/>
+      </w:rPr>
+    </w:lvl>
+    <w:lvl w:ilvl="8" w:tentative="1">
+      <w:start w:val="1"/>
+      <w:numFmt w:val="bullet"/>
+      <w:lvlText w:val=""/>
+      <w:lvlJc w:val="left"/>
+      <w:pPr>
+        <w:tabs>
+          <w:tab w:val="num" w:pos="6480"/>
+        </w:tabs>
+        <w:ind w:left="6480" w:hanging="360"/>
+      </w:pPr>
+      <w:rPr>
+        <w:rFonts w:ascii="Wingdings" w:hAnsi="Wingdings" w:hint="default"/>
+        <w:sz w:val="20"/>
+      </w:rPr>
+    </w:lvl>
+  </w:abstractNum>
+  <w:abstractNum w:abstractNumId="7" w15:restartNumberingAfterBreak="0">
+    <w:nsid w:val="37C37440"/>
+    <w:multiLevelType w:val="multilevel"/>
+    <w:tmpl w:val="1BDE91E8"/>
+    <w:lvl w:ilvl="0">
+      <w:start w:val="1"/>
+      <w:numFmt w:val="bullet"/>
+      <w:lvlText w:val=""/>
+      <w:lvlJc w:val="left"/>
+      <w:pPr>
+        <w:tabs>
+          <w:tab w:val="num" w:pos="720"/>
+        </w:tabs>
+        <w:ind w:left="720" w:hanging="360"/>
+      </w:pPr>
+      <w:rPr>
+        <w:rFonts w:ascii="Symbol" w:hAnsi="Symbol" w:hint="default"/>
+        <w:sz w:val="20"/>
+      </w:rPr>
+    </w:lvl>
+    <w:lvl w:ilvl="1" w:tentative="1">
+      <w:start w:val="1"/>
+      <w:numFmt w:val="bullet"/>
+      <w:lvlText w:val="o"/>
+      <w:lvlJc w:val="left"/>
+      <w:pPr>
+        <w:tabs>
+          <w:tab w:val="num" w:pos="1440"/>
+        </w:tabs>
+        <w:ind w:left="1440" w:hanging="360"/>
+      </w:pPr>
+      <w:rPr>
+        <w:rFonts w:ascii="Courier New" w:hAnsi="Courier New" w:hint="default"/>
+        <w:sz w:val="20"/>
+      </w:rPr>
+    </w:lvl>
+    <w:lvl w:ilvl="2" w:tentative="1">
+      <w:start w:val="1"/>
+      <w:numFmt w:val="bullet"/>
+      <w:lvlText w:val=""/>
+      <w:lvlJc w:val="left"/>
+      <w:pPr>
+        <w:tabs>
+          <w:tab w:val="num" w:pos="2160"/>
+        </w:tabs>
+        <w:ind w:left="2160" w:hanging="360"/>
+      </w:pPr>
+      <w:rPr>
+        <w:rFonts w:ascii="Wingdings" w:hAnsi="Wingdings" w:hint="default"/>
+        <w:sz w:val="20"/>
+      </w:rPr>
+    </w:lvl>
+    <w:lvl w:ilvl="3" w:tentative="1">
+      <w:start w:val="1"/>
+      <w:numFmt w:val="bullet"/>
+      <w:lvlText w:val=""/>
+      <w:lvlJc w:val="left"/>
+      <w:pPr>
+        <w:tabs>
+          <w:tab w:val="num" w:pos="2880"/>
+        </w:tabs>
+        <w:ind w:left="2880" w:hanging="360"/>
+      </w:pPr>
+      <w:rPr>
+        <w:rFonts w:ascii="Wingdings" w:hAnsi="Wingdings" w:hint="default"/>
+        <w:sz w:val="20"/>
+      </w:rPr>
+    </w:lvl>
+    <w:lvl w:ilvl="4" w:tentative="1">
+      <w:start w:val="1"/>
+      <w:numFmt w:val="bullet"/>
+      <w:lvlText w:val=""/>
+      <w:lvlJc w:val="left"/>
+      <w:pPr>
+        <w:tabs>
+          <w:tab w:val="num" w:pos="3600"/>
+        </w:tabs>
+        <w:ind w:left="3600" w:hanging="360"/>
+      </w:pPr>
+      <w:rPr>
+        <w:rFonts w:ascii="Wingdings" w:hAnsi="Wingdings" w:hint="default"/>
+        <w:sz w:val="20"/>
+      </w:rPr>
+    </w:lvl>
+    <w:lvl w:ilvl="5" w:tentative="1">
+      <w:start w:val="1"/>
+      <w:numFmt w:val="bullet"/>
+      <w:lvlText w:val=""/>
+      <w:lvlJc w:val="left"/>
+      <w:pPr>
+        <w:tabs>
+          <w:tab w:val="num" w:pos="4320"/>
+        </w:tabs>
+        <w:ind w:left="4320" w:hanging="360"/>
+      </w:pPr>
+      <w:rPr>
+        <w:rFonts w:ascii="Wingdings" w:hAnsi="Wingdings" w:hint="default"/>
+        <w:sz w:val="20"/>
+      </w:rPr>
+    </w:lvl>
+    <w:lvl w:ilvl="6" w:tentative="1">
+      <w:start w:val="1"/>
+      <w:numFmt w:val="bullet"/>
+      <w:lvlText w:val=""/>
+      <w:lvlJc w:val="left"/>
+      <w:pPr>
+        <w:tabs>
+          <w:tab w:val="num" w:pos="5040"/>
+        </w:tabs>
+        <w:ind w:left="5040" w:hanging="360"/>
+      </w:pPr>
+      <w:rPr>
+        <w:rFonts w:ascii="Wingdings" w:hAnsi="Wingdings" w:hint="default"/>
+        <w:sz w:val="20"/>
+      </w:rPr>
+    </w:lvl>
+    <w:lvl w:ilvl="7" w:tentative="1">
+      <w:start w:val="1"/>
+      <w:numFmt w:val="bullet"/>
+      <w:lvlText w:val=""/>
+      <w:lvlJc w:val="left"/>
+      <w:pPr>
+        <w:tabs>
+          <w:tab w:val="num" w:pos="5760"/>
+        </w:tabs>
+        <w:ind w:left="5760" w:hanging="360"/>
+      </w:pPr>
+      <w:rPr>
+        <w:rFonts w:ascii="Wingdings" w:hAnsi="Wingdings" w:hint="default"/>
+        <w:sz w:val="20"/>
+      </w:rPr>
+    </w:lvl>
+    <w:lvl w:ilvl="8" w:tentative="1">
+      <w:start w:val="1"/>
+      <w:numFmt w:val="bullet"/>
+      <w:lvlText w:val=""/>
+      <w:lvlJc w:val="left"/>
+      <w:pPr>
+        <w:tabs>
+          <w:tab w:val="num" w:pos="6480"/>
+        </w:tabs>
+        <w:ind w:left="6480" w:hanging="360"/>
+      </w:pPr>
+      <w:rPr>
+        <w:rFonts w:ascii="Wingdings" w:hAnsi="Wingdings" w:hint="default"/>
+        <w:sz w:val="20"/>
+      </w:rPr>
+    </w:lvl>
+  </w:abstractNum>
+  <w:abstractNum w:abstractNumId="8" w15:restartNumberingAfterBreak="0">
+    <w:nsid w:val="4431442B"/>
+    <w:multiLevelType w:val="multilevel"/>
+    <w:tmpl w:val="D25CAED2"/>
+    <w:lvl w:ilvl="0">
+      <w:start w:val="1"/>
+      <w:numFmt w:val="bullet"/>
+      <w:lvlText w:val=""/>
+      <w:lvlJc w:val="left"/>
+      <w:pPr>
+        <w:tabs>
+          <w:tab w:val="num" w:pos="720"/>
+        </w:tabs>
+        <w:ind w:left="720" w:hanging="360"/>
+      </w:pPr>
+      <w:rPr>
+        <w:rFonts w:ascii="Symbol" w:hAnsi="Symbol" w:hint="default"/>
+        <w:sz w:val="20"/>
+      </w:rPr>
+    </w:lvl>
+    <w:lvl w:ilvl="1" w:tentative="1">
+      <w:start w:val="1"/>
+      <w:numFmt w:val="bullet"/>
+      <w:lvlText w:val="o"/>
+      <w:lvlJc w:val="left"/>
+      <w:pPr>
+        <w:tabs>
+          <w:tab w:val="num" w:pos="1440"/>
+        </w:tabs>
+        <w:ind w:left="1440" w:hanging="360"/>
+      </w:pPr>
+      <w:rPr>
+        <w:rFonts w:ascii="Courier New" w:hAnsi="Courier New" w:hint="default"/>
+        <w:sz w:val="20"/>
+      </w:rPr>
+    </w:lvl>
+    <w:lvl w:ilvl="2" w:tentative="1">
+      <w:start w:val="1"/>
+      <w:numFmt w:val="bullet"/>
+      <w:lvlText w:val=""/>
+      <w:lvlJc w:val="left"/>
+      <w:pPr>
+        <w:tabs>
+          <w:tab w:val="num" w:pos="2160"/>
+        </w:tabs>
+        <w:ind w:left="2160" w:hanging="360"/>
+      </w:pPr>
+      <w:rPr>
+        <w:rFonts w:ascii="Wingdings" w:hAnsi="Wingdings" w:hint="default"/>
+        <w:sz w:val="20"/>
+      </w:rPr>
+    </w:lvl>
+    <w:lvl w:ilvl="3" w:tentative="1">
+      <w:start w:val="1"/>
+      <w:numFmt w:val="bullet"/>
+      <w:lvlText w:val=""/>
+      <w:lvlJc w:val="left"/>
+      <w:pPr>
+        <w:tabs>
+          <w:tab w:val="num" w:pos="2880"/>
+        </w:tabs>
+        <w:ind w:left="2880" w:hanging="360"/>
+      </w:pPr>
+      <w:rPr>
+        <w:rFonts w:ascii="Wingdings" w:hAnsi="Wingdings" w:hint="default"/>
+        <w:sz w:val="20"/>
+      </w:rPr>
+    </w:lvl>
+    <w:lvl w:ilvl="4" w:tentative="1">
+      <w:start w:val="1"/>
+      <w:numFmt w:val="bullet"/>
+      <w:lvlText w:val=""/>
+      <w:lvlJc w:val="left"/>
+      <w:pPr>
+        <w:tabs>
+          <w:tab w:val="num" w:pos="3600"/>
+        </w:tabs>
+        <w:ind w:left="3600" w:hanging="360"/>
+      </w:pPr>
+      <w:rPr>
+        <w:rFonts w:ascii="Wingdings" w:hAnsi="Wingdings" w:hint="default"/>
+        <w:sz w:val="20"/>
+      </w:rPr>
+    </w:lvl>
+    <w:lvl w:ilvl="5" w:tentative="1">
+      <w:start w:val="1"/>
+      <w:numFmt w:val="bullet"/>
+      <w:lvlText w:val=""/>
+      <w:lvlJc w:val="left"/>
+      <w:pPr>
+        <w:tabs>
+          <w:tab w:val="num" w:pos="4320"/>
+        </w:tabs>
+        <w:ind w:left="4320" w:hanging="360"/>
+      </w:pPr>
+      <w:rPr>
+        <w:rFonts w:ascii="Wingdings" w:hAnsi="Wingdings" w:hint="default"/>
+        <w:sz w:val="20"/>
+      </w:rPr>
+    </w:lvl>
+    <w:lvl w:ilvl="6" w:tentative="1">
+      <w:start w:val="1"/>
+      <w:numFmt w:val="bullet"/>
+      <w:lvlText w:val=""/>
+      <w:lvlJc w:val="left"/>
+      <w:pPr>
+        <w:tabs>
+          <w:tab w:val="num" w:pos="5040"/>
+        </w:tabs>
+        <w:ind w:left="5040" w:hanging="360"/>
+      </w:pPr>
+      <w:rPr>
+        <w:rFonts w:ascii="Wingdings" w:hAnsi="Wingdings" w:hint="default"/>
+        <w:sz w:val="20"/>
+      </w:rPr>
+    </w:lvl>
+    <w:lvl w:ilvl="7" w:tentative="1">
+      <w:start w:val="1"/>
+      <w:numFmt w:val="bullet"/>
+      <w:lvlText w:val=""/>
+      <w:lvlJc w:val="left"/>
+      <w:pPr>
+        <w:tabs>
+          <w:tab w:val="num" w:pos="5760"/>
+        </w:tabs>
+        <w:ind w:left="5760" w:hanging="360"/>
+      </w:pPr>
+      <w:rPr>
+        <w:rFonts w:ascii="Wingdings" w:hAnsi="Wingdings" w:hint="default"/>
+        <w:sz w:val="20"/>
+      </w:rPr>
+    </w:lvl>
+    <w:lvl w:ilvl="8" w:tentative="1">
+      <w:start w:val="1"/>
+      <w:numFmt w:val="bullet"/>
+      <w:lvlText w:val=""/>
+      <w:lvlJc w:val="left"/>
+      <w:pPr>
+        <w:tabs>
+          <w:tab w:val="num" w:pos="6480"/>
+        </w:tabs>
+        <w:ind w:left="6480" w:hanging="360"/>
+      </w:pPr>
+      <w:rPr>
+        <w:rFonts w:ascii="Wingdings" w:hAnsi="Wingdings" w:hint="default"/>
+        <w:sz w:val="20"/>
+      </w:rPr>
+    </w:lvl>
+  </w:abstractNum>
+  <w:abstractNum w:abstractNumId="9" w15:restartNumberingAfterBreak="0">
+    <w:nsid w:val="494B0850"/>
+    <w:multiLevelType w:val="multilevel"/>
+    <w:tmpl w:val="07EA177E"/>
+    <w:lvl w:ilvl="0">
+      <w:start w:val="1"/>
+      <w:numFmt w:val="bullet"/>
+      <w:lvlText w:val=""/>
+      <w:lvlJc w:val="left"/>
+      <w:pPr>
+        <w:tabs>
+          <w:tab w:val="num" w:pos="720"/>
+        </w:tabs>
+        <w:ind w:left="720" w:hanging="360"/>
+      </w:pPr>
+      <w:rPr>
+        <w:rFonts w:ascii="Symbol" w:hAnsi="Symbol" w:hint="default"/>
+        <w:sz w:val="20"/>
+      </w:rPr>
+    </w:lvl>
+    <w:lvl w:ilvl="1" w:tentative="1">
+      <w:start w:val="1"/>
+      <w:numFmt w:val="bullet"/>
+      <w:lvlText w:val="o"/>
+      <w:lvlJc w:val="left"/>
+      <w:pPr>
+        <w:tabs>
+          <w:tab w:val="num" w:pos="1440"/>
+        </w:tabs>
+        <w:ind w:left="1440" w:hanging="360"/>
+      </w:pPr>
+      <w:rPr>
+        <w:rFonts w:ascii="Courier New" w:hAnsi="Courier New" w:hint="default"/>
+        <w:sz w:val="20"/>
+      </w:rPr>
+    </w:lvl>
+    <w:lvl w:ilvl="2" w:tentative="1">
+      <w:start w:val="1"/>
+      <w:numFmt w:val="bullet"/>
+      <w:lvlText w:val=""/>
+      <w:lvlJc w:val="left"/>
+      <w:pPr>
+        <w:tabs>
+          <w:tab w:val="num" w:pos="2160"/>
+        </w:tabs>
+        <w:ind w:left="2160" w:hanging="360"/>
+      </w:pPr>
+      <w:rPr>
+        <w:rFonts w:ascii="Wingdings" w:hAnsi="Wingdings" w:hint="default"/>
+        <w:sz w:val="20"/>
+      </w:rPr>
+    </w:lvl>
+    <w:lvl w:ilvl="3" w:tentative="1">
+      <w:start w:val="1"/>
+      <w:numFmt w:val="bullet"/>
+      <w:lvlText w:val=""/>
+      <w:lvlJc w:val="left"/>
+      <w:pPr>
+        <w:tabs>
+          <w:tab w:val="num" w:pos="2880"/>
+        </w:tabs>
+        <w:ind w:left="2880" w:hanging="360"/>
+      </w:pPr>
+      <w:rPr>
+        <w:rFonts w:ascii="Wingdings" w:hAnsi="Wingdings" w:hint="default"/>
+        <w:sz w:val="20"/>
+      </w:rPr>
+    </w:lvl>
+    <w:lvl w:ilvl="4" w:tentative="1">
+      <w:start w:val="1"/>
+      <w:numFmt w:val="bullet"/>
+      <w:lvlText w:val=""/>
+      <w:lvlJc w:val="left"/>
+      <w:pPr>
+        <w:tabs>
+          <w:tab w:val="num" w:pos="3600"/>
+        </w:tabs>
+        <w:ind w:left="3600" w:hanging="360"/>
+      </w:pPr>
+      <w:rPr>
+        <w:rFonts w:ascii="Wingdings" w:hAnsi="Wingdings" w:hint="default"/>
+        <w:sz w:val="20"/>
+      </w:rPr>
+    </w:lvl>
+    <w:lvl w:ilvl="5" w:tentative="1">
+      <w:start w:val="1"/>
+      <w:numFmt w:val="bullet"/>
+      <w:lvlText w:val=""/>
+      <w:lvlJc w:val="left"/>
+      <w:pPr>
+        <w:tabs>
+          <w:tab w:val="num" w:pos="4320"/>
+        </w:tabs>
+        <w:ind w:left="4320" w:hanging="360"/>
+      </w:pPr>
+      <w:rPr>
+        <w:rFonts w:ascii="Wingdings" w:hAnsi="Wingdings" w:hint="default"/>
+        <w:sz w:val="20"/>
+      </w:rPr>
+    </w:lvl>
+    <w:lvl w:ilvl="6" w:tentative="1">
+      <w:start w:val="1"/>
+      <w:numFmt w:val="bullet"/>
+      <w:lvlText w:val=""/>
+      <w:lvlJc w:val="left"/>
+      <w:pPr>
+        <w:tabs>
+          <w:tab w:val="num" w:pos="5040"/>
+        </w:tabs>
+        <w:ind w:left="5040" w:hanging="360"/>
+      </w:pPr>
+      <w:rPr>
+        <w:rFonts w:ascii="Wingdings" w:hAnsi="Wingdings" w:hint="default"/>
+        <w:sz w:val="20"/>
+      </w:rPr>
+    </w:lvl>
+    <w:lvl w:ilvl="7" w:tentative="1">
+      <w:start w:val="1"/>
+      <w:numFmt w:val="bullet"/>
+      <w:lvlText w:val=""/>
+      <w:lvlJc w:val="left"/>
+      <w:pPr>
+        <w:tabs>
+          <w:tab w:val="num" w:pos="5760"/>
+        </w:tabs>
+        <w:ind w:left="5760" w:hanging="360"/>
+      </w:pPr>
+      <w:rPr>
+        <w:rFonts w:ascii="Wingdings" w:hAnsi="Wingdings" w:hint="default"/>
+        <w:sz w:val="20"/>
+      </w:rPr>
+    </w:lvl>
+    <w:lvl w:ilvl="8" w:tentative="1">
+      <w:start w:val="1"/>
+      <w:numFmt w:val="bullet"/>
+      <w:lvlText w:val=""/>
+      <w:lvlJc w:val="left"/>
+      <w:pPr>
+        <w:tabs>
+          <w:tab w:val="num" w:pos="6480"/>
+        </w:tabs>
+        <w:ind w:left="6480" w:hanging="360"/>
+      </w:pPr>
+      <w:rPr>
+        <w:rFonts w:ascii="Wingdings" w:hAnsi="Wingdings" w:hint="default"/>
+        <w:sz w:val="20"/>
+      </w:rPr>
+    </w:lvl>
+  </w:abstractNum>
+  <w:abstractNum w:abstractNumId="10" w15:restartNumberingAfterBreak="0">
     <w:nsid w:val="70175FDA"/>
     <w:multiLevelType w:val="multilevel"/>
     <w:tmpl w:val="D3F628DC"/>
@@ -8366,29 +12004,44 @@
       </w:pPr>
     </w:lvl>
   </w:abstractNum>
-  <w:num w:numId="1">
+  <w:num w:numId="1" w16cid:durableId="376204946">
     <w:abstractNumId w:val="0"/>
   </w:num>
-  <w:num w:numId="2">
+  <w:num w:numId="2" w16cid:durableId="1709529928">
+    <w:abstractNumId w:val="10"/>
+  </w:num>
+  <w:num w:numId="3" w16cid:durableId="189032637">
+    <w:abstractNumId w:val="8"/>
+  </w:num>
+  <w:num w:numId="4" w16cid:durableId="1980960964">
+    <w:abstractNumId w:val="1"/>
+  </w:num>
+  <w:num w:numId="5" w16cid:durableId="552815675">
+    <w:abstractNumId w:val="2"/>
+  </w:num>
+  <w:num w:numId="6" w16cid:durableId="1185053884">
+    <w:abstractNumId w:val="3"/>
+  </w:num>
+  <w:num w:numId="7" w16cid:durableId="1181698601">
+    <w:abstractNumId w:val="6"/>
+  </w:num>
+  <w:num w:numId="8" w16cid:durableId="961031365">
     <w:abstractNumId w:val="5"/>
   </w:num>
-  <w:num w:numId="3">
+  <w:num w:numId="9" w16cid:durableId="114183050">
     <w:abstractNumId w:val="4"/>
   </w:num>
-  <w:num w:numId="4">
-    <w:abstractNumId w:val="1"/>
+  <w:num w:numId="10" w16cid:durableId="54202480">
+    <w:abstractNumId w:val="7"/>
   </w:num>
-  <w:num w:numId="5">
-    <w:abstractNumId w:val="2"/>
-  </w:num>
-  <w:num w:numId="6">
-    <w:abstractNumId w:val="3"/>
+  <w:num w:numId="11" w16cid:durableId="1557354692">
+    <w:abstractNumId w:val="9"/>
   </w:num>
 </w:numbering>
 </file>
 
 <file path=word/styles.xml><?xml version="1.0" encoding="utf-8"?>
-<w:styles xmlns:mc="http://schemas.openxmlformats.org/markup-compatibility/2006" xmlns:r="http://schemas.openxmlformats.org/officeDocument/2006/relationships" xmlns:w="http://schemas.openxmlformats.org/wordprocessingml/2006/main" xmlns:w14="http://schemas.microsoft.com/office/word/2010/wordml" mc:Ignorable="w14">
+<w:styles xmlns:mc="http://schemas.openxmlformats.org/markup-compatibility/2006" xmlns:r="http://schemas.openxmlformats.org/officeDocument/2006/relationships" xmlns:w="http://schemas.openxmlformats.org/wordprocessingml/2006/main" xmlns:w14="http://schemas.microsoft.com/office/word/2010/wordml" xmlns:w15="http://schemas.microsoft.com/office/word/2012/wordml" xmlns:w16cex="http://schemas.microsoft.com/office/word/2018/wordml/cex" xmlns:w16cid="http://schemas.microsoft.com/office/word/2016/wordml/cid" xmlns:w16="http://schemas.microsoft.com/office/word/2018/wordml" xmlns:w16sdtdh="http://schemas.microsoft.com/office/word/2020/wordml/sdtdatahash" xmlns:w16se="http://schemas.microsoft.com/office/word/2015/wordml/symex" mc:Ignorable="w14 w15 w16se w16cid w16 w16cex w16sdtdh">
   <w:docDefaults>
     <w:rPrDefault>
       <w:rPr>
@@ -8404,144 +12057,383 @@
       </w:pPr>
     </w:pPrDefault>
   </w:docDefaults>
-  <w:latentStyles w:defLockedState="0" w:defUIPriority="99" w:defSemiHidden="1" w:defUnhideWhenUsed="1" w:defQFormat="0" w:count="267">
-    <w:lsdException w:name="Normal" w:semiHidden="0" w:uiPriority="0" w:unhideWhenUsed="0" w:qFormat="1"/>
-    <w:lsdException w:name="heading 1" w:semiHidden="0" w:uiPriority="9" w:unhideWhenUsed="0" w:qFormat="1"/>
-    <w:lsdException w:name="heading 2" w:uiPriority="9" w:qFormat="1"/>
-    <w:lsdException w:name="heading 3" w:uiPriority="9" w:qFormat="1"/>
-    <w:lsdException w:name="heading 4" w:uiPriority="9" w:qFormat="1"/>
-    <w:lsdException w:name="heading 5" w:uiPriority="9" w:qFormat="1"/>
-    <w:lsdException w:name="heading 6" w:uiPriority="9" w:qFormat="1"/>
-    <w:lsdException w:name="heading 7" w:uiPriority="9" w:qFormat="1"/>
-    <w:lsdException w:name="heading 8" w:uiPriority="9" w:qFormat="1"/>
-    <w:lsdException w:name="heading 9" w:uiPriority="9" w:qFormat="1"/>
-    <w:lsdException w:name="toc 1" w:uiPriority="39"/>
-    <w:lsdException w:name="toc 2" w:uiPriority="39"/>
-    <w:lsdException w:name="toc 3" w:uiPriority="39"/>
-    <w:lsdException w:name="toc 4" w:uiPriority="39"/>
-    <w:lsdException w:name="toc 5" w:uiPriority="39"/>
-    <w:lsdException w:name="toc 6" w:uiPriority="39"/>
-    <w:lsdException w:name="toc 7" w:uiPriority="39"/>
-    <w:lsdException w:name="toc 8" w:uiPriority="39"/>
-    <w:lsdException w:name="toc 9" w:uiPriority="39"/>
-    <w:lsdException w:name="caption" w:uiPriority="35" w:qFormat="1"/>
-    <w:lsdException w:name="Title" w:semiHidden="0" w:uiPriority="10" w:unhideWhenUsed="0" w:qFormat="1"/>
-    <w:lsdException w:name="Default Paragraph Font" w:uiPriority="1"/>
-    <w:lsdException w:name="Subtitle" w:semiHidden="0" w:uiPriority="11" w:unhideWhenUsed="0" w:qFormat="1"/>
-    <w:lsdException w:name="Strong" w:semiHidden="0" w:uiPriority="22" w:unhideWhenUsed="0" w:qFormat="1"/>
-    <w:lsdException w:name="Emphasis" w:semiHidden="0" w:uiPriority="20" w:unhideWhenUsed="0" w:qFormat="1"/>
-    <w:lsdException w:name="Table Grid" w:semiHidden="0" w:uiPriority="59" w:unhideWhenUsed="0"/>
-    <w:lsdException w:name="Placeholder Text" w:unhideWhenUsed="0"/>
-    <w:lsdException w:name="No Spacing" w:semiHidden="0" w:uiPriority="1" w:unhideWhenUsed="0" w:qFormat="1"/>
-    <w:lsdException w:name="Light Shading" w:semiHidden="0" w:uiPriority="60" w:unhideWhenUsed="0"/>
-    <w:lsdException w:name="Light List" w:semiHidden="0" w:uiPriority="61" w:unhideWhenUsed="0"/>
-    <w:lsdException w:name="Light Grid" w:semiHidden="0" w:uiPriority="62" w:unhideWhenUsed="0"/>
-    <w:lsdException w:name="Medium Shading 1" w:semiHidden="0" w:uiPriority="63" w:unhideWhenUsed="0"/>
-    <w:lsdException w:name="Medium Shading 2" w:semiHidden="0" w:uiPriority="64" w:unhideWhenUsed="0"/>
-    <w:lsdException w:name="Medium List 1" w:semiHidden="0" w:uiPriority="65" w:unhideWhenUsed="0"/>
-    <w:lsdException w:name="Medium List 2" w:semiHidden="0" w:uiPriority="66" w:unhideWhenUsed="0"/>
-    <w:lsdException w:name="Medium Grid 1" w:semiHidden="0" w:uiPriority="67" w:unhideWhenUsed="0"/>
-    <w:lsdException w:name="Medium Grid 2" w:semiHidden="0" w:uiPriority="68" w:unhideWhenUsed="0"/>
-    <w:lsdException w:name="Medium Grid 3" w:semiHidden="0" w:uiPriority="69" w:unhideWhenUsed="0"/>
-    <w:lsdException w:name="Dark List" w:semiHidden="0" w:uiPriority="70" w:unhideWhenUsed="0"/>
-    <w:lsdException w:name="Colorful Shading" w:semiHidden="0" w:uiPriority="71" w:unhideWhenUsed="0"/>
-    <w:lsdException w:name="Colorful List" w:semiHidden="0" w:uiPriority="72" w:unhideWhenUsed="0"/>
-    <w:lsdException w:name="Colorful Grid" w:semiHidden="0" w:uiPriority="73" w:unhideWhenUsed="0"/>
-    <w:lsdException w:name="Light Shading Accent 1" w:semiHidden="0" w:uiPriority="60" w:unhideWhenUsed="0"/>
-    <w:lsdException w:name="Light List Accent 1" w:semiHidden="0" w:uiPriority="61" w:unhideWhenUsed="0"/>
-    <w:lsdException w:name="Light Grid Accent 1" w:semiHidden="0" w:uiPriority="62" w:unhideWhenUsed="0"/>
-    <w:lsdException w:name="Medium Shading 1 Accent 1" w:semiHidden="0" w:uiPriority="63" w:unhideWhenUsed="0"/>
-    <w:lsdException w:name="Medium Shading 2 Accent 1" w:semiHidden="0" w:uiPriority="64" w:unhideWhenUsed="0"/>
-    <w:lsdException w:name="Medium List 1 Accent 1" w:semiHidden="0" w:uiPriority="65" w:unhideWhenUsed="0"/>
-    <w:lsdException w:name="Revision" w:unhideWhenUsed="0"/>
-    <w:lsdException w:name="List Paragraph" w:semiHidden="0" w:uiPriority="34" w:unhideWhenUsed="0" w:qFormat="1"/>
-    <w:lsdException w:name="Quote" w:semiHidden="0" w:uiPriority="29" w:unhideWhenUsed="0" w:qFormat="1"/>
-    <w:lsdException w:name="Intense Quote" w:semiHidden="0" w:uiPriority="30" w:unhideWhenUsed="0" w:qFormat="1"/>
-    <w:lsdException w:name="Medium List 2 Accent 1" w:semiHidden="0" w:uiPriority="66" w:unhideWhenUsed="0"/>
-    <w:lsdException w:name="Medium Grid 1 Accent 1" w:semiHidden="0" w:uiPriority="67" w:unhideWhenUsed="0"/>
-    <w:lsdException w:name="Medium Grid 2 Accent 1" w:semiHidden="0" w:uiPriority="68" w:unhideWhenUsed="0"/>
-    <w:lsdException w:name="Medium Grid 3 Accent 1" w:semiHidden="0" w:uiPriority="69" w:unhideWhenUsed="0"/>
-    <w:lsdException w:name="Dark List Accent 1" w:semiHidden="0" w:uiPriority="70" w:unhideWhenUsed="0"/>
-    <w:lsdException w:name="Colorful Shading Accent 1" w:semiHidden="0" w:uiPriority="71" w:unhideWhenUsed="0"/>
-    <w:lsdException w:name="Colorful List Accent 1" w:semiHidden="0" w:uiPriority="72" w:unhideWhenUsed="0"/>
-    <w:lsdException w:name="Colorful Grid Accent 1" w:semiHidden="0" w:uiPriority="73" w:unhideWhenUsed="0"/>
-    <w:lsdException w:name="Light Shading Accent 2" w:semiHidden="0" w:uiPriority="60" w:unhideWhenUsed="0"/>
-    <w:lsdException w:name="Light List Accent 2" w:semiHidden="0" w:uiPriority="61" w:unhideWhenUsed="0"/>
-    <w:lsdException w:name="Light Grid Accent 2" w:semiHidden="0" w:uiPriority="62" w:unhideWhenUsed="0"/>
-    <w:lsdException w:name="Medium Shading 1 Accent 2" w:semiHidden="0" w:uiPriority="63" w:unhideWhenUsed="0"/>
-    <w:lsdException w:name="Medium Shading 2 Accent 2" w:semiHidden="0" w:uiPriority="64" w:unhideWhenUsed="0"/>
-    <w:lsdException w:name="Medium List 1 Accent 2" w:semiHidden="0" w:uiPriority="65" w:unhideWhenUsed="0"/>
-    <w:lsdException w:name="Medium List 2 Accent 2" w:semiHidden="0" w:uiPriority="66" w:unhideWhenUsed="0"/>
-    <w:lsdException w:name="Medium Grid 1 Accent 2" w:semiHidden="0" w:uiPriority="67" w:unhideWhenUsed="0"/>
-    <w:lsdException w:name="Medium Grid 2 Accent 2" w:semiHidden="0" w:uiPriority="68" w:unhideWhenUsed="0"/>
-    <w:lsdException w:name="Medium Grid 3 Accent 2" w:semiHidden="0" w:uiPriority="69" w:unhideWhenUsed="0"/>
-    <w:lsdException w:name="Dark List Accent 2" w:semiHidden="0" w:uiPriority="70" w:unhideWhenUsed="0"/>
-    <w:lsdException w:name="Colorful Shading Accent 2" w:semiHidden="0" w:uiPriority="71" w:unhideWhenUsed="0"/>
-    <w:lsdException w:name="Colorful List Accent 2" w:semiHidden="0" w:uiPriority="72" w:unhideWhenUsed="0"/>
-    <w:lsdException w:name="Colorful Grid Accent 2" w:semiHidden="0" w:uiPriority="73" w:unhideWhenUsed="0"/>
-    <w:lsdException w:name="Light Shading Accent 3" w:semiHidden="0" w:uiPriority="60" w:unhideWhenUsed="0"/>
-    <w:lsdException w:name="Light List Accent 3" w:semiHidden="0" w:uiPriority="61" w:unhideWhenUsed="0"/>
-    <w:lsdException w:name="Light Grid Accent 3" w:semiHidden="0" w:uiPriority="62" w:unhideWhenUsed="0"/>
-    <w:lsdException w:name="Medium Shading 1 Accent 3" w:semiHidden="0" w:uiPriority="63" w:unhideWhenUsed="0"/>
-    <w:lsdException w:name="Medium Shading 2 Accent 3" w:semiHidden="0" w:uiPriority="64" w:unhideWhenUsed="0"/>
-    <w:lsdException w:name="Medium List 1 Accent 3" w:semiHidden="0" w:uiPriority="65" w:unhideWhenUsed="0"/>
-    <w:lsdException w:name="Medium List 2 Accent 3" w:semiHidden="0" w:uiPriority="66" w:unhideWhenUsed="0"/>
-    <w:lsdException w:name="Medium Grid 1 Accent 3" w:semiHidden="0" w:uiPriority="67" w:unhideWhenUsed="0"/>
-    <w:lsdException w:name="Medium Grid 2 Accent 3" w:semiHidden="0" w:uiPriority="68" w:unhideWhenUsed="0"/>
-    <w:lsdException w:name="Medium Grid 3 Accent 3" w:semiHidden="0" w:uiPriority="69" w:unhideWhenUsed="0"/>
-    <w:lsdException w:name="Dark List Accent 3" w:semiHidden="0" w:uiPriority="70" w:unhideWhenUsed="0"/>
-    <w:lsdException w:name="Colorful Shading Accent 3" w:semiHidden="0" w:uiPriority="71" w:unhideWhenUsed="0"/>
-    <w:lsdException w:name="Colorful List Accent 3" w:semiHidden="0" w:uiPriority="72" w:unhideWhenUsed="0"/>
-    <w:lsdException w:name="Colorful Grid Accent 3" w:semiHidden="0" w:uiPriority="73" w:unhideWhenUsed="0"/>
-    <w:lsdException w:name="Light Shading Accent 4" w:semiHidden="0" w:uiPriority="60" w:unhideWhenUsed="0"/>
-    <w:lsdException w:name="Light List Accent 4" w:semiHidden="0" w:uiPriority="61" w:unhideWhenUsed="0"/>
-    <w:lsdException w:name="Light Grid Accent 4" w:semiHidden="0" w:uiPriority="62" w:unhideWhenUsed="0"/>
-    <w:lsdException w:name="Medium Shading 1 Accent 4" w:semiHidden="0" w:uiPriority="63" w:unhideWhenUsed="0"/>
-    <w:lsdException w:name="Medium Shading 2 Accent 4" w:semiHidden="0" w:uiPriority="64" w:unhideWhenUsed="0"/>
-    <w:lsdException w:name="Medium List 1 Accent 4" w:semiHidden="0" w:uiPriority="65" w:unhideWhenUsed="0"/>
-    <w:lsdException w:name="Medium List 2 Accent 4" w:semiHidden="0" w:uiPriority="66" w:unhideWhenUsed="0"/>
-    <w:lsdException w:name="Medium Grid 1 Accent 4" w:semiHidden="0" w:uiPriority="67" w:unhideWhenUsed="0"/>
-    <w:lsdException w:name="Medium Grid 2 Accent 4" w:semiHidden="0" w:uiPriority="68" w:unhideWhenUsed="0"/>
-    <w:lsdException w:name="Medium Grid 3 Accent 4" w:semiHidden="0" w:uiPriority="69" w:unhideWhenUsed="0"/>
-    <w:lsdException w:name="Dark List Accent 4" w:semiHidden="0" w:uiPriority="70" w:unhideWhenUsed="0"/>
-    <w:lsdException w:name="Colorful Shading Accent 4" w:semiHidden="0" w:uiPriority="71" w:unhideWhenUsed="0"/>
-    <w:lsdException w:name="Colorful List Accent 4" w:semiHidden="0" w:uiPriority="72" w:unhideWhenUsed="0"/>
-    <w:lsdException w:name="Colorful Grid Accent 4" w:semiHidden="0" w:uiPriority="73" w:unhideWhenUsed="0"/>
-    <w:lsdException w:name="Light Shading Accent 5" w:semiHidden="0" w:uiPriority="60" w:unhideWhenUsed="0"/>
-    <w:lsdException w:name="Light List Accent 5" w:semiHidden="0" w:uiPriority="61" w:unhideWhenUsed="0"/>
-    <w:lsdException w:name="Light Grid Accent 5" w:semiHidden="0" w:uiPriority="62" w:unhideWhenUsed="0"/>
-    <w:lsdException w:name="Medium Shading 1 Accent 5" w:semiHidden="0" w:uiPriority="63" w:unhideWhenUsed="0"/>
-    <w:lsdException w:name="Medium Shading 2 Accent 5" w:semiHidden="0" w:uiPriority="64" w:unhideWhenUsed="0"/>
-    <w:lsdException w:name="Medium List 1 Accent 5" w:semiHidden="0" w:uiPriority="65" w:unhideWhenUsed="0"/>
-    <w:lsdException w:name="Medium List 2 Accent 5" w:semiHidden="0" w:uiPriority="66" w:unhideWhenUsed="0"/>
-    <w:lsdException w:name="Medium Grid 1 Accent 5" w:semiHidden="0" w:uiPriority="67" w:unhideWhenUsed="0"/>
-    <w:lsdException w:name="Medium Grid 2 Accent 5" w:semiHidden="0" w:uiPriority="68" w:unhideWhenUsed="0"/>
-    <w:lsdException w:name="Medium Grid 3 Accent 5" w:semiHidden="0" w:uiPriority="69" w:unhideWhenUsed="0"/>
-    <w:lsdException w:name="Dark List Accent 5" w:semiHidden="0" w:uiPriority="70" w:unhideWhenUsed="0"/>
-    <w:lsdException w:name="Colorful Shading Accent 5" w:semiHidden="0" w:uiPriority="71" w:unhideWhenUsed="0"/>
-    <w:lsdException w:name="Colorful List Accent 5" w:semiHidden="0" w:uiPriority="72" w:unhideWhenUsed="0"/>
-    <w:lsdException w:name="Colorful Grid Accent 5" w:semiHidden="0" w:uiPriority="73" w:unhideWhenUsed="0"/>
-    <w:lsdException w:name="Light Shading Accent 6" w:semiHidden="0" w:uiPriority="60" w:unhideWhenUsed="0"/>
-    <w:lsdException w:name="Light List Accent 6" w:semiHidden="0" w:uiPriority="61" w:unhideWhenUsed="0"/>
-    <w:lsdException w:name="Light Grid Accent 6" w:semiHidden="0" w:uiPriority="62" w:unhideWhenUsed="0"/>
-    <w:lsdException w:name="Medium Shading 1 Accent 6" w:semiHidden="0" w:uiPriority="63" w:unhideWhenUsed="0"/>
-    <w:lsdException w:name="Medium Shading 2 Accent 6" w:semiHidden="0" w:uiPriority="64" w:unhideWhenUsed="0"/>
-    <w:lsdException w:name="Medium List 1 Accent 6" w:semiHidden="0" w:uiPriority="65" w:unhideWhenUsed="0"/>
-    <w:lsdException w:name="Medium List 2 Accent 6" w:semiHidden="0" w:uiPriority="66" w:unhideWhenUsed="0"/>
-    <w:lsdException w:name="Medium Grid 1 Accent 6" w:semiHidden="0" w:uiPriority="67" w:unhideWhenUsed="0"/>
-    <w:lsdException w:name="Medium Grid 2 Accent 6" w:semiHidden="0" w:uiPriority="68" w:unhideWhenUsed="0"/>
-    <w:lsdException w:name="Medium Grid 3 Accent 6" w:semiHidden="0" w:uiPriority="69" w:unhideWhenUsed="0"/>
-    <w:lsdException w:name="Dark List Accent 6" w:semiHidden="0" w:uiPriority="70" w:unhideWhenUsed="0"/>
-    <w:lsdException w:name="Colorful Shading Accent 6" w:semiHidden="0" w:uiPriority="71" w:unhideWhenUsed="0"/>
-    <w:lsdException w:name="Colorful List Accent 6" w:semiHidden="0" w:uiPriority="72" w:unhideWhenUsed="0"/>
-    <w:lsdException w:name="Colorful Grid Accent 6" w:semiHidden="0" w:uiPriority="73" w:unhideWhenUsed="0"/>
-    <w:lsdException w:name="Subtle Emphasis" w:semiHidden="0" w:uiPriority="19" w:unhideWhenUsed="0" w:qFormat="1"/>
-    <w:lsdException w:name="Intense Emphasis" w:semiHidden="0" w:uiPriority="21" w:unhideWhenUsed="0" w:qFormat="1"/>
-    <w:lsdException w:name="Subtle Reference" w:semiHidden="0" w:uiPriority="31" w:unhideWhenUsed="0" w:qFormat="1"/>
-    <w:lsdException w:name="Intense Reference" w:semiHidden="0" w:uiPriority="32" w:unhideWhenUsed="0" w:qFormat="1"/>
-    <w:lsdException w:name="Book Title" w:semiHidden="0" w:uiPriority="33" w:unhideWhenUsed="0" w:qFormat="1"/>
-    <w:lsdException w:name="Bibliography" w:uiPriority="37"/>
-    <w:lsdException w:name="TOC Heading" w:uiPriority="39" w:qFormat="1"/>
+  <w:latentStyles w:defLockedState="0" w:defUIPriority="99" w:defSemiHidden="0" w:defUnhideWhenUsed="0" w:defQFormat="0" w:count="376">
+    <w:lsdException w:name="Normal" w:uiPriority="0" w:qFormat="1"/>
+    <w:lsdException w:name="heading 1" w:uiPriority="9" w:qFormat="1"/>
+    <w:lsdException w:name="heading 2" w:semiHidden="1" w:uiPriority="9" w:unhideWhenUsed="1" w:qFormat="1"/>
+    <w:lsdException w:name="heading 3" w:semiHidden="1" w:uiPriority="9" w:unhideWhenUsed="1" w:qFormat="1"/>
+    <w:lsdException w:name="heading 4" w:semiHidden="1" w:uiPriority="9" w:unhideWhenUsed="1" w:qFormat="1"/>
+    <w:lsdException w:name="heading 5" w:semiHidden="1" w:uiPriority="9" w:unhideWhenUsed="1" w:qFormat="1"/>
+    <w:lsdException w:name="heading 6" w:semiHidden="1" w:uiPriority="9" w:unhideWhenUsed="1" w:qFormat="1"/>
+    <w:lsdException w:name="heading 7" w:semiHidden="1" w:uiPriority="9" w:unhideWhenUsed="1" w:qFormat="1"/>
+    <w:lsdException w:name="heading 8" w:semiHidden="1" w:uiPriority="9" w:unhideWhenUsed="1" w:qFormat="1"/>
+    <w:lsdException w:name="heading 9" w:semiHidden="1" w:uiPriority="9" w:unhideWhenUsed="1" w:qFormat="1"/>
+    <w:lsdException w:name="index 1" w:semiHidden="1" w:unhideWhenUsed="1"/>
+    <w:lsdException w:name="index 2" w:semiHidden="1" w:unhideWhenUsed="1"/>
+    <w:lsdException w:name="index 3" w:semiHidden="1" w:unhideWhenUsed="1"/>
+    <w:lsdException w:name="index 4" w:semiHidden="1" w:unhideWhenUsed="1"/>
+    <w:lsdException w:name="index 5" w:semiHidden="1" w:unhideWhenUsed="1"/>
+    <w:lsdException w:name="index 6" w:semiHidden="1" w:unhideWhenUsed="1"/>
+    <w:lsdException w:name="index 7" w:semiHidden="1" w:unhideWhenUsed="1"/>
+    <w:lsdException w:name="index 8" w:semiHidden="1" w:unhideWhenUsed="1"/>
+    <w:lsdException w:name="index 9" w:semiHidden="1" w:unhideWhenUsed="1"/>
+    <w:lsdException w:name="toc 1" w:semiHidden="1" w:uiPriority="39" w:unhideWhenUsed="1"/>
+    <w:lsdException w:name="toc 2" w:semiHidden="1" w:uiPriority="39" w:unhideWhenUsed="1"/>
+    <w:lsdException w:name="toc 3" w:semiHidden="1" w:uiPriority="39" w:unhideWhenUsed="1"/>
+    <w:lsdException w:name="toc 4" w:semiHidden="1" w:uiPriority="39" w:unhideWhenUsed="1"/>
+    <w:lsdException w:name="toc 5" w:semiHidden="1" w:uiPriority="39" w:unhideWhenUsed="1"/>
+    <w:lsdException w:name="toc 6" w:semiHidden="1" w:uiPriority="39" w:unhideWhenUsed="1"/>
+    <w:lsdException w:name="toc 7" w:semiHidden="1" w:uiPriority="39" w:unhideWhenUsed="1"/>
+    <w:lsdException w:name="toc 8" w:semiHidden="1" w:uiPriority="39" w:unhideWhenUsed="1"/>
+    <w:lsdException w:name="toc 9" w:semiHidden="1" w:uiPriority="39" w:unhideWhenUsed="1"/>
+    <w:lsdException w:name="Normal Indent" w:semiHidden="1" w:unhideWhenUsed="1"/>
+    <w:lsdException w:name="footnote text" w:semiHidden="1" w:unhideWhenUsed="1"/>
+    <w:lsdException w:name="annotation text" w:semiHidden="1" w:unhideWhenUsed="1"/>
+    <w:lsdException w:name="header" w:semiHidden="1" w:unhideWhenUsed="1"/>
+    <w:lsdException w:name="footer" w:semiHidden="1" w:unhideWhenUsed="1"/>
+    <w:lsdException w:name="index heading" w:semiHidden="1" w:unhideWhenUsed="1"/>
+    <w:lsdException w:name="caption" w:semiHidden="1" w:uiPriority="35" w:unhideWhenUsed="1" w:qFormat="1"/>
+    <w:lsdException w:name="table of figures" w:semiHidden="1" w:unhideWhenUsed="1"/>
+    <w:lsdException w:name="envelope address" w:semiHidden="1" w:unhideWhenUsed="1"/>
+    <w:lsdException w:name="envelope return" w:semiHidden="1" w:unhideWhenUsed="1"/>
+    <w:lsdException w:name="footnote reference" w:semiHidden="1" w:unhideWhenUsed="1"/>
+    <w:lsdException w:name="annotation reference" w:semiHidden="1" w:unhideWhenUsed="1"/>
+    <w:lsdException w:name="line number" w:semiHidden="1" w:unhideWhenUsed="1"/>
+    <w:lsdException w:name="page number" w:semiHidden="1" w:unhideWhenUsed="1"/>
+    <w:lsdException w:name="endnote reference" w:semiHidden="1" w:unhideWhenUsed="1"/>
+    <w:lsdException w:name="endnote text" w:semiHidden="1" w:unhideWhenUsed="1"/>
+    <w:lsdException w:name="table of authorities" w:semiHidden="1" w:unhideWhenUsed="1"/>
+    <w:lsdException w:name="macro" w:semiHidden="1" w:unhideWhenUsed="1"/>
+    <w:lsdException w:name="toa heading" w:semiHidden="1" w:unhideWhenUsed="1"/>
+    <w:lsdException w:name="List" w:semiHidden="1" w:unhideWhenUsed="1"/>
+    <w:lsdException w:name="List Bullet" w:semiHidden="1" w:unhideWhenUsed="1"/>
+    <w:lsdException w:name="List Number" w:semiHidden="1" w:unhideWhenUsed="1"/>
+    <w:lsdException w:name="List 2" w:semiHidden="1" w:unhideWhenUsed="1"/>
+    <w:lsdException w:name="List 3" w:semiHidden="1" w:unhideWhenUsed="1"/>
+    <w:lsdException w:name="List 4" w:semiHidden="1" w:unhideWhenUsed="1"/>
+    <w:lsdException w:name="List 5" w:semiHidden="1" w:unhideWhenUsed="1"/>
+    <w:lsdException w:name="List Bullet 2" w:semiHidden="1" w:unhideWhenUsed="1"/>
+    <w:lsdException w:name="List Bullet 3" w:semiHidden="1" w:unhideWhenUsed="1"/>
+    <w:lsdException w:name="List Bullet 4" w:semiHidden="1" w:unhideWhenUsed="1"/>
+    <w:lsdException w:name="List Bullet 5" w:semiHidden="1" w:unhideWhenUsed="1"/>
+    <w:lsdException w:name="List Number 2" w:semiHidden="1" w:unhideWhenUsed="1"/>
+    <w:lsdException w:name="List Number 3" w:semiHidden="1" w:unhideWhenUsed="1"/>
+    <w:lsdException w:name="List Number 4" w:semiHidden="1" w:unhideWhenUsed="1"/>
+    <w:lsdException w:name="List Number 5" w:semiHidden="1" w:unhideWhenUsed="1"/>
+    <w:lsdException w:name="Title" w:uiPriority="10" w:qFormat="1"/>
+    <w:lsdException w:name="Closing" w:semiHidden="1" w:unhideWhenUsed="1"/>
+    <w:lsdException w:name="Signature" w:semiHidden="1" w:unhideWhenUsed="1"/>
+    <w:lsdException w:name="Default Paragraph Font" w:semiHidden="1" w:uiPriority="1" w:unhideWhenUsed="1"/>
+    <w:lsdException w:name="Body Text" w:semiHidden="1" w:unhideWhenUsed="1"/>
+    <w:lsdException w:name="Body Text Indent" w:semiHidden="1" w:unhideWhenUsed="1"/>
+    <w:lsdException w:name="List Continue" w:semiHidden="1" w:unhideWhenUsed="1"/>
+    <w:lsdException w:name="List Continue 2" w:semiHidden="1" w:unhideWhenUsed="1"/>
+    <w:lsdException w:name="List Continue 3" w:semiHidden="1" w:unhideWhenUsed="1"/>
+    <w:lsdException w:name="List Continue 4" w:semiHidden="1" w:unhideWhenUsed="1"/>
+    <w:lsdException w:name="List Continue 5" w:semiHidden="1" w:unhideWhenUsed="1"/>
+    <w:lsdException w:name="Message Header" w:semiHidden="1" w:unhideWhenUsed="1"/>
+    <w:lsdException w:name="Subtitle" w:uiPriority="11" w:qFormat="1"/>
+    <w:lsdException w:name="Salutation" w:semiHidden="1" w:unhideWhenUsed="1"/>
+    <w:lsdException w:name="Date" w:semiHidden="1" w:unhideWhenUsed="1"/>
+    <w:lsdException w:name="Body Text First Indent" w:semiHidden="1" w:unhideWhenUsed="1"/>
+    <w:lsdException w:name="Body Text First Indent 2" w:semiHidden="1" w:unhideWhenUsed="1"/>
+    <w:lsdException w:name="Note Heading" w:semiHidden="1" w:unhideWhenUsed="1"/>
+    <w:lsdException w:name="Body Text 2" w:semiHidden="1" w:unhideWhenUsed="1"/>
+    <w:lsdException w:name="Body Text 3" w:semiHidden="1" w:unhideWhenUsed="1"/>
+    <w:lsdException w:name="Body Text Indent 2" w:semiHidden="1" w:unhideWhenUsed="1"/>
+    <w:lsdException w:name="Body Text Indent 3" w:semiHidden="1" w:unhideWhenUsed="1"/>
+    <w:lsdException w:name="Block Text" w:semiHidden="1" w:unhideWhenUsed="1"/>
+    <w:lsdException w:name="Hyperlink" w:semiHidden="1" w:unhideWhenUsed="1"/>
+    <w:lsdException w:name="FollowedHyperlink" w:semiHidden="1" w:unhideWhenUsed="1"/>
+    <w:lsdException w:name="Strong" w:uiPriority="22" w:qFormat="1"/>
+    <w:lsdException w:name="Emphasis" w:uiPriority="20" w:qFormat="1"/>
+    <w:lsdException w:name="Document Map" w:semiHidden="1" w:unhideWhenUsed="1"/>
+    <w:lsdException w:name="Plain Text" w:semiHidden="1" w:unhideWhenUsed="1"/>
+    <w:lsdException w:name="E-mail Signature" w:semiHidden="1" w:unhideWhenUsed="1"/>
+    <w:lsdException w:name="HTML Top of Form" w:semiHidden="1" w:unhideWhenUsed="1"/>
+    <w:lsdException w:name="HTML Bottom of Form" w:semiHidden="1" w:unhideWhenUsed="1"/>
+    <w:lsdException w:name="Normal (Web)" w:semiHidden="1" w:unhideWhenUsed="1"/>
+    <w:lsdException w:name="HTML Acronym" w:semiHidden="1" w:unhideWhenUsed="1"/>
+    <w:lsdException w:name="HTML Address" w:semiHidden="1" w:unhideWhenUsed="1"/>
+    <w:lsdException w:name="HTML Cite" w:semiHidden="1" w:unhideWhenUsed="1"/>
+    <w:lsdException w:name="HTML Code" w:semiHidden="1" w:unhideWhenUsed="1"/>
+    <w:lsdException w:name="HTML Definition" w:semiHidden="1" w:unhideWhenUsed="1"/>
+    <w:lsdException w:name="HTML Keyboard" w:semiHidden="1" w:unhideWhenUsed="1"/>
+    <w:lsdException w:name="HTML Preformatted" w:semiHidden="1" w:unhideWhenUsed="1"/>
+    <w:lsdException w:name="HTML Sample" w:semiHidden="1" w:unhideWhenUsed="1"/>
+    <w:lsdException w:name="HTML Typewriter" w:semiHidden="1" w:unhideWhenUsed="1"/>
+    <w:lsdException w:name="HTML Variable" w:semiHidden="1" w:unhideWhenUsed="1"/>
+    <w:lsdException w:name="Normal Table" w:semiHidden="1" w:unhideWhenUsed="1"/>
+    <w:lsdException w:name="annotation subject" w:semiHidden="1" w:unhideWhenUsed="1"/>
+    <w:lsdException w:name="No List" w:semiHidden="1" w:unhideWhenUsed="1"/>
+    <w:lsdException w:name="Outline List 1" w:semiHidden="1" w:unhideWhenUsed="1"/>
+    <w:lsdException w:name="Outline List 2" w:semiHidden="1" w:unhideWhenUsed="1"/>
+    <w:lsdException w:name="Outline List 3" w:semiHidden="1" w:unhideWhenUsed="1"/>
+    <w:lsdException w:name="Table Simple 1" w:semiHidden="1" w:unhideWhenUsed="1"/>
+    <w:lsdException w:name="Table Simple 2" w:semiHidden="1" w:unhideWhenUsed="1"/>
+    <w:lsdException w:name="Table Simple 3" w:semiHidden="1" w:unhideWhenUsed="1"/>
+    <w:lsdException w:name="Table Classic 1" w:semiHidden="1" w:unhideWhenUsed="1"/>
+    <w:lsdException w:name="Table Classic 2" w:semiHidden="1" w:unhideWhenUsed="1"/>
+    <w:lsdException w:name="Table Classic 3" w:semiHidden="1" w:unhideWhenUsed="1"/>
+    <w:lsdException w:name="Table Classic 4" w:semiHidden="1" w:unhideWhenUsed="1"/>
+    <w:lsdException w:name="Table Colorful 1" w:semiHidden="1" w:unhideWhenUsed="1"/>
+    <w:lsdException w:name="Table Colorful 2" w:semiHidden="1" w:unhideWhenUsed="1"/>
+    <w:lsdException w:name="Table Colorful 3" w:semiHidden="1" w:unhideWhenUsed="1"/>
+    <w:lsdException w:name="Table Columns 1" w:semiHidden="1" w:unhideWhenUsed="1"/>
+    <w:lsdException w:name="Table Columns 2" w:semiHidden="1" w:unhideWhenUsed="1"/>
+    <w:lsdException w:name="Table Columns 3" w:semiHidden="1" w:unhideWhenUsed="1"/>
+    <w:lsdException w:name="Table Columns 4" w:semiHidden="1" w:unhideWhenUsed="1"/>
+    <w:lsdException w:name="Table Columns 5" w:semiHidden="1" w:unhideWhenUsed="1"/>
+    <w:lsdException w:name="Table Grid 1" w:semiHidden="1" w:unhideWhenUsed="1"/>
+    <w:lsdException w:name="Table Grid 2" w:semiHidden="1" w:unhideWhenUsed="1"/>
+    <w:lsdException w:name="Table Grid 3" w:semiHidden="1" w:unhideWhenUsed="1"/>
+    <w:lsdException w:name="Table Grid 4" w:semiHidden="1" w:unhideWhenUsed="1"/>
+    <w:lsdException w:name="Table Grid 5" w:semiHidden="1" w:unhideWhenUsed="1"/>
+    <w:lsdException w:name="Table Grid 6" w:semiHidden="1" w:unhideWhenUsed="1"/>
+    <w:lsdException w:name="Table Grid 7" w:semiHidden="1" w:unhideWhenUsed="1"/>
+    <w:lsdException w:name="Table Grid 8" w:semiHidden="1" w:unhideWhenUsed="1"/>
+    <w:lsdException w:name="Table List 1" w:semiHidden="1" w:unhideWhenUsed="1"/>
+    <w:lsdException w:name="Table List 2" w:semiHidden="1" w:unhideWhenUsed="1"/>
+    <w:lsdException w:name="Table List 3" w:semiHidden="1" w:unhideWhenUsed="1"/>
+    <w:lsdException w:name="Table List 4" w:semiHidden="1" w:unhideWhenUsed="1"/>
+    <w:lsdException w:name="Table List 5" w:semiHidden="1" w:unhideWhenUsed="1"/>
+    <w:lsdException w:name="Table List 6" w:semiHidden="1" w:unhideWhenUsed="1"/>
+    <w:lsdException w:name="Table List 7" w:semiHidden="1" w:unhideWhenUsed="1"/>
+    <w:lsdException w:name="Table List 8" w:semiHidden="1" w:unhideWhenUsed="1"/>
+    <w:lsdException w:name="Table 3D effects 1" w:semiHidden="1" w:unhideWhenUsed="1"/>
+    <w:lsdException w:name="Table 3D effects 2" w:semiHidden="1" w:unhideWhenUsed="1"/>
+    <w:lsdException w:name="Table 3D effects 3" w:semiHidden="1" w:unhideWhenUsed="1"/>
+    <w:lsdException w:name="Table Contemporary" w:semiHidden="1" w:unhideWhenUsed="1"/>
+    <w:lsdException w:name="Table Elegant" w:semiHidden="1" w:unhideWhenUsed="1"/>
+    <w:lsdException w:name="Table Professional" w:semiHidden="1" w:unhideWhenUsed="1"/>
+    <w:lsdException w:name="Table Subtle 1" w:semiHidden="1" w:unhideWhenUsed="1"/>
+    <w:lsdException w:name="Table Subtle 2" w:semiHidden="1" w:unhideWhenUsed="1"/>
+    <w:lsdException w:name="Table Web 1" w:semiHidden="1" w:unhideWhenUsed="1"/>
+    <w:lsdException w:name="Table Web 2" w:semiHidden="1" w:unhideWhenUsed="1"/>
+    <w:lsdException w:name="Table Web 3" w:semiHidden="1" w:unhideWhenUsed="1"/>
+    <w:lsdException w:name="Balloon Text" w:semiHidden="1" w:unhideWhenUsed="1"/>
+    <w:lsdException w:name="Table Grid" w:uiPriority="59"/>
+    <w:lsdException w:name="Table Theme" w:semiHidden="1" w:unhideWhenUsed="1"/>
+    <w:lsdException w:name="Placeholder Text" w:semiHidden="1"/>
+    <w:lsdException w:name="No Spacing" w:uiPriority="1" w:qFormat="1"/>
+    <w:lsdException w:name="Light Shading" w:uiPriority="60"/>
+    <w:lsdException w:name="Light List" w:uiPriority="61"/>
+    <w:lsdException w:name="Light Grid" w:uiPriority="62"/>
+    <w:lsdException w:name="Medium Shading 1" w:uiPriority="63"/>
+    <w:lsdException w:name="Medium Shading 2" w:uiPriority="64"/>
+    <w:lsdException w:name="Medium List 1" w:uiPriority="65"/>
+    <w:lsdException w:name="Medium List 2" w:uiPriority="66"/>
+    <w:lsdException w:name="Medium Grid 1" w:uiPriority="67"/>
+    <w:lsdException w:name="Medium Grid 2" w:uiPriority="68"/>
+    <w:lsdException w:name="Medium Grid 3" w:uiPriority="69"/>
+    <w:lsdException w:name="Dark List" w:uiPriority="70"/>
+    <w:lsdException w:name="Colorful Shading" w:uiPriority="71"/>
+    <w:lsdException w:name="Colorful List" w:uiPriority="72"/>
+    <w:lsdException w:name="Colorful Grid" w:uiPriority="73"/>
+    <w:lsdException w:name="Light Shading Accent 1" w:uiPriority="60"/>
+    <w:lsdException w:name="Light List Accent 1" w:uiPriority="61"/>
+    <w:lsdException w:name="Light Grid Accent 1" w:uiPriority="62"/>
+    <w:lsdException w:name="Medium Shading 1 Accent 1" w:uiPriority="63"/>
+    <w:lsdException w:name="Medium Shading 2 Accent 1" w:uiPriority="64"/>
+    <w:lsdException w:name="Medium List 1 Accent 1" w:uiPriority="65"/>
+    <w:lsdException w:name="Revision" w:semiHidden="1"/>
+    <w:lsdException w:name="List Paragraph" w:uiPriority="34" w:qFormat="1"/>
+    <w:lsdException w:name="Quote" w:uiPriority="29" w:qFormat="1"/>
+    <w:lsdException w:name="Intense Quote" w:uiPriority="30" w:qFormat="1"/>
+    <w:lsdException w:name="Medium List 2 Accent 1" w:uiPriority="66"/>
+    <w:lsdException w:name="Medium Grid 1 Accent 1" w:uiPriority="67"/>
+    <w:lsdException w:name="Medium Grid 2 Accent 1" w:uiPriority="68"/>
+    <w:lsdException w:name="Medium Grid 3 Accent 1" w:uiPriority="69"/>
+    <w:lsdException w:name="Dark List Accent 1" w:uiPriority="70"/>
+    <w:lsdException w:name="Colorful Shading Accent 1" w:uiPriority="71"/>
+    <w:lsdException w:name="Colorful List Accent 1" w:uiPriority="72"/>
+    <w:lsdException w:name="Colorful Grid Accent 1" w:uiPriority="73"/>
+    <w:lsdException w:name="Light Shading Accent 2" w:uiPriority="60"/>
+    <w:lsdException w:name="Light List Accent 2" w:uiPriority="61"/>
+    <w:lsdException w:name="Light Grid Accent 2" w:uiPriority="62"/>
+    <w:lsdException w:name="Medium Shading 1 Accent 2" w:uiPriority="63"/>
+    <w:lsdException w:name="Medium Shading 2 Accent 2" w:uiPriority="64"/>
+    <w:lsdException w:name="Medium List 1 Accent 2" w:uiPriority="65"/>
+    <w:lsdException w:name="Medium List 2 Accent 2" w:uiPriority="66"/>
+    <w:lsdException w:name="Medium Grid 1 Accent 2" w:uiPriority="67"/>
+    <w:lsdException w:name="Medium Grid 2 Accent 2" w:uiPriority="68"/>
+    <w:lsdException w:name="Medium Grid 3 Accent 2" w:uiPriority="69"/>
+    <w:lsdException w:name="Dark List Accent 2" w:uiPriority="70"/>
+    <w:lsdException w:name="Colorful Shading Accent 2" w:uiPriority="71"/>
+    <w:lsdException w:name="Colorful List Accent 2" w:uiPriority="72"/>
+    <w:lsdException w:name="Colorful Grid Accent 2" w:uiPriority="73"/>
+    <w:lsdException w:name="Light Shading Accent 3" w:uiPriority="60"/>
+    <w:lsdException w:name="Light List Accent 3" w:uiPriority="61"/>
+    <w:lsdException w:name="Light Grid Accent 3" w:uiPriority="62"/>
+    <w:lsdException w:name="Medium Shading 1 Accent 3" w:uiPriority="63"/>
+    <w:lsdException w:name="Medium Shading 2 Accent 3" w:uiPriority="64"/>
+    <w:lsdException w:name="Medium List 1 Accent 3" w:uiPriority="65"/>
+    <w:lsdException w:name="Medium List 2 Accent 3" w:uiPriority="66"/>
+    <w:lsdException w:name="Medium Grid 1 Accent 3" w:uiPriority="67"/>
+    <w:lsdException w:name="Medium Grid 2 Accent 3" w:uiPriority="68"/>
+    <w:lsdException w:name="Medium Grid 3 Accent 3" w:uiPriority="69"/>
+    <w:lsdException w:name="Dark List Accent 3" w:uiPriority="70"/>
+    <w:lsdException w:name="Colorful Shading Accent 3" w:uiPriority="71"/>
+    <w:lsdException w:name="Colorful List Accent 3" w:uiPriority="72"/>
+    <w:lsdException w:name="Colorful Grid Accent 3" w:uiPriority="73"/>
+    <w:lsdException w:name="Light Shading Accent 4" w:uiPriority="60"/>
+    <w:lsdException w:name="Light List Accent 4" w:uiPriority="61"/>
+    <w:lsdException w:name="Light Grid Accent 4" w:uiPriority="62"/>
+    <w:lsdException w:name="Medium Shading 1 Accent 4" w:uiPriority="63"/>
+    <w:lsdException w:name="Medium Shading 2 Accent 4" w:uiPriority="64"/>
+    <w:lsdException w:name="Medium List 1 Accent 4" w:uiPriority="65"/>
+    <w:lsdException w:name="Medium List 2 Accent 4" w:uiPriority="66"/>
+    <w:lsdException w:name="Medium Grid 1 Accent 4" w:uiPriority="67"/>
+    <w:lsdException w:name="Medium Grid 2 Accent 4" w:uiPriority="68"/>
+    <w:lsdException w:name="Medium Grid 3 Accent 4" w:uiPriority="69"/>
+    <w:lsdException w:name="Dark List Accent 4" w:uiPriority="70"/>
+    <w:lsdException w:name="Colorful Shading Accent 4" w:uiPriority="71"/>
+    <w:lsdException w:name="Colorful List Accent 4" w:uiPriority="72"/>
+    <w:lsdException w:name="Colorful Grid Accent 4" w:uiPriority="73"/>
+    <w:lsdException w:name="Light Shading Accent 5" w:uiPriority="60"/>
+    <w:lsdException w:name="Light List Accent 5" w:uiPriority="61"/>
+    <w:lsdException w:name="Light Grid Accent 5" w:uiPriority="62"/>
+    <w:lsdException w:name="Medium Shading 1 Accent 5" w:uiPriority="63"/>
+    <w:lsdException w:name="Medium Shading 2 Accent 5" w:uiPriority="64"/>
+    <w:lsdException w:name="Medium List 1 Accent 5" w:uiPriority="65"/>
+    <w:lsdException w:name="Medium List 2 Accent 5" w:uiPriority="66"/>
+    <w:lsdException w:name="Medium Grid 1 Accent 5" w:uiPriority="67"/>
+    <w:lsdException w:name="Medium Grid 2 Accent 5" w:uiPriority="68"/>
+    <w:lsdException w:name="Medium Grid 3 Accent 5" w:uiPriority="69"/>
+    <w:lsdException w:name="Dark List Accent 5" w:uiPriority="70"/>
+    <w:lsdException w:name="Colorful Shading Accent 5" w:uiPriority="71"/>
+    <w:lsdException w:name="Colorful List Accent 5" w:uiPriority="72"/>
+    <w:lsdException w:name="Colorful Grid Accent 5" w:uiPriority="73"/>
+    <w:lsdException w:name="Light Shading Accent 6" w:uiPriority="60"/>
+    <w:lsdException w:name="Light List Accent 6" w:uiPriority="61"/>
+    <w:lsdException w:name="Light Grid Accent 6" w:uiPriority="62"/>
+    <w:lsdException w:name="Medium Shading 1 Accent 6" w:uiPriority="63"/>
+    <w:lsdException w:name="Medium Shading 2 Accent 6" w:uiPriority="64"/>
+    <w:lsdException w:name="Medium List 1 Accent 6" w:uiPriority="65"/>
+    <w:lsdException w:name="Medium List 2 Accent 6" w:uiPriority="66"/>
+    <w:lsdException w:name="Medium Grid 1 Accent 6" w:uiPriority="67"/>
+    <w:lsdException w:name="Medium Grid 2 Accent 6" w:uiPriority="68"/>
+    <w:lsdException w:name="Medium Grid 3 Accent 6" w:uiPriority="69"/>
+    <w:lsdException w:name="Dark List Accent 6" w:uiPriority="70"/>
+    <w:lsdException w:name="Colorful Shading Accent 6" w:uiPriority="71"/>
+    <w:lsdException w:name="Colorful List Accent 6" w:uiPriority="72"/>
+    <w:lsdException w:name="Colorful Grid Accent 6" w:uiPriority="73"/>
+    <w:lsdException w:name="Subtle Emphasis" w:uiPriority="19" w:qFormat="1"/>
+    <w:lsdException w:name="Intense Emphasis" w:uiPriority="21" w:qFormat="1"/>
+    <w:lsdException w:name="Subtle Reference" w:uiPriority="31" w:qFormat="1"/>
+    <w:lsdException w:name="Intense Reference" w:uiPriority="32" w:qFormat="1"/>
+    <w:lsdException w:name="Book Title" w:uiPriority="33" w:qFormat="1"/>
+    <w:lsdException w:name="Bibliography" w:semiHidden="1" w:uiPriority="37" w:unhideWhenUsed="1"/>
+    <w:lsdException w:name="TOC Heading" w:semiHidden="1" w:uiPriority="39" w:unhideWhenUsed="1" w:qFormat="1"/>
+    <w:lsdException w:name="Plain Table 1" w:uiPriority="41"/>
+    <w:lsdException w:name="Plain Table 2" w:uiPriority="42"/>
+    <w:lsdException w:name="Plain Table 3" w:uiPriority="43"/>
+    <w:lsdException w:name="Plain Table 4" w:uiPriority="44"/>
+    <w:lsdException w:name="Plain Table 5" w:uiPriority="45"/>
+    <w:lsdException w:name="Grid Table Light" w:uiPriority="40"/>
+    <w:lsdException w:name="Grid Table 1 Light" w:uiPriority="46"/>
+    <w:lsdException w:name="Grid Table 2" w:uiPriority="47"/>
+    <w:lsdException w:name="Grid Table 3" w:uiPriority="48"/>
+    <w:lsdException w:name="Grid Table 4" w:uiPriority="49"/>
+    <w:lsdException w:name="Grid Table 5 Dark" w:uiPriority="50"/>
+    <w:lsdException w:name="Grid Table 6 Colorful" w:uiPriority="51"/>
+    <w:lsdException w:name="Grid Table 7 Colorful" w:uiPriority="52"/>
+    <w:lsdException w:name="Grid Table 1 Light Accent 1" w:uiPriority="46"/>
+    <w:lsdException w:name="Grid Table 2 Accent 1" w:uiPriority="47"/>
+    <w:lsdException w:name="Grid Table 3 Accent 1" w:uiPriority="48"/>
+    <w:lsdException w:name="Grid Table 4 Accent 1" w:uiPriority="49"/>
+    <w:lsdException w:name="Grid Table 5 Dark Accent 1" w:uiPriority="50"/>
+    <w:lsdException w:name="Grid Table 6 Colorful Accent 1" w:uiPriority="51"/>
+    <w:lsdException w:name="Grid Table 7 Colorful Accent 1" w:uiPriority="52"/>
+    <w:lsdException w:name="Grid Table 1 Light Accent 2" w:uiPriority="46"/>
+    <w:lsdException w:name="Grid Table 2 Accent 2" w:uiPriority="47"/>
+    <w:lsdException w:name="Grid Table 3 Accent 2" w:uiPriority="48"/>
+    <w:lsdException w:name="Grid Table 4 Accent 2" w:uiPriority="49"/>
+    <w:lsdException w:name="Grid Table 5 Dark Accent 2" w:uiPriority="50"/>
+    <w:lsdException w:name="Grid Table 6 Colorful Accent 2" w:uiPriority="51"/>
+    <w:lsdException w:name="Grid Table 7 Colorful Accent 2" w:uiPriority="52"/>
+    <w:lsdException w:name="Grid Table 1 Light Accent 3" w:uiPriority="46"/>
+    <w:lsdException w:name="Grid Table 2 Accent 3" w:uiPriority="47"/>
+    <w:lsdException w:name="Grid Table 3 Accent 3" w:uiPriority="48"/>
+    <w:lsdException w:name="Grid Table 4 Accent 3" w:uiPriority="49"/>
+    <w:lsdException w:name="Grid Table 5 Dark Accent 3" w:uiPriority="50"/>
+    <w:lsdException w:name="Grid Table 6 Colorful Accent 3" w:uiPriority="51"/>
+    <w:lsdException w:name="Grid Table 7 Colorful Accent 3" w:uiPriority="52"/>
+    <w:lsdException w:name="Grid Table 1 Light Accent 4" w:uiPriority="46"/>
+    <w:lsdException w:name="Grid Table 2 Accent 4" w:uiPriority="47"/>
+    <w:lsdException w:name="Grid Table 3 Accent 4" w:uiPriority="48"/>
+    <w:lsdException w:name="Grid Table 4 Accent 4" w:uiPriority="49"/>
+    <w:lsdException w:name="Grid Table 5 Dark Accent 4" w:uiPriority="50"/>
+    <w:lsdException w:name="Grid Table 6 Colorful Accent 4" w:uiPriority="51"/>
+    <w:lsdException w:name="Grid Table 7 Colorful Accent 4" w:uiPriority="52"/>
+    <w:lsdException w:name="Grid Table 1 Light Accent 5" w:uiPriority="46"/>
+    <w:lsdException w:name="Grid Table 2 Accent 5" w:uiPriority="47"/>
+    <w:lsdException w:name="Grid Table 3 Accent 5" w:uiPriority="48"/>
+    <w:lsdException w:name="Grid Table 4 Accent 5" w:uiPriority="49"/>
+    <w:lsdException w:name="Grid Table 5 Dark Accent 5" w:uiPriority="50"/>
+    <w:lsdException w:name="Grid Table 6 Colorful Accent 5" w:uiPriority="51"/>
+    <w:lsdException w:name="Grid Table 7 Colorful Accent 5" w:uiPriority="52"/>
+    <w:lsdException w:name="Grid Table 1 Light Accent 6" w:uiPriority="46"/>
+    <w:lsdException w:name="Grid Table 2 Accent 6" w:uiPriority="47"/>
+    <w:lsdException w:name="Grid Table 3 Accent 6" w:uiPriority="48"/>
+    <w:lsdException w:name="Grid Table 4 Accent 6" w:uiPriority="49"/>
+    <w:lsdException w:name="Grid Table 5 Dark Accent 6" w:uiPriority="50"/>
+    <w:lsdException w:name="Grid Table 6 Colorful Accent 6" w:uiPriority="51"/>
+    <w:lsdException w:name="Grid Table 7 Colorful Accent 6" w:uiPriority="52"/>
+    <w:lsdException w:name="List Table 1 Light" w:uiPriority="46"/>
+    <w:lsdException w:name="List Table 2" w:uiPriority="47"/>
+    <w:lsdException w:name="List Table 3" w:uiPriority="48"/>
+    <w:lsdException w:name="List Table 4" w:uiPriority="49"/>
+    <w:lsdException w:name="List Table 5 Dark" w:uiPriority="50"/>
+    <w:lsdException w:name="List Table 6 Colorful" w:uiPriority="51"/>
+    <w:lsdException w:name="List Table 7 Colorful" w:uiPriority="52"/>
+    <w:lsdException w:name="List Table 1 Light Accent 1" w:uiPriority="46"/>
+    <w:lsdException w:name="List Table 2 Accent 1" w:uiPriority="47"/>
+    <w:lsdException w:name="List Table 3 Accent 1" w:uiPriority="48"/>
+    <w:lsdException w:name="List Table 4 Accent 1" w:uiPriority="49"/>
+    <w:lsdException w:name="List Table 5 Dark Accent 1" w:uiPriority="50"/>
+    <w:lsdException w:name="List Table 6 Colorful Accent 1" w:uiPriority="51"/>
+    <w:lsdException w:name="List Table 7 Colorful Accent 1" w:uiPriority="52"/>
+    <w:lsdException w:name="List Table 1 Light Accent 2" w:uiPriority="46"/>
+    <w:lsdException w:name="List Table 2 Accent 2" w:uiPriority="47"/>
+    <w:lsdException w:name="List Table 3 Accent 2" w:uiPriority="48"/>
+    <w:lsdException w:name="List Table 4 Accent 2" w:uiPriority="49"/>
+    <w:lsdException w:name="List Table 5 Dark Accent 2" w:uiPriority="50"/>
+    <w:lsdException w:name="List Table 6 Colorful Accent 2" w:uiPriority="51"/>
+    <w:lsdException w:name="List Table 7 Colorful Accent 2" w:uiPriority="52"/>
+    <w:lsdException w:name="List Table 1 Light Accent 3" w:uiPriority="46"/>
+    <w:lsdException w:name="List Table 2 Accent 3" w:uiPriority="47"/>
+    <w:lsdException w:name="List Table 3 Accent 3" w:uiPriority="48"/>
+    <w:lsdException w:name="List Table 4 Accent 3" w:uiPriority="49"/>
+    <w:lsdException w:name="List Table 5 Dark Accent 3" w:uiPriority="50"/>
+    <w:lsdException w:name="List Table 6 Colorful Accent 3" w:uiPriority="51"/>
+    <w:lsdException w:name="List Table 7 Colorful Accent 3" w:uiPriority="52"/>
+    <w:lsdException w:name="List Table 1 Light Accent 4" w:uiPriority="46"/>
+    <w:lsdException w:name="List Table 2 Accent 4" w:uiPriority="47"/>
+    <w:lsdException w:name="List Table 3 Accent 4" w:uiPriority="48"/>
+    <w:lsdException w:name="List Table 4 Accent 4" w:uiPriority="49"/>
+    <w:lsdException w:name="List Table 5 Dark Accent 4" w:uiPriority="50"/>
+    <w:lsdException w:name="List Table 6 Colorful Accent 4" w:uiPriority="51"/>
+    <w:lsdException w:name="List Table 7 Colorful Accent 4" w:uiPriority="52"/>
+    <w:lsdException w:name="List Table 1 Light Accent 5" w:uiPriority="46"/>
+    <w:lsdException w:name="List Table 2 Accent 5" w:uiPriority="47"/>
+    <w:lsdException w:name="List Table 3 Accent 5" w:uiPriority="48"/>
+    <w:lsdException w:name="List Table 4 Accent 5" w:uiPriority="49"/>
+    <w:lsdException w:name="List Table 5 Dark Accent 5" w:uiPriority="50"/>
+    <w:lsdException w:name="List Table 6 Colorful Accent 5" w:uiPriority="51"/>
+    <w:lsdException w:name="List Table 7 Colorful Accent 5" w:uiPriority="52"/>
+    <w:lsdException w:name="List Table 1 Light Accent 6" w:uiPriority="46"/>
+    <w:lsdException w:name="List Table 2 Accent 6" w:uiPriority="47"/>
+    <w:lsdException w:name="List Table 3 Accent 6" w:uiPriority="48"/>
+    <w:lsdException w:name="List Table 4 Accent 6" w:uiPriority="49"/>
+    <w:lsdException w:name="List Table 5 Dark Accent 6" w:uiPriority="50"/>
+    <w:lsdException w:name="List Table 6 Colorful Accent 6" w:uiPriority="51"/>
+    <w:lsdException w:name="List Table 7 Colorful Accent 6" w:uiPriority="52"/>
+    <w:lsdException w:name="Mention" w:semiHidden="1" w:unhideWhenUsed="1"/>
+    <w:lsdException w:name="Smart Hyperlink" w:semiHidden="1" w:unhideWhenUsed="1"/>
+    <w:lsdException w:name="Hashtag" w:semiHidden="1" w:unhideWhenUsed="1"/>
+    <w:lsdException w:name="Unresolved Mention" w:semiHidden="1" w:unhideWhenUsed="1"/>
+    <w:lsdException w:name="Smart Link" w:semiHidden="1" w:unhideWhenUsed="1"/>
   </w:latentStyles>
   <w:style w:type="paragraph" w:default="1" w:styleId="Normal">
     <w:name w:val="Normal"/>
@@ -8611,7 +12503,6 @@
   <w:style w:type="character" w:default="1" w:styleId="DefaultParagraphFont">
     <w:name w:val="Default Paragraph Font"/>
     <w:uiPriority w:val="1"/>
-    <w:semiHidden/>
     <w:unhideWhenUsed/>
   </w:style>
   <w:style w:type="table" w:default="1" w:styleId="TableNormal">
@@ -8644,7 +12535,6 @@
       <w:spacing w:after="0" w:line="240" w:lineRule="auto"/>
     </w:pPr>
     <w:tblPr>
-      <w:tblInd w:w="0" w:type="dxa"/>
       <w:tblBorders>
         <w:top w:val="single" w:sz="4" w:space="0" w:color="auto"/>
         <w:left w:val="single" w:sz="4" w:space="0" w:color="auto"/>
@@ -8653,461 +12543,6 @@
         <w:insideH w:val="single" w:sz="4" w:space="0" w:color="auto"/>
         <w:insideV w:val="single" w:sz="4" w:space="0" w:color="auto"/>
       </w:tblBorders>
-      <w:tblCellMar>
-        <w:top w:w="0" w:type="dxa"/>
-        <w:left w:w="108" w:type="dxa"/>
-        <w:bottom w:w="0" w:type="dxa"/>
-        <w:right w:w="108" w:type="dxa"/>
-      </w:tblCellMar>
-    </w:tblPr>
-  </w:style>
-  <w:style w:type="character" w:customStyle="1" w:styleId="Heading1Char">
-    <w:name w:val="Heading 1 Char"/>
-    <w:basedOn w:val="DefaultParagraphFont"/>
-    <w:link w:val="Heading1"/>
-    <w:uiPriority w:val="9"/>
-    <w:rsid w:val="009A74F9"/>
-    <w:rPr>
-      <w:rFonts w:ascii="Times New Roman" w:eastAsia="Times New Roman" w:hAnsi="Times New Roman" w:cs="Times New Roman"/>
-      <w:b/>
-      <w:bCs/>
-      <w:kern w:val="36"/>
-      <w:sz w:val="48"/>
-      <w:szCs w:val="48"/>
-      <w:lang w:eastAsia="en-IN"/>
-    </w:rPr>
-  </w:style>
-  <w:style w:type="character" w:customStyle="1" w:styleId="Heading2Char">
-    <w:name w:val="Heading 2 Char"/>
-    <w:basedOn w:val="DefaultParagraphFont"/>
-    <w:link w:val="Heading2"/>
-    <w:uiPriority w:val="9"/>
-    <w:rsid w:val="009A74F9"/>
-    <w:rPr>
-      <w:rFonts w:ascii="Times New Roman" w:eastAsia="Times New Roman" w:hAnsi="Times New Roman" w:cs="Times New Roman"/>
-      <w:b/>
-      <w:bCs/>
-      <w:sz w:val="36"/>
-      <w:szCs w:val="36"/>
-      <w:lang w:eastAsia="en-IN"/>
-    </w:rPr>
-  </w:style>
-  <w:style w:type="character" w:customStyle="1" w:styleId="Heading3Char">
-    <w:name w:val="Heading 3 Char"/>
-    <w:basedOn w:val="DefaultParagraphFont"/>
-    <w:link w:val="Heading3"/>
-    <w:uiPriority w:val="9"/>
-    <w:rsid w:val="009A74F9"/>
-    <w:rPr>
-      <w:rFonts w:ascii="Times New Roman" w:eastAsia="Times New Roman" w:hAnsi="Times New Roman" w:cs="Times New Roman"/>
-      <w:b/>
-      <w:bCs/>
-      <w:sz w:val="27"/>
-      <w:szCs w:val="27"/>
-      <w:lang w:eastAsia="en-IN"/>
-    </w:rPr>
-  </w:style>
-  <w:style w:type="paragraph" w:styleId="NormalWeb">
-    <w:name w:val="Normal (Web)"/>
-    <w:basedOn w:val="Normal"/>
-    <w:uiPriority w:val="99"/>
-    <w:semiHidden/>
-    <w:unhideWhenUsed/>
-    <w:rsid w:val="009A74F9"/>
-    <w:pPr>
-      <w:spacing w:before="100" w:beforeAutospacing="1" w:after="100" w:afterAutospacing="1" w:line="240" w:lineRule="auto"/>
-    </w:pPr>
-    <w:rPr>
-      <w:rFonts w:ascii="Times New Roman" w:eastAsia="Times New Roman" w:hAnsi="Times New Roman" w:cs="Times New Roman"/>
-      <w:sz w:val="24"/>
-      <w:szCs w:val="24"/>
-      <w:lang w:eastAsia="en-IN"/>
-    </w:rPr>
-  </w:style>
-  <w:style w:type="character" w:styleId="Strong">
-    <w:name w:val="Strong"/>
-    <w:basedOn w:val="DefaultParagraphFont"/>
-    <w:uiPriority w:val="22"/>
-    <w:qFormat/>
-    <w:rsid w:val="009A74F9"/>
-    <w:rPr>
-      <w:b/>
-      <w:bCs/>
-    </w:rPr>
-  </w:style>
-  <w:style w:type="paragraph" w:styleId="HTMLPreformatted">
-    <w:name w:val="HTML Preformatted"/>
-    <w:basedOn w:val="Normal"/>
-    <w:link w:val="HTMLPreformattedChar"/>
-    <w:uiPriority w:val="99"/>
-    <w:semiHidden/>
-    <w:unhideWhenUsed/>
-    <w:rsid w:val="009A74F9"/>
-    <w:pPr>
-      <w:tabs>
-        <w:tab w:val="left" w:pos="916"/>
-        <w:tab w:val="left" w:pos="1832"/>
-        <w:tab w:val="left" w:pos="2748"/>
-        <w:tab w:val="left" w:pos="3664"/>
-        <w:tab w:val="left" w:pos="4580"/>
-        <w:tab w:val="left" w:pos="5496"/>
-        <w:tab w:val="left" w:pos="6412"/>
-        <w:tab w:val="left" w:pos="7328"/>
-        <w:tab w:val="left" w:pos="8244"/>
-        <w:tab w:val="left" w:pos="9160"/>
-        <w:tab w:val="left" w:pos="10076"/>
-        <w:tab w:val="left" w:pos="10992"/>
-        <w:tab w:val="left" w:pos="11908"/>
-        <w:tab w:val="left" w:pos="12824"/>
-        <w:tab w:val="left" w:pos="13740"/>
-        <w:tab w:val="left" w:pos="14656"/>
-      </w:tabs>
-      <w:spacing w:after="0" w:line="240" w:lineRule="auto"/>
-    </w:pPr>
-    <w:rPr>
-      <w:rFonts w:ascii="Courier New" w:eastAsia="Times New Roman" w:hAnsi="Courier New" w:cs="Courier New"/>
-      <w:sz w:val="20"/>
-      <w:szCs w:val="20"/>
-      <w:lang w:eastAsia="en-IN"/>
-    </w:rPr>
-  </w:style>
-  <w:style w:type="character" w:customStyle="1" w:styleId="HTMLPreformattedChar">
-    <w:name w:val="HTML Preformatted Char"/>
-    <w:basedOn w:val="DefaultParagraphFont"/>
-    <w:link w:val="HTMLPreformatted"/>
-    <w:uiPriority w:val="99"/>
-    <w:semiHidden/>
-    <w:rsid w:val="009A74F9"/>
-    <w:rPr>
-      <w:rFonts w:ascii="Courier New" w:eastAsia="Times New Roman" w:hAnsi="Courier New" w:cs="Courier New"/>
-      <w:sz w:val="20"/>
-      <w:szCs w:val="20"/>
-      <w:lang w:eastAsia="en-IN"/>
-    </w:rPr>
-  </w:style>
-  <w:style w:type="character" w:styleId="HTMLCode">
-    <w:name w:val="HTML Code"/>
-    <w:basedOn w:val="DefaultParagraphFont"/>
-    <w:uiPriority w:val="99"/>
-    <w:semiHidden/>
-    <w:unhideWhenUsed/>
-    <w:rsid w:val="009A74F9"/>
-    <w:rPr>
-      <w:rFonts w:ascii="Courier New" w:eastAsia="Times New Roman" w:hAnsi="Courier New" w:cs="Courier New"/>
-      <w:sz w:val="20"/>
-      <w:szCs w:val="20"/>
-    </w:rPr>
-  </w:style>
-  <w:style w:type="character" w:customStyle="1" w:styleId="hljs-string">
-    <w:name w:val="hljs-string"/>
-    <w:basedOn w:val="DefaultParagraphFont"/>
-    <w:rsid w:val="009A74F9"/>
-  </w:style>
-  <w:style w:type="character" w:customStyle="1" w:styleId="hljs-literal">
-    <w:name w:val="hljs-literal"/>
-    <w:basedOn w:val="DefaultParagraphFont"/>
-    <w:rsid w:val="009A74F9"/>
-  </w:style>
-  <w:style w:type="character" w:customStyle="1" w:styleId="hljs-keyword">
-    <w:name w:val="hljs-keyword"/>
-    <w:basedOn w:val="DefaultParagraphFont"/>
-    <w:rsid w:val="009A74F9"/>
-  </w:style>
-  <w:style w:type="character" w:customStyle="1" w:styleId="hljs-number">
-    <w:name w:val="hljs-number"/>
-    <w:basedOn w:val="DefaultParagraphFont"/>
-    <w:rsid w:val="009A74F9"/>
-  </w:style>
-  <w:style w:type="character" w:customStyle="1" w:styleId="hljs-builtin">
-    <w:name w:val="hljs-built_in"/>
-    <w:basedOn w:val="DefaultParagraphFont"/>
-    <w:rsid w:val="009A74F9"/>
-  </w:style>
-  <w:style w:type="character" w:customStyle="1" w:styleId="hljs-operator">
-    <w:name w:val="hljs-operator"/>
-    <w:basedOn w:val="DefaultParagraphFont"/>
-    <w:rsid w:val="009A74F9"/>
-  </w:style>
-  <w:style w:type="character" w:customStyle="1" w:styleId="hljs-comment">
-    <w:name w:val="hljs-comment"/>
-    <w:basedOn w:val="DefaultParagraphFont"/>
-    <w:rsid w:val="009A74F9"/>
-  </w:style>
-</w:styles>
-</file>
-
-<file path=word/stylesWithEffects.xml><?xml version="1.0" encoding="utf-8"?>
-<w:styles xmlns:wpc="http://schemas.microsoft.com/office/word/2010/wordprocessingCanvas" xmlns:mc="http://schemas.openxmlformats.org/markup-compatibility/2006" xmlns:o="urn:schemas-microsoft-com:office:office" xmlns:r="http://schemas.openxmlformats.org/officeDocument/2006/relationships" xmlns:m="http://schemas.openxmlformats.org/officeDocument/2006/math" xmlns:v="urn:schemas-microsoft-com:vml" xmlns:wp14="http://schemas.microsoft.com/office/word/2010/wordprocessingDrawing" xmlns:wp="http://schemas.openxmlformats.org/drawingml/2006/wordprocessingDrawing" xmlns:w10="urn:schemas-microsoft-com:office:word" xmlns:w="http://schemas.openxmlformats.org/wordprocessingml/2006/main" xmlns:w14="http://schemas.microsoft.com/office/word/2010/wordml" xmlns:wpg="http://schemas.microsoft.com/office/word/2010/wordprocessingGroup" xmlns:wpi="http://schemas.microsoft.com/office/word/2010/wordprocessingInk" xmlns:wne="http://schemas.microsoft.com/office/word/2006/wordml" xmlns:wps="http://schemas.microsoft.com/office/word/2010/wordprocessingShape" mc:Ignorable="w14 wp14">
-  <w:docDefaults>
-    <w:rPrDefault>
-      <w:rPr>
-        <w:rFonts w:asciiTheme="minorHAnsi" w:eastAsiaTheme="minorHAnsi" w:hAnsiTheme="minorHAnsi" w:cstheme="minorBidi"/>
-        <w:sz w:val="22"/>
-        <w:szCs w:val="22"/>
-        <w:lang w:val="en-IN" w:eastAsia="en-US" w:bidi="ar-SA"/>
-      </w:rPr>
-    </w:rPrDefault>
-    <w:pPrDefault>
-      <w:pPr>
-        <w:spacing w:after="200" w:line="276" w:lineRule="auto"/>
-      </w:pPr>
-    </w:pPrDefault>
-  </w:docDefaults>
-  <w:latentStyles w:defLockedState="0" w:defUIPriority="99" w:defSemiHidden="1" w:defUnhideWhenUsed="1" w:defQFormat="0" w:count="267">
-    <w:lsdException w:name="Normal" w:semiHidden="0" w:uiPriority="0" w:unhideWhenUsed="0" w:qFormat="1"/>
-    <w:lsdException w:name="heading 1" w:semiHidden="0" w:uiPriority="9" w:unhideWhenUsed="0" w:qFormat="1"/>
-    <w:lsdException w:name="heading 2" w:uiPriority="9" w:qFormat="1"/>
-    <w:lsdException w:name="heading 3" w:uiPriority="9" w:qFormat="1"/>
-    <w:lsdException w:name="heading 4" w:uiPriority="9" w:qFormat="1"/>
-    <w:lsdException w:name="heading 5" w:uiPriority="9" w:qFormat="1"/>
-    <w:lsdException w:name="heading 6" w:uiPriority="9" w:qFormat="1"/>
-    <w:lsdException w:name="heading 7" w:uiPriority="9" w:qFormat="1"/>
-    <w:lsdException w:name="heading 8" w:uiPriority="9" w:qFormat="1"/>
-    <w:lsdException w:name="heading 9" w:uiPriority="9" w:qFormat="1"/>
-    <w:lsdException w:name="toc 1" w:uiPriority="39"/>
-    <w:lsdException w:name="toc 2" w:uiPriority="39"/>
-    <w:lsdException w:name="toc 3" w:uiPriority="39"/>
-    <w:lsdException w:name="toc 4" w:uiPriority="39"/>
-    <w:lsdException w:name="toc 5" w:uiPriority="39"/>
-    <w:lsdException w:name="toc 6" w:uiPriority="39"/>
-    <w:lsdException w:name="toc 7" w:uiPriority="39"/>
-    <w:lsdException w:name="toc 8" w:uiPriority="39"/>
-    <w:lsdException w:name="toc 9" w:uiPriority="39"/>
-    <w:lsdException w:name="caption" w:uiPriority="35" w:qFormat="1"/>
-    <w:lsdException w:name="Title" w:semiHidden="0" w:uiPriority="10" w:unhideWhenUsed="0" w:qFormat="1"/>
-    <w:lsdException w:name="Default Paragraph Font" w:uiPriority="1"/>
-    <w:lsdException w:name="Subtitle" w:semiHidden="0" w:uiPriority="11" w:unhideWhenUsed="0" w:qFormat="1"/>
-    <w:lsdException w:name="Strong" w:semiHidden="0" w:uiPriority="22" w:unhideWhenUsed="0" w:qFormat="1"/>
-    <w:lsdException w:name="Emphasis" w:semiHidden="0" w:uiPriority="20" w:unhideWhenUsed="0" w:qFormat="1"/>
-    <w:lsdException w:name="Table Grid" w:semiHidden="0" w:uiPriority="59" w:unhideWhenUsed="0"/>
-    <w:lsdException w:name="Placeholder Text" w:unhideWhenUsed="0"/>
-    <w:lsdException w:name="No Spacing" w:semiHidden="0" w:uiPriority="1" w:unhideWhenUsed="0" w:qFormat="1"/>
-    <w:lsdException w:name="Light Shading" w:semiHidden="0" w:uiPriority="60" w:unhideWhenUsed="0"/>
-    <w:lsdException w:name="Light List" w:semiHidden="0" w:uiPriority="61" w:unhideWhenUsed="0"/>
-    <w:lsdException w:name="Light Grid" w:semiHidden="0" w:uiPriority="62" w:unhideWhenUsed="0"/>
-    <w:lsdException w:name="Medium Shading 1" w:semiHidden="0" w:uiPriority="63" w:unhideWhenUsed="0"/>
-    <w:lsdException w:name="Medium Shading 2" w:semiHidden="0" w:uiPriority="64" w:unhideWhenUsed="0"/>
-    <w:lsdException w:name="Medium List 1" w:semiHidden="0" w:uiPriority="65" w:unhideWhenUsed="0"/>
-    <w:lsdException w:name="Medium List 2" w:semiHidden="0" w:uiPriority="66" w:unhideWhenUsed="0"/>
-    <w:lsdException w:name="Medium Grid 1" w:semiHidden="0" w:uiPriority="67" w:unhideWhenUsed="0"/>
-    <w:lsdException w:name="Medium Grid 2" w:semiHidden="0" w:uiPriority="68" w:unhideWhenUsed="0"/>
-    <w:lsdException w:name="Medium Grid 3" w:semiHidden="0" w:uiPriority="69" w:unhideWhenUsed="0"/>
-    <w:lsdException w:name="Dark List" w:semiHidden="0" w:uiPriority="70" w:unhideWhenUsed="0"/>
-    <w:lsdException w:name="Colorful Shading" w:semiHidden="0" w:uiPriority="71" w:unhideWhenUsed="0"/>
-    <w:lsdException w:name="Colorful List" w:semiHidden="0" w:uiPriority="72" w:unhideWhenUsed="0"/>
-    <w:lsdException w:name="Colorful Grid" w:semiHidden="0" w:uiPriority="73" w:unhideWhenUsed="0"/>
-    <w:lsdException w:name="Light Shading Accent 1" w:semiHidden="0" w:uiPriority="60" w:unhideWhenUsed="0"/>
-    <w:lsdException w:name="Light List Accent 1" w:semiHidden="0" w:uiPriority="61" w:unhideWhenUsed="0"/>
-    <w:lsdException w:name="Light Grid Accent 1" w:semiHidden="0" w:uiPriority="62" w:unhideWhenUsed="0"/>
-    <w:lsdException w:name="Medium Shading 1 Accent 1" w:semiHidden="0" w:uiPriority="63" w:unhideWhenUsed="0"/>
-    <w:lsdException w:name="Medium Shading 2 Accent 1" w:semiHidden="0" w:uiPriority="64" w:unhideWhenUsed="0"/>
-    <w:lsdException w:name="Medium List 1 Accent 1" w:semiHidden="0" w:uiPriority="65" w:unhideWhenUsed="0"/>
-    <w:lsdException w:name="Revision" w:unhideWhenUsed="0"/>
-    <w:lsdException w:name="List Paragraph" w:semiHidden="0" w:uiPriority="34" w:unhideWhenUsed="0" w:qFormat="1"/>
-    <w:lsdException w:name="Quote" w:semiHidden="0" w:uiPriority="29" w:unhideWhenUsed="0" w:qFormat="1"/>
-    <w:lsdException w:name="Intense Quote" w:semiHidden="0" w:uiPriority="30" w:unhideWhenUsed="0" w:qFormat="1"/>
-    <w:lsdException w:name="Medium List 2 Accent 1" w:semiHidden="0" w:uiPriority="66" w:unhideWhenUsed="0"/>
-    <w:lsdException w:name="Medium Grid 1 Accent 1" w:semiHidden="0" w:uiPriority="67" w:unhideWhenUsed="0"/>
-    <w:lsdException w:name="Medium Grid 2 Accent 1" w:semiHidden="0" w:uiPriority="68" w:unhideWhenUsed="0"/>
-    <w:lsdException w:name="Medium Grid 3 Accent 1" w:semiHidden="0" w:uiPriority="69" w:unhideWhenUsed="0"/>
-    <w:lsdException w:name="Dark List Accent 1" w:semiHidden="0" w:uiPriority="70" w:unhideWhenUsed="0"/>
-    <w:lsdException w:name="Colorful Shading Accent 1" w:semiHidden="0" w:uiPriority="71" w:unhideWhenUsed="0"/>
-    <w:lsdException w:name="Colorful List Accent 1" w:semiHidden="0" w:uiPriority="72" w:unhideWhenUsed="0"/>
-    <w:lsdException w:name="Colorful Grid Accent 1" w:semiHidden="0" w:uiPriority="73" w:unhideWhenUsed="0"/>
-    <w:lsdException w:name="Light Shading Accent 2" w:semiHidden="0" w:uiPriority="60" w:unhideWhenUsed="0"/>
-    <w:lsdException w:name="Light List Accent 2" w:semiHidden="0" w:uiPriority="61" w:unhideWhenUsed="0"/>
-    <w:lsdException w:name="Light Grid Accent 2" w:semiHidden="0" w:uiPriority="62" w:unhideWhenUsed="0"/>
-    <w:lsdException w:name="Medium Shading 1 Accent 2" w:semiHidden="0" w:uiPriority="63" w:unhideWhenUsed="0"/>
-    <w:lsdException w:name="Medium Shading 2 Accent 2" w:semiHidden="0" w:uiPriority="64" w:unhideWhenUsed="0"/>
-    <w:lsdException w:name="Medium List 1 Accent 2" w:semiHidden="0" w:uiPriority="65" w:unhideWhenUsed="0"/>
-    <w:lsdException w:name="Medium List 2 Accent 2" w:semiHidden="0" w:uiPriority="66" w:unhideWhenUsed="0"/>
-    <w:lsdException w:name="Medium Grid 1 Accent 2" w:semiHidden="0" w:uiPriority="67" w:unhideWhenUsed="0"/>
-    <w:lsdException w:name="Medium Grid 2 Accent 2" w:semiHidden="0" w:uiPriority="68" w:unhideWhenUsed="0"/>
-    <w:lsdException w:name="Medium Grid 3 Accent 2" w:semiHidden="0" w:uiPriority="69" w:unhideWhenUsed="0"/>
-    <w:lsdException w:name="Dark List Accent 2" w:semiHidden="0" w:uiPriority="70" w:unhideWhenUsed="0"/>
-    <w:lsdException w:name="Colorful Shading Accent 2" w:semiHidden="0" w:uiPriority="71" w:unhideWhenUsed="0"/>
-    <w:lsdException w:name="Colorful List Accent 2" w:semiHidden="0" w:uiPriority="72" w:unhideWhenUsed="0"/>
-    <w:lsdException w:name="Colorful Grid Accent 2" w:semiHidden="0" w:uiPriority="73" w:unhideWhenUsed="0"/>
-    <w:lsdException w:name="Light Shading Accent 3" w:semiHidden="0" w:uiPriority="60" w:unhideWhenUsed="0"/>
-    <w:lsdException w:name="Light List Accent 3" w:semiHidden="0" w:uiPriority="61" w:unhideWhenUsed="0"/>
-    <w:lsdException w:name="Light Grid Accent 3" w:semiHidden="0" w:uiPriority="62" w:unhideWhenUsed="0"/>
-    <w:lsdException w:name="Medium Shading 1 Accent 3" w:semiHidden="0" w:uiPriority="63" w:unhideWhenUsed="0"/>
-    <w:lsdException w:name="Medium Shading 2 Accent 3" w:semiHidden="0" w:uiPriority="64" w:unhideWhenUsed="0"/>
-    <w:lsdException w:name="Medium List 1 Accent 3" w:semiHidden="0" w:uiPriority="65" w:unhideWhenUsed="0"/>
-    <w:lsdException w:name="Medium List 2 Accent 3" w:semiHidden="0" w:uiPriority="66" w:unhideWhenUsed="0"/>
-    <w:lsdException w:name="Medium Grid 1 Accent 3" w:semiHidden="0" w:uiPriority="67" w:unhideWhenUsed="0"/>
-    <w:lsdException w:name="Medium Grid 2 Accent 3" w:semiHidden="0" w:uiPriority="68" w:unhideWhenUsed="0"/>
-    <w:lsdException w:name="Medium Grid 3 Accent 3" w:semiHidden="0" w:uiPriority="69" w:unhideWhenUsed="0"/>
-    <w:lsdException w:name="Dark List Accent 3" w:semiHidden="0" w:uiPriority="70" w:unhideWhenUsed="0"/>
-    <w:lsdException w:name="Colorful Shading Accent 3" w:semiHidden="0" w:uiPriority="71" w:unhideWhenUsed="0"/>
-    <w:lsdException w:name="Colorful List Accent 3" w:semiHidden="0" w:uiPriority="72" w:unhideWhenUsed="0"/>
-    <w:lsdException w:name="Colorful Grid Accent 3" w:semiHidden="0" w:uiPriority="73" w:unhideWhenUsed="0"/>
-    <w:lsdException w:name="Light Shading Accent 4" w:semiHidden="0" w:uiPriority="60" w:unhideWhenUsed="0"/>
-    <w:lsdException w:name="Light List Accent 4" w:semiHidden="0" w:uiPriority="61" w:unhideWhenUsed="0"/>
-    <w:lsdException w:name="Light Grid Accent 4" w:semiHidden="0" w:uiPriority="62" w:unhideWhenUsed="0"/>
-    <w:lsdException w:name="Medium Shading 1 Accent 4" w:semiHidden="0" w:uiPriority="63" w:unhideWhenUsed="0"/>
-    <w:lsdException w:name="Medium Shading 2 Accent 4" w:semiHidden="0" w:uiPriority="64" w:unhideWhenUsed="0"/>
-    <w:lsdException w:name="Medium List 1 Accent 4" w:semiHidden="0" w:uiPriority="65" w:unhideWhenUsed="0"/>
-    <w:lsdException w:name="Medium List 2 Accent 4" w:semiHidden="0" w:uiPriority="66" w:unhideWhenUsed="0"/>
-    <w:lsdException w:name="Medium Grid 1 Accent 4" w:semiHidden="0" w:uiPriority="67" w:unhideWhenUsed="0"/>
-    <w:lsdException w:name="Medium Grid 2 Accent 4" w:semiHidden="0" w:uiPriority="68" w:unhideWhenUsed="0"/>
-    <w:lsdException w:name="Medium Grid 3 Accent 4" w:semiHidden="0" w:uiPriority="69" w:unhideWhenUsed="0"/>
-    <w:lsdException w:name="Dark List Accent 4" w:semiHidden="0" w:uiPriority="70" w:unhideWhenUsed="0"/>
-    <w:lsdException w:name="Colorful Shading Accent 4" w:semiHidden="0" w:uiPriority="71" w:unhideWhenUsed="0"/>
-    <w:lsdException w:name="Colorful List Accent 4" w:semiHidden="0" w:uiPriority="72" w:unhideWhenUsed="0"/>
-    <w:lsdException w:name="Colorful Grid Accent 4" w:semiHidden="0" w:uiPriority="73" w:unhideWhenUsed="0"/>
-    <w:lsdException w:name="Light Shading Accent 5" w:semiHidden="0" w:uiPriority="60" w:unhideWhenUsed="0"/>
-    <w:lsdException w:name="Light List Accent 5" w:semiHidden="0" w:uiPriority="61" w:unhideWhenUsed="0"/>
-    <w:lsdException w:name="Light Grid Accent 5" w:semiHidden="0" w:uiPriority="62" w:unhideWhenUsed="0"/>
-    <w:lsdException w:name="Medium Shading 1 Accent 5" w:semiHidden="0" w:uiPriority="63" w:unhideWhenUsed="0"/>
-    <w:lsdException w:name="Medium Shading 2 Accent 5" w:semiHidden="0" w:uiPriority="64" w:unhideWhenUsed="0"/>
-    <w:lsdException w:name="Medium List 1 Accent 5" w:semiHidden="0" w:uiPriority="65" w:unhideWhenUsed="0"/>
-    <w:lsdException w:name="Medium List 2 Accent 5" w:semiHidden="0" w:uiPriority="66" w:unhideWhenUsed="0"/>
-    <w:lsdException w:name="Medium Grid 1 Accent 5" w:semiHidden="0" w:uiPriority="67" w:unhideWhenUsed="0"/>
-    <w:lsdException w:name="Medium Grid 2 Accent 5" w:semiHidden="0" w:uiPriority="68" w:unhideWhenUsed="0"/>
-    <w:lsdException w:name="Medium Grid 3 Accent 5" w:semiHidden="0" w:uiPriority="69" w:unhideWhenUsed="0"/>
-    <w:lsdException w:name="Dark List Accent 5" w:semiHidden="0" w:uiPriority="70" w:unhideWhenUsed="0"/>
-    <w:lsdException w:name="Colorful Shading Accent 5" w:semiHidden="0" w:uiPriority="71" w:unhideWhenUsed="0"/>
-    <w:lsdException w:name="Colorful List Accent 5" w:semiHidden="0" w:uiPriority="72" w:unhideWhenUsed="0"/>
-    <w:lsdException w:name="Colorful Grid Accent 5" w:semiHidden="0" w:uiPriority="73" w:unhideWhenUsed="0"/>
-    <w:lsdException w:name="Light Shading Accent 6" w:semiHidden="0" w:uiPriority="60" w:unhideWhenUsed="0"/>
-    <w:lsdException w:name="Light List Accent 6" w:semiHidden="0" w:uiPriority="61" w:unhideWhenUsed="0"/>
-    <w:lsdException w:name="Light Grid Accent 6" w:semiHidden="0" w:uiPriority="62" w:unhideWhenUsed="0"/>
-    <w:lsdException w:name="Medium Shading 1 Accent 6" w:semiHidden="0" w:uiPriority="63" w:unhideWhenUsed="0"/>
-    <w:lsdException w:name="Medium Shading 2 Accent 6" w:semiHidden="0" w:uiPriority="64" w:unhideWhenUsed="0"/>
-    <w:lsdException w:name="Medium List 1 Accent 6" w:semiHidden="0" w:uiPriority="65" w:unhideWhenUsed="0"/>
-    <w:lsdException w:name="Medium List 2 Accent 6" w:semiHidden="0" w:uiPriority="66" w:unhideWhenUsed="0"/>
-    <w:lsdException w:name="Medium Grid 1 Accent 6" w:semiHidden="0" w:uiPriority="67" w:unhideWhenUsed="0"/>
-    <w:lsdException w:name="Medium Grid 2 Accent 6" w:semiHidden="0" w:uiPriority="68" w:unhideWhenUsed="0"/>
-    <w:lsdException w:name="Medium Grid 3 Accent 6" w:semiHidden="0" w:uiPriority="69" w:unhideWhenUsed="0"/>
-    <w:lsdException w:name="Dark List Accent 6" w:semiHidden="0" w:uiPriority="70" w:unhideWhenUsed="0"/>
-    <w:lsdException w:name="Colorful Shading Accent 6" w:semiHidden="0" w:uiPriority="71" w:unhideWhenUsed="0"/>
-    <w:lsdException w:name="Colorful List Accent 6" w:semiHidden="0" w:uiPriority="72" w:unhideWhenUsed="0"/>
-    <w:lsdException w:name="Colorful Grid Accent 6" w:semiHidden="0" w:uiPriority="73" w:unhideWhenUsed="0"/>
-    <w:lsdException w:name="Subtle Emphasis" w:semiHidden="0" w:uiPriority="19" w:unhideWhenUsed="0" w:qFormat="1"/>
-    <w:lsdException w:name="Intense Emphasis" w:semiHidden="0" w:uiPriority="21" w:unhideWhenUsed="0" w:qFormat="1"/>
-    <w:lsdException w:name="Subtle Reference" w:semiHidden="0" w:uiPriority="31" w:unhideWhenUsed="0" w:qFormat="1"/>
-    <w:lsdException w:name="Intense Reference" w:semiHidden="0" w:uiPriority="32" w:unhideWhenUsed="0" w:qFormat="1"/>
-    <w:lsdException w:name="Book Title" w:semiHidden="0" w:uiPriority="33" w:unhideWhenUsed="0" w:qFormat="1"/>
-    <w:lsdException w:name="Bibliography" w:uiPriority="37"/>
-    <w:lsdException w:name="TOC Heading" w:uiPriority="39" w:qFormat="1"/>
-  </w:latentStyles>
-  <w:style w:type="paragraph" w:default="1" w:styleId="Normal">
-    <w:name w:val="Normal"/>
-    <w:qFormat/>
-  </w:style>
-  <w:style w:type="paragraph" w:styleId="Heading1">
-    <w:name w:val="heading 1"/>
-    <w:basedOn w:val="Normal"/>
-    <w:link w:val="Heading1Char"/>
-    <w:uiPriority w:val="9"/>
-    <w:qFormat/>
-    <w:rsid w:val="009A74F9"/>
-    <w:pPr>
-      <w:spacing w:before="100" w:beforeAutospacing="1" w:after="100" w:afterAutospacing="1" w:line="240" w:lineRule="auto"/>
-      <w:outlineLvl w:val="0"/>
-    </w:pPr>
-    <w:rPr>
-      <w:rFonts w:ascii="Times New Roman" w:eastAsia="Times New Roman" w:hAnsi="Times New Roman" w:cs="Times New Roman"/>
-      <w:b/>
-      <w:bCs/>
-      <w:kern w:val="36"/>
-      <w:sz w:val="48"/>
-      <w:szCs w:val="48"/>
-      <w:lang w:eastAsia="en-IN"/>
-    </w:rPr>
-  </w:style>
-  <w:style w:type="paragraph" w:styleId="Heading2">
-    <w:name w:val="heading 2"/>
-    <w:basedOn w:val="Normal"/>
-    <w:link w:val="Heading2Char"/>
-    <w:uiPriority w:val="9"/>
-    <w:qFormat/>
-    <w:rsid w:val="009A74F9"/>
-    <w:pPr>
-      <w:spacing w:before="100" w:beforeAutospacing="1" w:after="100" w:afterAutospacing="1" w:line="240" w:lineRule="auto"/>
-      <w:outlineLvl w:val="1"/>
-    </w:pPr>
-    <w:rPr>
-      <w:rFonts w:ascii="Times New Roman" w:eastAsia="Times New Roman" w:hAnsi="Times New Roman" w:cs="Times New Roman"/>
-      <w:b/>
-      <w:bCs/>
-      <w:sz w:val="36"/>
-      <w:szCs w:val="36"/>
-      <w:lang w:eastAsia="en-IN"/>
-    </w:rPr>
-  </w:style>
-  <w:style w:type="paragraph" w:styleId="Heading3">
-    <w:name w:val="heading 3"/>
-    <w:basedOn w:val="Normal"/>
-    <w:link w:val="Heading3Char"/>
-    <w:uiPriority w:val="9"/>
-    <w:qFormat/>
-    <w:rsid w:val="009A74F9"/>
-    <w:pPr>
-      <w:spacing w:before="100" w:beforeAutospacing="1" w:after="100" w:afterAutospacing="1" w:line="240" w:lineRule="auto"/>
-      <w:outlineLvl w:val="2"/>
-    </w:pPr>
-    <w:rPr>
-      <w:rFonts w:ascii="Times New Roman" w:eastAsia="Times New Roman" w:hAnsi="Times New Roman" w:cs="Times New Roman"/>
-      <w:b/>
-      <w:bCs/>
-      <w:sz w:val="27"/>
-      <w:szCs w:val="27"/>
-      <w:lang w:eastAsia="en-IN"/>
-    </w:rPr>
-  </w:style>
-  <w:style w:type="character" w:default="1" w:styleId="DefaultParagraphFont">
-    <w:name w:val="Default Paragraph Font"/>
-    <w:uiPriority w:val="1"/>
-    <w:semiHidden/>
-    <w:unhideWhenUsed/>
-  </w:style>
-  <w:style w:type="table" w:default="1" w:styleId="TableNormal">
-    <w:name w:val="Normal Table"/>
-    <w:uiPriority w:val="99"/>
-    <w:semiHidden/>
-    <w:unhideWhenUsed/>
-    <w:tblPr>
-      <w:tblInd w:w="0" w:type="dxa"/>
-      <w:tblCellMar>
-        <w:top w:w="0" w:type="dxa"/>
-        <w:left w:w="108" w:type="dxa"/>
-        <w:bottom w:w="0" w:type="dxa"/>
-        <w:right w:w="108" w:type="dxa"/>
-      </w:tblCellMar>
-    </w:tblPr>
-  </w:style>
-  <w:style w:type="numbering" w:default="1" w:styleId="NoList">
-    <w:name w:val="No List"/>
-    <w:uiPriority w:val="99"/>
-    <w:semiHidden/>
-    <w:unhideWhenUsed/>
-  </w:style>
-  <w:style w:type="table" w:styleId="TableGrid">
-    <w:name w:val="Table Grid"/>
-    <w:basedOn w:val="TableNormal"/>
-    <w:uiPriority w:val="59"/>
-    <w:rsid w:val="00324FEE"/>
-    <w:pPr>
-      <w:spacing w:after="0" w:line="240" w:lineRule="auto"/>
-    </w:pPr>
-    <w:tblPr>
-      <w:tblInd w:w="0" w:type="dxa"/>
-      <w:tblBorders>
-        <w:top w:val="single" w:sz="4" w:space="0" w:color="auto"/>
-        <w:left w:val="single" w:sz="4" w:space="0" w:color="auto"/>
-        <w:bottom w:val="single" w:sz="4" w:space="0" w:color="auto"/>
-        <w:right w:val="single" w:sz="4" w:space="0" w:color="auto"/>
-        <w:insideH w:val="single" w:sz="4" w:space="0" w:color="auto"/>
-        <w:insideV w:val="single" w:sz="4" w:space="0" w:color="auto"/>
-      </w:tblBorders>
-      <w:tblCellMar>
-        <w:top w:w="0" w:type="dxa"/>
-        <w:left w:w="108" w:type="dxa"/>
-        <w:bottom w:w="0" w:type="dxa"/>
-        <w:right w:w="108" w:type="dxa"/>
-      </w:tblCellMar>
     </w:tblPr>
   </w:style>
   <w:style w:type="character" w:customStyle="1" w:styleId="Heading1Char">
